--- a/build/docx/practice-report-draft-1.docx
+++ b/build/docx/practice-report-draft-1.docx
@@ -15,7 +15,7 @@
           <w:i w:val="0"/>
           <w:sz w:val="22"/>
         </w:rPr>
-        <w:t>МИНИСТЕРСТВО НАУКИ И ВЫСШЕГО ОБРАЗОВАНИЯ РОССИЙСКОЙ ФЕДЕРАЦИИ</w:t>
+        <w:t>МИНИСТЕРСТВО ОБРАЗОВАНИЯ И НАУКИ РОССИЙСКОЙ ФЕДЕРАЦИИ</w:t>
       </w:r>
     </w:p>
     <w:p>
@@ -47,7 +47,7 @@
           <w:i w:val="0"/>
           <w:sz w:val="22"/>
         </w:rPr>
-        <w:t>«САНКТ-ПЕТЕРБУРГСКИЙ ГОСУДАРСТВЕННЫЙ УНИВЕРСИТЕТ</w:t>
+        <w:t>«Санкт-Петербургский государственный университет</w:t>
       </w:r>
     </w:p>
     <w:p>
@@ -63,12 +63,12 @@
           <w:i w:val="0"/>
           <w:sz w:val="22"/>
         </w:rPr>
-        <w:t>АЭРОКОСМИЧЕСКОГО ПРИБОРОСТРОЕНИЯ»</w:t>
-      </w:r>
-    </w:p>
-    <w:p>
-      <w:pPr>
-        <w:spacing w:line="276" w:lineRule="auto" w:after="160"/>
+        <w:t>аэрокосмического приборостроения»</w:t>
+      </w:r>
+    </w:p>
+    <w:p>
+      <w:pPr>
+        <w:spacing w:line="276" w:lineRule="auto" w:after="360"/>
         <w:ind w:firstLine="0"/>
         <w:jc w:val="center"/>
       </w:pPr>
@@ -124,7 +124,7 @@
               <w:rPr>
                 <w:rFonts w:ascii="Times New Roman" w:hAnsi="Times New Roman" w:eastAsia="Times New Roman"/>
                 <w:b/>
-                <w:sz w:val="20"/>
+                <w:sz w:val="22"/>
               </w:rPr>
               <w:t>ОТЧЕТ ПО ПРАКТИКЕ</w:t>
             </w:r>
@@ -160,7 +160,7 @@
               <w:rPr>
                 <w:rFonts w:ascii="Times New Roman" w:hAnsi="Times New Roman" w:eastAsia="Times New Roman"/>
                 <w:b w:val="0"/>
-                <w:sz w:val="20"/>
+                <w:sz w:val="22"/>
               </w:rPr>
               <w:t>ЗАЩИЩЕН С ОЦЕНКОЙ</w:t>
             </w:r>
@@ -407,72 +407,10 @@
           </w:p>
         </w:tc>
       </w:tr>
-      <w:tr>
-        <w:tc>
-          <w:tcPr>
-            <w:tcW w:type="dxa" w:w="3969"/>
-            <w:tcBorders>
-              <w:top w:val="nil"/>
-              <w:left w:val="nil"/>
-              <w:bottom w:val="nil"/>
-              <w:right w:val="nil"/>
-              <w:insideH w:val="nil"/>
-              <w:insideV w:val="nil"/>
-            </w:tcBorders>
-            <w:tcMar>
-              <w:top w:w="0" w:type="dxa"/>
-              <w:left w:w="0" w:type="dxa"/>
-              <w:bottom w:w="0" w:type="dxa"/>
-              <w:right w:w="0" w:type="dxa"/>
-            </w:tcMar>
-          </w:tcPr>
-          <w:p/>
-        </w:tc>
-        <w:tc>
-          <w:tcPr>
-            <w:tcW w:type="dxa" w:w="2268"/>
-            <w:tcBorders>
-              <w:top w:val="nil"/>
-              <w:left w:val="nil"/>
-              <w:bottom w:val="nil"/>
-              <w:right w:val="nil"/>
-              <w:insideH w:val="nil"/>
-              <w:insideV w:val="nil"/>
-            </w:tcBorders>
-            <w:tcMar>
-              <w:top w:w="0" w:type="dxa"/>
-              <w:left w:w="0" w:type="dxa"/>
-              <w:bottom w:w="0" w:type="dxa"/>
-              <w:right w:w="0" w:type="dxa"/>
-            </w:tcMar>
-          </w:tcPr>
-          <w:p/>
-        </w:tc>
-        <w:tc>
-          <w:tcPr>
-            <w:tcW w:type="dxa" w:w="2835"/>
-            <w:tcBorders>
-              <w:top w:val="nil"/>
-              <w:left w:val="nil"/>
-              <w:bottom w:val="nil"/>
-              <w:right w:val="nil"/>
-              <w:insideH w:val="nil"/>
-              <w:insideV w:val="nil"/>
-            </w:tcBorders>
-            <w:tcMar>
-              <w:top w:w="0" w:type="dxa"/>
-              <w:left w:w="0" w:type="dxa"/>
-              <w:bottom w:w="0" w:type="dxa"/>
-              <w:right w:w="0" w:type="dxa"/>
-            </w:tcMar>
-          </w:tcPr>
-          <w:p/>
-        </w:tc>
-      </w:tr>
     </w:tbl>
     <w:p>
       <w:pPr>
-        <w:spacing w:line="240" w:lineRule="auto" w:before="0" w:after="240"/>
+        <w:spacing w:line="240" w:lineRule="auto" w:before="0" w:after="480"/>
         <w:ind w:firstLine="0"/>
       </w:pPr>
     </w:p>
@@ -533,7 +471,7 @@
               <w:rPr>
                 <w:rFonts w:ascii="Times New Roman" w:hAnsi="Times New Roman" w:eastAsia="Times New Roman"/>
                 <w:b w:val="0"/>
-                <w:sz w:val="16"/>
+                <w:sz w:val="20"/>
               </w:rPr>
               <w:t>вид практики</w:t>
             </w:r>
@@ -642,7 +580,115 @@
               <w:rPr>
                 <w:rFonts w:ascii="Times New Roman" w:hAnsi="Times New Roman" w:eastAsia="Times New Roman"/>
                 <w:b w:val="0"/>
-                <w:sz w:val="16"/>
+                <w:sz w:val="14"/>
+              </w:rPr>
+            </w:r>
+          </w:p>
+        </w:tc>
+        <w:tc>
+          <w:tcPr>
+            <w:tcW w:type="dxa" w:w="2948"/>
+            <w:tcBorders>
+              <w:top w:val="nil"/>
+              <w:left w:val="nil"/>
+              <w:bottom w:val="nil"/>
+              <w:right w:val="nil"/>
+              <w:insideH w:val="nil"/>
+              <w:insideV w:val="nil"/>
+            </w:tcBorders>
+            <w:tcMar>
+              <w:top w:w="0" w:type="dxa"/>
+              <w:left w:w="0" w:type="dxa"/>
+              <w:bottom w:w="0" w:type="dxa"/>
+              <w:right w:w="0" w:type="dxa"/>
+            </w:tcMar>
+            <w:vAlign w:val="center"/>
+          </w:tcPr>
+          <w:p>
+            <w:pPr>
+              <w:spacing w:line="240" w:lineRule="auto" w:before="0" w:after="0"/>
+              <w:ind w:firstLine="0"/>
+              <w:jc w:val="center"/>
+            </w:pPr>
+            <w:r/>
+            <w:r>
+              <w:rPr>
+                <w:rFonts w:ascii="Times New Roman" w:hAnsi="Times New Roman" w:eastAsia="Times New Roman"/>
+                <w:b w:val="0"/>
+                <w:sz w:val="14"/>
+              </w:rPr>
+              <w:t>вид практики</w:t>
+            </w:r>
+          </w:p>
+        </w:tc>
+        <w:tc>
+          <w:tcPr>
+            <w:tcW w:type="dxa" w:w="2948"/>
+            <w:tcBorders>
+              <w:top w:val="nil"/>
+              <w:left w:val="nil"/>
+              <w:bottom w:val="nil"/>
+              <w:right w:val="nil"/>
+              <w:insideH w:val="nil"/>
+              <w:insideV w:val="nil"/>
+            </w:tcBorders>
+            <w:tcMar>
+              <w:top w:w="0" w:type="dxa"/>
+              <w:left w:w="0" w:type="dxa"/>
+              <w:bottom w:w="0" w:type="dxa"/>
+              <w:right w:w="0" w:type="dxa"/>
+            </w:tcMar>
+            <w:vAlign w:val="center"/>
+          </w:tcPr>
+          <w:p>
+            <w:pPr>
+              <w:spacing w:line="240" w:lineRule="auto" w:before="0" w:after="0"/>
+              <w:ind w:firstLine="0"/>
+              <w:jc w:val="center"/>
+            </w:pPr>
+            <w:r/>
+            <w:r>
+              <w:rPr>
+                <w:rFonts w:ascii="Times New Roman" w:hAnsi="Times New Roman" w:eastAsia="Times New Roman"/>
+                <w:b w:val="0"/>
+                <w:sz w:val="14"/>
+              </w:rPr>
+            </w:r>
+          </w:p>
+        </w:tc>
+      </w:tr>
+      <w:tr>
+        <w:tc>
+          <w:tcPr>
+            <w:tcW w:type="dxa" w:w="2948"/>
+            <w:tcBorders>
+              <w:top w:val="nil"/>
+              <w:left w:val="nil"/>
+              <w:bottom w:val="nil"/>
+              <w:right w:val="nil"/>
+              <w:insideH w:val="nil"/>
+              <w:insideV w:val="nil"/>
+            </w:tcBorders>
+            <w:tcMar>
+              <w:top w:w="0" w:type="dxa"/>
+              <w:left w:w="0" w:type="dxa"/>
+              <w:bottom w:w="0" w:type="dxa"/>
+              <w:right w:w="0" w:type="dxa"/>
+            </w:tcMar>
+            <w:vAlign w:val="center"/>
+          </w:tcPr>
+          <w:p>
+            <w:pPr>
+              <w:spacing w:line="240" w:lineRule="auto" w:before="0" w:after="0"/>
+              <w:ind w:firstLine="0"/>
+              <w:jc w:val="center"/>
+            </w:pPr>
+            <w:r/>
+            <w:r>
+              <w:rPr>
+                <w:rFonts w:ascii="Times New Roman" w:hAnsi="Times New Roman" w:eastAsia="Times New Roman"/>
+                <w:b w:val="0"/>
+                <w:sz w:val="20"/>
               </w:rPr>
               <w:t>тип практики</w:t>
             </w:r>
@@ -751,7 +797,115 @@
               <w:rPr>
                 <w:rFonts w:ascii="Times New Roman" w:hAnsi="Times New Roman" w:eastAsia="Times New Roman"/>
                 <w:b w:val="0"/>
-                <w:sz w:val="16"/>
+                <w:sz w:val="14"/>
+              </w:rPr>
+            </w:r>
+          </w:p>
+        </w:tc>
+        <w:tc>
+          <w:tcPr>
+            <w:tcW w:type="dxa" w:w="2948"/>
+            <w:tcBorders>
+              <w:top w:val="nil"/>
+              <w:left w:val="nil"/>
+              <w:bottom w:val="nil"/>
+              <w:right w:val="nil"/>
+              <w:insideH w:val="nil"/>
+              <w:insideV w:val="nil"/>
+            </w:tcBorders>
+            <w:tcMar>
+              <w:top w:w="0" w:type="dxa"/>
+              <w:left w:w="0" w:type="dxa"/>
+              <w:bottom w:w="0" w:type="dxa"/>
+              <w:right w:w="0" w:type="dxa"/>
+            </w:tcMar>
+            <w:vAlign w:val="center"/>
+          </w:tcPr>
+          <w:p>
+            <w:pPr>
+              <w:spacing w:line="240" w:lineRule="auto" w:before="0" w:after="0"/>
+              <w:ind w:firstLine="0"/>
+              <w:jc w:val="center"/>
+            </w:pPr>
+            <w:r/>
+            <w:r>
+              <w:rPr>
+                <w:rFonts w:ascii="Times New Roman" w:hAnsi="Times New Roman" w:eastAsia="Times New Roman"/>
+                <w:b w:val="0"/>
+                <w:sz w:val="14"/>
+              </w:rPr>
+              <w:t>тип практики</w:t>
+            </w:r>
+          </w:p>
+        </w:tc>
+        <w:tc>
+          <w:tcPr>
+            <w:tcW w:type="dxa" w:w="2948"/>
+            <w:tcBorders>
+              <w:top w:val="nil"/>
+              <w:left w:val="nil"/>
+              <w:bottom w:val="nil"/>
+              <w:right w:val="nil"/>
+              <w:insideH w:val="nil"/>
+              <w:insideV w:val="nil"/>
+            </w:tcBorders>
+            <w:tcMar>
+              <w:top w:w="0" w:type="dxa"/>
+              <w:left w:w="0" w:type="dxa"/>
+              <w:bottom w:w="0" w:type="dxa"/>
+              <w:right w:w="0" w:type="dxa"/>
+            </w:tcMar>
+            <w:vAlign w:val="center"/>
+          </w:tcPr>
+          <w:p>
+            <w:pPr>
+              <w:spacing w:line="240" w:lineRule="auto" w:before="0" w:after="0"/>
+              <w:ind w:firstLine="0"/>
+              <w:jc w:val="center"/>
+            </w:pPr>
+            <w:r/>
+            <w:r>
+              <w:rPr>
+                <w:rFonts w:ascii="Times New Roman" w:hAnsi="Times New Roman" w:eastAsia="Times New Roman"/>
+                <w:b w:val="0"/>
+                <w:sz w:val="14"/>
+              </w:rPr>
+            </w:r>
+          </w:p>
+        </w:tc>
+      </w:tr>
+      <w:tr>
+        <w:tc>
+          <w:tcPr>
+            <w:tcW w:type="dxa" w:w="2948"/>
+            <w:tcBorders>
+              <w:top w:val="nil"/>
+              <w:left w:val="nil"/>
+              <w:bottom w:val="nil"/>
+              <w:right w:val="nil"/>
+              <w:insideH w:val="nil"/>
+              <w:insideV w:val="nil"/>
+            </w:tcBorders>
+            <w:tcMar>
+              <w:top w:w="0" w:type="dxa"/>
+              <w:left w:w="0" w:type="dxa"/>
+              <w:bottom w:w="0" w:type="dxa"/>
+              <w:right w:w="0" w:type="dxa"/>
+            </w:tcMar>
+            <w:vAlign w:val="center"/>
+          </w:tcPr>
+          <w:p>
+            <w:pPr>
+              <w:spacing w:line="240" w:lineRule="auto" w:before="0" w:after="0"/>
+              <w:ind w:firstLine="0"/>
+              <w:jc w:val="center"/>
+            </w:pPr>
+            <w:r/>
+            <w:r>
+              <w:rPr>
+                <w:rFonts w:ascii="Times New Roman" w:hAnsi="Times New Roman" w:eastAsia="Times New Roman"/>
+                <w:b w:val="0"/>
+                <w:sz w:val="20"/>
               </w:rPr>
               <w:t>на тему индивидуального задания</w:t>
             </w:r>
@@ -793,6 +947,28 @@
               <w:t>Разработка real-time интерфейса с поддержкой горизонтального масштабирования WebSocket-соединений для системы отслеживания задач</w:t>
             </w:r>
           </w:p>
+        </w:tc>
+      </w:tr>
+      <w:tr>
+        <w:tc>
+          <w:tcPr>
+            <w:tcW w:type="dxa" w:w="2948"/>
+            <w:tcBorders>
+              <w:top w:val="nil"/>
+              <w:left w:val="nil"/>
+              <w:bottom w:val="nil"/>
+              <w:right w:val="nil"/>
+              <w:insideH w:val="nil"/>
+              <w:insideV w:val="nil"/>
+            </w:tcBorders>
+            <w:tcMar>
+              <w:top w:w="0" w:type="dxa"/>
+              <w:left w:w="0" w:type="dxa"/>
+              <w:bottom w:w="0" w:type="dxa"/>
+              <w:right w:w="0" w:type="dxa"/>
+            </w:tcMar>
+            <w:vAlign w:val="center"/>
+          </w:tcPr>
           <w:p>
             <w:pPr>
               <w:spacing w:line="240" w:lineRule="auto" w:before="0" w:after="0"/>
@@ -804,7 +980,78 @@
               <w:rPr>
                 <w:rFonts w:ascii="Times New Roman" w:hAnsi="Times New Roman" w:eastAsia="Times New Roman"/>
                 <w:b w:val="0"/>
-                <w:sz w:val="20"/>
+                <w:sz w:val="14"/>
+              </w:rPr>
+            </w:r>
+          </w:p>
+        </w:tc>
+        <w:tc>
+          <w:tcPr>
+            <w:tcW w:type="dxa" w:w="2948"/>
+            <w:tcBorders>
+              <w:top w:val="nil"/>
+              <w:left w:val="nil"/>
+              <w:bottom w:val="nil"/>
+              <w:right w:val="nil"/>
+              <w:insideH w:val="nil"/>
+              <w:insideV w:val="nil"/>
+            </w:tcBorders>
+            <w:tcMar>
+              <w:top w:w="0" w:type="dxa"/>
+              <w:left w:w="0" w:type="dxa"/>
+              <w:bottom w:w="0" w:type="dxa"/>
+              <w:right w:w="0" w:type="dxa"/>
+            </w:tcMar>
+            <w:vAlign w:val="center"/>
+          </w:tcPr>
+          <w:p>
+            <w:pPr>
+              <w:spacing w:line="240" w:lineRule="auto" w:before="0" w:after="0"/>
+              <w:ind w:firstLine="0"/>
+              <w:jc w:val="center"/>
+            </w:pPr>
+            <w:r/>
+            <w:r>
+              <w:rPr>
+                <w:rFonts w:ascii="Times New Roman" w:hAnsi="Times New Roman" w:eastAsia="Times New Roman"/>
+                <w:b w:val="0"/>
+                <w:sz w:val="14"/>
+              </w:rPr>
+              <w:t>на тему индивидуального задания</w:t>
+            </w:r>
+          </w:p>
+        </w:tc>
+        <w:tc>
+          <w:tcPr>
+            <w:tcW w:type="dxa" w:w="2948"/>
+            <w:tcBorders>
+              <w:top w:val="nil"/>
+              <w:left w:val="nil"/>
+              <w:bottom w:val="nil"/>
+              <w:right w:val="nil"/>
+              <w:insideH w:val="nil"/>
+              <w:insideV w:val="nil"/>
+            </w:tcBorders>
+            <w:tcMar>
+              <w:top w:w="0" w:type="dxa"/>
+              <w:left w:w="0" w:type="dxa"/>
+              <w:bottom w:w="0" w:type="dxa"/>
+              <w:right w:w="0" w:type="dxa"/>
+            </w:tcMar>
+            <w:vAlign w:val="center"/>
+          </w:tcPr>
+          <w:p>
+            <w:pPr>
+              <w:spacing w:line="240" w:lineRule="auto" w:before="0" w:after="0"/>
+              <w:ind w:firstLine="0"/>
+              <w:jc w:val="center"/>
+            </w:pPr>
+            <w:r/>
+            <w:r>
+              <w:rPr>
+                <w:rFonts w:ascii="Times New Roman" w:hAnsi="Times New Roman" w:eastAsia="Times New Roman"/>
+                <w:b w:val="0"/>
+                <w:sz w:val="14"/>
               </w:rPr>
             </w:r>
           </w:p>
@@ -914,6 +1161,114 @@
                 <w:rFonts w:ascii="Times New Roman" w:hAnsi="Times New Roman" w:eastAsia="Times New Roman"/>
                 <w:b w:val="0"/>
                 <w:sz w:val="20"/>
+              </w:rPr>
+            </w:r>
+          </w:p>
+        </w:tc>
+      </w:tr>
+      <w:tr>
+        <w:tc>
+          <w:tcPr>
+            <w:tcW w:type="dxa" w:w="2948"/>
+            <w:tcBorders>
+              <w:top w:val="nil"/>
+              <w:left w:val="nil"/>
+              <w:bottom w:val="nil"/>
+              <w:right w:val="nil"/>
+              <w:insideH w:val="nil"/>
+              <w:insideV w:val="nil"/>
+            </w:tcBorders>
+            <w:tcMar>
+              <w:top w:w="0" w:type="dxa"/>
+              <w:left w:w="0" w:type="dxa"/>
+              <w:bottom w:w="0" w:type="dxa"/>
+              <w:right w:w="0" w:type="dxa"/>
+            </w:tcMar>
+            <w:vAlign w:val="center"/>
+          </w:tcPr>
+          <w:p>
+            <w:pPr>
+              <w:spacing w:line="240" w:lineRule="auto" w:before="0" w:after="0"/>
+              <w:ind w:firstLine="0"/>
+              <w:jc w:val="center"/>
+            </w:pPr>
+            <w:r/>
+            <w:r>
+              <w:rPr>
+                <w:rFonts w:ascii="Times New Roman" w:hAnsi="Times New Roman" w:eastAsia="Times New Roman"/>
+                <w:b w:val="0"/>
+                <w:sz w:val="14"/>
+              </w:rPr>
+            </w:r>
+          </w:p>
+        </w:tc>
+        <w:tc>
+          <w:tcPr>
+            <w:tcW w:type="dxa" w:w="2948"/>
+            <w:tcBorders>
+              <w:top w:val="nil"/>
+              <w:left w:val="nil"/>
+              <w:bottom w:val="nil"/>
+              <w:right w:val="nil"/>
+              <w:insideH w:val="nil"/>
+              <w:insideV w:val="nil"/>
+            </w:tcBorders>
+            <w:tcMar>
+              <w:top w:w="0" w:type="dxa"/>
+              <w:left w:w="0" w:type="dxa"/>
+              <w:bottom w:w="0" w:type="dxa"/>
+              <w:right w:w="0" w:type="dxa"/>
+            </w:tcMar>
+            <w:vAlign w:val="center"/>
+          </w:tcPr>
+          <w:p>
+            <w:pPr>
+              <w:spacing w:line="240" w:lineRule="auto" w:before="0" w:after="0"/>
+              <w:ind w:firstLine="0"/>
+              <w:jc w:val="center"/>
+            </w:pPr>
+            <w:r/>
+            <w:r>
+              <w:rPr>
+                <w:rFonts w:ascii="Times New Roman" w:hAnsi="Times New Roman" w:eastAsia="Times New Roman"/>
+                <w:b w:val="0"/>
+                <w:sz w:val="14"/>
+              </w:rPr>
+              <w:t>фамилия, имя, отчество обучающегося в творительном падеже</w:t>
+            </w:r>
+          </w:p>
+        </w:tc>
+        <w:tc>
+          <w:tcPr>
+            <w:tcW w:type="dxa" w:w="2948"/>
+            <w:tcBorders>
+              <w:top w:val="nil"/>
+              <w:left w:val="nil"/>
+              <w:bottom w:val="nil"/>
+              <w:right w:val="nil"/>
+              <w:insideH w:val="nil"/>
+              <w:insideV w:val="nil"/>
+            </w:tcBorders>
+            <w:tcMar>
+              <w:top w:w="0" w:type="dxa"/>
+              <w:left w:w="0" w:type="dxa"/>
+              <w:bottom w:w="0" w:type="dxa"/>
+              <w:right w:w="0" w:type="dxa"/>
+            </w:tcMar>
+            <w:vAlign w:val="center"/>
+          </w:tcPr>
+          <w:p>
+            <w:pPr>
+              <w:spacing w:line="240" w:lineRule="auto" w:before="0" w:after="0"/>
+              <w:ind w:firstLine="0"/>
+              <w:jc w:val="center"/>
+            </w:pPr>
+            <w:r/>
+            <w:r>
+              <w:rPr>
+                <w:rFonts w:ascii="Times New Roman" w:hAnsi="Times New Roman" w:eastAsia="Times New Roman"/>
+                <w:b w:val="0"/>
+                <w:sz w:val="14"/>
               </w:rPr>
             </w:r>
           </w:p>
@@ -1060,6 +1415,115 @@
               <w:rPr>
                 <w:rFonts w:ascii="Times New Roman" w:hAnsi="Times New Roman" w:eastAsia="Times New Roman"/>
                 <w:b w:val="0"/>
+                <w:sz w:val="14"/>
+              </w:rPr>
+            </w:r>
+          </w:p>
+        </w:tc>
+        <w:tc>
+          <w:tcPr>
+            <w:tcW w:type="dxa" w:w="2948"/>
+            <w:tcBorders>
+              <w:top w:val="nil"/>
+              <w:left w:val="nil"/>
+              <w:bottom w:val="nil"/>
+              <w:right w:val="nil"/>
+              <w:insideH w:val="nil"/>
+              <w:insideV w:val="nil"/>
+            </w:tcBorders>
+            <w:tcMar>
+              <w:top w:w="0" w:type="dxa"/>
+              <w:left w:w="0" w:type="dxa"/>
+              <w:bottom w:w="0" w:type="dxa"/>
+              <w:right w:w="0" w:type="dxa"/>
+            </w:tcMar>
+            <w:vAlign w:val="center"/>
+          </w:tcPr>
+          <w:p>
+            <w:pPr>
+              <w:spacing w:line="240" w:lineRule="auto" w:before="0" w:after="0"/>
+              <w:ind w:firstLine="0"/>
+              <w:jc w:val="center"/>
+            </w:pPr>
+            <w:r/>
+            <w:r>
+              <w:rPr>
+                <w:rFonts w:ascii="Times New Roman" w:hAnsi="Times New Roman" w:eastAsia="Times New Roman"/>
+                <w:b w:val="0"/>
+                <w:sz w:val="14"/>
+              </w:rPr>
+              <w:t>код</w:t>
+            </w:r>
+          </w:p>
+        </w:tc>
+        <w:tc>
+          <w:tcPr>
+            <w:tcW w:type="dxa" w:w="2948"/>
+            <w:tcBorders>
+              <w:top w:val="nil"/>
+              <w:left w:val="nil"/>
+              <w:bottom w:val="nil"/>
+              <w:right w:val="nil"/>
+              <w:insideH w:val="nil"/>
+              <w:insideV w:val="nil"/>
+            </w:tcBorders>
+            <w:tcMar>
+              <w:top w:w="0" w:type="dxa"/>
+              <w:left w:w="0" w:type="dxa"/>
+              <w:bottom w:w="0" w:type="dxa"/>
+              <w:right w:w="0" w:type="dxa"/>
+            </w:tcMar>
+            <w:vAlign w:val="center"/>
+          </w:tcPr>
+          <w:p>
+            <w:pPr>
+              <w:spacing w:line="240" w:lineRule="auto" w:before="0" w:after="0"/>
+              <w:ind w:firstLine="0"/>
+              <w:jc w:val="center"/>
+            </w:pPr>
+            <w:r/>
+            <w:r>
+              <w:rPr>
+                <w:rFonts w:ascii="Times New Roman" w:hAnsi="Times New Roman" w:eastAsia="Times New Roman"/>
+                <w:b w:val="0"/>
+                <w:sz w:val="14"/>
+              </w:rPr>
+              <w:t>наименование направления</w:t>
+            </w:r>
+          </w:p>
+        </w:tc>
+      </w:tr>
+      <w:tr>
+        <w:tc>
+          <w:tcPr>
+            <w:tcW w:type="dxa" w:w="2948"/>
+            <w:tcBorders>
+              <w:top w:val="nil"/>
+              <w:left w:val="nil"/>
+              <w:bottom w:val="nil"/>
+              <w:right w:val="nil"/>
+              <w:insideH w:val="nil"/>
+              <w:insideV w:val="nil"/>
+            </w:tcBorders>
+            <w:tcMar>
+              <w:top w:w="0" w:type="dxa"/>
+              <w:left w:w="0" w:type="dxa"/>
+              <w:bottom w:w="0" w:type="dxa"/>
+              <w:right w:w="0" w:type="dxa"/>
+            </w:tcMar>
+            <w:vAlign w:val="center"/>
+          </w:tcPr>
+          <w:p>
+            <w:pPr>
+              <w:spacing w:line="240" w:lineRule="auto" w:before="0" w:after="0"/>
+              <w:ind w:firstLine="0"/>
+              <w:jc w:val="center"/>
+            </w:pPr>
+            <w:r/>
+            <w:r>
+              <w:rPr>
+                <w:rFonts w:ascii="Times New Roman" w:hAnsi="Times New Roman" w:eastAsia="Times New Roman"/>
+                <w:b w:val="0"/>
                 <w:sz w:val="20"/>
               </w:rPr>
               <w:t>направленности</w:t>
@@ -1170,6 +1634,115 @@
               <w:rPr>
                 <w:rFonts w:ascii="Times New Roman" w:hAnsi="Times New Roman" w:eastAsia="Times New Roman"/>
                 <w:b w:val="0"/>
+                <w:sz w:val="14"/>
+              </w:rPr>
+            </w:r>
+          </w:p>
+        </w:tc>
+        <w:tc>
+          <w:tcPr>
+            <w:tcW w:type="dxa" w:w="2948"/>
+            <w:tcBorders>
+              <w:top w:val="nil"/>
+              <w:left w:val="nil"/>
+              <w:bottom w:val="nil"/>
+              <w:right w:val="nil"/>
+              <w:insideH w:val="nil"/>
+              <w:insideV w:val="nil"/>
+            </w:tcBorders>
+            <w:tcMar>
+              <w:top w:w="0" w:type="dxa"/>
+              <w:left w:w="0" w:type="dxa"/>
+              <w:bottom w:w="0" w:type="dxa"/>
+              <w:right w:w="0" w:type="dxa"/>
+            </w:tcMar>
+            <w:vAlign w:val="center"/>
+          </w:tcPr>
+          <w:p>
+            <w:pPr>
+              <w:spacing w:line="240" w:lineRule="auto" w:before="0" w:after="0"/>
+              <w:ind w:firstLine="0"/>
+              <w:jc w:val="center"/>
+            </w:pPr>
+            <w:r/>
+            <w:r>
+              <w:rPr>
+                <w:rFonts w:ascii="Times New Roman" w:hAnsi="Times New Roman" w:eastAsia="Times New Roman"/>
+                <w:b w:val="0"/>
+                <w:sz w:val="14"/>
+              </w:rPr>
+              <w:t>код</w:t>
+            </w:r>
+          </w:p>
+        </w:tc>
+        <w:tc>
+          <w:tcPr>
+            <w:tcW w:type="dxa" w:w="2948"/>
+            <w:tcBorders>
+              <w:top w:val="nil"/>
+              <w:left w:val="nil"/>
+              <w:bottom w:val="nil"/>
+              <w:right w:val="nil"/>
+              <w:insideH w:val="nil"/>
+              <w:insideV w:val="nil"/>
+            </w:tcBorders>
+            <w:tcMar>
+              <w:top w:w="0" w:type="dxa"/>
+              <w:left w:w="0" w:type="dxa"/>
+              <w:bottom w:w="0" w:type="dxa"/>
+              <w:right w:w="0" w:type="dxa"/>
+            </w:tcMar>
+            <w:vAlign w:val="center"/>
+          </w:tcPr>
+          <w:p>
+            <w:pPr>
+              <w:spacing w:line="240" w:lineRule="auto" w:before="0" w:after="0"/>
+              <w:ind w:firstLine="0"/>
+              <w:jc w:val="center"/>
+            </w:pPr>
+            <w:r/>
+            <w:r>
+              <w:rPr>
+                <w:rFonts w:ascii="Times New Roman" w:hAnsi="Times New Roman" w:eastAsia="Times New Roman"/>
+                <w:b w:val="0"/>
+                <w:sz w:val="14"/>
+              </w:rPr>
+              <w:t>наименование направленности</w:t>
+            </w:r>
+          </w:p>
+        </w:tc>
+      </w:tr>
+      <w:tr>
+        <w:tc>
+          <w:tcPr>
+            <w:tcW w:type="dxa" w:w="2948"/>
+            <w:tcBorders>
+              <w:top w:val="nil"/>
+              <w:left w:val="nil"/>
+              <w:bottom w:val="nil"/>
+              <w:right w:val="nil"/>
+              <w:insideH w:val="nil"/>
+              <w:insideV w:val="nil"/>
+            </w:tcBorders>
+            <w:tcMar>
+              <w:top w:w="0" w:type="dxa"/>
+              <w:left w:w="0" w:type="dxa"/>
+              <w:bottom w:w="0" w:type="dxa"/>
+              <w:right w:w="0" w:type="dxa"/>
+            </w:tcMar>
+            <w:vAlign w:val="center"/>
+          </w:tcPr>
+          <w:p>
+            <w:pPr>
+              <w:spacing w:line="240" w:lineRule="auto" w:before="0" w:after="0"/>
+              <w:ind w:firstLine="0"/>
+              <w:jc w:val="center"/>
+            </w:pPr>
+            <w:r/>
+            <w:r>
+              <w:rPr>
+                <w:rFonts w:ascii="Times New Roman" w:hAnsi="Times New Roman" w:eastAsia="Times New Roman"/>
+                <w:b w:val="0"/>
                 <w:sz w:val="20"/>
               </w:rPr>
               <w:t>Обучающийся группы №</w:t>
@@ -1244,18 +1817,121 @@
                 <w:b w:val="0"/>
                 <w:sz w:val="20"/>
               </w:rPr>
-              <w:t>А.С. Зайцев</w:t>
+              <w:t>____________________</w:t>
+            </w:r>
+          </w:p>
+        </w:tc>
+      </w:tr>
+      <w:tr>
+        <w:tc>
+          <w:tcPr>
+            <w:tcW w:type="dxa" w:w="2948"/>
+            <w:tcBorders>
+              <w:top w:val="nil"/>
+              <w:left w:val="nil"/>
+              <w:bottom w:val="nil"/>
+              <w:right w:val="nil"/>
+              <w:insideH w:val="nil"/>
+              <w:insideV w:val="nil"/>
+            </w:tcBorders>
+            <w:tcMar>
+              <w:top w:w="0" w:type="dxa"/>
+              <w:left w:w="0" w:type="dxa"/>
+              <w:bottom w:w="0" w:type="dxa"/>
+              <w:right w:w="0" w:type="dxa"/>
+            </w:tcMar>
+            <w:vAlign w:val="center"/>
+          </w:tcPr>
+          <w:p>
+            <w:pPr>
+              <w:spacing w:line="240" w:lineRule="auto" w:before="0" w:after="0"/>
+              <w:ind w:firstLine="0"/>
+              <w:jc w:val="center"/>
+            </w:pPr>
+            <w:r/>
+            <w:r>
+              <w:rPr>
+                <w:rFonts w:ascii="Times New Roman" w:hAnsi="Times New Roman" w:eastAsia="Times New Roman"/>
+                <w:b w:val="0"/>
+                <w:sz w:val="14"/>
+              </w:rPr>
+            </w:r>
+          </w:p>
+        </w:tc>
+        <w:tc>
+          <w:tcPr>
+            <w:tcW w:type="dxa" w:w="2948"/>
+            <w:tcBorders>
+              <w:top w:val="nil"/>
+              <w:left w:val="nil"/>
+              <w:bottom w:val="nil"/>
+              <w:right w:val="nil"/>
+              <w:insideH w:val="nil"/>
+              <w:insideV w:val="nil"/>
+            </w:tcBorders>
+            <w:tcMar>
+              <w:top w:w="0" w:type="dxa"/>
+              <w:left w:w="0" w:type="dxa"/>
+              <w:bottom w:w="0" w:type="dxa"/>
+              <w:right w:w="0" w:type="dxa"/>
+            </w:tcMar>
+            <w:vAlign w:val="center"/>
+          </w:tcPr>
+          <w:p>
+            <w:pPr>
+              <w:spacing w:line="240" w:lineRule="auto" w:before="0" w:after="0"/>
+              <w:ind w:firstLine="0"/>
+              <w:jc w:val="center"/>
+            </w:pPr>
+            <w:r/>
+            <w:r>
+              <w:rPr>
+                <w:rFonts w:ascii="Times New Roman" w:hAnsi="Times New Roman" w:eastAsia="Times New Roman"/>
+                <w:b w:val="0"/>
+                <w:sz w:val="14"/>
+              </w:rPr>
+              <w:t>номер</w:t>
+            </w:r>
+          </w:p>
+        </w:tc>
+        <w:tc>
+          <w:tcPr>
+            <w:tcW w:type="dxa" w:w="2948"/>
+            <w:tcBorders>
+              <w:top w:val="nil"/>
+              <w:left w:val="nil"/>
+              <w:bottom w:val="nil"/>
+              <w:right w:val="nil"/>
+              <w:insideH w:val="nil"/>
+              <w:insideV w:val="nil"/>
+            </w:tcBorders>
+            <w:tcMar>
+              <w:top w:w="0" w:type="dxa"/>
+              <w:left w:w="0" w:type="dxa"/>
+              <w:bottom w:w="0" w:type="dxa"/>
+              <w:right w:w="0" w:type="dxa"/>
+            </w:tcMar>
+            <w:vAlign w:val="center"/>
+          </w:tcPr>
+          <w:p>
+            <w:pPr>
+              <w:spacing w:line="240" w:lineRule="auto" w:before="0" w:after="0"/>
+              <w:ind w:firstLine="0"/>
+              <w:jc w:val="center"/>
+            </w:pPr>
+            <w:r/>
+            <w:r>
+              <w:rPr>
+                <w:rFonts w:ascii="Times New Roman" w:hAnsi="Times New Roman" w:eastAsia="Times New Roman"/>
+                <w:b w:val="0"/>
+                <w:sz w:val="14"/>
+              </w:rPr>
+              <w:t>подпись, дата</w:t>
             </w:r>
           </w:p>
         </w:tc>
       </w:tr>
     </w:tbl>
-    <w:p>
-      <w:pPr>
-        <w:spacing w:line="240" w:lineRule="auto" w:before="0" w:after="120"/>
-        <w:ind w:firstLine="0"/>
-      </w:pPr>
-    </w:p>
     <w:tbl>
       <w:tblPr>
         <w:tblW w:type="auto" w:w="0"/>
@@ -1299,7 +1975,6 @@
                 <w:b w:val="0"/>
                 <w:sz w:val="14"/>
               </w:rPr>
-              <w:t>номер</w:t>
             </w:r>
           </w:p>
         </w:tc>
@@ -1335,7 +2010,6 @@
                 <w:b w:val="0"/>
                 <w:sz w:val="14"/>
               </w:rPr>
-              <w:t>подпись, дата</w:t>
             </w:r>
           </w:p>
         </w:tc>
@@ -1383,7 +2057,7 @@
             <w:tcBorders>
               <w:top w:val="nil"/>
               <w:left w:val="nil"/>
-              <w:bottom w:val="single" w:sz="6" w:space="0" w:color="000000"/>
+              <w:bottom w:val="nil"/>
               <w:right w:val="nil"/>
               <w:insideH w:val="nil"/>
               <w:insideV w:val="nil"/>
@@ -1409,7 +2083,6 @@
                 <w:b w:val="0"/>
                 <w:sz w:val="20"/>
               </w:rPr>
-              <w:t>4131з</w:t>
             </w:r>
           </w:p>
         </w:tc>
@@ -1419,7 +2092,7 @@
             <w:tcBorders>
               <w:top w:val="nil"/>
               <w:left w:val="nil"/>
-              <w:bottom w:val="single" w:sz="6" w:space="0" w:color="000000"/>
+              <w:bottom w:val="nil"/>
               <w:right w:val="nil"/>
               <w:insideH w:val="nil"/>
               <w:insideV w:val="nil"/>
@@ -1445,7 +2118,6 @@
                 <w:b w:val="0"/>
                 <w:sz w:val="20"/>
               </w:rPr>
-              <w:t>____________________</w:t>
             </w:r>
           </w:p>
         </w:tc>
@@ -1489,7 +2161,7 @@
     </w:tbl>
     <w:p>
       <w:pPr>
-        <w:spacing w:line="240" w:lineRule="auto" w:before="0" w:after="280"/>
+        <w:spacing w:line="240" w:lineRule="auto" w:before="0" w:after="400"/>
         <w:ind w:firstLine="0"/>
       </w:pPr>
     </w:p>
@@ -1536,8 +2208,11 @@
     </w:p>
     <w:p>
       <w:pPr>
+        <w:tabs>
+          <w:tab w:pos="9071" w:val="center"/>
+        </w:tabs>
         <w:spacing w:line="240" w:lineRule="auto" w:after="0"/>
-        <w:ind w:firstLine="0" w:left="0"/>
+        <w:ind w:firstLine="0" w:left="0" w:right="0"/>
       </w:pPr>
       <w:r>
         <w:rPr>
@@ -1546,13 +2221,18 @@
           <w:i w:val="0"/>
           <w:sz w:val="22"/>
         </w:rPr>
-        <w:t>ПЕРЕЧЕНЬ СОКРАЩЕНИЙ И ОБОЗНАЧЕНИЙ ................................................. 2</w:t>
-      </w:r>
-    </w:p>
-    <w:p>
-      <w:pPr>
+        <w:t>ПЕРЕЧЕНЬ СОКРАЩЕНИЙ И ОБОЗНАЧЕНИЙ</w:t>
+        <w:tab/>
+        <w:t>2</w:t>
+      </w:r>
+    </w:p>
+    <w:p>
+      <w:pPr>
+        <w:tabs>
+          <w:tab w:pos="9071" w:val="center"/>
+        </w:tabs>
         <w:spacing w:line="240" w:lineRule="auto" w:after="0"/>
-        <w:ind w:firstLine="0" w:left="0"/>
+        <w:ind w:firstLine="0" w:left="0" w:right="0"/>
       </w:pPr>
       <w:r>
         <w:rPr>
@@ -1561,13 +2241,18 @@
           <w:i w:val="0"/>
           <w:sz w:val="22"/>
         </w:rPr>
-        <w:t>ВВЕДЕНИЕ .......................................................................... 3</w:t>
-      </w:r>
-    </w:p>
-    <w:p>
-      <w:pPr>
+        <w:t>ВВЕДЕНИЕ</w:t>
+        <w:tab/>
+        <w:t>3</w:t>
+      </w:r>
+    </w:p>
+    <w:p>
+      <w:pPr>
+        <w:tabs>
+          <w:tab w:pos="9071" w:val="center"/>
+        </w:tabs>
         <w:spacing w:line="240" w:lineRule="auto" w:after="0"/>
-        <w:ind w:firstLine="0" w:left="0"/>
+        <w:ind w:firstLine="0" w:left="0" w:right="0"/>
       </w:pPr>
       <w:r>
         <w:rPr>
@@ -1576,13 +2261,18 @@
           <w:i w:val="0"/>
           <w:sz w:val="22"/>
         </w:rPr>
-        <w:t>1. Анализ предметной области и существующих подходов .............................. 7</w:t>
-      </w:r>
-    </w:p>
-    <w:p>
-      <w:pPr>
+        <w:t>1. Анализ предметной области и существующих подходов</w:t>
+        <w:tab/>
+        <w:t>6</w:t>
+      </w:r>
+    </w:p>
+    <w:p>
+      <w:pPr>
+        <w:tabs>
+          <w:tab w:pos="9071" w:val="center"/>
+        </w:tabs>
         <w:spacing w:line="240" w:lineRule="auto" w:after="0"/>
-        <w:ind w:firstLine="0" w:left="425"/>
+        <w:ind w:firstLine="0" w:left="425" w:right="0"/>
       </w:pPr>
       <w:r>
         <w:rPr>
@@ -1591,13 +2281,18 @@
           <w:i w:val="0"/>
           <w:sz w:val="22"/>
         </w:rPr>
-        <w:t>1.1 Real-time взаимодействие в системах отслеживания задач .................. 7</w:t>
-      </w:r>
-    </w:p>
-    <w:p>
-      <w:pPr>
+        <w:t>1.1 Real-time взаимодействие в системах отслеживания задач</w:t>
+        <w:tab/>
+        <w:t>6</w:t>
+      </w:r>
+    </w:p>
+    <w:p>
+      <w:pPr>
+        <w:tabs>
+          <w:tab w:pos="9071" w:val="center"/>
+        </w:tabs>
         <w:spacing w:line="240" w:lineRule="auto" w:after="0"/>
-        <w:ind w:firstLine="0" w:left="425"/>
+        <w:ind w:firstLine="0" w:left="425" w:right="0"/>
       </w:pPr>
       <w:r>
         <w:rPr>
@@ -1606,13 +2301,18 @@
           <w:i w:val="0"/>
           <w:sz w:val="22"/>
         </w:rPr>
-        <w:t>1.2 WebSocket и SignalR как основа real-time контура ........................ 8</w:t>
-      </w:r>
-    </w:p>
-    <w:p>
-      <w:pPr>
+        <w:t>1.2 WebSocket и SignalR как основа real-time контура</w:t>
+        <w:tab/>
+        <w:t>6</w:t>
+      </w:r>
+    </w:p>
+    <w:p>
+      <w:pPr>
+        <w:tabs>
+          <w:tab w:pos="9071" w:val="center"/>
+        </w:tabs>
         <w:spacing w:line="240" w:lineRule="auto" w:after="0"/>
-        <w:ind w:firstLine="0" w:left="425"/>
+        <w:ind w:firstLine="0" w:left="425" w:right="0"/>
       </w:pPr>
       <w:r>
         <w:rPr>
@@ -1621,13 +2321,18 @@
           <w:i w:val="0"/>
           <w:sz w:val="22"/>
         </w:rPr>
-        <w:t>1.3 Ограничение single-node WebSocket-архитектуры ........................... 8</w:t>
-      </w:r>
-    </w:p>
-    <w:p>
-      <w:pPr>
+        <w:t>1.3 Ограничение single-node WebSocket-архитектуры</w:t>
+        <w:tab/>
+        <w:t>7</w:t>
+      </w:r>
+    </w:p>
+    <w:p>
+      <w:pPr>
+        <w:tabs>
+          <w:tab w:pos="9071" w:val="center"/>
+        </w:tabs>
         <w:spacing w:line="240" w:lineRule="auto" w:after="0"/>
-        <w:ind w:firstLine="0" w:left="425"/>
+        <w:ind w:firstLine="0" w:left="425" w:right="0"/>
       </w:pPr>
       <w:r>
         <w:rPr>
@@ -1636,13 +2341,18 @@
           <w:i w:val="0"/>
           <w:sz w:val="22"/>
         </w:rPr>
-        <w:t>1.4 Сравнение подходов к масштабированию .................................... 9</w:t>
-      </w:r>
-    </w:p>
-    <w:p>
-      <w:pPr>
+        <w:t>1.4 Сравнение подходов к масштабированию</w:t>
+        <w:tab/>
+        <w:t>8</w:t>
+      </w:r>
+    </w:p>
+    <w:p>
+      <w:pPr>
+        <w:tabs>
+          <w:tab w:pos="9071" w:val="center"/>
+        </w:tabs>
         <w:spacing w:line="240" w:lineRule="auto" w:after="0"/>
-        <w:ind w:firstLine="0" w:left="425"/>
+        <w:ind w:firstLine="0" w:left="425" w:right="0"/>
       </w:pPr>
       <w:r>
         <w:rPr>
@@ -1651,13 +2361,18 @@
           <w:i w:val="0"/>
           <w:sz w:val="22"/>
         </w:rPr>
-        <w:t>1.5 Вывод по главе .......................................................... 10</w:t>
-      </w:r>
-    </w:p>
-    <w:p>
-      <w:pPr>
+        <w:t>1.5 Вывод по главе</w:t>
+        <w:tab/>
+        <w:t>9</w:t>
+      </w:r>
+    </w:p>
+    <w:p>
+      <w:pPr>
+        <w:tabs>
+          <w:tab w:pos="9071" w:val="center"/>
+        </w:tabs>
         <w:spacing w:line="240" w:lineRule="auto" w:after="0"/>
-        <w:ind w:firstLine="0" w:left="0"/>
+        <w:ind w:firstLine="0" w:left="0" w:right="0"/>
       </w:pPr>
       <w:r>
         <w:rPr>
@@ -1666,13 +2381,18 @@
           <w:i w:val="0"/>
           <w:sz w:val="22"/>
         </w:rPr>
-        <w:t>2. Анализ целевой системы и постановка задачи практики ............................ 11</w:t>
-      </w:r>
-    </w:p>
-    <w:p>
-      <w:pPr>
+        <w:t>2. Анализ целевой системы и постановка задачи практики</w:t>
+        <w:tab/>
+        <w:t>10</w:t>
+      </w:r>
+    </w:p>
+    <w:p>
+      <w:pPr>
+        <w:tabs>
+          <w:tab w:pos="9071" w:val="center"/>
+        </w:tabs>
         <w:spacing w:line="240" w:lineRule="auto" w:after="0"/>
-        <w:ind w:firstLine="0" w:left="425"/>
+        <w:ind w:firstLine="0" w:left="425" w:right="0"/>
       </w:pPr>
       <w:r>
         <w:rPr>
@@ -1681,13 +2401,18 @@
           <w:i w:val="0"/>
           <w:sz w:val="22"/>
         </w:rPr>
-        <w:t>2.1 Характеристика целевой системы .......................................... 11</w:t>
-      </w:r>
-    </w:p>
-    <w:p>
-      <w:pPr>
+        <w:t>2.1 Характеристика целевой системы</w:t>
+        <w:tab/>
+        <w:t>10</w:t>
+      </w:r>
+    </w:p>
+    <w:p>
+      <w:pPr>
+        <w:tabs>
+          <w:tab w:pos="9071" w:val="center"/>
+        </w:tabs>
         <w:spacing w:line="240" w:lineRule="auto" w:after="0"/>
-        <w:ind w:firstLine="0" w:left="425"/>
+        <w:ind w:firstLine="0" w:left="425" w:right="0"/>
       </w:pPr>
       <w:r>
         <w:rPr>
@@ -1696,13 +2421,18 @@
           <w:i w:val="0"/>
           <w:sz w:val="22"/>
         </w:rPr>
-        <w:t>2.2 Исходная реализация real-time взаимодействия ............................ 11</w:t>
-      </w:r>
-    </w:p>
-    <w:p>
-      <w:pPr>
+        <w:t>2.2 Исходная реализация real-time взаимодействия</w:t>
+        <w:tab/>
+        <w:t>10</w:t>
+      </w:r>
+    </w:p>
+    <w:p>
+      <w:pPr>
+        <w:tabs>
+          <w:tab w:pos="9071" w:val="center"/>
+        </w:tabs>
         <w:spacing w:line="240" w:lineRule="auto" w:after="0"/>
-        <w:ind w:firstLine="0" w:left="425"/>
+        <w:ind w:firstLine="0" w:left="425" w:right="0"/>
       </w:pPr>
       <w:r>
         <w:rPr>
@@ -1711,13 +2441,18 @@
           <w:i w:val="0"/>
           <w:sz w:val="22"/>
         </w:rPr>
-        <w:t>2.3 Требования к разрабатываемому решению ................................... 12</w:t>
-      </w:r>
-    </w:p>
-    <w:p>
-      <w:pPr>
+        <w:t>2.3 Требования к разрабатываемому решению</w:t>
+        <w:tab/>
+        <w:t>11</w:t>
+      </w:r>
+    </w:p>
+    <w:p>
+      <w:pPr>
+        <w:tabs>
+          <w:tab w:pos="9071" w:val="center"/>
+        </w:tabs>
         <w:spacing w:line="240" w:lineRule="auto" w:after="0"/>
-        <w:ind w:firstLine="0" w:left="425"/>
+        <w:ind w:firstLine="0" w:left="425" w:right="0"/>
       </w:pPr>
       <w:r>
         <w:rPr>
@@ -1726,13 +2461,18 @@
           <w:i w:val="0"/>
           <w:sz w:val="22"/>
         </w:rPr>
-        <w:t>2.4 Постановка задачи ....................................................... 13</w:t>
-      </w:r>
-    </w:p>
-    <w:p>
-      <w:pPr>
+        <w:t>2.4 Постановка задачи</w:t>
+        <w:tab/>
+        <w:t>12</w:t>
+      </w:r>
+    </w:p>
+    <w:p>
+      <w:pPr>
+        <w:tabs>
+          <w:tab w:pos="9071" w:val="center"/>
+        </w:tabs>
         <w:spacing w:line="240" w:lineRule="auto" w:after="0"/>
-        <w:ind w:firstLine="0" w:left="0"/>
+        <w:ind w:firstLine="0" w:left="0" w:right="0"/>
       </w:pPr>
       <w:r>
         <w:rPr>
@@ -1741,13 +2481,18 @@
           <w:i w:val="0"/>
           <w:sz w:val="22"/>
         </w:rPr>
-        <w:t>3. Проектирование масштабируемого real-time контура ............................... 14</w:t>
-      </w:r>
-    </w:p>
-    <w:p>
-      <w:pPr>
+        <w:t>3. Проектирование масштабируемого real-time контура</w:t>
+        <w:tab/>
+        <w:t>13</w:t>
+      </w:r>
+    </w:p>
+    <w:p>
+      <w:pPr>
+        <w:tabs>
+          <w:tab w:pos="9071" w:val="center"/>
+        </w:tabs>
         <w:spacing w:line="240" w:lineRule="auto" w:after="0"/>
-        <w:ind w:firstLine="0" w:left="425"/>
+        <w:ind w:firstLine="0" w:left="425" w:right="0"/>
       </w:pPr>
       <w:r>
         <w:rPr>
@@ -1756,13 +2501,18 @@
           <w:i w:val="0"/>
           <w:sz w:val="22"/>
         </w:rPr>
-        <w:t>3.1 Исходная архитектура .................................................... 14</w:t>
-      </w:r>
-    </w:p>
-    <w:p>
-      <w:pPr>
+        <w:t>3.1 Исходная архитектура</w:t>
+        <w:tab/>
+        <w:t>13</w:t>
+      </w:r>
+    </w:p>
+    <w:p>
+      <w:pPr>
+        <w:tabs>
+          <w:tab w:pos="9071" w:val="center"/>
+        </w:tabs>
         <w:spacing w:line="240" w:lineRule="auto" w:after="0"/>
-        <w:ind w:firstLine="0" w:left="425"/>
+        <w:ind w:firstLine="0" w:left="425" w:right="0"/>
       </w:pPr>
       <w:r>
         <w:rPr>
@@ -1771,13 +2521,18 @@
           <w:i w:val="0"/>
           <w:sz w:val="22"/>
         </w:rPr>
-        <w:t>3.2 Целевая архитектура ..................................................... 14</w:t>
-      </w:r>
-    </w:p>
-    <w:p>
-      <w:pPr>
+        <w:t>3.2 Целевая архитектура</w:t>
+        <w:tab/>
+        <w:t>13</w:t>
+      </w:r>
+    </w:p>
+    <w:p>
+      <w:pPr>
+        <w:tabs>
+          <w:tab w:pos="9071" w:val="center"/>
+        </w:tabs>
         <w:spacing w:line="240" w:lineRule="auto" w:after="0"/>
-        <w:ind w:firstLine="0" w:left="425"/>
+        <w:ind w:firstLine="0" w:left="425" w:right="0"/>
       </w:pPr>
       <w:r>
         <w:rPr>
@@ -1786,13 +2541,18 @@
           <w:i w:val="0"/>
           <w:sz w:val="22"/>
         </w:rPr>
-        <w:t>3.3 Поток real-time события ................................................. 15</w:t>
-      </w:r>
-    </w:p>
-    <w:p>
-      <w:pPr>
+        <w:t>3.3 Поток real-time события</w:t>
+        <w:tab/>
+        <w:t>14</w:t>
+      </w:r>
+    </w:p>
+    <w:p>
+      <w:pPr>
+        <w:tabs>
+          <w:tab w:pos="9071" w:val="center"/>
+        </w:tabs>
         <w:spacing w:line="240" w:lineRule="auto" w:after="0"/>
-        <w:ind w:firstLine="0" w:left="425"/>
+        <w:ind w:firstLine="0" w:left="425" w:right="0"/>
       </w:pPr>
       <w:r>
         <w:rPr>
@@ -1801,13 +2561,18 @@
           <w:i w:val="0"/>
           <w:sz w:val="22"/>
         </w:rPr>
-        <w:t>3.4 Модель групп и повторной подписки ....................................... 16</w:t>
-      </w:r>
-    </w:p>
-    <w:p>
-      <w:pPr>
+        <w:t>3.4 Модель групп и повторной подписки</w:t>
+        <w:tab/>
+        <w:t>15</w:t>
+      </w:r>
+    </w:p>
+    <w:p>
+      <w:pPr>
+        <w:tabs>
+          <w:tab w:pos="9071" w:val="center"/>
+        </w:tabs>
         <w:spacing w:line="240" w:lineRule="auto" w:after="0"/>
-        <w:ind w:firstLine="0" w:left="425"/>
+        <w:ind w:firstLine="0" w:left="425" w:right="0"/>
       </w:pPr>
       <w:r>
         <w:rPr>
@@ -1816,13 +2581,18 @@
           <w:i w:val="0"/>
           <w:sz w:val="22"/>
         </w:rPr>
-        <w:t>3.5 Диагностический контур .................................................. 17</w:t>
-      </w:r>
-    </w:p>
-    <w:p>
-      <w:pPr>
+        <w:t>3.5 Диагностический контур</w:t>
+        <w:tab/>
+        <w:t>16</w:t>
+      </w:r>
+    </w:p>
+    <w:p>
+      <w:pPr>
+        <w:tabs>
+          <w:tab w:pos="9071" w:val="center"/>
+        </w:tabs>
         <w:spacing w:line="240" w:lineRule="auto" w:after="0"/>
-        <w:ind w:firstLine="0" w:left="0"/>
+        <w:ind w:firstLine="0" w:left="0" w:right="0"/>
       </w:pPr>
       <w:r>
         <w:rPr>
@@ -1831,13 +2601,18 @@
           <w:i w:val="0"/>
           <w:sz w:val="22"/>
         </w:rPr>
-        <w:t>4. Выполнение индивидуального задания ............................................. 18</w:t>
-      </w:r>
-    </w:p>
-    <w:p>
-      <w:pPr>
+        <w:t>4. Выполнение индивидуального задания</w:t>
+        <w:tab/>
+        <w:t>17</w:t>
+      </w:r>
+    </w:p>
+    <w:p>
+      <w:pPr>
+        <w:tabs>
+          <w:tab w:pos="9071" w:val="center"/>
+        </w:tabs>
         <w:spacing w:line="240" w:lineRule="auto" w:after="0"/>
-        <w:ind w:firstLine="0" w:left="425"/>
+        <w:ind w:firstLine="0" w:left="425" w:right="0"/>
       </w:pPr>
       <w:r>
         <w:rPr>
@@ -1846,13 +2621,18 @@
           <w:i w:val="0"/>
           <w:sz w:val="22"/>
         </w:rPr>
-        <w:t>4.1 Организация работ ....................................................... 18</w:t>
-      </w:r>
-    </w:p>
-    <w:p>
-      <w:pPr>
+        <w:t>4.1 Организация работ</w:t>
+        <w:tab/>
+        <w:t>17</w:t>
+      </w:r>
+    </w:p>
+    <w:p>
+      <w:pPr>
+        <w:tabs>
+          <w:tab w:pos="9071" w:val="center"/>
+        </w:tabs>
         <w:spacing w:line="240" w:lineRule="auto" w:after="0"/>
-        <w:ind w:firstLine="0" w:left="425"/>
+        <w:ind w:firstLine="0" w:left="425" w:right="0"/>
       </w:pPr>
       <w:r>
         <w:rPr>
@@ -1861,13 +2641,18 @@
           <w:i w:val="0"/>
           <w:sz w:val="22"/>
         </w:rPr>
-        <w:t>4.2 Изменения backend ....................................................... 18</w:t>
-      </w:r>
-    </w:p>
-    <w:p>
-      <w:pPr>
+        <w:t>4.2 Изменения backend</w:t>
+        <w:tab/>
+        <w:t>17</w:t>
+      </w:r>
+    </w:p>
+    <w:p>
+      <w:pPr>
+        <w:tabs>
+          <w:tab w:pos="9071" w:val="center"/>
+        </w:tabs>
         <w:spacing w:line="240" w:lineRule="auto" w:after="0"/>
-        <w:ind w:firstLine="0" w:left="425"/>
+        <w:ind w:firstLine="0" w:left="425" w:right="0"/>
       </w:pPr>
       <w:r>
         <w:rPr>
@@ -1876,13 +2661,18 @@
           <w:i w:val="0"/>
           <w:sz w:val="22"/>
         </w:rPr>
-        <w:t>4.3 Проверочный клиент ...................................................... 19</w:t>
-      </w:r>
-    </w:p>
-    <w:p>
-      <w:pPr>
+        <w:t>4.3 Проверочный клиент</w:t>
+        <w:tab/>
+        <w:t>18</w:t>
+      </w:r>
+    </w:p>
+    <w:p>
+      <w:pPr>
+        <w:tabs>
+          <w:tab w:pos="9071" w:val="center"/>
+        </w:tabs>
         <w:spacing w:line="240" w:lineRule="auto" w:after="0"/>
-        <w:ind w:firstLine="0" w:left="425"/>
+        <w:ind w:firstLine="0" w:left="425" w:right="0"/>
       </w:pPr>
       <w:r>
         <w:rPr>
@@ -1891,13 +2681,18 @@
           <w:i w:val="0"/>
           <w:sz w:val="22"/>
         </w:rPr>
-        <w:t>4.4 Инфраструктурные изменения .............................................. 19</w:t>
-      </w:r>
-    </w:p>
-    <w:p>
-      <w:pPr>
+        <w:t>4.4 Инфраструктурные изменения</w:t>
+        <w:tab/>
+        <w:t>18</w:t>
+      </w:r>
+    </w:p>
+    <w:p>
+      <w:pPr>
+        <w:tabs>
+          <w:tab w:pos="9071" w:val="center"/>
+        </w:tabs>
         <w:spacing w:line="240" w:lineRule="auto" w:after="0"/>
-        <w:ind w:firstLine="0" w:left="425"/>
+        <w:ind w:firstLine="0" w:left="425" w:right="0"/>
       </w:pPr>
       <w:r>
         <w:rPr>
@@ -1906,13 +2701,18 @@
           <w:i w:val="0"/>
           <w:sz w:val="22"/>
         </w:rPr>
-        <w:t>4.5 Автоматизированный сценарий проверки .................................... 20</w:t>
-      </w:r>
-    </w:p>
-    <w:p>
-      <w:pPr>
+        <w:t>4.5 Автоматизированный сценарий проверки</w:t>
+        <w:tab/>
+        <w:t>19</w:t>
+      </w:r>
+    </w:p>
+    <w:p>
+      <w:pPr>
+        <w:tabs>
+          <w:tab w:pos="9071" w:val="center"/>
+        </w:tabs>
         <w:spacing w:line="240" w:lineRule="auto" w:after="0"/>
-        <w:ind w:firstLine="0" w:left="0"/>
+        <w:ind w:firstLine="0" w:left="0" w:right="0"/>
       </w:pPr>
       <w:r>
         <w:rPr>
@@ -1921,13 +2721,18 @@
           <w:i w:val="0"/>
           <w:sz w:val="22"/>
         </w:rPr>
-        <w:t>5. Результаты практики и оценка решения ........................................... 22</w:t>
-      </w:r>
-    </w:p>
-    <w:p>
-      <w:pPr>
+        <w:t>5. Результаты практики и оценка решения</w:t>
+        <w:tab/>
+        <w:t>21</w:t>
+      </w:r>
+    </w:p>
+    <w:p>
+      <w:pPr>
+        <w:tabs>
+          <w:tab w:pos="9071" w:val="center"/>
+        </w:tabs>
         <w:spacing w:line="240" w:lineRule="auto" w:after="0"/>
-        <w:ind w:firstLine="0" w:left="425"/>
+        <w:ind w:firstLine="0" w:left="425" w:right="0"/>
       </w:pPr>
       <w:r>
         <w:rPr>
@@ -1936,13 +2741,18 @@
           <w:i w:val="0"/>
           <w:sz w:val="22"/>
         </w:rPr>
-        <w:t>5.1 Цель и программа испытаний .............................................. 22</w:t>
-      </w:r>
-    </w:p>
-    <w:p>
-      <w:pPr>
+        <w:t>5.1 Цель и программа испытаний</w:t>
+        <w:tab/>
+        <w:t>21</w:t>
+      </w:r>
+    </w:p>
+    <w:p>
+      <w:pPr>
+        <w:tabs>
+          <w:tab w:pos="9071" w:val="center"/>
+        </w:tabs>
         <w:spacing w:line="240" w:lineRule="auto" w:after="0"/>
-        <w:ind w:firstLine="0" w:left="425"/>
+        <w:ind w:firstLine="0" w:left="425" w:right="0"/>
       </w:pPr>
       <w:r>
         <w:rPr>
@@ -1951,13 +2761,18 @@
           <w:i w:val="0"/>
           <w:sz w:val="22"/>
         </w:rPr>
-        <w:t>5.2 Стенд испытаний ......................................................... 22</w:t>
-      </w:r>
-    </w:p>
-    <w:p>
-      <w:pPr>
+        <w:t>5.2 Стенд испытаний</w:t>
+        <w:tab/>
+        <w:t>21</w:t>
+      </w:r>
+    </w:p>
+    <w:p>
+      <w:pPr>
+        <w:tabs>
+          <w:tab w:pos="9071" w:val="center"/>
+        </w:tabs>
         <w:spacing w:line="240" w:lineRule="auto" w:after="0"/>
-        <w:ind w:firstLine="0" w:left="425"/>
+        <w:ind w:firstLine="0" w:left="425" w:right="0"/>
       </w:pPr>
       <w:r>
         <w:rPr>
@@ -1966,13 +2781,18 @@
           <w:i w:val="0"/>
           <w:sz w:val="22"/>
         </w:rPr>
-        <w:t>5.3 Результат без Redis backplane ........................................... 23</w:t>
-      </w:r>
-    </w:p>
-    <w:p>
-      <w:pPr>
+        <w:t>5.3 Результат без Redis backplane</w:t>
+        <w:tab/>
+        <w:t>22</w:t>
+      </w:r>
+    </w:p>
+    <w:p>
+      <w:pPr>
+        <w:tabs>
+          <w:tab w:pos="9071" w:val="center"/>
+        </w:tabs>
         <w:spacing w:line="240" w:lineRule="auto" w:after="0"/>
-        <w:ind w:firstLine="0" w:left="425"/>
+        <w:ind w:firstLine="0" w:left="425" w:right="0"/>
       </w:pPr>
       <w:r>
         <w:rPr>
@@ -1981,13 +2801,18 @@
           <w:i w:val="0"/>
           <w:sz w:val="22"/>
         </w:rPr>
-        <w:t>5.4 Результат с Redis backplane ............................................. 23</w:t>
-      </w:r>
-    </w:p>
-    <w:p>
-      <w:pPr>
+        <w:t>5.4 Результат с Redis backplane</w:t>
+        <w:tab/>
+        <w:t>22</w:t>
+      </w:r>
+    </w:p>
+    <w:p>
+      <w:pPr>
+        <w:tabs>
+          <w:tab w:pos="9071" w:val="center"/>
+        </w:tabs>
         <w:spacing w:line="240" w:lineRule="auto" w:after="0"/>
-        <w:ind w:firstLine="0" w:left="425"/>
+        <w:ind w:firstLine="0" w:left="425" w:right="0"/>
       </w:pPr>
       <w:r>
         <w:rPr>
@@ -1996,13 +2821,18 @@
           <w:i w:val="0"/>
           <w:sz w:val="22"/>
         </w:rPr>
-        <w:t>5.5 Серийная проверка и задержка доставки ................................... 24</w:t>
-      </w:r>
-    </w:p>
-    <w:p>
-      <w:pPr>
+        <w:t>5.5 Серийная проверка и задержка доставки</w:t>
+        <w:tab/>
+        <w:t>23</w:t>
+      </w:r>
+    </w:p>
+    <w:p>
+      <w:pPr>
+        <w:tabs>
+          <w:tab w:pos="9071" w:val="center"/>
+        </w:tabs>
         <w:spacing w:line="240" w:lineRule="auto" w:after="0"/>
-        <w:ind w:firstLine="0" w:left="425"/>
+        <w:ind w:firstLine="0" w:left="425" w:right="0"/>
       </w:pPr>
       <w:r>
         <w:rPr>
@@ -2011,13 +2841,18 @@
           <w:i w:val="0"/>
           <w:sz w:val="22"/>
         </w:rPr>
-        <w:t>5.6 Проверка восстановления соединения и отказа узла ........................ 24</w:t>
-      </w:r>
-    </w:p>
-    <w:p>
-      <w:pPr>
+        <w:t>5.6 Проверка восстановления соединения и отказа узла</w:t>
+        <w:tab/>
+        <w:t>24</w:t>
+      </w:r>
+    </w:p>
+    <w:p>
+      <w:pPr>
+        <w:tabs>
+          <w:tab w:pos="9071" w:val="center"/>
+        </w:tabs>
         <w:spacing w:line="240" w:lineRule="auto" w:after="0"/>
-        <w:ind w:firstLine="0" w:left="425"/>
+        <w:ind w:firstLine="0" w:left="425" w:right="0"/>
       </w:pPr>
       <w:r>
         <w:rPr>
@@ -2026,13 +2861,18 @@
           <w:i w:val="0"/>
           <w:sz w:val="22"/>
         </w:rPr>
-        <w:t>5.7 Сравнительная таблица результатов ....................................... 26</w:t>
-      </w:r>
-    </w:p>
-    <w:p>
-      <w:pPr>
+        <w:t>5.7 Сравнительная таблица результатов</w:t>
+        <w:tab/>
+        <w:t>25</w:t>
+      </w:r>
+    </w:p>
+    <w:p>
+      <w:pPr>
+        <w:tabs>
+          <w:tab w:pos="9071" w:val="center"/>
+        </w:tabs>
         <w:spacing w:line="240" w:lineRule="auto" w:after="0"/>
-        <w:ind w:firstLine="0" w:left="425"/>
+        <w:ind w:firstLine="0" w:left="425" w:right="0"/>
       </w:pPr>
       <w:r>
         <w:rPr>
@@ -2041,13 +2881,18 @@
           <w:i w:val="0"/>
           <w:sz w:val="22"/>
         </w:rPr>
-        <w:t>5.8 Проверка входной точки стенда ........................................... 27</w:t>
-      </w:r>
-    </w:p>
-    <w:p>
-      <w:pPr>
+        <w:t>5.8 Проверка входной точки стенда</w:t>
+        <w:tab/>
+        <w:t>25</w:t>
+      </w:r>
+    </w:p>
+    <w:p>
+      <w:pPr>
+        <w:tabs>
+          <w:tab w:pos="9071" w:val="center"/>
+        </w:tabs>
         <w:spacing w:line="240" w:lineRule="auto" w:after="0"/>
-        <w:ind w:firstLine="0" w:left="425"/>
+        <w:ind w:firstLine="0" w:left="425" w:right="0"/>
       </w:pPr>
       <w:r>
         <w:rPr>
@@ -2056,13 +2901,18 @@
           <w:i w:val="0"/>
           <w:sz w:val="22"/>
         </w:rPr>
-        <w:t>5.9 Ограничения эксперимента ................................................ 27</w:t>
-      </w:r>
-    </w:p>
-    <w:p>
-      <w:pPr>
+        <w:t>5.9 Оценка достоверности результатов</w:t>
+        <w:tab/>
+        <w:t>25</w:t>
+      </w:r>
+    </w:p>
+    <w:p>
+      <w:pPr>
+        <w:tabs>
+          <w:tab w:pos="9071" w:val="center"/>
+        </w:tabs>
         <w:spacing w:line="240" w:lineRule="auto" w:after="0"/>
-        <w:ind w:firstLine="0" w:left="425"/>
+        <w:ind w:firstLine="0" w:left="425" w:right="0"/>
       </w:pPr>
       <w:r>
         <w:rPr>
@@ -2071,13 +2921,18 @@
           <w:i w:val="0"/>
           <w:sz w:val="22"/>
         </w:rPr>
-        <w:t>5.10 Вывод по испытаниям .................................................... 27</w:t>
-      </w:r>
-    </w:p>
-    <w:p>
-      <w:pPr>
+        <w:t>5.10 Вывод по испытаниям</w:t>
+        <w:tab/>
+        <w:t>26</w:t>
+      </w:r>
+    </w:p>
+    <w:p>
+      <w:pPr>
+        <w:tabs>
+          <w:tab w:pos="9071" w:val="center"/>
+        </w:tabs>
         <w:spacing w:line="240" w:lineRule="auto" w:after="0"/>
-        <w:ind w:firstLine="0" w:left="0"/>
+        <w:ind w:firstLine="0" w:left="0" w:right="0"/>
       </w:pPr>
       <w:r>
         <w:rPr>
@@ -2086,13 +2941,18 @@
           <w:i w:val="0"/>
           <w:sz w:val="22"/>
         </w:rPr>
-        <w:t>ЗАКЛЮЧЕНИЕ ........................................................................ 27</w:t>
-      </w:r>
-    </w:p>
-    <w:p>
-      <w:pPr>
+        <w:t>ЗАКЛЮЧЕНИЕ</w:t>
+        <w:tab/>
+        <w:t>26</w:t>
+      </w:r>
+    </w:p>
+    <w:p>
+      <w:pPr>
+        <w:tabs>
+          <w:tab w:pos="9071" w:val="center"/>
+        </w:tabs>
         <w:spacing w:line="240" w:lineRule="auto" w:after="0"/>
-        <w:ind w:firstLine="0" w:left="0"/>
+        <w:ind w:firstLine="0" w:left="0" w:right="0"/>
       </w:pPr>
       <w:r>
         <w:rPr>
@@ -2101,13 +2961,18 @@
           <w:i w:val="0"/>
           <w:sz w:val="22"/>
         </w:rPr>
-        <w:t>СПИСОК ИСПОЛЬЗОВАННЫХ ИСТОЧНИКОВ .................................................. 29</w:t>
-      </w:r>
-    </w:p>
-    <w:p>
-      <w:pPr>
+        <w:t>СПИСОК ИСПОЛЬЗОВАННЫХ ИСТОЧНИКОВ</w:t>
+        <w:tab/>
+        <w:t>28</w:t>
+      </w:r>
+    </w:p>
+    <w:p>
+      <w:pPr>
+        <w:tabs>
+          <w:tab w:pos="9071" w:val="center"/>
+        </w:tabs>
         <w:spacing w:line="240" w:lineRule="auto" w:after="0"/>
-        <w:ind w:firstLine="0" w:left="0"/>
+        <w:ind w:firstLine="0" w:left="0" w:right="0"/>
       </w:pPr>
       <w:r>
         <w:rPr>
@@ -2116,7 +2981,9 @@
           <w:i w:val="0"/>
           <w:sz w:val="22"/>
         </w:rPr>
-        <w:t>ПРИЛОЖЕНИЕ А ...................................................................... 31</w:t>
+        <w:t>ПРИЛОЖЕНИЕ А</w:t>
+        <w:tab/>
+        <w:t>30</w:t>
       </w:r>
     </w:p>
     <w:p>
@@ -3024,7 +3891,7 @@
           <w:i w:val="0"/>
           <w:sz w:val="28"/>
         </w:rPr>
-        <w:t>Реализовать выбранное решение в отдельной ветке проекта.</w:t>
+        <w:t>Реализовать выбранное решение в целевой системе.</w:t>
       </w:r>
     </w:p>
     <w:p>
@@ -3105,22 +3972,6 @@
           <w:sz w:val="28"/>
         </w:rPr>
         <w:t>Практическая значимость результатов практики состоит в создании прототипа масштабируемого real-time контура, который может быть использован как основа для дальнейшего развития системы отслеживания задач. Подготовленные конфигурации, диагностические средства и сценарии испытаний позволяют воспроизводимо демонстрировать переход от single-node реализации к multi-instance режиму с корректной межузловой доставкой событий.</w:t>
-      </w:r>
-    </w:p>
-    <w:p>
-      <w:pPr>
-        <w:spacing w:line="360" w:lineRule="auto"/>
-        <w:ind w:firstLine="709"/>
-        <w:jc w:val="both"/>
-      </w:pPr>
-      <w:r>
-        <w:rPr>
-          <w:rFonts w:ascii="Times New Roman" w:hAnsi="Times New Roman" w:eastAsia="Times New Roman"/>
-          <w:b w:val="0"/>
-          <w:i w:val="0"/>
-          <w:sz w:val="28"/>
-        </w:rPr>
-        <w:t>Оформление текстовой части, списка использованных источников и версии отчета по преддипломной практике выполняется с учетом требований ГОСТ 7.32-2017, ГОСТ Р 7.0.100-2018 и методических рекомендаций кафедры [11], [12], [13].</w:t>
       </w:r>
     </w:p>
     <w:p>
@@ -3387,16 +4238,15 @@
         <w:tblLook w:firstColumn="1" w:firstRow="1" w:lastColumn="0" w:lastRow="0" w:noHBand="0" w:noVBand="1" w:val="04A0"/>
       </w:tblPr>
       <w:tblGrid>
-        <w:gridCol w:w="1938"/>
-        <w:gridCol w:w="1938"/>
-        <w:gridCol w:w="1938"/>
-        <w:gridCol w:w="1938"/>
-        <w:gridCol w:w="1938"/>
+        <w:gridCol w:w="2422"/>
+        <w:gridCol w:w="2422"/>
+        <w:gridCol w:w="2422"/>
+        <w:gridCol w:w="2422"/>
       </w:tblGrid>
       <w:tr>
         <w:tc>
           <w:tcPr>
-            <w:tcW w:type="dxa" w:w="1938"/>
+            <w:tcW w:type="dxa" w:w="2422"/>
             <w:vAlign w:val="center"/>
           </w:tcPr>
           <w:p>
@@ -3418,7 +4268,7 @@
         </w:tc>
         <w:tc>
           <w:tcPr>
-            <w:tcW w:type="dxa" w:w="1938"/>
+            <w:tcW w:type="dxa" w:w="2422"/>
             <w:vAlign w:val="center"/>
           </w:tcPr>
           <w:p>
@@ -3440,7 +4290,7 @@
         </w:tc>
         <w:tc>
           <w:tcPr>
-            <w:tcW w:type="dxa" w:w="1938"/>
+            <w:tcW w:type="dxa" w:w="2422"/>
             <w:vAlign w:val="center"/>
           </w:tcPr>
           <w:p>
@@ -3462,29 +4312,7 @@
         </w:tc>
         <w:tc>
           <w:tcPr>
-            <w:tcW w:type="dxa" w:w="1938"/>
-            <w:vAlign w:val="center"/>
-          </w:tcPr>
-          <w:p>
-            <w:pPr>
-              <w:spacing w:line="240" w:lineRule="auto" w:before="0" w:after="0"/>
-              <w:ind w:firstLine="0"/>
-              <w:jc w:val="center"/>
-            </w:pPr>
-            <w:r/>
-            <w:r>
-              <w:rPr>
-                <w:rFonts w:ascii="Times New Roman" w:hAnsi="Times New Roman" w:eastAsia="Times New Roman"/>
-                <w:b/>
-                <w:sz w:val="22"/>
-              </w:rPr>
-              <w:t>Применимость для ВКР</w:t>
-            </w:r>
-          </w:p>
-        </w:tc>
-        <w:tc>
-          <w:tcPr>
-            <w:tcW w:type="dxa" w:w="1938"/>
+            <w:tcW w:type="dxa" w:w="2422"/>
             <w:vAlign w:val="center"/>
           </w:tcPr>
           <w:p>
@@ -3508,7 +4336,7 @@
       <w:tr>
         <w:tc>
           <w:tcPr>
-            <w:tcW w:type="dxa" w:w="1938"/>
+            <w:tcW w:type="dxa" w:w="2422"/>
             <w:vAlign w:val="center"/>
           </w:tcPr>
           <w:p>
@@ -3530,7 +4358,7 @@
         </w:tc>
         <w:tc>
           <w:tcPr>
-            <w:tcW w:type="dxa" w:w="1938"/>
+            <w:tcW w:type="dxa" w:w="2422"/>
             <w:vAlign w:val="center"/>
           </w:tcPr>
           <w:p>
@@ -3552,7 +4380,7 @@
         </w:tc>
         <w:tc>
           <w:tcPr>
-            <w:tcW w:type="dxa" w:w="1938"/>
+            <w:tcW w:type="dxa" w:w="2422"/>
             <w:vAlign w:val="center"/>
           </w:tcPr>
           <w:p>
@@ -3574,29 +4402,7 @@
         </w:tc>
         <w:tc>
           <w:tcPr>
-            <w:tcW w:type="dxa" w:w="1938"/>
-            <w:vAlign w:val="center"/>
-          </w:tcPr>
-          <w:p>
-            <w:pPr>
-              <w:spacing w:line="240" w:lineRule="auto" w:before="0" w:after="0"/>
-              <w:ind w:firstLine="0"/>
-              <w:jc w:val="left"/>
-            </w:pPr>
-            <w:r/>
-            <w:r>
-              <w:rPr>
-                <w:rFonts w:ascii="Times New Roman" w:hAnsi="Times New Roman" w:eastAsia="Times New Roman"/>
-                <w:b w:val="0"/>
-                <w:sz w:val="22"/>
-              </w:rPr>
-              <w:t>Подходит только как baseline</w:t>
-            </w:r>
-          </w:p>
-        </w:tc>
-        <w:tc>
-          <w:tcPr>
-            <w:tcW w:type="dxa" w:w="1938"/>
+            <w:tcW w:type="dxa" w:w="2422"/>
             <w:vAlign w:val="center"/>
           </w:tcPr>
           <w:p>
@@ -3620,7 +4426,7 @@
       <w:tr>
         <w:tc>
           <w:tcPr>
-            <w:tcW w:type="dxa" w:w="1938"/>
+            <w:tcW w:type="dxa" w:w="2422"/>
             <w:vAlign w:val="center"/>
           </w:tcPr>
           <w:p>
@@ -3642,7 +4448,7 @@
         </w:tc>
         <w:tc>
           <w:tcPr>
-            <w:tcW w:type="dxa" w:w="1938"/>
+            <w:tcW w:type="dxa" w:w="2422"/>
             <w:vAlign w:val="center"/>
           </w:tcPr>
           <w:p>
@@ -3664,7 +4470,7 @@
         </w:tc>
         <w:tc>
           <w:tcPr>
-            <w:tcW w:type="dxa" w:w="1938"/>
+            <w:tcW w:type="dxa" w:w="2422"/>
             <w:vAlign w:val="center"/>
           </w:tcPr>
           <w:p>
@@ -3686,29 +4492,7 @@
         </w:tc>
         <w:tc>
           <w:tcPr>
-            <w:tcW w:type="dxa" w:w="1938"/>
-            <w:vAlign w:val="center"/>
-          </w:tcPr>
-          <w:p>
-            <w:pPr>
-              <w:spacing w:line="240" w:lineRule="auto" w:before="0" w:after="0"/>
-              <w:ind w:firstLine="0"/>
-              <w:jc w:val="left"/>
-            </w:pPr>
-            <w:r/>
-            <w:r>
-              <w:rPr>
-                <w:rFonts w:ascii="Times New Roman" w:hAnsi="Times New Roman" w:eastAsia="Times New Roman"/>
-                <w:b w:val="0"/>
-                <w:sz w:val="22"/>
-              </w:rPr>
-              <w:t>Хорошо показывает проблему</w:t>
-            </w:r>
-          </w:p>
-        </w:tc>
-        <w:tc>
-          <w:tcPr>
-            <w:tcW w:type="dxa" w:w="1938"/>
+            <w:tcW w:type="dxa" w:w="2422"/>
             <w:vAlign w:val="center"/>
           </w:tcPr>
           <w:p>
@@ -3732,7 +4516,7 @@
       <w:tr>
         <w:tc>
           <w:tcPr>
-            <w:tcW w:type="dxa" w:w="1938"/>
+            <w:tcW w:type="dxa" w:w="2422"/>
             <w:vAlign w:val="center"/>
           </w:tcPr>
           <w:p>
@@ -3754,7 +4538,7 @@
         </w:tc>
         <w:tc>
           <w:tcPr>
-            <w:tcW w:type="dxa" w:w="1938"/>
+            <w:tcW w:type="dxa" w:w="2422"/>
             <w:vAlign w:val="center"/>
           </w:tcPr>
           <w:p>
@@ -3776,7 +4560,7 @@
         </w:tc>
         <w:tc>
           <w:tcPr>
-            <w:tcW w:type="dxa" w:w="1938"/>
+            <w:tcW w:type="dxa" w:w="2422"/>
             <w:vAlign w:val="center"/>
           </w:tcPr>
           <w:p>
@@ -3798,29 +4582,7 @@
         </w:tc>
         <w:tc>
           <w:tcPr>
-            <w:tcW w:type="dxa" w:w="1938"/>
-            <w:vAlign w:val="center"/>
-          </w:tcPr>
-          <w:p>
-            <w:pPr>
-              <w:spacing w:line="240" w:lineRule="auto" w:before="0" w:after="0"/>
-              <w:ind w:firstLine="0"/>
-              <w:jc w:val="left"/>
-            </w:pPr>
-            <w:r/>
-            <w:r>
-              <w:rPr>
-                <w:rFonts w:ascii="Times New Roman" w:hAnsi="Times New Roman" w:eastAsia="Times New Roman"/>
-                <w:b w:val="0"/>
-                <w:sz w:val="22"/>
-              </w:rPr>
-              <w:t>Может использоваться как часть инфраструктуры</w:t>
-            </w:r>
-          </w:p>
-        </w:tc>
-        <w:tc>
-          <w:tcPr>
-            <w:tcW w:type="dxa" w:w="1938"/>
+            <w:tcW w:type="dxa" w:w="2422"/>
             <w:vAlign w:val="center"/>
           </w:tcPr>
           <w:p>
@@ -3844,7 +4606,7 @@
       <w:tr>
         <w:tc>
           <w:tcPr>
-            <w:tcW w:type="dxa" w:w="1938"/>
+            <w:tcW w:type="dxa" w:w="2422"/>
             <w:vAlign w:val="center"/>
           </w:tcPr>
           <w:p>
@@ -3866,7 +4628,7 @@
         </w:tc>
         <w:tc>
           <w:tcPr>
-            <w:tcW w:type="dxa" w:w="1938"/>
+            <w:tcW w:type="dxa" w:w="2422"/>
             <w:vAlign w:val="center"/>
           </w:tcPr>
           <w:p>
@@ -3888,7 +4650,7 @@
         </w:tc>
         <w:tc>
           <w:tcPr>
-            <w:tcW w:type="dxa" w:w="1938"/>
+            <w:tcW w:type="dxa" w:w="2422"/>
             <w:vAlign w:val="center"/>
           </w:tcPr>
           <w:p>
@@ -3910,29 +4672,7 @@
         </w:tc>
         <w:tc>
           <w:tcPr>
-            <w:tcW w:type="dxa" w:w="1938"/>
-            <w:vAlign w:val="center"/>
-          </w:tcPr>
-          <w:p>
-            <w:pPr>
-              <w:spacing w:line="240" w:lineRule="auto" w:before="0" w:after="0"/>
-              <w:ind w:firstLine="0"/>
-              <w:jc w:val="left"/>
-            </w:pPr>
-            <w:r/>
-            <w:r>
-              <w:rPr>
-                <w:rFonts w:ascii="Times New Roman" w:hAnsi="Times New Roman" w:eastAsia="Times New Roman"/>
-                <w:b w:val="0"/>
-                <w:sz w:val="22"/>
-              </w:rPr>
-              <w:t>Оптимален для self-hosted стенда</w:t>
-            </w:r>
-          </w:p>
-        </w:tc>
-        <w:tc>
-          <w:tcPr>
-            <w:tcW w:type="dxa" w:w="1938"/>
+            <w:tcW w:type="dxa" w:w="2422"/>
             <w:vAlign w:val="center"/>
           </w:tcPr>
           <w:p>
@@ -3956,7 +4696,7 @@
       <w:tr>
         <w:tc>
           <w:tcPr>
-            <w:tcW w:type="dxa" w:w="1938"/>
+            <w:tcW w:type="dxa" w:w="2422"/>
             <w:vAlign w:val="center"/>
           </w:tcPr>
           <w:p>
@@ -3978,7 +4718,7 @@
         </w:tc>
         <w:tc>
           <w:tcPr>
-            <w:tcW w:type="dxa" w:w="1938"/>
+            <w:tcW w:type="dxa" w:w="2422"/>
             <w:vAlign w:val="center"/>
           </w:tcPr>
           <w:p>
@@ -4000,7 +4740,7 @@
         </w:tc>
         <w:tc>
           <w:tcPr>
-            <w:tcW w:type="dxa" w:w="1938"/>
+            <w:tcW w:type="dxa" w:w="2422"/>
             <w:vAlign w:val="center"/>
           </w:tcPr>
           <w:p>
@@ -4022,29 +4762,7 @@
         </w:tc>
         <w:tc>
           <w:tcPr>
-            <w:tcW w:type="dxa" w:w="1938"/>
-            <w:vAlign w:val="center"/>
-          </w:tcPr>
-          <w:p>
-            <w:pPr>
-              <w:spacing w:line="240" w:lineRule="auto" w:before="0" w:after="0"/>
-              <w:ind w:firstLine="0"/>
-              <w:jc w:val="left"/>
-            </w:pPr>
-            <w:r/>
-            <w:r>
-              <w:rPr>
-                <w:rFonts w:ascii="Times New Roman" w:hAnsi="Times New Roman" w:eastAsia="Times New Roman"/>
-                <w:b w:val="0"/>
-                <w:sz w:val="22"/>
-              </w:rPr>
-              <w:t>Избыточен для минимального стенда</w:t>
-            </w:r>
-          </w:p>
-        </w:tc>
-        <w:tc>
-          <w:tcPr>
-            <w:tcW w:type="dxa" w:w="1938"/>
+            <w:tcW w:type="dxa" w:w="2422"/>
             <w:vAlign w:val="center"/>
           </w:tcPr>
           <w:p>
@@ -4068,7 +4786,7 @@
       <w:tr>
         <w:tc>
           <w:tcPr>
-            <w:tcW w:type="dxa" w:w="1938"/>
+            <w:tcW w:type="dxa" w:w="2422"/>
             <w:vAlign w:val="center"/>
           </w:tcPr>
           <w:p>
@@ -4090,7 +4808,7 @@
         </w:tc>
         <w:tc>
           <w:tcPr>
-            <w:tcW w:type="dxa" w:w="1938"/>
+            <w:tcW w:type="dxa" w:w="2422"/>
             <w:vAlign w:val="center"/>
           </w:tcPr>
           <w:p>
@@ -4112,7 +4830,7 @@
         </w:tc>
         <w:tc>
           <w:tcPr>
-            <w:tcW w:type="dxa" w:w="1938"/>
+            <w:tcW w:type="dxa" w:w="2422"/>
             <w:vAlign w:val="center"/>
           </w:tcPr>
           <w:p>
@@ -4134,7 +4852,7 @@
         </w:tc>
         <w:tc>
           <w:tcPr>
-            <w:tcW w:type="dxa" w:w="1938"/>
+            <w:tcW w:type="dxa" w:w="2422"/>
             <w:vAlign w:val="center"/>
           </w:tcPr>
           <w:p>
@@ -4150,29 +4868,7 @@
                 <w:b w:val="0"/>
                 <w:sz w:val="22"/>
               </w:rPr>
-              <w:t>Полезен для сравнения</w:t>
-            </w:r>
-          </w:p>
-        </w:tc>
-        <w:tc>
-          <w:tcPr>
-            <w:tcW w:type="dxa" w:w="1938"/>
-            <w:vAlign w:val="center"/>
-          </w:tcPr>
-          <w:p>
-            <w:pPr>
-              <w:spacing w:line="240" w:lineRule="auto" w:before="0" w:after="0"/>
-              <w:ind w:firstLine="0"/>
-              <w:jc w:val="left"/>
-            </w:pPr>
-            <w:r/>
-            <w:r>
-              <w:rPr>
-                <w:rFonts w:ascii="Times New Roman" w:hAnsi="Times New Roman" w:eastAsia="Times New Roman"/>
-                <w:b w:val="0"/>
-                <w:sz w:val="22"/>
-              </w:rPr>
-              <w:t>Уменьшает демонстрируемый вклад в построение собственного серверного контура</w:t>
+              <w:t>Уменьшает контроль над self-hosted серверным контуром</w:t>
             </w:r>
           </w:p>
         </w:tc>
@@ -4191,7 +4887,7 @@
           <w:i w:val="0"/>
           <w:sz w:val="28"/>
         </w:rPr>
-        <w:t>Для цели преддипломной практики выбран подход SignalR + Redis backplane. Он соответствует self-hosted характеру стенда, не требует радикальной перестройки доменной логики и позволяет экспериментально проверить межузловую доставку событий. При этом решение остается достаточно простым, чтобы его можно было воспроизвести в учебной работе и показать на защите [4], [9].</w:t>
+        <w:t>Для выбранной цели принят подход SignalR + Redis backplane. Он соответствует self-hosted характеру стенда, не требует радикальной перестройки доменной логики и позволяет экспериментально проверить межузловую доставку событий [4], [9].</w:t>
       </w:r>
     </w:p>
     <w:p>
@@ -4252,7 +4948,7 @@
           <w:i w:val="0"/>
           <w:sz w:val="28"/>
         </w:rPr>
-        <w:t xml:space="preserve">Целевая система представляет собой веб-систему для работы с отчетами, задачами, комментариями, вложениями и связанными сущностями. В рамках преддипломной практики рассматривается не вся продуктовая инфраструктура, а минимальный контур real-time взаимодействия: прикладной backend-сервис </w:t>
+        <w:t xml:space="preserve">Целевая система представляет собой веб-систему для работы с отчетами, задачами, комментариями, вложениями и связанными сущностями. В работе рассматривается не вся продуктовая инфраструктура, а минимальный контур real-time взаимодействия: прикладной backend-сервис </w:t>
       </w:r>
       <w:r>
         <w:rPr>
@@ -4286,25 +4982,7 @@
           <w:i w:val="0"/>
           <w:sz w:val="28"/>
         </w:rPr>
-        <w:t xml:space="preserve">Работа по индивидуальному заданию ведется в отдельной ветке </w:t>
-      </w:r>
-      <w:r>
-        <w:rPr>
-          <w:rFonts w:ascii="Courier New" w:hAnsi="Courier New" w:eastAsia="Courier New"/>
-          <w:b w:val="0"/>
-          <w:i w:val="0"/>
-          <w:sz w:val="28"/>
-        </w:rPr>
-        <w:t>thesis/realtime-scaleout</w:t>
-      </w:r>
-      <w:r>
-        <w:rPr>
-          <w:rFonts w:ascii="Times New Roman" w:hAnsi="Times New Roman" w:eastAsia="Times New Roman"/>
-          <w:b w:val="0"/>
-          <w:i w:val="0"/>
-          <w:sz w:val="28"/>
-        </w:rPr>
-        <w:t>. Это позволяет реализовать и исследовать изменения без необходимости немедленного слияния с основной веткой проекта. Такой подход важен для отчета по практике: реализация является доказательной базой, но при этом не нарушает стабильность основного продукта.</w:t>
+        <w:t>В качестве целевой системы рассматривается существующая кодовая база продукта, в которой уже реализованы backend-сервис, клиентское приложение и инфраструктурные конфигурации. Для исследования выделен контур, достаточный для проверки real-time взаимодействия: SignalR-хаб, механизм групп, reverse proxy, база данных, Redis и проверочный клиент.</w:t>
       </w:r>
     </w:p>
     <w:p>
@@ -4585,22 +5263,6 @@
           <w:sz w:val="28"/>
         </w:rPr>
         <w:t>Решение должно запускаться на минимальном локальном стенде.</w:t>
-      </w:r>
-    </w:p>
-    <w:p>
-      <w:pPr>
-        <w:pStyle w:val="ListNumber"/>
-        <w:spacing w:line="360" w:lineRule="auto"/>
-        <w:ind w:left="709" w:hanging="283"/>
-      </w:pPr>
-      <w:r>
-        <w:rPr>
-          <w:rFonts w:ascii="Times New Roman" w:hAnsi="Times New Roman" w:eastAsia="Times New Roman"/>
-          <w:b w:val="0"/>
-          <w:i w:val="0"/>
-          <w:sz w:val="28"/>
-        </w:rPr>
-        <w:t>Основной сценарий проекта не должен быть сломан изменениями под ВКР.</w:t>
       </w:r>
     </w:p>
     <w:p>
@@ -5393,7 +6055,7 @@
           <w:i w:val="0"/>
           <w:sz w:val="28"/>
         </w:rPr>
-        <w:t>Поскольку membership группы является оперативным состоянием SignalR, клиент должен повторять вступление в группу после переподключения. В проверочном клиенте и клиентском real-time слое используется автоматическое восстановление соединения и повторное присоединение к группе отчета. В рамках преддипломной практики это свойство рассматривается как часть устойчивости real-time контура [5], [6].</w:t>
+        <w:t>Поскольку membership группы является оперативным состоянием SignalR, клиент должен повторять вступление в группу после переподключения. В проверочном клиенте и клиентском real-time слое используется автоматическое восстановление соединения и повторное присоединение к группе отчета. Это свойство рассматривается как часть устойчивости real-time контура [5], [6].</w:t>
       </w:r>
     </w:p>
     <w:p>
@@ -5550,25 +6212,7 @@
           <w:i w:val="0"/>
           <w:sz w:val="28"/>
         </w:rPr>
-        <w:t xml:space="preserve">Реализация выполнена в ветке </w:t>
-      </w:r>
-      <w:r>
-        <w:rPr>
-          <w:rFonts w:ascii="Courier New" w:hAnsi="Courier New" w:eastAsia="Courier New"/>
-          <w:b w:val="0"/>
-          <w:i w:val="0"/>
-          <w:sz w:val="28"/>
-        </w:rPr>
-        <w:t>thesis/realtime-scaleout</w:t>
-      </w:r>
-      <w:r>
-        <w:rPr>
-          <w:rFonts w:ascii="Times New Roman" w:hAnsi="Times New Roman" w:eastAsia="Times New Roman"/>
-          <w:b w:val="0"/>
-          <w:i w:val="0"/>
-          <w:sz w:val="28"/>
-        </w:rPr>
-        <w:t>. Выбор отдельной ветки позволяет изолировать изменения, связанные с ВКР, от основного потока разработки. Это важно, поскольку часть артефактов имеет демонстрационный и исследовательский характер: отдельный compose-стенд, диагностические методы и проверочный скрипт.</w:t>
+        <w:t>Работы по реализации были разделены на три направления: изменение backend-конфигурации SignalR, подготовка инфраструктуры multi-instance стенда и разработка проверочного клиента для фиксации результатов испытаний.</w:t>
       </w:r>
     </w:p>
     <w:p>
@@ -5696,7 +6340,7 @@
           <w:i w:val="0"/>
           <w:sz w:val="28"/>
         </w:rPr>
-        <w:t xml:space="preserve">. Значение используется для логирования и диагностики. Если переменная не задана, сервис может использовать имя машины как fallback. На стенде ВКР экземпляры получают явные значения </w:t>
+        <w:t xml:space="preserve">. Значение используется для логирования и диагностики. Если переменная не задана, сервис может использовать имя машины как fallback. На стенде экземпляры получают явные значения </w:t>
       </w:r>
       <w:r>
         <w:rPr>
@@ -5984,7 +6628,7 @@
           <w:i w:val="0"/>
           <w:sz w:val="28"/>
         </w:rPr>
-        <w:t>Такой подход делает эксперимент независимым от полноценного пользовательского интерфейса. ВКР проверяет именно серверный real-time контур и межузловую доставку событий, а не особенности конкретного экрана клиентского приложения.</w:t>
+        <w:t>Такой подход делает эксперимент независимым от полноценного пользовательского интерфейса. Проверяется именно серверный real-time контур и межузловая доставка событий, а не особенности конкретного экрана клиентского приложения.</w:t>
       </w:r>
     </w:p>
     <w:p>
@@ -6024,7 +6668,7 @@
           <w:i w:val="0"/>
           <w:sz w:val="28"/>
         </w:rPr>
-        <w:t xml:space="preserve">Для практики подготовлен отдельный compose-стенд </w:t>
+        <w:t xml:space="preserve">Для проверки подготовлен отдельный compose-стенд </w:t>
       </w:r>
       <w:r>
         <w:rPr>
@@ -9016,7 +9660,7 @@
         <w:pStyle w:val="Heading2"/>
       </w:pPr>
       <w:r>
-        <w:t>5.9 Ограничения эксперимента</w:t>
+        <w:t>5.9 Оценка достоверности результатов</w:t>
       </w:r>
     </w:p>
     <w:p>
@@ -9032,15 +9676,17 @@
           <w:i w:val="0"/>
           <w:sz w:val="28"/>
         </w:rPr>
-        <w:t>Проведенный эксперимент является минимальным доказательным стендом, а не промышленным нагрузочным тестом. Он проверяет ключевое функциональное свойство: доставку события между клиентами, подключенными к разным серверным экземплярам. В дальнейшем программу испытаний можно расширить:</w:t>
-      </w:r>
-    </w:p>
-    <w:p>
-      <w:pPr>
-        <w:pStyle w:val="ListNumber"/>
-        <w:spacing w:line="360" w:lineRule="auto"/>
-        <w:ind w:left="709" w:hanging="283"/>
-      </w:pPr>
+        <w:t xml:space="preserve">Проведенный эксперимент проверяет ключевое функциональное свойство: доставку события между клиентами, подключенными к разным серверным экземплярам. Достоверность результата обеспечивается тем, что режимы с Redis backplane и без него запускались на одном стенде, с одним и тем же кодом приложения и одним и тем же проверочным сценарием. Единственным существенным отличием между режимами было значение </w:t>
+      </w:r>
+      <w:r>
+        <w:rPr>
+          <w:rFonts w:ascii="Courier New" w:hAnsi="Courier New" w:eastAsia="Courier New"/>
+          <w:b w:val="0"/>
+          <w:i w:val="0"/>
+          <w:sz w:val="28"/>
+        </w:rPr>
+        <w:t>REDIS_CONNECTION_STRING</w:t>
+      </w:r>
       <w:r>
         <w:rPr>
           <w:rFonts w:ascii="Times New Roman" w:hAnsi="Times New Roman" w:eastAsia="Times New Roman"/>
@@ -9048,55 +9694,7 @@
           <w:i w:val="0"/>
           <w:sz w:val="28"/>
         </w:rPr>
-        <w:t>Увеличением числа одновременных клиентов и числа событий.</w:t>
-      </w:r>
-    </w:p>
-    <w:p>
-      <w:pPr>
-        <w:pStyle w:val="ListNumber"/>
-        <w:spacing w:line="360" w:lineRule="auto"/>
-        <w:ind w:left="709" w:hanging="283"/>
-      </w:pPr>
-      <w:r>
-        <w:rPr>
-          <w:rFonts w:ascii="Times New Roman" w:hAnsi="Times New Roman" w:eastAsia="Times New Roman"/>
-          <w:b w:val="0"/>
-          <w:i w:val="0"/>
-          <w:sz w:val="28"/>
-        </w:rPr>
-        <w:t>Сравнением поведения при разных стратегиях балансировки.</w:t>
-      </w:r>
-    </w:p>
-    <w:p>
-      <w:pPr>
-        <w:pStyle w:val="ListNumber"/>
-        <w:spacing w:line="360" w:lineRule="auto"/>
-        <w:ind w:left="709" w:hanging="283"/>
-      </w:pPr>
-      <w:r>
-        <w:rPr>
-          <w:rFonts w:ascii="Times New Roman" w:hAnsi="Times New Roman" w:eastAsia="Times New Roman"/>
-          <w:b w:val="0"/>
-          <w:i w:val="0"/>
-          <w:sz w:val="28"/>
-        </w:rPr>
-        <w:t>Сбором p99 и распределения задержек на более длинной серии запусков с учетом того, что задержка влияет на качество real-time совместной работы [20].</w:t>
-      </w:r>
-    </w:p>
-    <w:p>
-      <w:pPr>
-        <w:pStyle w:val="ListNumber"/>
-        <w:spacing w:line="360" w:lineRule="auto"/>
-        <w:ind w:left="709" w:hanging="283"/>
-      </w:pPr>
-      <w:r>
-        <w:rPr>
-          <w:rFonts w:ascii="Times New Roman" w:hAnsi="Times New Roman" w:eastAsia="Times New Roman"/>
-          <w:b w:val="0"/>
-          <w:i w:val="0"/>
-          <w:sz w:val="28"/>
-        </w:rPr>
-        <w:t>Проверкой поведения при длительной недоступности Redis.</w:t>
+        <w:t>.</w:t>
       </w:r>
     </w:p>
     <w:p>
@@ -9112,7 +9710,7 @@
           <w:i w:val="0"/>
           <w:sz w:val="28"/>
         </w:rPr>
-        <w:t>Для текущей цели ВКР уже получен главный результат: режим без backplane воспроизводит проблему, а режим с Redis backplane устраняет ее на том же стенде [3], [4].</w:t>
+        <w:t>Сопоставление двух режимов показывает причинную связь между включением межузлового канала SignalR и успешной доставкой события на другой backend-экземпляр. Дополнительные сценарии rejoin и failover подтверждают, что контур сохраняет работоспособность не только при штатной доставке события, но и после восстановления клиентского подключения.</w:t>
       </w:r>
     </w:p>
     <w:p>
@@ -9231,7 +9829,7 @@
           <w:i w:val="0"/>
           <w:sz w:val="28"/>
         </w:rPr>
-        <w:t>, nginx как reverse proxy и Redis backplane для межузловой доставки SignalR-событий. При выполнении индивидуального задания в отдельной ветке проекта реализована поддержка конфигурируемого Redis backplane, добавлены идентификаторы серверных экземпляров, диагностический метод хаба, логирование real-time событий, проверочный клиент и воспроизводимый Docker Compose стенд [4], [8], [10], [14].</w:t>
+        <w:t>, nginx как reverse proxy и Redis backplane для межузловой доставки SignalR-событий. В целевой системе реализована поддержка конфигурируемого Redis backplane, добавлены идентификаторы серверных экземпляров, диагностический метод хаба, логирование real-time событий, проверочный клиент и воспроизводимый Docker Compose стенд [4], [8], [10], [14].</w:t>
       </w:r>
     </w:p>
     <w:p>
@@ -9299,7 +9897,7 @@
           <w:i w:val="0"/>
           <w:sz w:val="28"/>
         </w:rPr>
-        <w:t>Полученные в ходе практики результаты имеют практическую значимость для дальнейшего развития системы отслеживания задач, поскольку предложенное решение позволяет перейти от локального real-time механизма к масштабируемому контуру совместной работы над сущностями. В дальнейшем решение может быть расширено дополнительной трассировкой событий, более длинной серией измерений задержек, проверкой на большем числе одновременных клиентов и анализом поведения при недоступности Redis [8], [19].</w:t>
+        <w:t>Полученные в ходе практики результаты имеют практическую значимость для дальнейшего развития системы отслеживания задач, поскольку предложенное решение позволяет перейти от локального real-time механизма к масштабируемому контуру совместной работы над сущностями. Кроме масштабирования, решение повышает отказоустойчивость приложения: при наличии нескольких backend-экземпляров и повторного вступления клиента в группы система может продолжить доставку событий после потери одного узла, тогда как single-node архитектура такой возможности не предоставляет.</w:t>
       </w:r>
     </w:p>
     <w:p>
@@ -9663,7 +10261,7 @@
           <w:i w:val="0"/>
           <w:sz w:val="28"/>
         </w:rPr>
-        <w:t>Фрагменты конфигурации стенда и результаты испытаний</w:t>
+        <w:t>Конфигурация стенда</w:t>
       </w:r>
     </w:p>
     <w:p>
@@ -9679,7 +10277,215 @@
           <w:i w:val="0"/>
           <w:sz w:val="28"/>
         </w:rPr>
-        <w:t>Приложение относится к доказательной базе выполнения индивидуального задания по производственной преддипломной практике.</w:t>
+        <w:t>Ниже приведены ключевые элементы стенда, подтверждающие выполнение индивидуального задания: запуск двух экземпляров backend-сервиса, подключение Redis backplane и режим воспроизведения исходного ограничения без межузловой доставки.</w:t>
+      </w:r>
+    </w:p>
+    <w:p>
+      <w:pPr>
+        <w:spacing w:line="240" w:lineRule="auto"/>
+        <w:ind w:firstLine="0" w:left="709"/>
+      </w:pPr>
+      <w:r>
+        <w:rPr>
+          <w:rFonts w:ascii="Courier New" w:hAnsi="Courier New" w:eastAsia="Courier New"/>
+          <w:b w:val="0"/>
+          <w:i w:val="0"/>
+          <w:sz w:val="20"/>
+        </w:rPr>
+        <w:t>app-api-1:</w:t>
+      </w:r>
+    </w:p>
+    <w:p>
+      <w:pPr>
+        <w:spacing w:line="240" w:lineRule="auto"/>
+        <w:ind w:firstLine="0" w:left="709"/>
+      </w:pPr>
+      <w:r>
+        <w:rPr>
+          <w:rFonts w:ascii="Courier New" w:hAnsi="Courier New" w:eastAsia="Courier New"/>
+          <w:b w:val="0"/>
+          <w:i w:val="0"/>
+          <w:sz w:val="20"/>
+        </w:rPr>
+        <w:t xml:space="preserve">  environment:</w:t>
+      </w:r>
+    </w:p>
+    <w:p>
+      <w:pPr>
+        <w:spacing w:line="240" w:lineRule="auto"/>
+        <w:ind w:firstLine="0" w:left="709"/>
+      </w:pPr>
+      <w:r>
+        <w:rPr>
+          <w:rFonts w:ascii="Courier New" w:hAnsi="Courier New" w:eastAsia="Courier New"/>
+          <w:b w:val="0"/>
+          <w:i w:val="0"/>
+          <w:sz w:val="20"/>
+        </w:rPr>
+        <w:t xml:space="preserve">    REDIS_CONNECTION_STRING: redis:6379</w:t>
+      </w:r>
+    </w:p>
+    <w:p>
+      <w:pPr>
+        <w:spacing w:line="240" w:lineRule="auto"/>
+        <w:ind w:firstLine="0" w:left="709"/>
+      </w:pPr>
+      <w:r>
+        <w:rPr>
+          <w:rFonts w:ascii="Courier New" w:hAnsi="Courier New" w:eastAsia="Courier New"/>
+          <w:b w:val="0"/>
+          <w:i w:val="0"/>
+          <w:sz w:val="20"/>
+        </w:rPr>
+        <w:t xml:space="preserve">    SERVER_INSTANCE_ID: app-api-1</w:t>
+      </w:r>
+    </w:p>
+    <w:p>
+      <w:pPr>
+        <w:spacing w:line="240" w:lineRule="auto"/>
+        <w:ind w:firstLine="0" w:left="709"/>
+      </w:pPr>
+      <w:r>
+        <w:rPr>
+          <w:rFonts w:ascii="Courier New" w:hAnsi="Courier New" w:eastAsia="Courier New"/>
+          <w:b w:val="0"/>
+          <w:i w:val="0"/>
+          <w:sz w:val="20"/>
+        </w:rPr>
+      </w:r>
+    </w:p>
+    <w:p>
+      <w:pPr>
+        <w:spacing w:line="240" w:lineRule="auto"/>
+        <w:ind w:firstLine="0" w:left="709"/>
+      </w:pPr>
+      <w:r>
+        <w:rPr>
+          <w:rFonts w:ascii="Courier New" w:hAnsi="Courier New" w:eastAsia="Courier New"/>
+          <w:b w:val="0"/>
+          <w:i w:val="0"/>
+          <w:sz w:val="20"/>
+        </w:rPr>
+        <w:t>app-api-2:</w:t>
+      </w:r>
+    </w:p>
+    <w:p>
+      <w:pPr>
+        <w:spacing w:line="240" w:lineRule="auto"/>
+        <w:ind w:firstLine="0" w:left="709"/>
+      </w:pPr>
+      <w:r>
+        <w:rPr>
+          <w:rFonts w:ascii="Courier New" w:hAnsi="Courier New" w:eastAsia="Courier New"/>
+          <w:b w:val="0"/>
+          <w:i w:val="0"/>
+          <w:sz w:val="20"/>
+        </w:rPr>
+        <w:t xml:space="preserve">  environment:</w:t>
+      </w:r>
+    </w:p>
+    <w:p>
+      <w:pPr>
+        <w:spacing w:line="240" w:lineRule="auto"/>
+        <w:ind w:firstLine="0" w:left="709"/>
+      </w:pPr>
+      <w:r>
+        <w:rPr>
+          <w:rFonts w:ascii="Courier New" w:hAnsi="Courier New" w:eastAsia="Courier New"/>
+          <w:b w:val="0"/>
+          <w:i w:val="0"/>
+          <w:sz w:val="20"/>
+        </w:rPr>
+        <w:t xml:space="preserve">    REDIS_CONNECTION_STRING: redis:6379</w:t>
+      </w:r>
+    </w:p>
+    <w:p>
+      <w:pPr>
+        <w:spacing w:line="240" w:lineRule="auto"/>
+        <w:ind w:firstLine="0" w:left="709"/>
+      </w:pPr>
+      <w:r>
+        <w:rPr>
+          <w:rFonts w:ascii="Courier New" w:hAnsi="Courier New" w:eastAsia="Courier New"/>
+          <w:b w:val="0"/>
+          <w:i w:val="0"/>
+          <w:sz w:val="20"/>
+        </w:rPr>
+        <w:t xml:space="preserve">    SERVER_INSTANCE_ID: app-api-2</w:t>
+      </w:r>
+    </w:p>
+    <w:p>
+      <w:pPr>
+        <w:spacing w:line="240" w:lineRule="auto"/>
+        <w:ind w:firstLine="0" w:left="709"/>
+      </w:pPr>
+      <w:r>
+        <w:rPr>
+          <w:rFonts w:ascii="Courier New" w:hAnsi="Courier New" w:eastAsia="Courier New"/>
+          <w:b w:val="0"/>
+          <w:i w:val="0"/>
+          <w:sz w:val="20"/>
+        </w:rPr>
+      </w:r>
+    </w:p>
+    <w:p>
+      <w:pPr>
+        <w:spacing w:line="240" w:lineRule="auto"/>
+        <w:ind w:firstLine="0" w:left="709"/>
+      </w:pPr>
+      <w:r>
+        <w:rPr>
+          <w:rFonts w:ascii="Courier New" w:hAnsi="Courier New" w:eastAsia="Courier New"/>
+          <w:b w:val="0"/>
+          <w:i w:val="0"/>
+          <w:sz w:val="20"/>
+        </w:rPr>
+        <w:t>upstream app-api {</w:t>
+      </w:r>
+    </w:p>
+    <w:p>
+      <w:pPr>
+        <w:spacing w:line="240" w:lineRule="auto"/>
+        <w:ind w:firstLine="0" w:left="709"/>
+      </w:pPr>
+      <w:r>
+        <w:rPr>
+          <w:rFonts w:ascii="Courier New" w:hAnsi="Courier New" w:eastAsia="Courier New"/>
+          <w:b w:val="0"/>
+          <w:i w:val="0"/>
+          <w:sz w:val="20"/>
+        </w:rPr>
+        <w:t xml:space="preserve">    server app-api-1:7777;</w:t>
+      </w:r>
+    </w:p>
+    <w:p>
+      <w:pPr>
+        <w:spacing w:line="240" w:lineRule="auto"/>
+        <w:ind w:firstLine="0" w:left="709"/>
+      </w:pPr>
+      <w:r>
+        <w:rPr>
+          <w:rFonts w:ascii="Courier New" w:hAnsi="Courier New" w:eastAsia="Courier New"/>
+          <w:b w:val="0"/>
+          <w:i w:val="0"/>
+          <w:sz w:val="20"/>
+        </w:rPr>
+        <w:t xml:space="preserve">    server app-api-2:7777;</w:t>
+      </w:r>
+    </w:p>
+    <w:p>
+      <w:pPr>
+        <w:spacing w:line="240" w:lineRule="auto"/>
+        <w:ind w:firstLine="0" w:left="709"/>
+      </w:pPr>
+      <w:r>
+        <w:rPr>
+          <w:rFonts w:ascii="Courier New" w:hAnsi="Courier New" w:eastAsia="Courier New"/>
+          <w:b w:val="0"/>
+          <w:i w:val="0"/>
+          <w:sz w:val="20"/>
+        </w:rPr>
+        <w:t>}</w:t>
       </w:r>
     </w:p>
     <w:p>
@@ -9695,7 +10501,7 @@
           <w:i w:val="0"/>
           <w:sz w:val="28"/>
         </w:rPr>
-        <w:t xml:space="preserve">В приложении должны быть приведены фрагменты </w:t>
+        <w:t xml:space="preserve">Для режима без backplane используется тот же стенд, но переменная </w:t>
       </w:r>
       <w:r>
         <w:rPr>
@@ -9704,7 +10510,7 @@
           <w:i w:val="0"/>
           <w:sz w:val="28"/>
         </w:rPr>
-        <w:t>docker-compose.thesis.yml</w:t>
+        <w:t>REDIS_CONNECTION_STRING</w:t>
       </w:r>
       <w:r>
         <w:rPr>
@@ -9713,7 +10519,7 @@
           <w:i w:val="0"/>
           <w:sz w:val="28"/>
         </w:rPr>
-        <w:t xml:space="preserve">, </w:t>
+        <w:t xml:space="preserve"> задается пустой строкой для обоих экземпляров </w:t>
       </w:r>
       <w:r>
         <w:rPr>
@@ -9722,7 +10528,7 @@
           <w:i w:val="0"/>
           <w:sz w:val="28"/>
         </w:rPr>
-        <w:t>docker-compose.thesis.no-backplane.yml</w:t>
+        <w:t>app-api</w:t>
       </w:r>
       <w:r>
         <w:rPr>
@@ -9731,77 +10537,230 @@
           <w:i w:val="0"/>
           <w:sz w:val="28"/>
         </w:rPr>
-        <w:t xml:space="preserve">, </w:t>
-      </w:r>
+        <w:t>.</w:t>
+      </w:r>
+    </w:p>
+    <w:p>
+      <w:pPr>
+        <w:spacing w:line="240" w:lineRule="auto"/>
+        <w:ind w:firstLine="0" w:left="709"/>
+      </w:pPr>
       <w:r>
         <w:rPr>
           <w:rFonts w:ascii="Courier New" w:hAnsi="Courier New" w:eastAsia="Courier New"/>
           <w:b w:val="0"/>
           <w:i w:val="0"/>
-          <w:sz w:val="28"/>
-        </w:rPr>
-        <w:t>upstreams.thesis.conf</w:t>
-      </w:r>
-      <w:r>
-        <w:rPr>
-          <w:rFonts w:ascii="Times New Roman" w:hAnsi="Times New Roman" w:eastAsia="Times New Roman"/>
-          <w:b w:val="0"/>
-          <w:i w:val="0"/>
-          <w:sz w:val="28"/>
-        </w:rPr>
-        <w:t xml:space="preserve">, настройки SignalR с </w:t>
-      </w:r>
+          <w:sz w:val="20"/>
+        </w:rPr>
+        <w:t>Multi-instance без backplane:</w:t>
+      </w:r>
+    </w:p>
+    <w:p>
+      <w:pPr>
+        <w:spacing w:line="240" w:lineRule="auto"/>
+        <w:ind w:firstLine="0" w:left="709"/>
+      </w:pPr>
       <w:r>
         <w:rPr>
           <w:rFonts w:ascii="Courier New" w:hAnsi="Courier New" w:eastAsia="Courier New"/>
           <w:b w:val="0"/>
           <w:i w:val="0"/>
-          <w:sz w:val="28"/>
-        </w:rPr>
-        <w:t>AddStackExchangeRedis</w:t>
-      </w:r>
-      <w:r>
-        <w:rPr>
-          <w:rFonts w:ascii="Times New Roman" w:hAnsi="Times New Roman" w:eastAsia="Times New Roman"/>
-          <w:b w:val="0"/>
-          <w:i w:val="0"/>
-          <w:sz w:val="28"/>
-        </w:rPr>
-        <w:t xml:space="preserve">, диагностического метода </w:t>
-      </w:r>
+          <w:sz w:val="20"/>
+        </w:rPr>
+        <w:t xml:space="preserve">  Error: ReceiveReportPatch timed out after 10000ms</w:t>
+      </w:r>
+    </w:p>
+    <w:p>
+      <w:pPr>
+        <w:spacing w:line="240" w:lineRule="auto"/>
+        <w:ind w:firstLine="0" w:left="709"/>
+      </w:pPr>
       <w:r>
         <w:rPr>
           <w:rFonts w:ascii="Courier New" w:hAnsi="Courier New" w:eastAsia="Courier New"/>
           <w:b w:val="0"/>
           <w:i w:val="0"/>
-          <w:sz w:val="28"/>
-        </w:rPr>
-        <w:t>GetConnectionDiagnosticsAsync</w:t>
-      </w:r>
-      <w:r>
-        <w:rPr>
-          <w:rFonts w:ascii="Times New Roman" w:hAnsi="Times New Roman" w:eastAsia="Times New Roman"/>
-          <w:b w:val="0"/>
-          <w:i w:val="0"/>
-          <w:sz w:val="28"/>
-        </w:rPr>
-        <w:t>, минимального проверочного клиента, а также выводы автоматизированного сценария проверки.</w:t>
-      </w:r>
-    </w:p>
-    <w:p>
-      <w:pPr>
-        <w:spacing w:line="360" w:lineRule="auto"/>
-        <w:ind w:firstLine="709"/>
-        <w:jc w:val="both"/>
-      </w:pPr>
-      <w:r>
-        <w:rPr>
-          <w:rFonts w:ascii="Times New Roman" w:hAnsi="Times New Roman" w:eastAsia="Times New Roman"/>
-          <w:b w:val="0"/>
-          <w:i w:val="0"/>
-          <w:sz w:val="28"/>
-        </w:rPr>
-        <w:t>На текущем этапе приложения оставлены как структурная заготовка. Полные листинги целесообразно добавить после согласования объема основного текста.</w:t>
+          <w:sz w:val="20"/>
+        </w:rPr>
+      </w:r>
+    </w:p>
+    <w:p>
+      <w:pPr>
+        <w:spacing w:line="240" w:lineRule="auto"/>
+        <w:ind w:firstLine="0" w:left="709"/>
+      </w:pPr>
+      <w:r>
+        <w:rPr>
+          <w:rFonts w:ascii="Courier New" w:hAnsi="Courier New" w:eastAsia="Courier New"/>
+          <w:b w:val="0"/>
+          <w:i w:val="0"/>
+          <w:sz w:val="20"/>
+        </w:rPr>
+        <w:t>Multi-instance с Redis backplane:</w:t>
+      </w:r>
+    </w:p>
+    <w:p>
+      <w:pPr>
+        <w:spacing w:line="240" w:lineRule="auto"/>
+        <w:ind w:firstLine="0" w:left="709"/>
+      </w:pPr>
+      <w:r>
+        <w:rPr>
+          <w:rFonts w:ascii="Courier New" w:hAnsi="Courier New" w:eastAsia="Courier New"/>
+          <w:b w:val="0"/>
+          <w:i w:val="0"/>
+          <w:sz w:val="20"/>
+        </w:rPr>
+        <w:t xml:space="preserve">  ok: true</w:t>
+      </w:r>
+    </w:p>
+    <w:p>
+      <w:pPr>
+        <w:spacing w:line="240" w:lineRule="auto"/>
+        <w:ind w:firstLine="0" w:left="709"/>
+      </w:pPr>
+      <w:r>
+        <w:rPr>
+          <w:rFonts w:ascii="Courier New" w:hAnsi="Courier New" w:eastAsia="Courier New"/>
+          <w:b w:val="0"/>
+          <w:i w:val="0"/>
+          <w:sz w:val="20"/>
+        </w:rPr>
+        <w:t xml:space="preserve">  nodeA.serverInstanceId: app-api-1</w:t>
+      </w:r>
+    </w:p>
+    <w:p>
+      <w:pPr>
+        <w:spacing w:line="240" w:lineRule="auto"/>
+        <w:ind w:firstLine="0" w:left="709"/>
+      </w:pPr>
+      <w:r>
+        <w:rPr>
+          <w:rFonts w:ascii="Courier New" w:hAnsi="Courier New" w:eastAsia="Courier New"/>
+          <w:b w:val="0"/>
+          <w:i w:val="0"/>
+          <w:sz w:val="20"/>
+        </w:rPr>
+        <w:t xml:space="preserve">  nodeB.serverInstanceId: app-api-2</w:t>
+      </w:r>
+    </w:p>
+    <w:p>
+      <w:pPr>
+        <w:spacing w:line="240" w:lineRule="auto"/>
+        <w:ind w:firstLine="0" w:left="709"/>
+      </w:pPr>
+      <w:r>
+        <w:rPr>
+          <w:rFonts w:ascii="Courier New" w:hAnsi="Courier New" w:eastAsia="Courier New"/>
+          <w:b w:val="0"/>
+          <w:i w:val="0"/>
+          <w:sz w:val="20"/>
+        </w:rPr>
+        <w:t xml:space="preserve">  deliveryLatencyMs: 9.5</w:t>
+      </w:r>
+    </w:p>
+    <w:p>
+      <w:pPr>
+        <w:spacing w:line="240" w:lineRule="auto"/>
+        <w:ind w:firstLine="0" w:left="709"/>
+      </w:pPr>
+      <w:r>
+        <w:rPr>
+          <w:rFonts w:ascii="Courier New" w:hAnsi="Courier New" w:eastAsia="Courier New"/>
+          <w:b w:val="0"/>
+          <w:i w:val="0"/>
+          <w:sz w:val="20"/>
+        </w:rPr>
+      </w:r>
+    </w:p>
+    <w:p>
+      <w:pPr>
+        <w:spacing w:line="240" w:lineRule="auto"/>
+        <w:ind w:firstLine="0" w:left="709"/>
+      </w:pPr>
+      <w:r>
+        <w:rPr>
+          <w:rFonts w:ascii="Courier New" w:hAnsi="Courier New" w:eastAsia="Courier New"/>
+          <w:b w:val="0"/>
+          <w:i w:val="0"/>
+          <w:sz w:val="20"/>
+        </w:rPr>
+        <w:t>Серийная проверка:</w:t>
+      </w:r>
+    </w:p>
+    <w:p>
+      <w:pPr>
+        <w:spacing w:line="240" w:lineRule="auto"/>
+        <w:ind w:firstLine="0" w:left="709"/>
+      </w:pPr>
+      <w:r>
+        <w:rPr>
+          <w:rFonts w:ascii="Courier New" w:hAnsi="Courier New" w:eastAsia="Courier New"/>
+          <w:b w:val="0"/>
+          <w:i w:val="0"/>
+          <w:sz w:val="20"/>
+        </w:rPr>
+        <w:t xml:space="preserve">  iterations: 5</w:t>
+      </w:r>
+    </w:p>
+    <w:p>
+      <w:pPr>
+        <w:spacing w:line="240" w:lineRule="auto"/>
+        <w:ind w:firstLine="0" w:left="709"/>
+      </w:pPr>
+      <w:r>
+        <w:rPr>
+          <w:rFonts w:ascii="Courier New" w:hAnsi="Courier New" w:eastAsia="Courier New"/>
+          <w:b w:val="0"/>
+          <w:i w:val="0"/>
+          <w:sz w:val="20"/>
+        </w:rPr>
+        <w:t xml:space="preserve">  successful: 5</w:t>
+      </w:r>
+    </w:p>
+    <w:p>
+      <w:pPr>
+        <w:spacing w:line="240" w:lineRule="auto"/>
+        <w:ind w:firstLine="0" w:left="709"/>
+      </w:pPr>
+      <w:r>
+        <w:rPr>
+          <w:rFonts w:ascii="Courier New" w:hAnsi="Courier New" w:eastAsia="Courier New"/>
+          <w:b w:val="0"/>
+          <w:i w:val="0"/>
+          <w:sz w:val="20"/>
+        </w:rPr>
+        <w:t xml:space="preserve">  failed: 0</w:t>
+      </w:r>
+    </w:p>
+    <w:p>
+      <w:pPr>
+        <w:spacing w:line="240" w:lineRule="auto"/>
+        <w:ind w:firstLine="0" w:left="709"/>
+      </w:pPr>
+      <w:r>
+        <w:rPr>
+          <w:rFonts w:ascii="Courier New" w:hAnsi="Courier New" w:eastAsia="Courier New"/>
+          <w:b w:val="0"/>
+          <w:i w:val="0"/>
+          <w:sz w:val="20"/>
+        </w:rPr>
+        <w:t xml:space="preserve">  avg: 8.4 ms</w:t>
+      </w:r>
+    </w:p>
+    <w:p>
+      <w:pPr>
+        <w:spacing w:line="240" w:lineRule="auto"/>
+        <w:ind w:firstLine="0" w:left="709"/>
+      </w:pPr>
+      <w:r>
+        <w:rPr>
+          <w:rFonts w:ascii="Courier New" w:hAnsi="Courier New" w:eastAsia="Courier New"/>
+          <w:b w:val="0"/>
+          <w:i w:val="0"/>
+          <w:sz w:val="20"/>
+        </w:rPr>
+        <w:t xml:space="preserve">  p95: 11.6 ms</w:t>
       </w:r>
     </w:p>
     <w:sectPr>

--- a/build/docx/practice-report-draft-1.docx
+++ b/build/docx/practice-report-draft-1.docx
@@ -124,6 +124,7 @@
               <w:rPr>
                 <w:rFonts w:ascii="Times New Roman" w:hAnsi="Times New Roman" w:eastAsia="Times New Roman"/>
                 <w:b/>
+                <w:i w:val="0"/>
                 <w:sz w:val="22"/>
               </w:rPr>
               <w:t>ОТЧЕТ ПО ПРАКТИКЕ</w:t>
@@ -160,6 +161,7 @@
               <w:rPr>
                 <w:rFonts w:ascii="Times New Roman" w:hAnsi="Times New Roman" w:eastAsia="Times New Roman"/>
                 <w:b w:val="0"/>
+                <w:i w:val="0"/>
                 <w:sz w:val="22"/>
               </w:rPr>
               <w:t>ЗАЩИЩЕН С ОЦЕНКОЙ</w:t>
@@ -218,6 +220,7 @@
               <w:rPr>
                 <w:rFonts w:ascii="Times New Roman" w:hAnsi="Times New Roman" w:eastAsia="Times New Roman"/>
                 <w:b w:val="0"/>
+                <w:i w:val="0"/>
                 <w:sz w:val="20"/>
               </w:rPr>
               <w:t>Руководитель</w:t>
@@ -254,6 +257,7 @@
               <w:rPr>
                 <w:rFonts w:ascii="Times New Roman" w:hAnsi="Times New Roman" w:eastAsia="Times New Roman"/>
                 <w:b w:val="0"/>
+                <w:i w:val="0"/>
                 <w:sz w:val="20"/>
               </w:rPr>
               <w:t>____________________</w:t>
@@ -290,6 +294,7 @@
               <w:rPr>
                 <w:rFonts w:ascii="Times New Roman" w:hAnsi="Times New Roman" w:eastAsia="Times New Roman"/>
                 <w:b w:val="0"/>
+                <w:i w:val="0"/>
                 <w:sz w:val="20"/>
               </w:rPr>
               <w:t>С.А. Рогачев</w:t>
@@ -328,6 +333,7 @@
               <w:rPr>
                 <w:rFonts w:ascii="Times New Roman" w:hAnsi="Times New Roman" w:eastAsia="Times New Roman"/>
                 <w:b w:val="0"/>
+                <w:i w:val="0"/>
                 <w:sz w:val="14"/>
               </w:rPr>
               <w:t>ст. преподаватель</w:t>
@@ -364,6 +370,7 @@
               <w:rPr>
                 <w:rFonts w:ascii="Times New Roman" w:hAnsi="Times New Roman" w:eastAsia="Times New Roman"/>
                 <w:b w:val="0"/>
+                <w:i w:val="0"/>
                 <w:sz w:val="14"/>
               </w:rPr>
               <w:t>подпись, дата</w:t>
@@ -400,6 +407,7 @@
               <w:rPr>
                 <w:rFonts w:ascii="Times New Roman" w:hAnsi="Times New Roman" w:eastAsia="Times New Roman"/>
                 <w:b w:val="0"/>
+                <w:i w:val="0"/>
                 <w:sz w:val="14"/>
               </w:rPr>
               <w:t>инициалы, фамилия</w:t>
@@ -471,6 +479,7 @@
               <w:rPr>
                 <w:rFonts w:ascii="Times New Roman" w:hAnsi="Times New Roman" w:eastAsia="Times New Roman"/>
                 <w:b w:val="0"/>
+                <w:i w:val="0"/>
                 <w:sz w:val="20"/>
               </w:rPr>
               <w:t>вид практики</w:t>
@@ -507,6 +516,7 @@
               <w:rPr>
                 <w:rFonts w:ascii="Times New Roman" w:hAnsi="Times New Roman" w:eastAsia="Times New Roman"/>
                 <w:b w:val="0"/>
+                <w:i w:val="0"/>
                 <w:sz w:val="20"/>
               </w:rPr>
               <w:t>производственная</w:t>
@@ -539,13 +549,101 @@
               <w:jc w:val="center"/>
             </w:pPr>
             <w:r/>
+          </w:p>
+        </w:tc>
+      </w:tr>
+      <w:tr>
+        <w:tc>
+          <w:tcPr>
+            <w:tcW w:type="dxa" w:w="2948"/>
+            <w:tcBorders>
+              <w:top w:val="nil"/>
+              <w:left w:val="nil"/>
+              <w:bottom w:val="nil"/>
+              <w:right w:val="nil"/>
+              <w:insideH w:val="nil"/>
+              <w:insideV w:val="nil"/>
+            </w:tcBorders>
+            <w:tcMar>
+              <w:top w:w="0" w:type="dxa"/>
+              <w:left w:w="0" w:type="dxa"/>
+              <w:bottom w:w="0" w:type="dxa"/>
+              <w:right w:w="0" w:type="dxa"/>
+            </w:tcMar>
+            <w:vAlign w:val="center"/>
+          </w:tcPr>
+          <w:p>
+            <w:pPr>
+              <w:spacing w:line="240" w:lineRule="auto" w:before="0" w:after="0"/>
+              <w:ind w:firstLine="0"/>
+              <w:jc w:val="center"/>
+            </w:pPr>
+            <w:r/>
+          </w:p>
+        </w:tc>
+        <w:tc>
+          <w:tcPr>
+            <w:tcW w:type="dxa" w:w="2948"/>
+            <w:tcBorders>
+              <w:top w:val="nil"/>
+              <w:left w:val="nil"/>
+              <w:bottom w:val="nil"/>
+              <w:right w:val="nil"/>
+              <w:insideH w:val="nil"/>
+              <w:insideV w:val="nil"/>
+            </w:tcBorders>
+            <w:tcMar>
+              <w:top w:w="0" w:type="dxa"/>
+              <w:left w:w="0" w:type="dxa"/>
+              <w:bottom w:w="0" w:type="dxa"/>
+              <w:right w:w="0" w:type="dxa"/>
+            </w:tcMar>
+            <w:vAlign w:val="center"/>
+          </w:tcPr>
+          <w:p>
+            <w:pPr>
+              <w:spacing w:line="240" w:lineRule="auto" w:before="0" w:after="0"/>
+              <w:ind w:firstLine="0"/>
+              <w:jc w:val="center"/>
+            </w:pPr>
+            <w:r/>
             <w:r>
               <w:rPr>
                 <w:rFonts w:ascii="Times New Roman" w:hAnsi="Times New Roman" w:eastAsia="Times New Roman"/>
                 <w:b w:val="0"/>
-                <w:sz w:val="20"/>
+                <w:i w:val="0"/>
+                <w:sz w:val="14"/>
               </w:rPr>
+              <w:t>вид практики</w:t>
             </w:r>
+          </w:p>
+        </w:tc>
+        <w:tc>
+          <w:tcPr>
+            <w:tcW w:type="dxa" w:w="2948"/>
+            <w:tcBorders>
+              <w:top w:val="nil"/>
+              <w:left w:val="nil"/>
+              <w:bottom w:val="nil"/>
+              <w:right w:val="nil"/>
+              <w:insideH w:val="nil"/>
+              <w:insideV w:val="nil"/>
+            </w:tcBorders>
+            <w:tcMar>
+              <w:top w:w="0" w:type="dxa"/>
+              <w:left w:w="0" w:type="dxa"/>
+              <w:bottom w:w="0" w:type="dxa"/>
+              <w:right w:w="0" w:type="dxa"/>
+            </w:tcMar>
+            <w:vAlign w:val="center"/>
+          </w:tcPr>
+          <w:p>
+            <w:pPr>
+              <w:spacing w:line="240" w:lineRule="auto" w:before="0" w:after="0"/>
+              <w:ind w:firstLine="0"/>
+              <w:jc w:val="center"/>
+            </w:pPr>
+            <w:r/>
           </w:p>
         </w:tc>
       </w:tr>
@@ -580,114 +678,7 @@
               <w:rPr>
                 <w:rFonts w:ascii="Times New Roman" w:hAnsi="Times New Roman" w:eastAsia="Times New Roman"/>
                 <w:b w:val="0"/>
-                <w:sz w:val="14"/>
-              </w:rPr>
-            </w:r>
-          </w:p>
-        </w:tc>
-        <w:tc>
-          <w:tcPr>
-            <w:tcW w:type="dxa" w:w="2948"/>
-            <w:tcBorders>
-              <w:top w:val="nil"/>
-              <w:left w:val="nil"/>
-              <w:bottom w:val="nil"/>
-              <w:right w:val="nil"/>
-              <w:insideH w:val="nil"/>
-              <w:insideV w:val="nil"/>
-            </w:tcBorders>
-            <w:tcMar>
-              <w:top w:w="0" w:type="dxa"/>
-              <w:left w:w="0" w:type="dxa"/>
-              <w:bottom w:w="0" w:type="dxa"/>
-              <w:right w:w="0" w:type="dxa"/>
-            </w:tcMar>
-            <w:vAlign w:val="center"/>
-          </w:tcPr>
-          <w:p>
-            <w:pPr>
-              <w:spacing w:line="240" w:lineRule="auto" w:before="0" w:after="0"/>
-              <w:ind w:firstLine="0"/>
-              <w:jc w:val="center"/>
-            </w:pPr>
-            <w:r/>
-            <w:r>
-              <w:rPr>
-                <w:rFonts w:ascii="Times New Roman" w:hAnsi="Times New Roman" w:eastAsia="Times New Roman"/>
-                <w:b w:val="0"/>
-                <w:sz w:val="14"/>
-              </w:rPr>
-              <w:t>вид практики</w:t>
-            </w:r>
-          </w:p>
-        </w:tc>
-        <w:tc>
-          <w:tcPr>
-            <w:tcW w:type="dxa" w:w="2948"/>
-            <w:tcBorders>
-              <w:top w:val="nil"/>
-              <w:left w:val="nil"/>
-              <w:bottom w:val="nil"/>
-              <w:right w:val="nil"/>
-              <w:insideH w:val="nil"/>
-              <w:insideV w:val="nil"/>
-            </w:tcBorders>
-            <w:tcMar>
-              <w:top w:w="0" w:type="dxa"/>
-              <w:left w:w="0" w:type="dxa"/>
-              <w:bottom w:w="0" w:type="dxa"/>
-              <w:right w:w="0" w:type="dxa"/>
-            </w:tcMar>
-            <w:vAlign w:val="center"/>
-          </w:tcPr>
-          <w:p>
-            <w:pPr>
-              <w:spacing w:line="240" w:lineRule="auto" w:before="0" w:after="0"/>
-              <w:ind w:firstLine="0"/>
-              <w:jc w:val="center"/>
-            </w:pPr>
-            <w:r/>
-            <w:r>
-              <w:rPr>
-                <w:rFonts w:ascii="Times New Roman" w:hAnsi="Times New Roman" w:eastAsia="Times New Roman"/>
-                <w:b w:val="0"/>
-                <w:sz w:val="14"/>
-              </w:rPr>
-            </w:r>
-          </w:p>
-        </w:tc>
-      </w:tr>
-      <w:tr>
-        <w:tc>
-          <w:tcPr>
-            <w:tcW w:type="dxa" w:w="2948"/>
-            <w:tcBorders>
-              <w:top w:val="nil"/>
-              <w:left w:val="nil"/>
-              <w:bottom w:val="nil"/>
-              <w:right w:val="nil"/>
-              <w:insideH w:val="nil"/>
-              <w:insideV w:val="nil"/>
-            </w:tcBorders>
-            <w:tcMar>
-              <w:top w:w="0" w:type="dxa"/>
-              <w:left w:w="0" w:type="dxa"/>
-              <w:bottom w:w="0" w:type="dxa"/>
-              <w:right w:w="0" w:type="dxa"/>
-            </w:tcMar>
-            <w:vAlign w:val="center"/>
-          </w:tcPr>
-          <w:p>
-            <w:pPr>
-              <w:spacing w:line="240" w:lineRule="auto" w:before="0" w:after="0"/>
-              <w:ind w:firstLine="0"/>
-              <w:jc w:val="center"/>
-            </w:pPr>
-            <w:r/>
-            <w:r>
-              <w:rPr>
-                <w:rFonts w:ascii="Times New Roman" w:hAnsi="Times New Roman" w:eastAsia="Times New Roman"/>
-                <w:b w:val="0"/>
+                <w:i w:val="0"/>
                 <w:sz w:val="20"/>
               </w:rPr>
               <w:t>тип практики</w:t>
@@ -724,6 +715,7 @@
               <w:rPr>
                 <w:rFonts w:ascii="Times New Roman" w:hAnsi="Times New Roman" w:eastAsia="Times New Roman"/>
                 <w:b w:val="0"/>
+                <w:i w:val="0"/>
                 <w:sz w:val="20"/>
               </w:rPr>
               <w:t>преддипломная</w:t>
@@ -756,13 +748,101 @@
               <w:jc w:val="center"/>
             </w:pPr>
             <w:r/>
+          </w:p>
+        </w:tc>
+      </w:tr>
+      <w:tr>
+        <w:tc>
+          <w:tcPr>
+            <w:tcW w:type="dxa" w:w="2948"/>
+            <w:tcBorders>
+              <w:top w:val="nil"/>
+              <w:left w:val="nil"/>
+              <w:bottom w:val="nil"/>
+              <w:right w:val="nil"/>
+              <w:insideH w:val="nil"/>
+              <w:insideV w:val="nil"/>
+            </w:tcBorders>
+            <w:tcMar>
+              <w:top w:w="0" w:type="dxa"/>
+              <w:left w:w="0" w:type="dxa"/>
+              <w:bottom w:w="0" w:type="dxa"/>
+              <w:right w:w="0" w:type="dxa"/>
+            </w:tcMar>
+            <w:vAlign w:val="center"/>
+          </w:tcPr>
+          <w:p>
+            <w:pPr>
+              <w:spacing w:line="240" w:lineRule="auto" w:before="0" w:after="0"/>
+              <w:ind w:firstLine="0"/>
+              <w:jc w:val="center"/>
+            </w:pPr>
+            <w:r/>
+          </w:p>
+        </w:tc>
+        <w:tc>
+          <w:tcPr>
+            <w:tcW w:type="dxa" w:w="2948"/>
+            <w:tcBorders>
+              <w:top w:val="nil"/>
+              <w:left w:val="nil"/>
+              <w:bottom w:val="nil"/>
+              <w:right w:val="nil"/>
+              <w:insideH w:val="nil"/>
+              <w:insideV w:val="nil"/>
+            </w:tcBorders>
+            <w:tcMar>
+              <w:top w:w="0" w:type="dxa"/>
+              <w:left w:w="0" w:type="dxa"/>
+              <w:bottom w:w="0" w:type="dxa"/>
+              <w:right w:w="0" w:type="dxa"/>
+            </w:tcMar>
+            <w:vAlign w:val="center"/>
+          </w:tcPr>
+          <w:p>
+            <w:pPr>
+              <w:spacing w:line="240" w:lineRule="auto" w:before="0" w:after="0"/>
+              <w:ind w:firstLine="0"/>
+              <w:jc w:val="center"/>
+            </w:pPr>
+            <w:r/>
             <w:r>
               <w:rPr>
                 <w:rFonts w:ascii="Times New Roman" w:hAnsi="Times New Roman" w:eastAsia="Times New Roman"/>
                 <w:b w:val="0"/>
-                <w:sz w:val="20"/>
+                <w:i w:val="0"/>
+                <w:sz w:val="14"/>
               </w:rPr>
+              <w:t>тип практики</w:t>
             </w:r>
+          </w:p>
+        </w:tc>
+        <w:tc>
+          <w:tcPr>
+            <w:tcW w:type="dxa" w:w="2948"/>
+            <w:tcBorders>
+              <w:top w:val="nil"/>
+              <w:left w:val="nil"/>
+              <w:bottom w:val="nil"/>
+              <w:right w:val="nil"/>
+              <w:insideH w:val="nil"/>
+              <w:insideV w:val="nil"/>
+            </w:tcBorders>
+            <w:tcMar>
+              <w:top w:w="0" w:type="dxa"/>
+              <w:left w:w="0" w:type="dxa"/>
+              <w:bottom w:w="0" w:type="dxa"/>
+              <w:right w:w="0" w:type="dxa"/>
+            </w:tcMar>
+            <w:vAlign w:val="center"/>
+          </w:tcPr>
+          <w:p>
+            <w:pPr>
+              <w:spacing w:line="240" w:lineRule="auto" w:before="0" w:after="0"/>
+              <w:ind w:firstLine="0"/>
+              <w:jc w:val="center"/>
+            </w:pPr>
+            <w:r/>
           </w:p>
         </w:tc>
       </w:tr>
@@ -797,114 +877,7 @@
               <w:rPr>
                 <w:rFonts w:ascii="Times New Roman" w:hAnsi="Times New Roman" w:eastAsia="Times New Roman"/>
                 <w:b w:val="0"/>
-                <w:sz w:val="14"/>
-              </w:rPr>
-            </w:r>
-          </w:p>
-        </w:tc>
-        <w:tc>
-          <w:tcPr>
-            <w:tcW w:type="dxa" w:w="2948"/>
-            <w:tcBorders>
-              <w:top w:val="nil"/>
-              <w:left w:val="nil"/>
-              <w:bottom w:val="nil"/>
-              <w:right w:val="nil"/>
-              <w:insideH w:val="nil"/>
-              <w:insideV w:val="nil"/>
-            </w:tcBorders>
-            <w:tcMar>
-              <w:top w:w="0" w:type="dxa"/>
-              <w:left w:w="0" w:type="dxa"/>
-              <w:bottom w:w="0" w:type="dxa"/>
-              <w:right w:w="0" w:type="dxa"/>
-            </w:tcMar>
-            <w:vAlign w:val="center"/>
-          </w:tcPr>
-          <w:p>
-            <w:pPr>
-              <w:spacing w:line="240" w:lineRule="auto" w:before="0" w:after="0"/>
-              <w:ind w:firstLine="0"/>
-              <w:jc w:val="center"/>
-            </w:pPr>
-            <w:r/>
-            <w:r>
-              <w:rPr>
-                <w:rFonts w:ascii="Times New Roman" w:hAnsi="Times New Roman" w:eastAsia="Times New Roman"/>
-                <w:b w:val="0"/>
-                <w:sz w:val="14"/>
-              </w:rPr>
-              <w:t>тип практики</w:t>
-            </w:r>
-          </w:p>
-        </w:tc>
-        <w:tc>
-          <w:tcPr>
-            <w:tcW w:type="dxa" w:w="2948"/>
-            <w:tcBorders>
-              <w:top w:val="nil"/>
-              <w:left w:val="nil"/>
-              <w:bottom w:val="nil"/>
-              <w:right w:val="nil"/>
-              <w:insideH w:val="nil"/>
-              <w:insideV w:val="nil"/>
-            </w:tcBorders>
-            <w:tcMar>
-              <w:top w:w="0" w:type="dxa"/>
-              <w:left w:w="0" w:type="dxa"/>
-              <w:bottom w:w="0" w:type="dxa"/>
-              <w:right w:w="0" w:type="dxa"/>
-            </w:tcMar>
-            <w:vAlign w:val="center"/>
-          </w:tcPr>
-          <w:p>
-            <w:pPr>
-              <w:spacing w:line="240" w:lineRule="auto" w:before="0" w:after="0"/>
-              <w:ind w:firstLine="0"/>
-              <w:jc w:val="center"/>
-            </w:pPr>
-            <w:r/>
-            <w:r>
-              <w:rPr>
-                <w:rFonts w:ascii="Times New Roman" w:hAnsi="Times New Roman" w:eastAsia="Times New Roman"/>
-                <w:b w:val="0"/>
-                <w:sz w:val="14"/>
-              </w:rPr>
-            </w:r>
-          </w:p>
-        </w:tc>
-      </w:tr>
-      <w:tr>
-        <w:tc>
-          <w:tcPr>
-            <w:tcW w:type="dxa" w:w="2948"/>
-            <w:tcBorders>
-              <w:top w:val="nil"/>
-              <w:left w:val="nil"/>
-              <w:bottom w:val="nil"/>
-              <w:right w:val="nil"/>
-              <w:insideH w:val="nil"/>
-              <w:insideV w:val="nil"/>
-            </w:tcBorders>
-            <w:tcMar>
-              <w:top w:w="0" w:type="dxa"/>
-              <w:left w:w="0" w:type="dxa"/>
-              <w:bottom w:w="0" w:type="dxa"/>
-              <w:right w:w="0" w:type="dxa"/>
-            </w:tcMar>
-            <w:vAlign w:val="center"/>
-          </w:tcPr>
-          <w:p>
-            <w:pPr>
-              <w:spacing w:line="240" w:lineRule="auto" w:before="0" w:after="0"/>
-              <w:ind w:firstLine="0"/>
-              <w:jc w:val="center"/>
-            </w:pPr>
-            <w:r/>
-            <w:r>
-              <w:rPr>
-                <w:rFonts w:ascii="Times New Roman" w:hAnsi="Times New Roman" w:eastAsia="Times New Roman"/>
-                <w:b w:val="0"/>
+                <w:i w:val="0"/>
                 <w:sz w:val="20"/>
               </w:rPr>
               <w:t>на тему индивидуального задания</w:t>
@@ -942,6 +915,7 @@
               <w:rPr>
                 <w:rFonts w:ascii="Times New Roman" w:hAnsi="Times New Roman" w:eastAsia="Times New Roman"/>
                 <w:b w:val="0"/>
+                <w:i w:val="0"/>
                 <w:sz w:val="20"/>
               </w:rPr>
               <w:t>Разработка real-time интерфейса с поддержкой горизонтального масштабирования WebSocket-соединений для системы отслеживания задач</w:t>
@@ -976,13 +950,6 @@
               <w:jc w:val="center"/>
             </w:pPr>
             <w:r/>
-            <w:r>
-              <w:rPr>
-                <w:rFonts w:ascii="Times New Roman" w:hAnsi="Times New Roman" w:eastAsia="Times New Roman"/>
-                <w:b w:val="0"/>
-                <w:sz w:val="14"/>
-              </w:rPr>
-            </w:r>
           </w:p>
         </w:tc>
         <w:tc>
@@ -1015,6 +982,7 @@
               <w:rPr>
                 <w:rFonts w:ascii="Times New Roman" w:hAnsi="Times New Roman" w:eastAsia="Times New Roman"/>
                 <w:b w:val="0"/>
+                <w:i w:val="0"/>
                 <w:sz w:val="14"/>
               </w:rPr>
               <w:t>на тему индивидуального задания</w:t>
@@ -1047,13 +1015,6 @@
               <w:jc w:val="center"/>
             </w:pPr>
             <w:r/>
-            <w:r>
-              <w:rPr>
-                <w:rFonts w:ascii="Times New Roman" w:hAnsi="Times New Roman" w:eastAsia="Times New Roman"/>
-                <w:b w:val="0"/>
-                <w:sz w:val="14"/>
-              </w:rPr>
-            </w:r>
           </w:p>
         </w:tc>
       </w:tr>
@@ -1088,6 +1049,7 @@
               <w:rPr>
                 <w:rFonts w:ascii="Times New Roman" w:hAnsi="Times New Roman" w:eastAsia="Times New Roman"/>
                 <w:b w:val="0"/>
+                <w:i w:val="0"/>
                 <w:sz w:val="20"/>
               </w:rPr>
               <w:t>выполнен</w:t>
@@ -1124,6 +1086,7 @@
               <w:rPr>
                 <w:rFonts w:ascii="Times New Roman" w:hAnsi="Times New Roman" w:eastAsia="Times New Roman"/>
                 <w:b w:val="0"/>
+                <w:i w:val="0"/>
                 <w:sz w:val="20"/>
               </w:rPr>
               <w:t>Зайцевым Александром Сергеевичем</w:t>
@@ -1156,13 +1119,101 @@
               <w:jc w:val="center"/>
             </w:pPr>
             <w:r/>
+          </w:p>
+        </w:tc>
+      </w:tr>
+      <w:tr>
+        <w:tc>
+          <w:tcPr>
+            <w:tcW w:type="dxa" w:w="2948"/>
+            <w:tcBorders>
+              <w:top w:val="nil"/>
+              <w:left w:val="nil"/>
+              <w:bottom w:val="nil"/>
+              <w:right w:val="nil"/>
+              <w:insideH w:val="nil"/>
+              <w:insideV w:val="nil"/>
+            </w:tcBorders>
+            <w:tcMar>
+              <w:top w:w="0" w:type="dxa"/>
+              <w:left w:w="0" w:type="dxa"/>
+              <w:bottom w:w="0" w:type="dxa"/>
+              <w:right w:w="0" w:type="dxa"/>
+            </w:tcMar>
+            <w:vAlign w:val="center"/>
+          </w:tcPr>
+          <w:p>
+            <w:pPr>
+              <w:spacing w:line="240" w:lineRule="auto" w:before="0" w:after="0"/>
+              <w:ind w:firstLine="0"/>
+              <w:jc w:val="center"/>
+            </w:pPr>
+            <w:r/>
+          </w:p>
+        </w:tc>
+        <w:tc>
+          <w:tcPr>
+            <w:tcW w:type="dxa" w:w="2948"/>
+            <w:tcBorders>
+              <w:top w:val="nil"/>
+              <w:left w:val="nil"/>
+              <w:bottom w:val="nil"/>
+              <w:right w:val="nil"/>
+              <w:insideH w:val="nil"/>
+              <w:insideV w:val="nil"/>
+            </w:tcBorders>
+            <w:tcMar>
+              <w:top w:w="0" w:type="dxa"/>
+              <w:left w:w="0" w:type="dxa"/>
+              <w:bottom w:w="0" w:type="dxa"/>
+              <w:right w:w="0" w:type="dxa"/>
+            </w:tcMar>
+            <w:vAlign w:val="center"/>
+          </w:tcPr>
+          <w:p>
+            <w:pPr>
+              <w:spacing w:line="240" w:lineRule="auto" w:before="0" w:after="0"/>
+              <w:ind w:firstLine="0"/>
+              <w:jc w:val="center"/>
+            </w:pPr>
+            <w:r/>
             <w:r>
               <w:rPr>
                 <w:rFonts w:ascii="Times New Roman" w:hAnsi="Times New Roman" w:eastAsia="Times New Roman"/>
                 <w:b w:val="0"/>
-                <w:sz w:val="20"/>
+                <w:i w:val="0"/>
+                <w:sz w:val="14"/>
               </w:rPr>
+              <w:t>фамилия, имя, отчество обучающегося в творительном падеже</w:t>
             </w:r>
+          </w:p>
+        </w:tc>
+        <w:tc>
+          <w:tcPr>
+            <w:tcW w:type="dxa" w:w="2948"/>
+            <w:tcBorders>
+              <w:top w:val="nil"/>
+              <w:left w:val="nil"/>
+              <w:bottom w:val="nil"/>
+              <w:right w:val="nil"/>
+              <w:insideH w:val="nil"/>
+              <w:insideV w:val="nil"/>
+            </w:tcBorders>
+            <w:tcMar>
+              <w:top w:w="0" w:type="dxa"/>
+              <w:left w:w="0" w:type="dxa"/>
+              <w:bottom w:w="0" w:type="dxa"/>
+              <w:right w:w="0" w:type="dxa"/>
+            </w:tcMar>
+            <w:vAlign w:val="center"/>
+          </w:tcPr>
+          <w:p>
+            <w:pPr>
+              <w:spacing w:line="240" w:lineRule="auto" w:before="0" w:after="0"/>
+              <w:ind w:firstLine="0"/>
+              <w:jc w:val="center"/>
+            </w:pPr>
+            <w:r/>
           </w:p>
         </w:tc>
       </w:tr>
@@ -1197,114 +1248,7 @@
               <w:rPr>
                 <w:rFonts w:ascii="Times New Roman" w:hAnsi="Times New Roman" w:eastAsia="Times New Roman"/>
                 <w:b w:val="0"/>
-                <w:sz w:val="14"/>
-              </w:rPr>
-            </w:r>
-          </w:p>
-        </w:tc>
-        <w:tc>
-          <w:tcPr>
-            <w:tcW w:type="dxa" w:w="2948"/>
-            <w:tcBorders>
-              <w:top w:val="nil"/>
-              <w:left w:val="nil"/>
-              <w:bottom w:val="nil"/>
-              <w:right w:val="nil"/>
-              <w:insideH w:val="nil"/>
-              <w:insideV w:val="nil"/>
-            </w:tcBorders>
-            <w:tcMar>
-              <w:top w:w="0" w:type="dxa"/>
-              <w:left w:w="0" w:type="dxa"/>
-              <w:bottom w:w="0" w:type="dxa"/>
-              <w:right w:w="0" w:type="dxa"/>
-            </w:tcMar>
-            <w:vAlign w:val="center"/>
-          </w:tcPr>
-          <w:p>
-            <w:pPr>
-              <w:spacing w:line="240" w:lineRule="auto" w:before="0" w:after="0"/>
-              <w:ind w:firstLine="0"/>
-              <w:jc w:val="center"/>
-            </w:pPr>
-            <w:r/>
-            <w:r>
-              <w:rPr>
-                <w:rFonts w:ascii="Times New Roman" w:hAnsi="Times New Roman" w:eastAsia="Times New Roman"/>
-                <w:b w:val="0"/>
-                <w:sz w:val="14"/>
-              </w:rPr>
-              <w:t>фамилия, имя, отчество обучающегося в творительном падеже</w:t>
-            </w:r>
-          </w:p>
-        </w:tc>
-        <w:tc>
-          <w:tcPr>
-            <w:tcW w:type="dxa" w:w="2948"/>
-            <w:tcBorders>
-              <w:top w:val="nil"/>
-              <w:left w:val="nil"/>
-              <w:bottom w:val="nil"/>
-              <w:right w:val="nil"/>
-              <w:insideH w:val="nil"/>
-              <w:insideV w:val="nil"/>
-            </w:tcBorders>
-            <w:tcMar>
-              <w:top w:w="0" w:type="dxa"/>
-              <w:left w:w="0" w:type="dxa"/>
-              <w:bottom w:w="0" w:type="dxa"/>
-              <w:right w:w="0" w:type="dxa"/>
-            </w:tcMar>
-            <w:vAlign w:val="center"/>
-          </w:tcPr>
-          <w:p>
-            <w:pPr>
-              <w:spacing w:line="240" w:lineRule="auto" w:before="0" w:after="0"/>
-              <w:ind w:firstLine="0"/>
-              <w:jc w:val="center"/>
-            </w:pPr>
-            <w:r/>
-            <w:r>
-              <w:rPr>
-                <w:rFonts w:ascii="Times New Roman" w:hAnsi="Times New Roman" w:eastAsia="Times New Roman"/>
-                <w:b w:val="0"/>
-                <w:sz w:val="14"/>
-              </w:rPr>
-            </w:r>
-          </w:p>
-        </w:tc>
-      </w:tr>
-      <w:tr>
-        <w:tc>
-          <w:tcPr>
-            <w:tcW w:type="dxa" w:w="2948"/>
-            <w:tcBorders>
-              <w:top w:val="nil"/>
-              <w:left w:val="nil"/>
-              <w:bottom w:val="nil"/>
-              <w:right w:val="nil"/>
-              <w:insideH w:val="nil"/>
-              <w:insideV w:val="nil"/>
-            </w:tcBorders>
-            <w:tcMar>
-              <w:top w:w="0" w:type="dxa"/>
-              <w:left w:w="0" w:type="dxa"/>
-              <w:bottom w:w="0" w:type="dxa"/>
-              <w:right w:w="0" w:type="dxa"/>
-            </w:tcMar>
-            <w:vAlign w:val="center"/>
-          </w:tcPr>
-          <w:p>
-            <w:pPr>
-              <w:spacing w:line="240" w:lineRule="auto" w:before="0" w:after="0"/>
-              <w:ind w:firstLine="0"/>
-              <w:jc w:val="center"/>
-            </w:pPr>
-            <w:r/>
-            <w:r>
-              <w:rPr>
-                <w:rFonts w:ascii="Times New Roman" w:hAnsi="Times New Roman" w:eastAsia="Times New Roman"/>
-                <w:b w:val="0"/>
+                <w:i w:val="0"/>
                 <w:sz w:val="20"/>
               </w:rPr>
               <w:t>по направлению подготовки</w:t>
@@ -1341,6 +1285,7 @@
               <w:rPr>
                 <w:rFonts w:ascii="Times New Roman" w:hAnsi="Times New Roman" w:eastAsia="Times New Roman"/>
                 <w:b w:val="0"/>
+                <w:i w:val="0"/>
                 <w:sz w:val="20"/>
               </w:rPr>
               <w:t>09.03.04</w:t>
@@ -1377,6 +1322,7 @@
               <w:rPr>
                 <w:rFonts w:ascii="Times New Roman" w:hAnsi="Times New Roman" w:eastAsia="Times New Roman"/>
                 <w:b w:val="0"/>
+                <w:i w:val="0"/>
                 <w:sz w:val="20"/>
               </w:rPr>
               <w:t>Программная инженерия</w:t>
@@ -1411,13 +1357,6 @@
               <w:jc w:val="center"/>
             </w:pPr>
             <w:r/>
-            <w:r>
-              <w:rPr>
-                <w:rFonts w:ascii="Times New Roman" w:hAnsi="Times New Roman" w:eastAsia="Times New Roman"/>
-                <w:b w:val="0"/>
-                <w:sz w:val="14"/>
-              </w:rPr>
-            </w:r>
           </w:p>
         </w:tc>
         <w:tc>
@@ -1450,6 +1389,7 @@
               <w:rPr>
                 <w:rFonts w:ascii="Times New Roman" w:hAnsi="Times New Roman" w:eastAsia="Times New Roman"/>
                 <w:b w:val="0"/>
+                <w:i w:val="0"/>
                 <w:sz w:val="14"/>
               </w:rPr>
               <w:t>код</w:t>
@@ -1486,6 +1426,7 @@
               <w:rPr>
                 <w:rFonts w:ascii="Times New Roman" w:hAnsi="Times New Roman" w:eastAsia="Times New Roman"/>
                 <w:b w:val="0"/>
+                <w:i w:val="0"/>
                 <w:sz w:val="14"/>
               </w:rPr>
               <w:t>наименование направления</w:t>
@@ -1524,6 +1465,7 @@
               <w:rPr>
                 <w:rFonts w:ascii="Times New Roman" w:hAnsi="Times New Roman" w:eastAsia="Times New Roman"/>
                 <w:b w:val="0"/>
+                <w:i w:val="0"/>
                 <w:sz w:val="20"/>
               </w:rPr>
               <w:t>направленности</w:t>
@@ -1560,6 +1502,7 @@
               <w:rPr>
                 <w:rFonts w:ascii="Times New Roman" w:hAnsi="Times New Roman" w:eastAsia="Times New Roman"/>
                 <w:b w:val="0"/>
+                <w:i w:val="0"/>
                 <w:sz w:val="20"/>
               </w:rPr>
               <w:t>02</w:t>
@@ -1596,6 +1539,7 @@
               <w:rPr>
                 <w:rFonts w:ascii="Times New Roman" w:hAnsi="Times New Roman" w:eastAsia="Times New Roman"/>
                 <w:b w:val="0"/>
+                <w:i w:val="0"/>
                 <w:sz w:val="20"/>
               </w:rPr>
               <w:t>Проектирование программных систем</w:t>
@@ -1630,13 +1574,6 @@
               <w:jc w:val="center"/>
             </w:pPr>
             <w:r/>
-            <w:r>
-              <w:rPr>
-                <w:rFonts w:ascii="Times New Roman" w:hAnsi="Times New Roman" w:eastAsia="Times New Roman"/>
-                <w:b w:val="0"/>
-                <w:sz w:val="14"/>
-              </w:rPr>
-            </w:r>
           </w:p>
         </w:tc>
         <w:tc>
@@ -1669,6 +1606,7 @@
               <w:rPr>
                 <w:rFonts w:ascii="Times New Roman" w:hAnsi="Times New Roman" w:eastAsia="Times New Roman"/>
                 <w:b w:val="0"/>
+                <w:i w:val="0"/>
                 <w:sz w:val="14"/>
               </w:rPr>
               <w:t>код</w:t>
@@ -1705,6 +1643,7 @@
               <w:rPr>
                 <w:rFonts w:ascii="Times New Roman" w:hAnsi="Times New Roman" w:eastAsia="Times New Roman"/>
                 <w:b w:val="0"/>
+                <w:i w:val="0"/>
                 <w:sz w:val="14"/>
               </w:rPr>
               <w:t>наименование направленности</w:t>
@@ -1743,6 +1682,7 @@
               <w:rPr>
                 <w:rFonts w:ascii="Times New Roman" w:hAnsi="Times New Roman" w:eastAsia="Times New Roman"/>
                 <w:b w:val="0"/>
+                <w:i w:val="0"/>
                 <w:sz w:val="20"/>
               </w:rPr>
               <w:t>Обучающийся группы №</w:t>
@@ -1779,6 +1719,7 @@
               <w:rPr>
                 <w:rFonts w:ascii="Times New Roman" w:hAnsi="Times New Roman" w:eastAsia="Times New Roman"/>
                 <w:b w:val="0"/>
+                <w:i w:val="0"/>
                 <w:sz w:val="20"/>
               </w:rPr>
               <w:t>4131з</w:t>
@@ -1815,6 +1756,7 @@
               <w:rPr>
                 <w:rFonts w:ascii="Times New Roman" w:hAnsi="Times New Roman" w:eastAsia="Times New Roman"/>
                 <w:b w:val="0"/>
+                <w:i w:val="0"/>
                 <w:sz w:val="20"/>
               </w:rPr>
               <w:t>____________________</w:t>
@@ -1849,13 +1791,6 @@
               <w:jc w:val="center"/>
             </w:pPr>
             <w:r/>
-            <w:r>
-              <w:rPr>
-                <w:rFonts w:ascii="Times New Roman" w:hAnsi="Times New Roman" w:eastAsia="Times New Roman"/>
-                <w:b w:val="0"/>
-                <w:sz w:val="14"/>
-              </w:rPr>
-            </w:r>
           </w:p>
         </w:tc>
         <w:tc>
@@ -1888,6 +1823,7 @@
               <w:rPr>
                 <w:rFonts w:ascii="Times New Roman" w:hAnsi="Times New Roman" w:eastAsia="Times New Roman"/>
                 <w:b w:val="0"/>
+                <w:i w:val="0"/>
                 <w:sz w:val="14"/>
               </w:rPr>
               <w:t>номер</w:t>
@@ -1924,6 +1860,7 @@
               <w:rPr>
                 <w:rFonts w:ascii="Times New Roman" w:hAnsi="Times New Roman" w:eastAsia="Times New Roman"/>
                 <w:b w:val="0"/>
+                <w:i w:val="0"/>
                 <w:sz w:val="14"/>
               </w:rPr>
               <w:t>подпись, дата</w:t>
@@ -1969,13 +1906,34 @@
               <w:jc w:val="center"/>
             </w:pPr>
             <w:r/>
-            <w:r>
-              <w:rPr>
-                <w:rFonts w:ascii="Times New Roman" w:hAnsi="Times New Roman" w:eastAsia="Times New Roman"/>
-                <w:b w:val="0"/>
-                <w:sz w:val="14"/>
-              </w:rPr>
-            </w:r>
+          </w:p>
+        </w:tc>
+        <w:tc>
+          <w:tcPr>
+            <w:tcW w:type="dxa" w:w="2835"/>
+            <w:tcBorders>
+              <w:top w:val="nil"/>
+              <w:left w:val="nil"/>
+              <w:bottom w:val="nil"/>
+              <w:right w:val="nil"/>
+              <w:insideH w:val="nil"/>
+              <w:insideV w:val="nil"/>
+            </w:tcBorders>
+            <w:tcMar>
+              <w:top w:w="0" w:type="dxa"/>
+              <w:left w:w="0" w:type="dxa"/>
+              <w:bottom w:w="0" w:type="dxa"/>
+              <w:right w:w="0" w:type="dxa"/>
+            </w:tcMar>
+            <w:vAlign w:val="center"/>
+          </w:tcPr>
+          <w:p>
+            <w:pPr>
+              <w:spacing w:line="240" w:lineRule="auto" w:before="0" w:after="0"/>
+              <w:ind w:firstLine="0"/>
+              <w:jc w:val="center"/>
+            </w:pPr>
+            <w:r/>
           </w:p>
         </w:tc>
         <w:tc>
@@ -2008,41 +1966,7 @@
               <w:rPr>
                 <w:rFonts w:ascii="Times New Roman" w:hAnsi="Times New Roman" w:eastAsia="Times New Roman"/>
                 <w:b w:val="0"/>
-                <w:sz w:val="14"/>
-              </w:rPr>
-            </w:r>
-          </w:p>
-        </w:tc>
-        <w:tc>
-          <w:tcPr>
-            <w:tcW w:type="dxa" w:w="2835"/>
-            <w:tcBorders>
-              <w:top w:val="nil"/>
-              <w:left w:val="nil"/>
-              <w:bottom w:val="nil"/>
-              <w:right w:val="nil"/>
-              <w:insideH w:val="nil"/>
-              <w:insideV w:val="nil"/>
-            </w:tcBorders>
-            <w:tcMar>
-              <w:top w:w="0" w:type="dxa"/>
-              <w:left w:w="0" w:type="dxa"/>
-              <w:bottom w:w="0" w:type="dxa"/>
-              <w:right w:w="0" w:type="dxa"/>
-            </w:tcMar>
-            <w:vAlign w:val="center"/>
-          </w:tcPr>
-          <w:p>
-            <w:pPr>
-              <w:spacing w:line="240" w:lineRule="auto" w:before="0" w:after="0"/>
-              <w:ind w:firstLine="0"/>
-              <w:jc w:val="center"/>
-            </w:pPr>
-            <w:r/>
-            <w:r>
-              <w:rPr>
-                <w:rFonts w:ascii="Times New Roman" w:hAnsi="Times New Roman" w:eastAsia="Times New Roman"/>
-                <w:b w:val="0"/>
+                <w:i w:val="0"/>
                 <w:sz w:val="14"/>
               </w:rPr>
               <w:t>инициалы, фамилия</w:t>
@@ -2077,13 +2001,6 @@
               <w:jc w:val="center"/>
             </w:pPr>
             <w:r/>
-            <w:r>
-              <w:rPr>
-                <w:rFonts w:ascii="Times New Roman" w:hAnsi="Times New Roman" w:eastAsia="Times New Roman"/>
-                <w:b w:val="0"/>
-                <w:sz w:val="20"/>
-              </w:rPr>
-            </w:r>
           </w:p>
         </w:tc>
         <w:tc>
@@ -2112,13 +2029,6 @@
               <w:jc w:val="center"/>
             </w:pPr>
             <w:r/>
-            <w:r>
-              <w:rPr>
-                <w:rFonts w:ascii="Times New Roman" w:hAnsi="Times New Roman" w:eastAsia="Times New Roman"/>
-                <w:b w:val="0"/>
-                <w:sz w:val="20"/>
-              </w:rPr>
-            </w:r>
           </w:p>
         </w:tc>
         <w:tc>
@@ -2151,6 +2061,7 @@
               <w:rPr>
                 <w:rFonts w:ascii="Times New Roman" w:hAnsi="Times New Roman" w:eastAsia="Times New Roman"/>
                 <w:b w:val="0"/>
+                <w:i w:val="0"/>
                 <w:sz w:val="20"/>
               </w:rPr>
               <w:t>А.С. Зайцев</w:t>
@@ -2461,7 +2372,27 @@
           <w:i w:val="0"/>
           <w:sz w:val="22"/>
         </w:rPr>
-        <w:t>2.4 Постановка задачи</w:t>
+        <w:t>2.4 Выбор платформы и инструментальных средств</w:t>
+        <w:tab/>
+        <w:t>12</w:t>
+      </w:r>
+    </w:p>
+    <w:p>
+      <w:pPr>
+        <w:tabs>
+          <w:tab w:pos="9071" w:val="center"/>
+        </w:tabs>
+        <w:spacing w:line="240" w:lineRule="auto" w:after="0"/>
+        <w:ind w:firstLine="0" w:left="425" w:right="0"/>
+      </w:pPr>
+      <w:r>
+        <w:rPr>
+          <w:rFonts w:ascii="Times New Roman" w:hAnsi="Times New Roman" w:eastAsia="Times New Roman"/>
+          <w:b w:val="0"/>
+          <w:i w:val="0"/>
+          <w:sz w:val="22"/>
+        </w:rPr>
+        <w:t>2.5 Постановка задачи</w:t>
         <w:tab/>
         <w:t>12</w:t>
       </w:r>
@@ -3028,6 +2959,7 @@
               <w:rPr>
                 <w:rFonts w:ascii="Times New Roman" w:hAnsi="Times New Roman" w:eastAsia="Times New Roman"/>
                 <w:b/>
+                <w:i w:val="0"/>
                 <w:sz w:val="28"/>
               </w:rPr>
               <w:t>Сокращение</w:t>
@@ -3050,6 +2982,7 @@
               <w:rPr>
                 <w:rFonts w:ascii="Times New Roman" w:hAnsi="Times New Roman" w:eastAsia="Times New Roman"/>
                 <w:b/>
+                <w:i w:val="0"/>
                 <w:sz w:val="28"/>
               </w:rPr>
               <w:t>Расшифровка</w:t>
@@ -3074,6 +3007,7 @@
               <w:rPr>
                 <w:rFonts w:ascii="Times New Roman" w:hAnsi="Times New Roman" w:eastAsia="Times New Roman"/>
                 <w:b w:val="0"/>
+                <w:i w:val="0"/>
                 <w:sz w:val="28"/>
               </w:rPr>
               <w:t>API</w:t>
@@ -3096,6 +3030,7 @@
               <w:rPr>
                 <w:rFonts w:ascii="Times New Roman" w:hAnsi="Times New Roman" w:eastAsia="Times New Roman"/>
                 <w:b w:val="0"/>
+                <w:i w:val="0"/>
                 <w:sz w:val="28"/>
               </w:rPr>
               <w:t>Application Programming Interface, программный интерфейс приложения</w:t>
@@ -3120,6 +3055,7 @@
               <w:rPr>
                 <w:rFonts w:ascii="Times New Roman" w:hAnsi="Times New Roman" w:eastAsia="Times New Roman"/>
                 <w:b w:val="0"/>
+                <w:i w:val="0"/>
                 <w:sz w:val="28"/>
               </w:rPr>
               <w:t>ASP.NET Core</w:t>
@@ -3142,6 +3078,7 @@
               <w:rPr>
                 <w:rFonts w:ascii="Times New Roman" w:hAnsi="Times New Roman" w:eastAsia="Times New Roman"/>
                 <w:b w:val="0"/>
+                <w:i w:val="0"/>
                 <w:sz w:val="28"/>
               </w:rPr>
               <w:t>платформа для разработки веб-приложений на языке C#</w:t>
@@ -3166,6 +3103,7 @@
               <w:rPr>
                 <w:rFonts w:ascii="Times New Roman" w:hAnsi="Times New Roman" w:eastAsia="Times New Roman"/>
                 <w:b w:val="0"/>
+                <w:i w:val="0"/>
                 <w:sz w:val="28"/>
               </w:rPr>
               <w:t>HTTP</w:t>
@@ -3188,6 +3126,7 @@
               <w:rPr>
                 <w:rFonts w:ascii="Times New Roman" w:hAnsi="Times New Roman" w:eastAsia="Times New Roman"/>
                 <w:b w:val="0"/>
+                <w:i w:val="0"/>
                 <w:sz w:val="28"/>
               </w:rPr>
               <w:t>HyperText Transfer Protocol, протокол передачи гипертекста</w:t>
@@ -3212,6 +3151,7 @@
               <w:rPr>
                 <w:rFonts w:ascii="Times New Roman" w:hAnsi="Times New Roman" w:eastAsia="Times New Roman"/>
                 <w:b w:val="0"/>
+                <w:i w:val="0"/>
                 <w:sz w:val="28"/>
               </w:rPr>
               <w:t>JSON</w:t>
@@ -3234,6 +3174,7 @@
               <w:rPr>
                 <w:rFonts w:ascii="Times New Roman" w:hAnsi="Times New Roman" w:eastAsia="Times New Roman"/>
                 <w:b w:val="0"/>
+                <w:i w:val="0"/>
                 <w:sz w:val="28"/>
               </w:rPr>
               <w:t>JavaScript Object Notation, текстовый формат обмена данными</w:t>
@@ -3258,6 +3199,7 @@
               <w:rPr>
                 <w:rFonts w:ascii="Times New Roman" w:hAnsi="Times New Roman" w:eastAsia="Times New Roman"/>
                 <w:b w:val="0"/>
+                <w:i w:val="0"/>
                 <w:sz w:val="28"/>
               </w:rPr>
               <w:t>nginx</w:t>
@@ -3280,6 +3222,7 @@
               <w:rPr>
                 <w:rFonts w:ascii="Times New Roman" w:hAnsi="Times New Roman" w:eastAsia="Times New Roman"/>
                 <w:b w:val="0"/>
+                <w:i w:val="0"/>
                 <w:sz w:val="28"/>
               </w:rPr>
               <w:t>обратный прокси-сервер и балансировщик нагрузки</w:t>
@@ -3304,6 +3247,7 @@
               <w:rPr>
                 <w:rFonts w:ascii="Times New Roman" w:hAnsi="Times New Roman" w:eastAsia="Times New Roman"/>
                 <w:b w:val="0"/>
+                <w:i w:val="0"/>
                 <w:sz w:val="28"/>
               </w:rPr>
               <w:t>Redis</w:t>
@@ -3326,6 +3270,7 @@
               <w:rPr>
                 <w:rFonts w:ascii="Times New Roman" w:hAnsi="Times New Roman" w:eastAsia="Times New Roman"/>
                 <w:b w:val="0"/>
+                <w:i w:val="0"/>
                 <w:sz w:val="28"/>
               </w:rPr>
               <w:t>система хранения данных в памяти, используемая как backplane</w:t>
@@ -3350,6 +3295,7 @@
               <w:rPr>
                 <w:rFonts w:ascii="Times New Roman" w:hAnsi="Times New Roman" w:eastAsia="Times New Roman"/>
                 <w:b w:val="0"/>
+                <w:i w:val="0"/>
                 <w:sz w:val="28"/>
               </w:rPr>
               <w:t>SignalR</w:t>
@@ -3372,6 +3318,7 @@
               <w:rPr>
                 <w:rFonts w:ascii="Times New Roman" w:hAnsi="Times New Roman" w:eastAsia="Times New Roman"/>
                 <w:b w:val="0"/>
+                <w:i w:val="0"/>
                 <w:sz w:val="28"/>
               </w:rPr>
               <w:t>библиотека ASP.NET Core для real-time взаимодействия</w:t>
@@ -3396,6 +3343,7 @@
               <w:rPr>
                 <w:rFonts w:ascii="Times New Roman" w:hAnsi="Times New Roman" w:eastAsia="Times New Roman"/>
                 <w:b w:val="0"/>
+                <w:i w:val="0"/>
                 <w:sz w:val="28"/>
               </w:rPr>
               <w:t>UI</w:t>
@@ -3418,6 +3366,7 @@
               <w:rPr>
                 <w:rFonts w:ascii="Times New Roman" w:hAnsi="Times New Roman" w:eastAsia="Times New Roman"/>
                 <w:b w:val="0"/>
+                <w:i w:val="0"/>
                 <w:sz w:val="28"/>
               </w:rPr>
               <w:t>User Interface, пользовательский интерфейс</w:t>
@@ -3442,6 +3391,7 @@
               <w:rPr>
                 <w:rFonts w:ascii="Times New Roman" w:hAnsi="Times New Roman" w:eastAsia="Times New Roman"/>
                 <w:b w:val="0"/>
+                <w:i w:val="0"/>
                 <w:sz w:val="28"/>
               </w:rPr>
               <w:t>URL</w:t>
@@ -3464,6 +3414,7 @@
               <w:rPr>
                 <w:rFonts w:ascii="Times New Roman" w:hAnsi="Times New Roman" w:eastAsia="Times New Roman"/>
                 <w:b w:val="0"/>
+                <w:i w:val="0"/>
                 <w:sz w:val="28"/>
               </w:rPr>
               <w:t>Uniform Resource Locator, адрес ресурса</w:t>
@@ -3488,6 +3439,7 @@
               <w:rPr>
                 <w:rFonts w:ascii="Times New Roman" w:hAnsi="Times New Roman" w:eastAsia="Times New Roman"/>
                 <w:b w:val="0"/>
+                <w:i w:val="0"/>
                 <w:sz w:val="28"/>
               </w:rPr>
               <w:t>WebSocket</w:t>
@@ -3510,6 +3462,7 @@
               <w:rPr>
                 <w:rFonts w:ascii="Times New Roman" w:hAnsi="Times New Roman" w:eastAsia="Times New Roman"/>
                 <w:b w:val="0"/>
+                <w:i w:val="0"/>
                 <w:sz w:val="28"/>
               </w:rPr>
               <w:t>сетевой протокол двусторонней связи поверх одного TCP-соединения</w:t>
@@ -3534,6 +3487,7 @@
               <w:rPr>
                 <w:rFonts w:ascii="Times New Roman" w:hAnsi="Times New Roman" w:eastAsia="Times New Roman"/>
                 <w:b w:val="0"/>
+                <w:i w:val="0"/>
                 <w:sz w:val="28"/>
               </w:rPr>
               <w:t>БД</w:t>
@@ -3556,6 +3510,7 @@
               <w:rPr>
                 <w:rFonts w:ascii="Times New Roman" w:hAnsi="Times New Roman" w:eastAsia="Times New Roman"/>
                 <w:b w:val="0"/>
+                <w:i w:val="0"/>
                 <w:sz w:val="28"/>
               </w:rPr>
               <w:t>база данных</w:t>
@@ -3580,6 +3535,7 @@
               <w:rPr>
                 <w:rFonts w:ascii="Times New Roman" w:hAnsi="Times New Roman" w:eastAsia="Times New Roman"/>
                 <w:b w:val="0"/>
+                <w:i w:val="0"/>
                 <w:sz w:val="28"/>
               </w:rPr>
               <w:t>ИЗ</w:t>
@@ -3602,6 +3558,7 @@
               <w:rPr>
                 <w:rFonts w:ascii="Times New Roman" w:hAnsi="Times New Roman" w:eastAsia="Times New Roman"/>
                 <w:b w:val="0"/>
+                <w:i w:val="0"/>
                 <w:sz w:val="28"/>
               </w:rPr>
               <w:t>индивидуальное задание</w:t>
@@ -3626,6 +3583,7 @@
               <w:rPr>
                 <w:rFonts w:ascii="Times New Roman" w:hAnsi="Times New Roman" w:eastAsia="Times New Roman"/>
                 <w:b w:val="0"/>
+                <w:i w:val="0"/>
                 <w:sz w:val="28"/>
               </w:rPr>
               <w:t>ПО</w:t>
@@ -3648,6 +3606,7 @@
               <w:rPr>
                 <w:rFonts w:ascii="Times New Roman" w:hAnsi="Times New Roman" w:eastAsia="Times New Roman"/>
                 <w:b w:val="0"/>
+                <w:i w:val="0"/>
                 <w:sz w:val="28"/>
               </w:rPr>
               <w:t>программное обеспечение</w:t>
@@ -3800,9 +3759,9 @@
     </w:p>
     <w:p>
       <w:pPr>
-        <w:pStyle w:val="ListNumber"/>
-        <w:spacing w:line="360" w:lineRule="auto"/>
-        <w:ind w:left="709" w:hanging="283"/>
+        <w:spacing w:line="360" w:lineRule="auto" w:after="0"/>
+        <w:ind w:left="709" w:hanging="425"/>
+        <w:jc w:val="both"/>
       </w:pPr>
       <w:r>
         <w:rPr>
@@ -3811,14 +3770,14 @@
           <w:i w:val="0"/>
           <w:sz w:val="28"/>
         </w:rPr>
-        <w:t>Проанализировать предметную область real-time взаимодействия в системах совместной работы.</w:t>
-      </w:r>
-    </w:p>
-    <w:p>
-      <w:pPr>
-        <w:pStyle w:val="ListNumber"/>
-        <w:spacing w:line="360" w:lineRule="auto"/>
-        <w:ind w:left="709" w:hanging="283"/>
+        <w:t>1. Проанализировать предметную область real-time взаимодействия в системах совместной работы.</w:t>
+      </w:r>
+    </w:p>
+    <w:p>
+      <w:pPr>
+        <w:spacing w:line="360" w:lineRule="auto" w:after="0"/>
+        <w:ind w:left="709" w:hanging="425"/>
+        <w:jc w:val="both"/>
       </w:pPr>
       <w:r>
         <w:rPr>
@@ -3827,14 +3786,14 @@
           <w:i w:val="0"/>
           <w:sz w:val="28"/>
         </w:rPr>
-        <w:t>Рассмотреть ограничения single-node WebSocket-архитектуры при горизонтальном масштабировании.</w:t>
-      </w:r>
-    </w:p>
-    <w:p>
-      <w:pPr>
-        <w:pStyle w:val="ListNumber"/>
-        <w:spacing w:line="360" w:lineRule="auto"/>
-        <w:ind w:left="709" w:hanging="283"/>
+        <w:t>2. Рассмотреть ограничения single-node WebSocket-архитектуры при горизонтальном масштабировании.</w:t>
+      </w:r>
+    </w:p>
+    <w:p>
+      <w:pPr>
+        <w:spacing w:line="360" w:lineRule="auto" w:after="0"/>
+        <w:ind w:left="709" w:hanging="425"/>
+        <w:jc w:val="both"/>
       </w:pPr>
       <w:r>
         <w:rPr>
@@ -3843,14 +3802,14 @@
           <w:i w:val="0"/>
           <w:sz w:val="28"/>
         </w:rPr>
-        <w:t>Сравнить подходы к масштабированию real-time контура и обосновать выбор архитектуры.</w:t>
-      </w:r>
-    </w:p>
-    <w:p>
-      <w:pPr>
-        <w:pStyle w:val="ListNumber"/>
-        <w:spacing w:line="360" w:lineRule="auto"/>
-        <w:ind w:left="709" w:hanging="283"/>
+        <w:t>3. Сравнить подходы к масштабированию real-time контура и обосновать выбор архитектуры.</w:t>
+      </w:r>
+    </w:p>
+    <w:p>
+      <w:pPr>
+        <w:spacing w:line="360" w:lineRule="auto" w:after="0"/>
+        <w:ind w:left="709" w:hanging="425"/>
+        <w:jc w:val="both"/>
       </w:pPr>
       <w:r>
         <w:rPr>
@@ -3859,14 +3818,14 @@
           <w:i w:val="0"/>
           <w:sz w:val="28"/>
         </w:rPr>
-        <w:t>Проанализировать текущую реализацию real-time взаимодействия в целевой системе.</w:t>
-      </w:r>
-    </w:p>
-    <w:p>
-      <w:pPr>
-        <w:pStyle w:val="ListNumber"/>
-        <w:spacing w:line="360" w:lineRule="auto"/>
-        <w:ind w:left="709" w:hanging="283"/>
+        <w:t>4. Проанализировать текущую реализацию real-time взаимодействия в целевой системе.</w:t>
+      </w:r>
+    </w:p>
+    <w:p>
+      <w:pPr>
+        <w:spacing w:line="360" w:lineRule="auto" w:after="0"/>
+        <w:ind w:left="709" w:hanging="425"/>
+        <w:jc w:val="both"/>
       </w:pPr>
       <w:r>
         <w:rPr>
@@ -3875,14 +3834,14 @@
           <w:i w:val="0"/>
           <w:sz w:val="28"/>
         </w:rPr>
-        <w:t>Спроектировать масштабируемый real-time контур с несколькими экземплярами backend-сервиса.</w:t>
-      </w:r>
-    </w:p>
-    <w:p>
-      <w:pPr>
-        <w:pStyle w:val="ListNumber"/>
-        <w:spacing w:line="360" w:lineRule="auto"/>
-        <w:ind w:left="709" w:hanging="283"/>
+        <w:t>5. Спроектировать масштабируемый real-time контур с несколькими экземплярами backend-сервиса.</w:t>
+      </w:r>
+    </w:p>
+    <w:p>
+      <w:pPr>
+        <w:spacing w:line="360" w:lineRule="auto" w:after="0"/>
+        <w:ind w:left="709" w:hanging="425"/>
+        <w:jc w:val="both"/>
       </w:pPr>
       <w:r>
         <w:rPr>
@@ -3891,14 +3850,14 @@
           <w:i w:val="0"/>
           <w:sz w:val="28"/>
         </w:rPr>
-        <w:t>Реализовать выбранное решение в целевой системе.</w:t>
-      </w:r>
-    </w:p>
-    <w:p>
-      <w:pPr>
-        <w:pStyle w:val="ListNumber"/>
-        <w:spacing w:line="360" w:lineRule="auto"/>
-        <w:ind w:left="709" w:hanging="283"/>
+        <w:t>6. Реализовать выбранное решение в целевой системе.</w:t>
+      </w:r>
+    </w:p>
+    <w:p>
+      <w:pPr>
+        <w:spacing w:line="360" w:lineRule="auto" w:after="0"/>
+        <w:ind w:left="709" w:hanging="425"/>
+        <w:jc w:val="both"/>
       </w:pPr>
       <w:r>
         <w:rPr>
@@ -3907,14 +3866,14 @@
           <w:i w:val="0"/>
           <w:sz w:val="28"/>
         </w:rPr>
-        <w:t>Подготовить минимальный воспроизводимый стенд для проверки результата.</w:t>
-      </w:r>
-    </w:p>
-    <w:p>
-      <w:pPr>
-        <w:pStyle w:val="ListNumber"/>
-        <w:spacing w:line="360" w:lineRule="auto"/>
-        <w:ind w:left="709" w:hanging="283"/>
+        <w:t>7. Подготовить минимальный воспроизводимый стенд для проверки результата.</w:t>
+      </w:r>
+    </w:p>
+    <w:p>
+      <w:pPr>
+        <w:spacing w:line="360" w:lineRule="auto" w:after="0"/>
+        <w:ind w:left="709" w:hanging="425"/>
+        <w:jc w:val="both"/>
       </w:pPr>
       <w:r>
         <w:rPr>
@@ -3923,14 +3882,14 @@
           <w:i w:val="0"/>
           <w:sz w:val="28"/>
         </w:rPr>
-        <w:t>Провести испытания в режимах с межузловой доставкой и без нее.</w:t>
-      </w:r>
-    </w:p>
-    <w:p>
-      <w:pPr>
-        <w:pStyle w:val="ListNumber"/>
-        <w:spacing w:line="360" w:lineRule="auto"/>
-        <w:ind w:left="709" w:hanging="283"/>
+        <w:t>8. Провести испытания в режимах с межузловой доставкой и без нее.</w:t>
+      </w:r>
+    </w:p>
+    <w:p>
+      <w:pPr>
+        <w:spacing w:line="360" w:lineRule="auto" w:after="0"/>
+        <w:ind w:left="709" w:hanging="425"/>
+        <w:jc w:val="both"/>
       </w:pPr>
       <w:r>
         <w:rPr>
@@ -3939,7 +3898,7 @@
           <w:i w:val="0"/>
           <w:sz w:val="28"/>
         </w:rPr>
-        <w:t>Оценить результаты и сформулировать вывод об устранении ограничения single-node архитектуры.</w:t>
+        <w:t>9. Оценить результаты и сформулировать вывод об устранении ограничения single-node архитектуры.</w:t>
       </w:r>
     </w:p>
     <w:p>
@@ -3955,7 +3914,7 @@
           <w:i w:val="0"/>
           <w:sz w:val="28"/>
         </w:rPr>
-        <w:t>Результатом практики является в инженерно-исследовательском обосновании и экспериментальной проверке распределенного real-time контура для системы отслеживания задач. В рамках практики не разрабатывался новый сетевой протокол, но была выполнена авторская композиция архитектурного решения, включающая SignalR, несколько экземпляров backend-сервиса, балансировщик, Redis backplane, диагностический контур и воспроизводимую программу испытаний [2], [4], [8], [10].</w:t>
+        <w:t>Результатом практики является инженерно-исследовательское обоснование и экспериментальная проверка распределенного real-time контура для системы отслеживания задач. В рамках практики не разрабатывался новый сетевой протокол, но была выполнена авторская композиция архитектурного решения, включающая SignalR, несколько экземпляров backend-сервиса, балансировщик, Redis backplane, диагностический контур и воспроизводимую программу испытаний [2], [4], [8], [10].</w:t>
       </w:r>
     </w:p>
     <w:p>
@@ -3975,27 +3934,6 @@
       </w:r>
     </w:p>
     <w:p>
-      <w:r>
-        <w:br w:type="page"/>
-      </w:r>
-    </w:p>
-    <w:p>
-      <w:pPr>
-        <w:pStyle w:val="Heading1"/>
-      </w:pPr>
-      <w:r>
-        <w:t>1. Анализ предметной области и существующих подходов</w:t>
-      </w:r>
-    </w:p>
-    <w:p>
-      <w:pPr>
-        <w:pStyle w:val="Heading2"/>
-      </w:pPr>
-      <w:r>
-        <w:t>1.1 Real-time взаимодействие в системах отслеживания задач</w:t>
-      </w:r>
-    </w:p>
-    <w:p>
       <w:pPr>
         <w:spacing w:line="360" w:lineRule="auto"/>
         <w:ind w:firstLine="709"/>
@@ -4008,7 +3946,28 @@
           <w:i w:val="0"/>
           <w:sz w:val="28"/>
         </w:rPr>
-        <w:t>Системы отслеживания задач предназначены для фиксации, распределения и контроля выполнения работ. В таких системах ключевыми сущностями являются задачи, отчеты, комментарии, вложения, исполнители, статусы, команды и рабочие пространства. В отличие от статичных справочников, эти сущности часто изменяются несколькими пользователями в течение короткого времени. Один участник может изменить статус задачи, второй добавить комментарий, третий прикрепить файл или уточнить шаг воспроизведения ошибки [16], [18].</w:t>
+        <w:t>Структура отчёта и оформление выполнены с учётом ГОСТ 7.32-2017 [11] и ГОСТ Р 7.0.100-2018 [12], а также методических требований кафедры к подготовке отчёта по практике [13].</w:t>
+      </w:r>
+    </w:p>
+    <w:p>
+      <w:r>
+        <w:br w:type="page"/>
+      </w:r>
+    </w:p>
+    <w:p>
+      <w:pPr>
+        <w:pStyle w:val="Heading1"/>
+      </w:pPr>
+      <w:r>
+        <w:t>1. Анализ предметной области и существующих подходов</w:t>
+      </w:r>
+    </w:p>
+    <w:p>
+      <w:pPr>
+        <w:pStyle w:val="Heading2"/>
+      </w:pPr>
+      <w:r>
+        <w:t>1.1 Real-time взаимодействие в системах отслеживания задач</w:t>
       </w:r>
     </w:p>
     <w:p>
@@ -4024,7 +3983,7 @@
           <w:i w:val="0"/>
           <w:sz w:val="28"/>
         </w:rPr>
-        <w:t>Если изменения становятся видимыми только после ручного обновления страницы, у пользователей возникает рассогласованное представление о состоянии системы. Это приводит к дублированию действий, работе с устаревшими данными и дополнительным коммуникационным издержкам. Поэтому для систем отслеживания задач важна поддержка согласованного представления о состоянии объекта: пользователь должен понимать, что объект уже изменился, кто присоединился к работе, какие комментарии или вложения появились и какие поля были обновлены [15], [19].</w:t>
+        <w:t>Системы отслеживания задач предназначены для фиксации, распределения и контроля выполнения работ. В таких системах ключевыми сущностями являются задачи, отчеты, комментарии, вложения, исполнители, статусы, команды и рабочие пространства. В отличие от статичных справочников, эти сущности часто изменяются несколькими пользователями в течение короткого времени. Один участник может изменить статус задачи, второй добавить комментарий, третий прикрепить файл или уточнить шаг воспроизведения ошибки [16], [18].</w:t>
       </w:r>
     </w:p>
     <w:p>
@@ -4040,15 +3999,7 @@
           <w:i w:val="0"/>
           <w:sz w:val="28"/>
         </w:rPr>
-        <w:t>В контексте данной работы real-time интерфейс определяется как интерфейсный и серверный контур, обеспечивающий оперативное распространение событий изменения сущностей между клиентами. Такой контур включает клиентское WebSocket-соединение, серверный хаб, модель подписок, механизм групп, доставку событий и обработку переподключений [1], [2], [5], [6], [14].</w:t>
-      </w:r>
-    </w:p>
-    <w:p>
-      <w:pPr>
-        <w:pStyle w:val="Heading2"/>
-      </w:pPr>
-      <w:r>
-        <w:t>1.2 WebSocket и SignalR как основа real-time контура</w:t>
+        <w:t>Если изменения становятся видимыми только после ручного обновления страницы, у пользователей возникает рассогласованное представление о состоянии системы. Это приводит к дублированию действий, работе с устаревшими данными и дополнительным коммуникационным издержкам. Поэтому для систем отслеживания задач важна поддержка согласованного представления о состоянии объекта: пользователь должен понимать, что объект уже изменился, кто присоединился к работе, какие комментарии или вложения появились и какие поля были обновлены [15], [19].</w:t>
       </w:r>
     </w:p>
     <w:p>
@@ -4064,7 +4015,15 @@
           <w:i w:val="0"/>
           <w:sz w:val="28"/>
         </w:rPr>
-        <w:t>WebSocket обеспечивает двусторонний обмен данными поверх одного длительно открытого соединения. Для web-интерфейсов совместной работы это удобнее, чем периодический polling, поскольку сервер может самостоятельно отправлять клиентам события сразу после изменения состояния. В платформе ASP.NET Core над WebSocket часто используется SignalR. Он предоставляет более высокоуровневую модель: серверные хабы, клиентские методы, группы, отправку событий конкретным пользователям или всем участникам группы [1], [2].</w:t>
+        <w:t>В контексте данной работы real-time интерфейс определяется как интерфейсный и серверный контур, обеспечивающий оперативное распространение событий изменения сущностей между клиентами. Такой контур включает клиентское WebSocket-соединение, серверный хаб, модель подписок, механизм групп, доставку событий и обработку переподключений [1], [2], [5], [6], [14].</w:t>
+      </w:r>
+    </w:p>
+    <w:p>
+      <w:pPr>
+        <w:pStyle w:val="Heading2"/>
+      </w:pPr>
+      <w:r>
+        <w:t>1.2 WebSocket и SignalR как основа real-time контура</w:t>
       </w:r>
     </w:p>
     <w:p>
@@ -4080,7 +4039,7 @@
           <w:i w:val="0"/>
           <w:sz w:val="28"/>
         </w:rPr>
-        <w:t>Для системы отслеживания задач особенно полезна модель групп. Клиент может вступить в группу, соответствующую конкретному отчету или задаче, после чего сервер отправляет события изменения только заинтересованным участникам. Такой подход снижает лишний трафик и делает real-time контур предметно ориентированным: событие связано не с абстрактным каналом, а с конкретной сущностью системы [5].</w:t>
+        <w:t>WebSocket обеспечивает двусторонний обмен данными поверх одного длительно открытого соединения. Для web-интерфейсов совместной работы это удобнее, чем периодический polling, поскольку сервер может самостоятельно отправлять клиентам события сразу после изменения состояния. В платформе ASP.NET Core над WebSocket часто используется SignalR. Он предоставляет более высокоуровневую модель: серверные хабы, клиентские методы, группы, отправку событий конкретным пользователям или всем участникам группы [1], [2].</w:t>
       </w:r>
     </w:p>
     <w:p>
@@ -4096,15 +4055,7 @@
           <w:i w:val="0"/>
           <w:sz w:val="28"/>
         </w:rPr>
-        <w:t>В то же время группы SignalR являются оперативным механизмом доставки, а не долговременным источником истины. Сведения о членстве соединений в группах хранятся в памяти серверного процесса и не должны использоваться как единственная база для авторизации, аудита или долговременного учета присутствия. Это обстоятельство важно при проектировании масштабируемого контура, поскольку при переподключении клиент должен заново восстановить необходимые подписки [5], [6].</w:t>
-      </w:r>
-    </w:p>
-    <w:p>
-      <w:pPr>
-        <w:pStyle w:val="Heading2"/>
-      </w:pPr>
-      <w:r>
-        <w:t>1.3 Ограничение single-node WebSocket-архитектуры</w:t>
+        <w:t>Для системы отслеживания задач особенно полезна модель групп. Клиент может вступить в группу, соответствующую конкретному отчету или задаче, после чего сервер отправляет события изменения только заинтересованным участникам. Такой подход снижает лишний трафик и делает real-time контур предметно ориентированным: событие связано не с абстрактным каналом, а с конкретной сущностью системы [5].</w:t>
       </w:r>
     </w:p>
     <w:p>
@@ -4120,7 +4071,15 @@
           <w:i w:val="0"/>
           <w:sz w:val="28"/>
         </w:rPr>
-        <w:t>Single-node архитектура означает, что все WebSocket-соединения обслуживаются одним экземпляром backend-сервиса. Такой вариант прост в реализации и достаточен для раннего прототипа. Сервер хранит локальную таблицу активных соединений и групп, а при изменении сущности отправляет событие клиентам, подключенным к этому же процессу [3], [5].</w:t>
+        <w:t>В то же время группы SignalR являются оперативным механизмом доставки, а не долговременным источником истины. Сведения о членстве соединений в группах хранятся в памяти серверного процесса и не должны использоваться как единственная база для авторизации, аудита или долговременного учета присутствия. Это обстоятельство важно при проектировании масштабируемого контура, поскольку при переподключении клиент должен заново восстановить необходимые подписки [5], [6].</w:t>
+      </w:r>
+    </w:p>
+    <w:p>
+      <w:pPr>
+        <w:pStyle w:val="Heading2"/>
+      </w:pPr>
+      <w:r>
+        <w:t>1.3 Ограничение single-node WebSocket-архитектуры</w:t>
       </w:r>
     </w:p>
     <w:p>
@@ -4136,43 +4095,7 @@
           <w:i w:val="0"/>
           <w:sz w:val="28"/>
         </w:rPr>
-        <w:t xml:space="preserve">Проблема возникает при горизонтальном масштабировании. Если приложение запускается в нескольких экземплярах, входящий трафик распределяется между ними балансировщиком. Клиент A может оказаться подключенным к </w:t>
-      </w:r>
-      <w:r>
-        <w:rPr>
-          <w:rFonts w:ascii="Courier New" w:hAnsi="Courier New" w:eastAsia="Courier New"/>
-          <w:b w:val="0"/>
-          <w:i w:val="0"/>
-          <w:sz w:val="28"/>
-        </w:rPr>
-        <w:t>app-api-1</w:t>
-      </w:r>
-      <w:r>
-        <w:rPr>
-          <w:rFonts w:ascii="Times New Roman" w:hAnsi="Times New Roman" w:eastAsia="Times New Roman"/>
-          <w:b w:val="0"/>
-          <w:i w:val="0"/>
-          <w:sz w:val="28"/>
-        </w:rPr>
-        <w:t xml:space="preserve">, а клиент B — к </w:t>
-      </w:r>
-      <w:r>
-        <w:rPr>
-          <w:rFonts w:ascii="Courier New" w:hAnsi="Courier New" w:eastAsia="Courier New"/>
-          <w:b w:val="0"/>
-          <w:i w:val="0"/>
-          <w:sz w:val="28"/>
-        </w:rPr>
-        <w:t>app-api-2</w:t>
-      </w:r>
-      <w:r>
-        <w:rPr>
-          <w:rFonts w:ascii="Times New Roman" w:hAnsi="Times New Roman" w:eastAsia="Times New Roman"/>
-          <w:b w:val="0"/>
-          <w:i w:val="0"/>
-          <w:sz w:val="28"/>
-        </w:rPr>
-        <w:t>. Если событие изменения отчета создано на первом узле, то без межузловой синхронизации второй узел не узнает, что нужно отправить событие своим клиентам. Формально система уже имеет два backend-экземпляра, но real-time пространство фрагментируется на независимые острова [3], [10].</w:t>
+        <w:t>Single-node архитектура означает, что все WebSocket-соединения обслуживаются одним экземпляром backend-сервиса. Такой вариант прост в реализации и достаточен для раннего прототипа. Сервер хранит локальную таблицу активных соединений и групп, а при изменении сущности отправляет событие клиентам, подключенным к этому же процессу [3], [5].</w:t>
       </w:r>
     </w:p>
     <w:p>
@@ -4188,15 +4111,43 @@
           <w:i w:val="0"/>
           <w:sz w:val="28"/>
         </w:rPr>
-        <w:t>Для системы совместной работы это является функциональным дефектом. Пользователь не обязан знать, через какой серверный процесс он подключен. Ожидаемое свойство интерфейса состоит в том, что изменение сущности доставляется всем заинтересованным участникам. Следовательно, поддержка горизонтального масштабирования WebSocket-соединений должна включать не только запуск нескольких процессов, но и межузловую доставку событий [3], [15].</w:t>
-      </w:r>
-    </w:p>
-    <w:p>
-      <w:pPr>
-        <w:pStyle w:val="Heading2"/>
-      </w:pPr>
-      <w:r>
-        <w:t>1.4 Сравнение подходов к масштабированию</w:t>
+        <w:t xml:space="preserve">Проблема возникает при горизонтальном масштабировании. Если приложение запускается в нескольких экземплярах, входящий трафик распределяется между ними балансировщиком. Клиент A может оказаться подключенным к </w:t>
+      </w:r>
+      <w:r>
+        <w:rPr>
+          <w:rFonts w:ascii="Courier New" w:hAnsi="Courier New" w:eastAsia="Courier New"/>
+          <w:b w:val="0"/>
+          <w:i w:val="0"/>
+          <w:sz w:val="28"/>
+        </w:rPr>
+        <w:t>app-api-1</w:t>
+      </w:r>
+      <w:r>
+        <w:rPr>
+          <w:rFonts w:ascii="Times New Roman" w:hAnsi="Times New Roman" w:eastAsia="Times New Roman"/>
+          <w:b w:val="0"/>
+          <w:i w:val="0"/>
+          <w:sz w:val="28"/>
+        </w:rPr>
+        <w:t xml:space="preserve">, а клиент B — к </w:t>
+      </w:r>
+      <w:r>
+        <w:rPr>
+          <w:rFonts w:ascii="Courier New" w:hAnsi="Courier New" w:eastAsia="Courier New"/>
+          <w:b w:val="0"/>
+          <w:i w:val="0"/>
+          <w:sz w:val="28"/>
+        </w:rPr>
+        <w:t>app-api-2</w:t>
+      </w:r>
+      <w:r>
+        <w:rPr>
+          <w:rFonts w:ascii="Times New Roman" w:hAnsi="Times New Roman" w:eastAsia="Times New Roman"/>
+          <w:b w:val="0"/>
+          <w:i w:val="0"/>
+          <w:sz w:val="28"/>
+        </w:rPr>
+        <w:t>. Если событие изменения отчета создано на первом узле, то без межузловой синхронизации второй узел не узнает, что нужно отправить событие своим клиентам. Формально система уже имеет два backend-экземпляра, но real-time пространство фрагментируется на независимые острова [3], [10].</w:t>
       </w:r>
     </w:p>
     <w:p>
@@ -4212,11 +4163,37 @@
           <w:i w:val="0"/>
           <w:sz w:val="28"/>
         </w:rPr>
+        <w:t>Для системы совместной работы это является функциональным дефектом. Пользователь не обязан знать, через какой серверный процесс он подключен. Ожидаемое свойство интерфейса состоит в том, что изменение сущности доставляется всем заинтересованным участникам. Следовательно, поддержка горизонтального масштабирования WebSocket-соединений должна включать не только запуск нескольких процессов, но и межузловую доставку событий [3], [15].</w:t>
+      </w:r>
+    </w:p>
+    <w:p>
+      <w:pPr>
+        <w:pStyle w:val="Heading2"/>
+      </w:pPr>
+      <w:r>
+        <w:t>1.4 Сравнение подходов к масштабированию</w:t>
+      </w:r>
+    </w:p>
+    <w:p>
+      <w:pPr>
+        <w:spacing w:line="360" w:lineRule="auto"/>
+        <w:ind w:firstLine="709"/>
+        <w:jc w:val="both"/>
+      </w:pPr>
+      <w:r>
+        <w:rPr>
+          <w:rFonts w:ascii="Times New Roman" w:hAnsi="Times New Roman" w:eastAsia="Times New Roman"/>
+          <w:b w:val="0"/>
+          <w:i w:val="0"/>
+          <w:sz w:val="28"/>
+        </w:rPr>
         <w:t>В рамках работы рассматривались несколько подходов к построению масштабируемого real-time контура [3], [4], [7], [9], [10].</w:t>
       </w:r>
     </w:p>
     <w:p>
       <w:pPr>
+        <w:keepNext/>
+        <w:spacing w:after="40"/>
         <w:ind w:firstLine="0"/>
         <w:jc w:val="left"/>
       </w:pPr>
@@ -4244,6 +4221,9 @@
         <w:gridCol w:w="2422"/>
       </w:tblGrid>
       <w:tr>
+        <w:trPr>
+          <w:tblHeader w:val="true"/>
+        </w:trPr>
         <w:tc>
           <w:tcPr>
             <w:tcW w:type="dxa" w:w="2422"/>
@@ -4260,6 +4240,7 @@
               <w:rPr>
                 <w:rFonts w:ascii="Times New Roman" w:hAnsi="Times New Roman" w:eastAsia="Times New Roman"/>
                 <w:b/>
+                <w:i w:val="0"/>
                 <w:sz w:val="22"/>
               </w:rPr>
               <w:t>Подход</w:t>
@@ -4282,6 +4263,7 @@
               <w:rPr>
                 <w:rFonts w:ascii="Times New Roman" w:hAnsi="Times New Roman" w:eastAsia="Times New Roman"/>
                 <w:b/>
+                <w:i w:val="0"/>
                 <w:sz w:val="22"/>
               </w:rPr>
               <w:t>Межузловая доставка событий</w:t>
@@ -4304,6 +4286,7 @@
               <w:rPr>
                 <w:rFonts w:ascii="Times New Roman" w:hAnsi="Times New Roman" w:eastAsia="Times New Roman"/>
                 <w:b/>
+                <w:i w:val="0"/>
                 <w:sz w:val="22"/>
               </w:rPr>
               <w:t>Сложность внедрения</w:t>
@@ -4326,6 +4309,7 @@
               <w:rPr>
                 <w:rFonts w:ascii="Times New Roman" w:hAnsi="Times New Roman" w:eastAsia="Times New Roman"/>
                 <w:b/>
+                <w:i w:val="0"/>
                 <w:sz w:val="22"/>
               </w:rPr>
               <w:t>Ограничения</w:t>
@@ -4350,6 +4334,7 @@
               <w:rPr>
                 <w:rFonts w:ascii="Times New Roman" w:hAnsi="Times New Roman" w:eastAsia="Times New Roman"/>
                 <w:b w:val="0"/>
+                <w:i w:val="0"/>
                 <w:sz w:val="22"/>
               </w:rPr>
               <w:t>Один экземпляр backend-сервиса</w:t>
@@ -4372,6 +4357,7 @@
               <w:rPr>
                 <w:rFonts w:ascii="Times New Roman" w:hAnsi="Times New Roman" w:eastAsia="Times New Roman"/>
                 <w:b w:val="0"/>
+                <w:i w:val="0"/>
                 <w:sz w:val="22"/>
               </w:rPr>
               <w:t>Нет</w:t>
@@ -4394,6 +4380,7 @@
               <w:rPr>
                 <w:rFonts w:ascii="Times New Roman" w:hAnsi="Times New Roman" w:eastAsia="Times New Roman"/>
                 <w:b w:val="0"/>
+                <w:i w:val="0"/>
                 <w:sz w:val="22"/>
               </w:rPr>
               <w:t>Низкая</w:t>
@@ -4416,6 +4403,7 @@
               <w:rPr>
                 <w:rFonts w:ascii="Times New Roman" w:hAnsi="Times New Roman" w:eastAsia="Times New Roman"/>
                 <w:b w:val="0"/>
+                <w:i w:val="0"/>
                 <w:sz w:val="22"/>
               </w:rPr>
               <w:t>Нет горизонтального масштабирования, один узел является точкой отказа</w:t>
@@ -4440,6 +4428,7 @@
               <w:rPr>
                 <w:rFonts w:ascii="Times New Roman" w:hAnsi="Times New Roman" w:eastAsia="Times New Roman"/>
                 <w:b w:val="0"/>
+                <w:i w:val="0"/>
                 <w:sz w:val="22"/>
               </w:rPr>
               <w:t>Несколько экземпляров без backplane</w:t>
@@ -4462,6 +4451,7 @@
               <w:rPr>
                 <w:rFonts w:ascii="Times New Roman" w:hAnsi="Times New Roman" w:eastAsia="Times New Roman"/>
                 <w:b w:val="0"/>
+                <w:i w:val="0"/>
                 <w:sz w:val="22"/>
               </w:rPr>
               <w:t>Нет</w:t>
@@ -4484,6 +4474,7 @@
               <w:rPr>
                 <w:rFonts w:ascii="Times New Roman" w:hAnsi="Times New Roman" w:eastAsia="Times New Roman"/>
                 <w:b w:val="0"/>
+                <w:i w:val="0"/>
                 <w:sz w:val="22"/>
               </w:rPr>
               <w:t>Низкая или средняя</w:t>
@@ -4506,6 +4497,7 @@
               <w:rPr>
                 <w:rFonts w:ascii="Times New Roman" w:hAnsi="Times New Roman" w:eastAsia="Times New Roman"/>
                 <w:b w:val="0"/>
+                <w:i w:val="0"/>
                 <w:sz w:val="22"/>
               </w:rPr>
               <w:t>Real-time пространство фрагментируется по узлам</w:t>
@@ -4530,6 +4522,7 @@
               <w:rPr>
                 <w:rFonts w:ascii="Times New Roman" w:hAnsi="Times New Roman" w:eastAsia="Times New Roman"/>
                 <w:b w:val="0"/>
+                <w:i w:val="0"/>
                 <w:sz w:val="22"/>
               </w:rPr>
               <w:t>Sticky sessions</w:t>
@@ -4552,6 +4545,7 @@
               <w:rPr>
                 <w:rFonts w:ascii="Times New Roman" w:hAnsi="Times New Roman" w:eastAsia="Times New Roman"/>
                 <w:b w:val="0"/>
+                <w:i w:val="0"/>
                 <w:sz w:val="22"/>
               </w:rPr>
               <w:t>Нет, если нет отдельной синхронизации</w:t>
@@ -4574,6 +4568,7 @@
               <w:rPr>
                 <w:rFonts w:ascii="Times New Roman" w:hAnsi="Times New Roman" w:eastAsia="Times New Roman"/>
                 <w:b w:val="0"/>
+                <w:i w:val="0"/>
                 <w:sz w:val="22"/>
               </w:rPr>
               <w:t>Средняя</w:t>
@@ -4596,6 +4591,7 @@
               <w:rPr>
                 <w:rFonts w:ascii="Times New Roman" w:hAnsi="Times New Roman" w:eastAsia="Times New Roman"/>
                 <w:b w:val="0"/>
+                <w:i w:val="0"/>
                 <w:sz w:val="22"/>
               </w:rPr>
               <w:t>Удерживает клиента на узле, но не доставляет события другим узлам</w:t>
@@ -4620,6 +4616,7 @@
               <w:rPr>
                 <w:rFonts w:ascii="Times New Roman" w:hAnsi="Times New Roman" w:eastAsia="Times New Roman"/>
                 <w:b w:val="0"/>
+                <w:i w:val="0"/>
                 <w:sz w:val="22"/>
               </w:rPr>
               <w:t>Redis backplane для SignalR</w:t>
@@ -4642,6 +4639,7 @@
               <w:rPr>
                 <w:rFonts w:ascii="Times New Roman" w:hAnsi="Times New Roman" w:eastAsia="Times New Roman"/>
                 <w:b w:val="0"/>
+                <w:i w:val="0"/>
                 <w:sz w:val="22"/>
               </w:rPr>
               <w:t>Да</w:t>
@@ -4664,6 +4662,7 @@
               <w:rPr>
                 <w:rFonts w:ascii="Times New Roman" w:hAnsi="Times New Roman" w:eastAsia="Times New Roman"/>
                 <w:b w:val="0"/>
+                <w:i w:val="0"/>
                 <w:sz w:val="22"/>
               </w:rPr>
               <w:t>Средняя</w:t>
@@ -4686,6 +4685,7 @@
               <w:rPr>
                 <w:rFonts w:ascii="Times New Roman" w:hAnsi="Times New Roman" w:eastAsia="Times New Roman"/>
                 <w:b w:val="0"/>
+                <w:i w:val="0"/>
                 <w:sz w:val="22"/>
               </w:rPr>
               <w:t>Подходит для transient UI-событий, зависит от Redis и сетевой задержки</w:t>
@@ -4710,6 +4710,7 @@
               <w:rPr>
                 <w:rFonts w:ascii="Times New Roman" w:hAnsi="Times New Roman" w:eastAsia="Times New Roman"/>
                 <w:b w:val="0"/>
+                <w:i w:val="0"/>
                 <w:sz w:val="22"/>
               </w:rPr>
               <w:t>Broker/event bus</w:t>
@@ -4732,6 +4733,7 @@
               <w:rPr>
                 <w:rFonts w:ascii="Times New Roman" w:hAnsi="Times New Roman" w:eastAsia="Times New Roman"/>
                 <w:b w:val="0"/>
+                <w:i w:val="0"/>
                 <w:sz w:val="22"/>
               </w:rPr>
               <w:t>Да</w:t>
@@ -4754,6 +4756,7 @@
               <w:rPr>
                 <w:rFonts w:ascii="Times New Roman" w:hAnsi="Times New Roman" w:eastAsia="Times New Roman"/>
                 <w:b w:val="0"/>
+                <w:i w:val="0"/>
                 <w:sz w:val="22"/>
               </w:rPr>
               <w:t>Высокая</w:t>
@@ -4776,6 +4779,7 @@
               <w:rPr>
                 <w:rFonts w:ascii="Times New Roman" w:hAnsi="Times New Roman" w:eastAsia="Times New Roman"/>
                 <w:b w:val="0"/>
+                <w:i w:val="0"/>
                 <w:sz w:val="22"/>
               </w:rPr>
               <w:t>Требует проектирования схем событий, persistence и consumer-групп</w:t>
@@ -4800,6 +4804,7 @@
               <w:rPr>
                 <w:rFonts w:ascii="Times New Roman" w:hAnsi="Times New Roman" w:eastAsia="Times New Roman"/>
                 <w:b w:val="0"/>
+                <w:i w:val="0"/>
                 <w:sz w:val="22"/>
               </w:rPr>
               <w:t>Managed real-time service</w:t>
@@ -4822,6 +4827,7 @@
               <w:rPr>
                 <w:rFonts w:ascii="Times New Roman" w:hAnsi="Times New Roman" w:eastAsia="Times New Roman"/>
                 <w:b w:val="0"/>
+                <w:i w:val="0"/>
                 <w:sz w:val="22"/>
               </w:rPr>
               <w:t>Да</w:t>
@@ -4844,6 +4850,7 @@
               <w:rPr>
                 <w:rFonts w:ascii="Times New Roman" w:hAnsi="Times New Roman" w:eastAsia="Times New Roman"/>
                 <w:b w:val="0"/>
+                <w:i w:val="0"/>
                 <w:sz w:val="22"/>
               </w:rPr>
               <w:t>Средняя</w:t>
@@ -4866,6 +4873,7 @@
               <w:rPr>
                 <w:rFonts w:ascii="Times New Roman" w:hAnsi="Times New Roman" w:eastAsia="Times New Roman"/>
                 <w:b w:val="0"/>
+                <w:i w:val="0"/>
                 <w:sz w:val="22"/>
               </w:rPr>
               <w:t>Уменьшает контроль над self-hosted серверным контуром</w:t>
@@ -5139,9 +5147,9 @@
     </w:p>
     <w:p>
       <w:pPr>
-        <w:pStyle w:val="ListNumber"/>
-        <w:spacing w:line="360" w:lineRule="auto"/>
-        <w:ind w:left="709" w:hanging="283"/>
+        <w:spacing w:line="360" w:lineRule="auto" w:after="0"/>
+        <w:ind w:left="709" w:hanging="425"/>
+        <w:jc w:val="both"/>
       </w:pPr>
       <w:r>
         <w:rPr>
@@ -5150,14 +5158,14 @@
           <w:i w:val="0"/>
           <w:sz w:val="28"/>
         </w:rPr>
-        <w:t>Система должна поддерживать подключение клиентов к SignalR-хабу через reverse proxy.</w:t>
-      </w:r>
-    </w:p>
-    <w:p>
-      <w:pPr>
-        <w:pStyle w:val="ListNumber"/>
-        <w:spacing w:line="360" w:lineRule="auto"/>
-        <w:ind w:left="709" w:hanging="283"/>
+        <w:t>1. Система должна поддерживать подключение клиентов к SignalR-хабу через reverse proxy.</w:t>
+      </w:r>
+    </w:p>
+    <w:p>
+      <w:pPr>
+        <w:spacing w:line="360" w:lineRule="auto" w:after="0"/>
+        <w:ind w:left="709" w:hanging="425"/>
+        <w:jc w:val="both"/>
       </w:pPr>
       <w:r>
         <w:rPr>
@@ -5166,14 +5174,14 @@
           <w:i w:val="0"/>
           <w:sz w:val="28"/>
         </w:rPr>
-        <w:t>Клиент должен иметь возможность вступить в группу, соответствующую отчету.</w:t>
-      </w:r>
-    </w:p>
-    <w:p>
-      <w:pPr>
-        <w:pStyle w:val="ListNumber"/>
-        <w:spacing w:line="360" w:lineRule="auto"/>
-        <w:ind w:left="709" w:hanging="283"/>
+        <w:t>2. Клиент должен иметь возможность вступить в группу, соответствующую отчету.</w:t>
+      </w:r>
+    </w:p>
+    <w:p>
+      <w:pPr>
+        <w:spacing w:line="360" w:lineRule="auto" w:after="0"/>
+        <w:ind w:left="709" w:hanging="425"/>
+        <w:jc w:val="both"/>
       </w:pPr>
       <w:r>
         <w:rPr>
@@ -5182,14 +5190,14 @@
           <w:i w:val="0"/>
           <w:sz w:val="28"/>
         </w:rPr>
-        <w:t>Изменения сущностей отчета должны доставляться всем клиентам, подписанным на группу.</w:t>
-      </w:r>
-    </w:p>
-    <w:p>
-      <w:pPr>
-        <w:pStyle w:val="ListNumber"/>
-        <w:spacing w:line="360" w:lineRule="auto"/>
-        <w:ind w:left="709" w:hanging="283"/>
+        <w:t>3. Изменения сущностей отчета должны доставляться всем клиентам, подписанным на группу.</w:t>
+      </w:r>
+    </w:p>
+    <w:p>
+      <w:pPr>
+        <w:spacing w:line="360" w:lineRule="auto" w:after="0"/>
+        <w:ind w:left="709" w:hanging="425"/>
+        <w:jc w:val="both"/>
       </w:pPr>
       <w:r>
         <w:rPr>
@@ -5198,14 +5206,14 @@
           <w:i w:val="0"/>
           <w:sz w:val="28"/>
         </w:rPr>
-        <w:t>Клиенты, подключенные к разным экземплярам backend-сервиса, должны получать одно и то же real-time событие.</w:t>
-      </w:r>
-    </w:p>
-    <w:p>
-      <w:pPr>
-        <w:pStyle w:val="ListNumber"/>
-        <w:spacing w:line="360" w:lineRule="auto"/>
-        <w:ind w:left="709" w:hanging="283"/>
+        <w:t>4. Клиенты, подключенные к разным экземплярам backend-сервиса, должны получать одно и то же real-time событие.</w:t>
+      </w:r>
+    </w:p>
+    <w:p>
+      <w:pPr>
+        <w:spacing w:line="360" w:lineRule="auto" w:after="0"/>
+        <w:ind w:left="709" w:hanging="425"/>
+        <w:jc w:val="both"/>
       </w:pPr>
       <w:r>
         <w:rPr>
@@ -5214,14 +5222,14 @@
           <w:i w:val="0"/>
           <w:sz w:val="28"/>
         </w:rPr>
-        <w:t>Клиент должен восстанавливать соединение после разрыва и повторно вступать в необходимые группы.</w:t>
-      </w:r>
-    </w:p>
-    <w:p>
-      <w:pPr>
-        <w:pStyle w:val="ListNumber"/>
-        <w:spacing w:line="360" w:lineRule="auto"/>
-        <w:ind w:left="709" w:hanging="283"/>
+        <w:t>5. Клиент должен восстанавливать соединение после разрыва и повторно вступать в необходимые группы.</w:t>
+      </w:r>
+    </w:p>
+    <w:p>
+      <w:pPr>
+        <w:spacing w:line="360" w:lineRule="auto" w:after="0"/>
+        <w:ind w:left="709" w:hanging="425"/>
+        <w:jc w:val="both"/>
       </w:pPr>
       <w:r>
         <w:rPr>
@@ -5230,7 +5238,43 @@
           <w:i w:val="0"/>
           <w:sz w:val="28"/>
         </w:rPr>
-        <w:t>Для демонстрации должен быть доступен диагностический способ определить `serverInstanceId` и `connectionId`.</w:t>
+        <w:t xml:space="preserve">6. Для демонстрации должен быть доступен диагностический способ определить </w:t>
+      </w:r>
+      <w:r>
+        <w:rPr>
+          <w:rFonts w:ascii="Courier New" w:hAnsi="Courier New" w:eastAsia="Courier New"/>
+          <w:b w:val="0"/>
+          <w:i w:val="0"/>
+          <w:sz w:val="28"/>
+        </w:rPr>
+        <w:t>serverInstanceId</w:t>
+      </w:r>
+      <w:r>
+        <w:rPr>
+          <w:rFonts w:ascii="Times New Roman" w:hAnsi="Times New Roman" w:eastAsia="Times New Roman"/>
+          <w:b w:val="0"/>
+          <w:i w:val="0"/>
+          <w:sz w:val="28"/>
+        </w:rPr>
+        <w:t xml:space="preserve"> и </w:t>
+      </w:r>
+      <w:r>
+        <w:rPr>
+          <w:rFonts w:ascii="Courier New" w:hAnsi="Courier New" w:eastAsia="Courier New"/>
+          <w:b w:val="0"/>
+          <w:i w:val="0"/>
+          <w:sz w:val="28"/>
+        </w:rPr>
+        <w:t>connectionId</w:t>
+      </w:r>
+      <w:r>
+        <w:rPr>
+          <w:rFonts w:ascii="Times New Roman" w:hAnsi="Times New Roman" w:eastAsia="Times New Roman"/>
+          <w:b w:val="0"/>
+          <w:i w:val="0"/>
+          <w:sz w:val="28"/>
+        </w:rPr>
+        <w:t>.</w:t>
       </w:r>
     </w:p>
     <w:p>
@@ -5251,9 +5295,9 @@
     </w:p>
     <w:p>
       <w:pPr>
-        <w:pStyle w:val="ListNumber"/>
-        <w:spacing w:line="360" w:lineRule="auto"/>
-        <w:ind w:left="709" w:hanging="283"/>
+        <w:spacing w:line="360" w:lineRule="auto" w:after="0"/>
+        <w:ind w:left="709" w:hanging="425"/>
+        <w:jc w:val="both"/>
       </w:pPr>
       <w:r>
         <w:rPr>
@@ -5262,14 +5306,14 @@
           <w:i w:val="0"/>
           <w:sz w:val="28"/>
         </w:rPr>
-        <w:t>Решение должно запускаться на минимальном локальном стенде.</w:t>
-      </w:r>
-    </w:p>
-    <w:p>
-      <w:pPr>
-        <w:pStyle w:val="ListNumber"/>
-        <w:spacing w:line="360" w:lineRule="auto"/>
-        <w:ind w:left="709" w:hanging="283"/>
+        <w:t>1. Решение должно запускаться на минимальном локальном стенде.</w:t>
+      </w:r>
+    </w:p>
+    <w:p>
+      <w:pPr>
+        <w:spacing w:line="360" w:lineRule="auto" w:after="0"/>
+        <w:ind w:left="709" w:hanging="425"/>
+        <w:jc w:val="both"/>
       </w:pPr>
       <w:r>
         <w:rPr>
@@ -5278,14 +5322,14 @@
           <w:i w:val="0"/>
           <w:sz w:val="28"/>
         </w:rPr>
-        <w:t>Подключение Redis backplane должно быть конфигурируемым через переменную окружения.</w:t>
-      </w:r>
-    </w:p>
-    <w:p>
-      <w:pPr>
-        <w:pStyle w:val="ListNumber"/>
-        <w:spacing w:line="360" w:lineRule="auto"/>
-        <w:ind w:left="709" w:hanging="283"/>
+        <w:t>2. Подключение Redis backplane должно быть конфигурируемым через переменную окружения.</w:t>
+      </w:r>
+    </w:p>
+    <w:p>
+      <w:pPr>
+        <w:spacing w:line="360" w:lineRule="auto" w:after="0"/>
+        <w:ind w:left="709" w:hanging="425"/>
+        <w:jc w:val="both"/>
       </w:pPr>
       <w:r>
         <w:rPr>
@@ -5294,14 +5338,14 @@
           <w:i w:val="0"/>
           <w:sz w:val="28"/>
         </w:rPr>
-        <w:t>Реализация должна сохранять совместимость существующих payload'ов real-time событий.</w:t>
-      </w:r>
-    </w:p>
-    <w:p>
-      <w:pPr>
-        <w:pStyle w:val="ListNumber"/>
-        <w:spacing w:line="360" w:lineRule="auto"/>
-        <w:ind w:left="709" w:hanging="283"/>
+        <w:t>3. Реализация должна сохранять совместимость существующих payload'ов real-time событий.</w:t>
+      </w:r>
+    </w:p>
+    <w:p>
+      <w:pPr>
+        <w:spacing w:line="360" w:lineRule="auto" w:after="0"/>
+        <w:ind w:left="709" w:hanging="425"/>
+        <w:jc w:val="both"/>
       </w:pPr>
       <w:r>
         <w:rPr>
@@ -5310,7 +5354,7 @@
           <w:i w:val="0"/>
           <w:sz w:val="28"/>
         </w:rPr>
-        <w:t>Доказательная база должна включать воспроизводимые сценарии испытаний.</w:t>
+        <w:t>4. Доказательная база должна включать воспроизводимые сценарии испытаний.</w:t>
       </w:r>
     </w:p>
     <w:p>
@@ -5318,7 +5362,7 @@
         <w:pStyle w:val="Heading2"/>
       </w:pPr>
       <w:r>
-        <w:t>2.4 Постановка задачи</w:t>
+        <w:t>2.4 Выбор платформы и инструментальных средств</w:t>
       </w:r>
     </w:p>
     <w:p>
@@ -5334,14 +5378,38 @@
           <w:i w:val="0"/>
           <w:sz w:val="28"/>
         </w:rPr>
+        <w:t>Для реализации масштабируемого real-time контура выбран следующий стек инструментальных средств. Серверный real-time слой строится на ASP.NET Core SignalR — стандартной библиотеке платформы для двунаправленного взаимодействия поверх WebSocket с моделью хабов и групп [2]. Для межузловой доставки событий между экземплярами серверного приложения используется Redis в роли backplane SignalR; такой подход рекомендован Microsoft и сохраняет существующую модель публикации событий в группы [4], [9]. Перед экземплярами backend-сервиса размещается nginx как reverse proxy и балансировщик HTTP- и WebSocket-трафика [10]. Воспроизводимый multi-instance стенд описывается через Docker Compose, что позволяет запускать оба исследовательских режима — с Redis backplane и без — на одном коде. Проверочный клиент реализован на Node.js: он не зависит от пользовательского интерфейса продукта и работает напрямую с серверным real-time контуром, что делает эксперимент компактным и сосредоточенным на проверяемом свойстве доставки.</w:t>
+      </w:r>
+    </w:p>
+    <w:p>
+      <w:pPr>
+        <w:pStyle w:val="Heading2"/>
+      </w:pPr>
+      <w:r>
+        <w:t>2.5 Постановка задачи</w:t>
+      </w:r>
+    </w:p>
+    <w:p>
+      <w:pPr>
+        <w:spacing w:line="360" w:lineRule="auto"/>
+        <w:ind w:firstLine="709"/>
+        <w:jc w:val="both"/>
+      </w:pPr>
+      <w:r>
+        <w:rPr>
+          <w:rFonts w:ascii="Times New Roman" w:hAnsi="Times New Roman" w:eastAsia="Times New Roman"/>
+          <w:b w:val="0"/>
+          <w:i w:val="0"/>
+          <w:sz w:val="28"/>
+        </w:rPr>
         <w:t>Необходимо разработать и проверить масштабируемый real-time контур для системы отслеживания задач. Для этого требуется:</w:t>
       </w:r>
     </w:p>
     <w:p>
       <w:pPr>
-        <w:pStyle w:val="ListNumber"/>
-        <w:spacing w:line="360" w:lineRule="auto"/>
-        <w:ind w:left="709" w:hanging="283"/>
+        <w:spacing w:line="360" w:lineRule="auto" w:after="0"/>
+        <w:ind w:left="709" w:hanging="425"/>
+        <w:jc w:val="both"/>
       </w:pPr>
       <w:r>
         <w:rPr>
@@ -5350,14 +5418,14 @@
           <w:i w:val="0"/>
           <w:sz w:val="28"/>
         </w:rPr>
-        <w:t>Добавить возможность подключения SignalR к Redis backplane.</w:t>
-      </w:r>
-    </w:p>
-    <w:p>
-      <w:pPr>
-        <w:pStyle w:val="ListNumber"/>
-        <w:spacing w:line="360" w:lineRule="auto"/>
-        <w:ind w:left="709" w:hanging="283"/>
+        <w:t>1. Добавить возможность подключения SignalR к Redis backplane.</w:t>
+      </w:r>
+    </w:p>
+    <w:p>
+      <w:pPr>
+        <w:spacing w:line="360" w:lineRule="auto" w:after="0"/>
+        <w:ind w:left="709" w:hanging="425"/>
+        <w:jc w:val="both"/>
       </w:pPr>
       <w:r>
         <w:rPr>
@@ -5366,15 +5434,17 @@
           <w:i w:val="0"/>
           <w:sz w:val="28"/>
         </w:rPr>
-        <w:t>Подготовить multi-instance стенд с двумя экземплярами `app-api`.</w:t>
-      </w:r>
-    </w:p>
-    <w:p>
-      <w:pPr>
-        <w:pStyle w:val="ListNumber"/>
-        <w:spacing w:line="360" w:lineRule="auto"/>
-        <w:ind w:left="709" w:hanging="283"/>
-      </w:pPr>
+        <w:t xml:space="preserve">2. Подготовить multi-instance стенд с двумя экземплярами </w:t>
+      </w:r>
+      <w:r>
+        <w:rPr>
+          <w:rFonts w:ascii="Courier New" w:hAnsi="Courier New" w:eastAsia="Courier New"/>
+          <w:b w:val="0"/>
+          <w:i w:val="0"/>
+          <w:sz w:val="28"/>
+        </w:rPr>
+        <w:t>app-api</w:t>
+      </w:r>
       <w:r>
         <w:rPr>
           <w:rFonts w:ascii="Times New Roman" w:hAnsi="Times New Roman" w:eastAsia="Times New Roman"/>
@@ -5382,14 +5452,14 @@
           <w:i w:val="0"/>
           <w:sz w:val="28"/>
         </w:rPr>
-        <w:t>Настроить nginx так, чтобы входящий трафик распределялся между экземплярами backend-сервиса и корректно проксировались WebSocket-соединения.</w:t>
-      </w:r>
-    </w:p>
-    <w:p>
-      <w:pPr>
-        <w:pStyle w:val="ListNumber"/>
-        <w:spacing w:line="360" w:lineRule="auto"/>
-        <w:ind w:left="709" w:hanging="283"/>
+        <w:t>.</w:t>
+      </w:r>
+    </w:p>
+    <w:p>
+      <w:pPr>
+        <w:spacing w:line="360" w:lineRule="auto" w:after="0"/>
+        <w:ind w:left="709" w:hanging="425"/>
+        <w:jc w:val="both"/>
       </w:pPr>
       <w:r>
         <w:rPr>
@@ -5398,14 +5468,14 @@
           <w:i w:val="0"/>
           <w:sz w:val="28"/>
         </w:rPr>
-        <w:t>Добавить диагностические данные, позволяющие установить, к какому узлу подключен клиент.</w:t>
-      </w:r>
-    </w:p>
-    <w:p>
-      <w:pPr>
-        <w:pStyle w:val="ListNumber"/>
-        <w:spacing w:line="360" w:lineRule="auto"/>
-        <w:ind w:left="709" w:hanging="283"/>
+        <w:t>3. Настроить nginx так, чтобы входящий трафик распределялся между экземплярами backend-сервиса и корректно проксировались WebSocket-соединения.</w:t>
+      </w:r>
+    </w:p>
+    <w:p>
+      <w:pPr>
+        <w:spacing w:line="360" w:lineRule="auto" w:after="0"/>
+        <w:ind w:left="709" w:hanging="425"/>
+        <w:jc w:val="both"/>
       </w:pPr>
       <w:r>
         <w:rPr>
@@ -5414,14 +5484,14 @@
           <w:i w:val="0"/>
           <w:sz w:val="28"/>
         </w:rPr>
-        <w:t>Подготовить простой проверочный клиент, фиксирующий серверный узел, идентификатор соединения и факт получения события.</w:t>
-      </w:r>
-    </w:p>
-    <w:p>
-      <w:pPr>
-        <w:pStyle w:val="ListNumber"/>
-        <w:spacing w:line="360" w:lineRule="auto"/>
-        <w:ind w:left="709" w:hanging="283"/>
+        <w:t>4. Добавить диагностические данные, позволяющие установить, к какому узлу подключен клиент.</w:t>
+      </w:r>
+    </w:p>
+    <w:p>
+      <w:pPr>
+        <w:spacing w:line="360" w:lineRule="auto" w:after="0"/>
+        <w:ind w:left="709" w:hanging="425"/>
+        <w:jc w:val="both"/>
       </w:pPr>
       <w:r>
         <w:rPr>
@@ -5430,14 +5500,14 @@
           <w:i w:val="0"/>
           <w:sz w:val="28"/>
         </w:rPr>
-        <w:t>Реализовать автоматизированный сценарий проверки cross-node delivery.</w:t>
-      </w:r>
-    </w:p>
-    <w:p>
-      <w:pPr>
-        <w:pStyle w:val="ListNumber"/>
-        <w:spacing w:line="360" w:lineRule="auto"/>
-        <w:ind w:left="709" w:hanging="283"/>
+        <w:t>5. Подготовить простой проверочный клиент, фиксирующий серверный узел, идентификатор соединения и факт получения события.</w:t>
+      </w:r>
+    </w:p>
+    <w:p>
+      <w:pPr>
+        <w:spacing w:line="360" w:lineRule="auto" w:after="0"/>
+        <w:ind w:left="709" w:hanging="425"/>
+        <w:jc w:val="both"/>
       </w:pPr>
       <w:r>
         <w:rPr>
@@ -5446,7 +5516,23 @@
           <w:i w:val="0"/>
           <w:sz w:val="28"/>
         </w:rPr>
-        <w:t>Сравнить поведение системы в режимах с Redis backplane и без него.</w:t>
+        <w:t>6. Реализовать автоматизированный сценарий проверки cross-node delivery.</w:t>
+      </w:r>
+    </w:p>
+    <w:p>
+      <w:pPr>
+        <w:spacing w:line="360" w:lineRule="auto" w:after="0"/>
+        <w:ind w:left="709" w:hanging="425"/>
+        <w:jc w:val="both"/>
+      </w:pPr>
+      <w:r>
+        <w:rPr>
+          <w:rFonts w:ascii="Times New Roman" w:hAnsi="Times New Roman" w:eastAsia="Times New Roman"/>
+          <w:b w:val="0"/>
+          <w:i w:val="0"/>
+          <w:sz w:val="28"/>
+        </w:rPr>
+        <w:t>7. Сравнить поведение системы в режимах с Redis backplane и без него.</w:t>
       </w:r>
     </w:p>
     <w:p>
@@ -5667,7 +5753,7 @@
           <w:i w:val="0"/>
           <w:sz w:val="28"/>
         </w:rPr>
-        <w:t>. Оба экземпляра подключены к общей базе данных и к Redis. SignalR использует Redis backplane для межузловой доставки событий [4], [10], [14].</w:t>
+        <w:t>. Оба экземпляра подключены к общей базе данных PostgreSQL [17] и к Redis. SignalR использует Redis backplane для межузловой доставки событий [4], [10], [14].</w:t>
       </w:r>
     </w:p>
     <w:p>
@@ -5820,9 +5906,9 @@
     </w:p>
     <w:p>
       <w:pPr>
-        <w:pStyle w:val="ListNumber"/>
-        <w:spacing w:line="360" w:lineRule="auto"/>
-        <w:ind w:left="709" w:hanging="283"/>
+        <w:spacing w:line="360" w:lineRule="auto" w:after="0"/>
+        <w:ind w:left="709" w:hanging="425"/>
+        <w:jc w:val="both"/>
       </w:pPr>
       <w:r>
         <w:rPr>
@@ -5831,14 +5917,14 @@
           <w:i w:val="0"/>
           <w:sz w:val="28"/>
         </w:rPr>
-        <w:t>Пользователь выполняет действие в интерфейсе, например изменяет заголовок отчета.</w:t>
-      </w:r>
-    </w:p>
-    <w:p>
-      <w:pPr>
-        <w:pStyle w:val="ListNumber"/>
-        <w:spacing w:line="360" w:lineRule="auto"/>
-        <w:ind w:left="709" w:hanging="283"/>
+        <w:t>1. Пользователь выполняет действие в интерфейсе, например изменяет заголовок отчета.</w:t>
+      </w:r>
+    </w:p>
+    <w:p>
+      <w:pPr>
+        <w:spacing w:line="360" w:lineRule="auto" w:after="0"/>
+        <w:ind w:left="709" w:hanging="425"/>
+        <w:jc w:val="both"/>
       </w:pPr>
       <w:r>
         <w:rPr>
@@ -5847,14 +5933,14 @@
           <w:i w:val="0"/>
           <w:sz w:val="28"/>
         </w:rPr>
-        <w:t>HTTP-запрос попадает через nginx на один из экземпляров backend-сервиса.</w:t>
-      </w:r>
-    </w:p>
-    <w:p>
-      <w:pPr>
-        <w:pStyle w:val="ListNumber"/>
-        <w:spacing w:line="360" w:lineRule="auto"/>
-        <w:ind w:left="709" w:hanging="283"/>
+        <w:t>2. HTTP-запрос попадает через nginx на один из экземпляров backend-сервиса.</w:t>
+      </w:r>
+    </w:p>
+    <w:p>
+      <w:pPr>
+        <w:spacing w:line="360" w:lineRule="auto" w:after="0"/>
+        <w:ind w:left="709" w:hanging="425"/>
+        <w:jc w:val="both"/>
       </w:pPr>
       <w:r>
         <w:rPr>
@@ -5863,14 +5949,14 @@
           <w:i w:val="0"/>
           <w:sz w:val="28"/>
         </w:rPr>
-        <w:t>Backend изменяет прикладное состояние в базе данных.</w:t>
-      </w:r>
-    </w:p>
-    <w:p>
-      <w:pPr>
-        <w:pStyle w:val="ListNumber"/>
-        <w:spacing w:line="360" w:lineRule="auto"/>
-        <w:ind w:left="709" w:hanging="283"/>
+        <w:t>3. Backend изменяет прикладное состояние в базе данных.</w:t>
+      </w:r>
+    </w:p>
+    <w:p>
+      <w:pPr>
+        <w:spacing w:line="360" w:lineRule="auto" w:after="0"/>
+        <w:ind w:left="709" w:hanging="425"/>
+        <w:jc w:val="both"/>
       </w:pPr>
       <w:r>
         <w:rPr>
@@ -5879,15 +5965,17 @@
           <w:i w:val="0"/>
           <w:sz w:val="28"/>
         </w:rPr>
-        <w:t>`ReportPageHubClient` формирует real-time событие для группы отчета.</w:t>
-      </w:r>
-    </w:p>
-    <w:p>
-      <w:pPr>
-        <w:pStyle w:val="ListNumber"/>
-        <w:spacing w:line="360" w:lineRule="auto"/>
-        <w:ind w:left="709" w:hanging="283"/>
-      </w:pPr>
+        <w:t xml:space="preserve">4. </w:t>
+      </w:r>
+      <w:r>
+        <w:rPr>
+          <w:rFonts w:ascii="Courier New" w:hAnsi="Courier New" w:eastAsia="Courier New"/>
+          <w:b w:val="0"/>
+          <w:i w:val="0"/>
+          <w:sz w:val="28"/>
+        </w:rPr>
+        <w:t>ReportPageHubClient</w:t>
+      </w:r>
       <w:r>
         <w:rPr>
           <w:rFonts w:ascii="Times New Roman" w:hAnsi="Times New Roman" w:eastAsia="Times New Roman"/>
@@ -5895,14 +5983,14 @@
           <w:i w:val="0"/>
           <w:sz w:val="28"/>
         </w:rPr>
-        <w:t>SignalR отправляет событие локальным клиентам текущего узла.</w:t>
-      </w:r>
-    </w:p>
-    <w:p>
-      <w:pPr>
-        <w:pStyle w:val="ListNumber"/>
-        <w:spacing w:line="360" w:lineRule="auto"/>
-        <w:ind w:left="709" w:hanging="283"/>
+        <w:t xml:space="preserve"> формирует real-time событие для группы отчета.</w:t>
+      </w:r>
+    </w:p>
+    <w:p>
+      <w:pPr>
+        <w:spacing w:line="360" w:lineRule="auto" w:after="0"/>
+        <w:ind w:left="709" w:hanging="425"/>
+        <w:jc w:val="both"/>
       </w:pPr>
       <w:r>
         <w:rPr>
@@ -5911,14 +5999,14 @@
           <w:i w:val="0"/>
           <w:sz w:val="28"/>
         </w:rPr>
-        <w:t>Через Redis backplane событие становится доступным другим экземплярам `app-api`.</w:t>
-      </w:r>
-    </w:p>
-    <w:p>
-      <w:pPr>
-        <w:pStyle w:val="ListNumber"/>
-        <w:spacing w:line="360" w:lineRule="auto"/>
-        <w:ind w:left="709" w:hanging="283"/>
+        <w:t>5. SignalR отправляет событие локальным клиентам текущего узла.</w:t>
+      </w:r>
+    </w:p>
+    <w:p>
+      <w:pPr>
+        <w:spacing w:line="360" w:lineRule="auto" w:after="0"/>
+        <w:ind w:left="709" w:hanging="425"/>
+        <w:jc w:val="both"/>
       </w:pPr>
       <w:r>
         <w:rPr>
@@ -5927,15 +6015,17 @@
           <w:i w:val="0"/>
           <w:sz w:val="28"/>
         </w:rPr>
-        <w:t>Другой экземпляр доставляет событие своим клиентам, состоящим в той же группе.</w:t>
-      </w:r>
-    </w:p>
-    <w:p>
-      <w:pPr>
-        <w:pStyle w:val="ListNumber"/>
-        <w:spacing w:line="360" w:lineRule="auto"/>
-        <w:ind w:left="709" w:hanging="283"/>
-      </w:pPr>
+        <w:t xml:space="preserve">6. Через Redis backplane событие становится доступным другим экземплярам </w:t>
+      </w:r>
+      <w:r>
+        <w:rPr>
+          <w:rFonts w:ascii="Courier New" w:hAnsi="Courier New" w:eastAsia="Courier New"/>
+          <w:b w:val="0"/>
+          <w:i w:val="0"/>
+          <w:sz w:val="28"/>
+        </w:rPr>
+        <w:t>app-api</w:t>
+      </w:r>
       <w:r>
         <w:rPr>
           <w:rFonts w:ascii="Times New Roman" w:hAnsi="Times New Roman" w:eastAsia="Times New Roman"/>
@@ -5943,7 +6033,39 @@
           <w:i w:val="0"/>
           <w:sz w:val="28"/>
         </w:rPr>
-        <w:t>Проверочный клиент получает событие и фиксирует результат доставки.</w:t>
+        <w:t>.</w:t>
+      </w:r>
+    </w:p>
+    <w:p>
+      <w:pPr>
+        <w:spacing w:line="360" w:lineRule="auto" w:after="0"/>
+        <w:ind w:left="709" w:hanging="425"/>
+        <w:jc w:val="both"/>
+      </w:pPr>
+      <w:r>
+        <w:rPr>
+          <w:rFonts w:ascii="Times New Roman" w:hAnsi="Times New Roman" w:eastAsia="Times New Roman"/>
+          <w:b w:val="0"/>
+          <w:i w:val="0"/>
+          <w:sz w:val="28"/>
+        </w:rPr>
+        <w:t>7. Другой экземпляр доставляет событие своим клиентам, состоящим в той же группе.</w:t>
+      </w:r>
+    </w:p>
+    <w:p>
+      <w:pPr>
+        <w:spacing w:line="360" w:lineRule="auto" w:after="0"/>
+        <w:ind w:left="709" w:hanging="425"/>
+        <w:jc w:val="both"/>
+      </w:pPr>
+      <w:r>
+        <w:rPr>
+          <w:rFonts w:ascii="Times New Roman" w:hAnsi="Times New Roman" w:eastAsia="Times New Roman"/>
+          <w:b w:val="0"/>
+          <w:i w:val="0"/>
+          <w:sz w:val="28"/>
+        </w:rPr>
+        <w:t>8. Проверочный клиент получает событие и фиксирует результат доставки.</w:t>
       </w:r>
     </w:p>
     <w:p>
@@ -6084,9 +6206,9 @@
     </w:p>
     <w:p>
       <w:pPr>
-        <w:pStyle w:val="ListNumber"/>
-        <w:spacing w:line="360" w:lineRule="auto"/>
-        <w:ind w:left="709" w:hanging="283"/>
+        <w:spacing w:line="360" w:lineRule="auto" w:after="0"/>
+        <w:ind w:left="709" w:hanging="425"/>
+        <w:jc w:val="both"/>
       </w:pPr>
       <w:r>
         <w:rPr>
@@ -6095,15 +6217,17 @@
           <w:i w:val="0"/>
           <w:sz w:val="28"/>
         </w:rPr>
-        <w:t>`SERVER_INSTANCE_ID` задает идентификатор экземпляра сервиса.</w:t>
-      </w:r>
-    </w:p>
-    <w:p>
-      <w:pPr>
-        <w:pStyle w:val="ListNumber"/>
-        <w:spacing w:line="360" w:lineRule="auto"/>
-        <w:ind w:left="709" w:hanging="283"/>
-      </w:pPr>
+        <w:t xml:space="preserve">1. </w:t>
+      </w:r>
+      <w:r>
+        <w:rPr>
+          <w:rFonts w:ascii="Courier New" w:hAnsi="Courier New" w:eastAsia="Courier New"/>
+          <w:b w:val="0"/>
+          <w:i w:val="0"/>
+          <w:sz w:val="28"/>
+        </w:rPr>
+        <w:t>SERVER_INSTANCE_ID</w:t>
+      </w:r>
       <w:r>
         <w:rPr>
           <w:rFonts w:ascii="Times New Roman" w:hAnsi="Times New Roman" w:eastAsia="Times New Roman"/>
@@ -6111,14 +6235,14 @@
           <w:i w:val="0"/>
           <w:sz w:val="28"/>
         </w:rPr>
-        <w:t>`ServerInstanceInfo` предоставляет идентификатор экземпляра и имя машины.</w:t>
-      </w:r>
-    </w:p>
-    <w:p>
-      <w:pPr>
-        <w:pStyle w:val="ListNumber"/>
-        <w:spacing w:line="360" w:lineRule="auto"/>
-        <w:ind w:left="709" w:hanging="283"/>
+        <w:t xml:space="preserve"> задает идентификатор экземпляра сервиса.</w:t>
+      </w:r>
+    </w:p>
+    <w:p>
+      <w:pPr>
+        <w:spacing w:line="360" w:lineRule="auto" w:after="0"/>
+        <w:ind w:left="709" w:hanging="425"/>
+        <w:jc w:val="both"/>
       </w:pPr>
       <w:r>
         <w:rPr>
@@ -6127,15 +6251,17 @@
           <w:i w:val="0"/>
           <w:sz w:val="28"/>
         </w:rPr>
-        <w:t>`ReportPageHub.GetConnectionDiagnosticsAsync()` возвращает клиенту `serverInstanceId`, `machineName`, `connectionId` и `userIdentifier`.</w:t>
-      </w:r>
-    </w:p>
-    <w:p>
-      <w:pPr>
-        <w:pStyle w:val="ListNumber"/>
-        <w:spacing w:line="360" w:lineRule="auto"/>
-        <w:ind w:left="709" w:hanging="283"/>
-      </w:pPr>
+        <w:t xml:space="preserve">2. </w:t>
+      </w:r>
+      <w:r>
+        <w:rPr>
+          <w:rFonts w:ascii="Courier New" w:hAnsi="Courier New" w:eastAsia="Courier New"/>
+          <w:b w:val="0"/>
+          <w:i w:val="0"/>
+          <w:sz w:val="28"/>
+        </w:rPr>
+        <w:t>ServerInstanceInfo</w:t>
+      </w:r>
       <w:r>
         <w:rPr>
           <w:rFonts w:ascii="Times New Roman" w:hAnsi="Times New Roman" w:eastAsia="Times New Roman"/>
@@ -6143,14 +6269,14 @@
           <w:i w:val="0"/>
           <w:sz w:val="28"/>
         </w:rPr>
-        <w:t>Backend логирует подключение, вступление в группу, выход из группы, отключение и отправку real-time события.</w:t>
-      </w:r>
-    </w:p>
-    <w:p>
-      <w:pPr>
-        <w:pStyle w:val="ListNumber"/>
-        <w:spacing w:line="360" w:lineRule="auto"/>
-        <w:ind w:left="709" w:hanging="283"/>
+        <w:t xml:space="preserve"> предоставляет идентификатор экземпляра и имя машины.</w:t>
+      </w:r>
+    </w:p>
+    <w:p>
+      <w:pPr>
+        <w:spacing w:line="360" w:lineRule="auto" w:after="0"/>
+        <w:ind w:left="709" w:hanging="425"/>
+        <w:jc w:val="both"/>
       </w:pPr>
       <w:r>
         <w:rPr>
@@ -6159,7 +6285,129 @@
           <w:i w:val="0"/>
           <w:sz w:val="28"/>
         </w:rPr>
-        <w:t>Проверочный клиент выводит diagnostics в JSON-результате эксперимента.</w:t>
+        <w:t xml:space="preserve">3. </w:t>
+      </w:r>
+      <w:r>
+        <w:rPr>
+          <w:rFonts w:ascii="Courier New" w:hAnsi="Courier New" w:eastAsia="Courier New"/>
+          <w:b w:val="0"/>
+          <w:i w:val="0"/>
+          <w:sz w:val="28"/>
+        </w:rPr>
+        <w:t>ReportPageHub.GetConnectionDiagnosticsAsync()</w:t>
+      </w:r>
+      <w:r>
+        <w:rPr>
+          <w:rFonts w:ascii="Times New Roman" w:hAnsi="Times New Roman" w:eastAsia="Times New Roman"/>
+          <w:b w:val="0"/>
+          <w:i w:val="0"/>
+          <w:sz w:val="28"/>
+        </w:rPr>
+        <w:t xml:space="preserve"> возвращает клиенту </w:t>
+      </w:r>
+      <w:r>
+        <w:rPr>
+          <w:rFonts w:ascii="Courier New" w:hAnsi="Courier New" w:eastAsia="Courier New"/>
+          <w:b w:val="0"/>
+          <w:i w:val="0"/>
+          <w:sz w:val="28"/>
+        </w:rPr>
+        <w:t>serverInstanceId</w:t>
+      </w:r>
+      <w:r>
+        <w:rPr>
+          <w:rFonts w:ascii="Times New Roman" w:hAnsi="Times New Roman" w:eastAsia="Times New Roman"/>
+          <w:b w:val="0"/>
+          <w:i w:val="0"/>
+          <w:sz w:val="28"/>
+        </w:rPr>
+        <w:t xml:space="preserve">, </w:t>
+      </w:r>
+      <w:r>
+        <w:rPr>
+          <w:rFonts w:ascii="Courier New" w:hAnsi="Courier New" w:eastAsia="Courier New"/>
+          <w:b w:val="0"/>
+          <w:i w:val="0"/>
+          <w:sz w:val="28"/>
+        </w:rPr>
+        <w:t>machineName</w:t>
+      </w:r>
+      <w:r>
+        <w:rPr>
+          <w:rFonts w:ascii="Times New Roman" w:hAnsi="Times New Roman" w:eastAsia="Times New Roman"/>
+          <w:b w:val="0"/>
+          <w:i w:val="0"/>
+          <w:sz w:val="28"/>
+        </w:rPr>
+        <w:t xml:space="preserve">, </w:t>
+      </w:r>
+      <w:r>
+        <w:rPr>
+          <w:rFonts w:ascii="Courier New" w:hAnsi="Courier New" w:eastAsia="Courier New"/>
+          <w:b w:val="0"/>
+          <w:i w:val="0"/>
+          <w:sz w:val="28"/>
+        </w:rPr>
+        <w:t>connectionId</w:t>
+      </w:r>
+      <w:r>
+        <w:rPr>
+          <w:rFonts w:ascii="Times New Roman" w:hAnsi="Times New Roman" w:eastAsia="Times New Roman"/>
+          <w:b w:val="0"/>
+          <w:i w:val="0"/>
+          <w:sz w:val="28"/>
+        </w:rPr>
+        <w:t xml:space="preserve"> и </w:t>
+      </w:r>
+      <w:r>
+        <w:rPr>
+          <w:rFonts w:ascii="Courier New" w:hAnsi="Courier New" w:eastAsia="Courier New"/>
+          <w:b w:val="0"/>
+          <w:i w:val="0"/>
+          <w:sz w:val="28"/>
+        </w:rPr>
+        <w:t>userIdentifier</w:t>
+      </w:r>
+      <w:r>
+        <w:rPr>
+          <w:rFonts w:ascii="Times New Roman" w:hAnsi="Times New Roman" w:eastAsia="Times New Roman"/>
+          <w:b w:val="0"/>
+          <w:i w:val="0"/>
+          <w:sz w:val="28"/>
+        </w:rPr>
+        <w:t>.</w:t>
+      </w:r>
+    </w:p>
+    <w:p>
+      <w:pPr>
+        <w:spacing w:line="360" w:lineRule="auto" w:after="0"/>
+        <w:ind w:left="709" w:hanging="425"/>
+        <w:jc w:val="both"/>
+      </w:pPr>
+      <w:r>
+        <w:rPr>
+          <w:rFonts w:ascii="Times New Roman" w:hAnsi="Times New Roman" w:eastAsia="Times New Roman"/>
+          <w:b w:val="0"/>
+          <w:i w:val="0"/>
+          <w:sz w:val="28"/>
+        </w:rPr>
+        <w:t>4. Backend логирует подключение, вступление в группу, выход из группы, отключение и отправку real-time события.</w:t>
+      </w:r>
+    </w:p>
+    <w:p>
+      <w:pPr>
+        <w:spacing w:line="360" w:lineRule="auto" w:after="0"/>
+        <w:ind w:left="709" w:hanging="425"/>
+        <w:jc w:val="both"/>
+      </w:pPr>
+      <w:r>
+        <w:rPr>
+          <w:rFonts w:ascii="Times New Roman" w:hAnsi="Times New Roman" w:eastAsia="Times New Roman"/>
+          <w:b w:val="0"/>
+          <w:i w:val="0"/>
+          <w:sz w:val="28"/>
+        </w:rPr>
+        <w:t>5. Проверочный клиент выводит diagnostics в JSON-результате эксперимента.</w:t>
       </w:r>
     </w:p>
     <w:p>
@@ -6691,9 +6939,9 @@
     </w:p>
     <w:p>
       <w:pPr>
-        <w:pStyle w:val="ListNumber"/>
-        <w:spacing w:line="360" w:lineRule="auto"/>
-        <w:ind w:left="709" w:hanging="283"/>
+        <w:spacing w:line="360" w:lineRule="auto" w:after="0"/>
+        <w:ind w:left="709" w:hanging="425"/>
+        <w:jc w:val="both"/>
       </w:pPr>
       <w:r>
         <w:rPr>
@@ -6702,15 +6950,17 @@
           <w:i w:val="0"/>
           <w:sz w:val="28"/>
         </w:rPr>
-        <w:t>`postgres_app_thesis`;</w:t>
-      </w:r>
-    </w:p>
-    <w:p>
-      <w:pPr>
-        <w:pStyle w:val="ListNumber"/>
-        <w:spacing w:line="360" w:lineRule="auto"/>
-        <w:ind w:left="709" w:hanging="283"/>
-      </w:pPr>
+        <w:t xml:space="preserve">1. </w:t>
+      </w:r>
+      <w:r>
+        <w:rPr>
+          <w:rFonts w:ascii="Courier New" w:hAnsi="Courier New" w:eastAsia="Courier New"/>
+          <w:b w:val="0"/>
+          <w:i w:val="0"/>
+          <w:sz w:val="28"/>
+        </w:rPr>
+        <w:t>postgres_app_thesis</w:t>
+      </w:r>
       <w:r>
         <w:rPr>
           <w:rFonts w:ascii="Times New Roman" w:hAnsi="Times New Roman" w:eastAsia="Times New Roman"/>
@@ -6718,14 +6968,14 @@
           <w:i w:val="0"/>
           <w:sz w:val="28"/>
         </w:rPr>
-        <w:t>`redis_app_thesis`;</w:t>
-      </w:r>
-    </w:p>
-    <w:p>
-      <w:pPr>
-        <w:pStyle w:val="ListNumber"/>
-        <w:spacing w:line="360" w:lineRule="auto"/>
-        <w:ind w:left="709" w:hanging="283"/>
+        <w:t>;</w:t>
+      </w:r>
+    </w:p>
+    <w:p>
+      <w:pPr>
+        <w:spacing w:line="360" w:lineRule="auto" w:after="0"/>
+        <w:ind w:left="709" w:hanging="425"/>
+        <w:jc w:val="both"/>
       </w:pPr>
       <w:r>
         <w:rPr>
@@ -6734,15 +6984,17 @@
           <w:i w:val="0"/>
           <w:sz w:val="28"/>
         </w:rPr>
-        <w:t>`app-api-1`;</w:t>
-      </w:r>
-    </w:p>
-    <w:p>
-      <w:pPr>
-        <w:pStyle w:val="ListNumber"/>
-        <w:spacing w:line="360" w:lineRule="auto"/>
-        <w:ind w:left="709" w:hanging="283"/>
-      </w:pPr>
+        <w:t xml:space="preserve">2. </w:t>
+      </w:r>
+      <w:r>
+        <w:rPr>
+          <w:rFonts w:ascii="Courier New" w:hAnsi="Courier New" w:eastAsia="Courier New"/>
+          <w:b w:val="0"/>
+          <w:i w:val="0"/>
+          <w:sz w:val="28"/>
+        </w:rPr>
+        <w:t>redis_app_thesis</w:t>
+      </w:r>
       <w:r>
         <w:rPr>
           <w:rFonts w:ascii="Times New Roman" w:hAnsi="Times New Roman" w:eastAsia="Times New Roman"/>
@@ -6750,14 +7002,14 @@
           <w:i w:val="0"/>
           <w:sz w:val="28"/>
         </w:rPr>
-        <w:t>`app-api-2`;</w:t>
-      </w:r>
-    </w:p>
-    <w:p>
-      <w:pPr>
-        <w:pStyle w:val="ListNumber"/>
-        <w:spacing w:line="360" w:lineRule="auto"/>
-        <w:ind w:left="709" w:hanging="283"/>
+        <w:t>;</w:t>
+      </w:r>
+    </w:p>
+    <w:p>
+      <w:pPr>
+        <w:spacing w:line="360" w:lineRule="auto" w:after="0"/>
+        <w:ind w:left="709" w:hanging="425"/>
+        <w:jc w:val="both"/>
       </w:pPr>
       <w:r>
         <w:rPr>
@@ -6766,7 +7018,93 @@
           <w:i w:val="0"/>
           <w:sz w:val="28"/>
         </w:rPr>
-        <w:t>`nginx_app_thesis`.</w:t>
+        <w:t xml:space="preserve">3. </w:t>
+      </w:r>
+      <w:r>
+        <w:rPr>
+          <w:rFonts w:ascii="Courier New" w:hAnsi="Courier New" w:eastAsia="Courier New"/>
+          <w:b w:val="0"/>
+          <w:i w:val="0"/>
+          <w:sz w:val="28"/>
+        </w:rPr>
+        <w:t>app-api-1</w:t>
+      </w:r>
+      <w:r>
+        <w:rPr>
+          <w:rFonts w:ascii="Times New Roman" w:hAnsi="Times New Roman" w:eastAsia="Times New Roman"/>
+          <w:b w:val="0"/>
+          <w:i w:val="0"/>
+          <w:sz w:val="28"/>
+        </w:rPr>
+        <w:t>;</w:t>
+      </w:r>
+    </w:p>
+    <w:p>
+      <w:pPr>
+        <w:spacing w:line="360" w:lineRule="auto" w:after="0"/>
+        <w:ind w:left="709" w:hanging="425"/>
+        <w:jc w:val="both"/>
+      </w:pPr>
+      <w:r>
+        <w:rPr>
+          <w:rFonts w:ascii="Times New Roman" w:hAnsi="Times New Roman" w:eastAsia="Times New Roman"/>
+          <w:b w:val="0"/>
+          <w:i w:val="0"/>
+          <w:sz w:val="28"/>
+        </w:rPr>
+        <w:t xml:space="preserve">4. </w:t>
+      </w:r>
+      <w:r>
+        <w:rPr>
+          <w:rFonts w:ascii="Courier New" w:hAnsi="Courier New" w:eastAsia="Courier New"/>
+          <w:b w:val="0"/>
+          <w:i w:val="0"/>
+          <w:sz w:val="28"/>
+        </w:rPr>
+        <w:t>app-api-2</w:t>
+      </w:r>
+      <w:r>
+        <w:rPr>
+          <w:rFonts w:ascii="Times New Roman" w:hAnsi="Times New Roman" w:eastAsia="Times New Roman"/>
+          <w:b w:val="0"/>
+          <w:i w:val="0"/>
+          <w:sz w:val="28"/>
+        </w:rPr>
+        <w:t>;</w:t>
+      </w:r>
+    </w:p>
+    <w:p>
+      <w:pPr>
+        <w:spacing w:line="360" w:lineRule="auto" w:after="0"/>
+        <w:ind w:left="709" w:hanging="425"/>
+        <w:jc w:val="both"/>
+      </w:pPr>
+      <w:r>
+        <w:rPr>
+          <w:rFonts w:ascii="Times New Roman" w:hAnsi="Times New Roman" w:eastAsia="Times New Roman"/>
+          <w:b w:val="0"/>
+          <w:i w:val="0"/>
+          <w:sz w:val="28"/>
+        </w:rPr>
+        <w:t xml:space="preserve">5. </w:t>
+      </w:r>
+      <w:r>
+        <w:rPr>
+          <w:rFonts w:ascii="Courier New" w:hAnsi="Courier New" w:eastAsia="Courier New"/>
+          <w:b w:val="0"/>
+          <w:i w:val="0"/>
+          <w:sz w:val="28"/>
+        </w:rPr>
+        <w:t>nginx_app_thesis</w:t>
+      </w:r>
+      <w:r>
+        <w:rPr>
+          <w:rFonts w:ascii="Times New Roman" w:hAnsi="Times New Roman" w:eastAsia="Times New Roman"/>
+          <w:b w:val="0"/>
+          <w:i w:val="0"/>
+          <w:sz w:val="28"/>
+        </w:rPr>
+        <w:t>.</w:t>
       </w:r>
     </w:p>
     <w:p>
@@ -6854,7 +7192,7 @@
           <w:i w:val="0"/>
           <w:sz w:val="28"/>
         </w:rPr>
-        <w:t xml:space="preserve"> в пустую строку для обоих экземпляров [17].</w:t>
+        <w:t xml:space="preserve"> в пустую строку для обоих экземпляров.</w:t>
       </w:r>
     </w:p>
     <w:p>
@@ -7044,9 +7382,9 @@
     </w:p>
     <w:p>
       <w:pPr>
-        <w:pStyle w:val="ListNumber"/>
-        <w:spacing w:line="360" w:lineRule="auto"/>
-        <w:ind w:left="709" w:hanging="283"/>
+        <w:spacing w:line="360" w:lineRule="auto" w:after="0"/>
+        <w:ind w:left="709" w:hanging="425"/>
+        <w:jc w:val="both"/>
       </w:pPr>
       <w:r>
         <w:rPr>
@@ -7055,15 +7393,17 @@
           <w:i w:val="0"/>
           <w:sz w:val="28"/>
         </w:rPr>
-        <w:t>Создает отчет через `app-api-1`.</w:t>
-      </w:r>
-    </w:p>
-    <w:p>
-      <w:pPr>
-        <w:pStyle w:val="ListNumber"/>
-        <w:spacing w:line="360" w:lineRule="auto"/>
-        <w:ind w:left="709" w:hanging="283"/>
-      </w:pPr>
+        <w:t xml:space="preserve">1. Создает отчет через </w:t>
+      </w:r>
+      <w:r>
+        <w:rPr>
+          <w:rFonts w:ascii="Courier New" w:hAnsi="Courier New" w:eastAsia="Courier New"/>
+          <w:b w:val="0"/>
+          <w:i w:val="0"/>
+          <w:sz w:val="28"/>
+        </w:rPr>
+        <w:t>app-api-1</w:t>
+      </w:r>
       <w:r>
         <w:rPr>
           <w:rFonts w:ascii="Times New Roman" w:hAnsi="Times New Roman" w:eastAsia="Times New Roman"/>
@@ -7071,14 +7411,14 @@
           <w:i w:val="0"/>
           <w:sz w:val="28"/>
         </w:rPr>
-        <w:t>Подключает SignalR-клиент A к `app-api-1`.</w:t>
-      </w:r>
-    </w:p>
-    <w:p>
-      <w:pPr>
-        <w:pStyle w:val="ListNumber"/>
-        <w:spacing w:line="360" w:lineRule="auto"/>
-        <w:ind w:left="709" w:hanging="283"/>
+        <w:t>.</w:t>
+      </w:r>
+    </w:p>
+    <w:p>
+      <w:pPr>
+        <w:spacing w:line="360" w:lineRule="auto" w:after="0"/>
+        <w:ind w:left="709" w:hanging="425"/>
+        <w:jc w:val="both"/>
       </w:pPr>
       <w:r>
         <w:rPr>
@@ -7087,15 +7427,17 @@
           <w:i w:val="0"/>
           <w:sz w:val="28"/>
         </w:rPr>
-        <w:t>Подключает SignalR-клиент B к `app-api-2`.</w:t>
-      </w:r>
-    </w:p>
-    <w:p>
-      <w:pPr>
-        <w:pStyle w:val="ListNumber"/>
-        <w:spacing w:line="360" w:lineRule="auto"/>
-        <w:ind w:left="709" w:hanging="283"/>
-      </w:pPr>
+        <w:t xml:space="preserve">2. Подключает SignalR-клиент A к </w:t>
+      </w:r>
+      <w:r>
+        <w:rPr>
+          <w:rFonts w:ascii="Courier New" w:hAnsi="Courier New" w:eastAsia="Courier New"/>
+          <w:b w:val="0"/>
+          <w:i w:val="0"/>
+          <w:sz w:val="28"/>
+        </w:rPr>
+        <w:t>app-api-1</w:t>
+      </w:r>
       <w:r>
         <w:rPr>
           <w:rFonts w:ascii="Times New Roman" w:hAnsi="Times New Roman" w:eastAsia="Times New Roman"/>
@@ -7103,14 +7445,14 @@
           <w:i w:val="0"/>
           <w:sz w:val="28"/>
         </w:rPr>
-        <w:t>Подписывает оба клиента на группу созданного отчета.</w:t>
-      </w:r>
-    </w:p>
-    <w:p>
-      <w:pPr>
-        <w:pStyle w:val="ListNumber"/>
-        <w:spacing w:line="360" w:lineRule="auto"/>
-        <w:ind w:left="709" w:hanging="283"/>
+        <w:t>.</w:t>
+      </w:r>
+    </w:p>
+    <w:p>
+      <w:pPr>
+        <w:spacing w:line="360" w:lineRule="auto" w:after="0"/>
+        <w:ind w:left="709" w:hanging="425"/>
+        <w:jc w:val="both"/>
       </w:pPr>
       <w:r>
         <w:rPr>
@@ -7119,15 +7461,17 @@
           <w:i w:val="0"/>
           <w:sz w:val="28"/>
         </w:rPr>
-        <w:t>Изменяет заголовок отчета через `app-api-1`.</w:t>
-      </w:r>
-    </w:p>
-    <w:p>
-      <w:pPr>
-        <w:pStyle w:val="ListNumber"/>
-        <w:spacing w:line="360" w:lineRule="auto"/>
-        <w:ind w:left="709" w:hanging="283"/>
-      </w:pPr>
+        <w:t xml:space="preserve">3. Подключает SignalR-клиент B к </w:t>
+      </w:r>
+      <w:r>
+        <w:rPr>
+          <w:rFonts w:ascii="Courier New" w:hAnsi="Courier New" w:eastAsia="Courier New"/>
+          <w:b w:val="0"/>
+          <w:i w:val="0"/>
+          <w:sz w:val="28"/>
+        </w:rPr>
+        <w:t>app-api-2</w:t>
+      </w:r>
       <w:r>
         <w:rPr>
           <w:rFonts w:ascii="Times New Roman" w:hAnsi="Times New Roman" w:eastAsia="Times New Roman"/>
@@ -7135,14 +7479,14 @@
           <w:i w:val="0"/>
           <w:sz w:val="28"/>
         </w:rPr>
-        <w:t>Ожидает событие `ReceiveReportPatch` на клиенте B.</w:t>
-      </w:r>
-    </w:p>
-    <w:p>
-      <w:pPr>
-        <w:pStyle w:val="ListNumber"/>
-        <w:spacing w:line="360" w:lineRule="auto"/>
-        <w:ind w:left="709" w:hanging="283"/>
+        <w:t>.</w:t>
+      </w:r>
+    </w:p>
+    <w:p>
+      <w:pPr>
+        <w:spacing w:line="360" w:lineRule="auto" w:after="0"/>
+        <w:ind w:left="709" w:hanging="425"/>
+        <w:jc w:val="both"/>
       </w:pPr>
       <w:r>
         <w:rPr>
@@ -7151,14 +7495,14 @@
           <w:i w:val="0"/>
           <w:sz w:val="28"/>
         </w:rPr>
-        <w:t>Измеряет задержку от отправки PATCH-запроса до получения события на клиенте B.</w:t>
-      </w:r>
-    </w:p>
-    <w:p>
-      <w:pPr>
-        <w:pStyle w:val="ListNumber"/>
-        <w:spacing w:line="360" w:lineRule="auto"/>
-        <w:ind w:left="709" w:hanging="283"/>
+        <w:t>4. Подписывает оба клиента на группу созданного отчета.</w:t>
+      </w:r>
+    </w:p>
+    <w:p>
+      <w:pPr>
+        <w:spacing w:line="360" w:lineRule="auto" w:after="0"/>
+        <w:ind w:left="709" w:hanging="425"/>
+        <w:jc w:val="both"/>
       </w:pPr>
       <w:r>
         <w:rPr>
@@ -7167,7 +7511,91 @@
           <w:i w:val="0"/>
           <w:sz w:val="28"/>
         </w:rPr>
-        <w:t>Выводит diagnostics обоих клиентов, полученный payload события и метрики доставки.</w:t>
+        <w:t xml:space="preserve">5. Изменяет заголовок отчета через </w:t>
+      </w:r>
+      <w:r>
+        <w:rPr>
+          <w:rFonts w:ascii="Courier New" w:hAnsi="Courier New" w:eastAsia="Courier New"/>
+          <w:b w:val="0"/>
+          <w:i w:val="0"/>
+          <w:sz w:val="28"/>
+        </w:rPr>
+        <w:t>app-api-1</w:t>
+      </w:r>
+      <w:r>
+        <w:rPr>
+          <w:rFonts w:ascii="Times New Roman" w:hAnsi="Times New Roman" w:eastAsia="Times New Roman"/>
+          <w:b w:val="0"/>
+          <w:i w:val="0"/>
+          <w:sz w:val="28"/>
+        </w:rPr>
+        <w:t>.</w:t>
+      </w:r>
+    </w:p>
+    <w:p>
+      <w:pPr>
+        <w:spacing w:line="360" w:lineRule="auto" w:after="0"/>
+        <w:ind w:left="709" w:hanging="425"/>
+        <w:jc w:val="both"/>
+      </w:pPr>
+      <w:r>
+        <w:rPr>
+          <w:rFonts w:ascii="Times New Roman" w:hAnsi="Times New Roman" w:eastAsia="Times New Roman"/>
+          <w:b w:val="0"/>
+          <w:i w:val="0"/>
+          <w:sz w:val="28"/>
+        </w:rPr>
+        <w:t xml:space="preserve">6. Ожидает событие </w:t>
+      </w:r>
+      <w:r>
+        <w:rPr>
+          <w:rFonts w:ascii="Courier New" w:hAnsi="Courier New" w:eastAsia="Courier New"/>
+          <w:b w:val="0"/>
+          <w:i w:val="0"/>
+          <w:sz w:val="28"/>
+        </w:rPr>
+        <w:t>ReceiveReportPatch</w:t>
+      </w:r>
+      <w:r>
+        <w:rPr>
+          <w:rFonts w:ascii="Times New Roman" w:hAnsi="Times New Roman" w:eastAsia="Times New Roman"/>
+          <w:b w:val="0"/>
+          <w:i w:val="0"/>
+          <w:sz w:val="28"/>
+        </w:rPr>
+        <w:t xml:space="preserve"> на клиенте B.</w:t>
+      </w:r>
+    </w:p>
+    <w:p>
+      <w:pPr>
+        <w:spacing w:line="360" w:lineRule="auto" w:after="0"/>
+        <w:ind w:left="709" w:hanging="425"/>
+        <w:jc w:val="both"/>
+      </w:pPr>
+      <w:r>
+        <w:rPr>
+          <w:rFonts w:ascii="Times New Roman" w:hAnsi="Times New Roman" w:eastAsia="Times New Roman"/>
+          <w:b w:val="0"/>
+          <w:i w:val="0"/>
+          <w:sz w:val="28"/>
+        </w:rPr>
+        <w:t>7. Измеряет задержку от отправки PATCH-запроса до получения события на клиенте B.</w:t>
+      </w:r>
+    </w:p>
+    <w:p>
+      <w:pPr>
+        <w:spacing w:line="360" w:lineRule="auto" w:after="0"/>
+        <w:ind w:left="709" w:hanging="425"/>
+        <w:jc w:val="both"/>
+      </w:pPr>
+      <w:r>
+        <w:rPr>
+          <w:rFonts w:ascii="Times New Roman" w:hAnsi="Times New Roman" w:eastAsia="Times New Roman"/>
+          <w:b w:val="0"/>
+          <w:i w:val="0"/>
+          <w:sz w:val="28"/>
+        </w:rPr>
+        <w:t>8. Выводит diagnostics обоих клиентов, полученный payload события и метрики доставки.</w:t>
       </w:r>
     </w:p>
     <w:p>
@@ -7329,9 +7757,9 @@
     </w:p>
     <w:p>
       <w:pPr>
-        <w:pStyle w:val="ListNumber"/>
-        <w:spacing w:line="360" w:lineRule="auto"/>
-        <w:ind w:left="709" w:hanging="283"/>
+        <w:spacing w:line="360" w:lineRule="auto" w:after="0"/>
+        <w:ind w:left="709" w:hanging="425"/>
+        <w:jc w:val="both"/>
       </w:pPr>
       <w:r>
         <w:rPr>
@@ -7340,14 +7768,14 @@
           <w:i w:val="0"/>
           <w:sz w:val="28"/>
         </w:rPr>
-        <w:t>Multi-instance без Redis backplane.</w:t>
-      </w:r>
-    </w:p>
-    <w:p>
-      <w:pPr>
-        <w:pStyle w:val="ListNumber"/>
-        <w:spacing w:line="360" w:lineRule="auto"/>
-        <w:ind w:left="709" w:hanging="283"/>
+        <w:t>1. Multi-instance без Redis backplane.</w:t>
+      </w:r>
+    </w:p>
+    <w:p>
+      <w:pPr>
+        <w:spacing w:line="360" w:lineRule="auto" w:after="0"/>
+        <w:ind w:left="709" w:hanging="425"/>
+        <w:jc w:val="both"/>
       </w:pPr>
       <w:r>
         <w:rPr>
@@ -7356,7 +7784,7 @@
           <w:i w:val="0"/>
           <w:sz w:val="28"/>
         </w:rPr>
-        <w:t>Multi-instance с Redis backplane.</w:t>
+        <w:t>2. Multi-instance с Redis backplane.</w:t>
       </w:r>
     </w:p>
     <w:p>
@@ -7390,7 +7818,7 @@
           <w:i w:val="0"/>
           <w:sz w:val="28"/>
         </w:rPr>
-        <w:t>.</w:t>
+        <w:t>. Программа испытаний построена с учётом базовых принципов проверки программного обеспечения [20]: два сопоставимых режима, повторяемость запусков и фиксация результатов в форме, пригодной для последующего анализа.</w:t>
       </w:r>
     </w:p>
     <w:p>
@@ -8744,6 +9172,20 @@
     </w:p>
     <w:p>
       <w:pPr>
+        <w:sectPr>
+          <w:footerReference w:type="default" r:id="rId10"/>
+          <w:pgSz w:w="12240" w:h="15840"/>
+          <w:pgMar w:top="1134" w:right="850" w:bottom="1134" w:left="1701" w:header="720" w:footer="720" w:gutter="0"/>
+          <w:cols w:space="720"/>
+          <w:docGrid w:linePitch="360"/>
+          <w:pgNumType w:start="1"/>
+        </w:sectPr>
+      </w:pPr>
+    </w:p>
+    <w:p>
+      <w:pPr>
+        <w:keepNext/>
+        <w:spacing w:after="40"/>
         <w:ind w:firstLine="0"/>
         <w:jc w:val="left"/>
       </w:pPr>
@@ -8765,17 +9207,20 @@
         <w:tblLook w:firstColumn="1" w:firstRow="1" w:lastColumn="0" w:lastRow="0" w:noHBand="0" w:noVBand="1" w:val="04A0"/>
       </w:tblPr>
       <w:tblGrid>
-        <w:gridCol w:w="1615"/>
-        <w:gridCol w:w="1615"/>
-        <w:gridCol w:w="1615"/>
-        <w:gridCol w:w="1615"/>
-        <w:gridCol w:w="1615"/>
-        <w:gridCol w:w="1615"/>
+        <w:gridCol w:w="2377"/>
+        <w:gridCol w:w="1782"/>
+        <w:gridCol w:w="1485"/>
+        <w:gridCol w:w="2971"/>
+        <w:gridCol w:w="3565"/>
+        <w:gridCol w:w="2674"/>
       </w:tblGrid>
       <w:tr>
+        <w:trPr>
+          <w:tblHeader w:val="true"/>
+        </w:trPr>
         <w:tc>
           <w:tcPr>
-            <w:tcW w:type="dxa" w:w="1615"/>
+            <w:tcW w:type="dxa" w:w="2377"/>
             <w:vAlign w:val="center"/>
           </w:tcPr>
           <w:p>
@@ -8789,7 +9234,8 @@
               <w:rPr>
                 <w:rFonts w:ascii="Times New Roman" w:hAnsi="Times New Roman" w:eastAsia="Times New Roman"/>
                 <w:b/>
-                <w:sz w:val="22"/>
+                <w:i w:val="0"/>
+                <w:sz w:val="20"/>
               </w:rPr>
               <w:t>Режим</w:t>
             </w:r>
@@ -8797,7 +9243,7 @@
         </w:tc>
         <w:tc>
           <w:tcPr>
-            <w:tcW w:type="dxa" w:w="1615"/>
+            <w:tcW w:type="dxa" w:w="1782"/>
             <w:vAlign w:val="center"/>
           </w:tcPr>
           <w:p>
@@ -8811,7 +9257,8 @@
               <w:rPr>
                 <w:rFonts w:ascii="Times New Roman" w:hAnsi="Times New Roman" w:eastAsia="Times New Roman"/>
                 <w:b/>
-                <w:sz w:val="22"/>
+                <w:i w:val="0"/>
+                <w:sz w:val="20"/>
               </w:rPr>
               <w:t>Клиенты на разных узлах</w:t>
             </w:r>
@@ -8819,7 +9266,7 @@
         </w:tc>
         <w:tc>
           <w:tcPr>
-            <w:tcW w:type="dxa" w:w="1615"/>
+            <w:tcW w:type="dxa" w:w="1485"/>
             <w:vAlign w:val="center"/>
           </w:tcPr>
           <w:p>
@@ -8833,7 +9280,8 @@
               <w:rPr>
                 <w:rFonts w:ascii="Times New Roman" w:hAnsi="Times New Roman" w:eastAsia="Times New Roman"/>
                 <w:b/>
-                <w:sz w:val="22"/>
+                <w:i w:val="0"/>
+                <w:sz w:val="20"/>
               </w:rPr>
               <w:t>Redis backplane</w:t>
             </w:r>
@@ -8841,7 +9289,7 @@
         </w:tc>
         <w:tc>
           <w:tcPr>
-            <w:tcW w:type="dxa" w:w="1615"/>
+            <w:tcW w:type="dxa" w:w="2971"/>
             <w:vAlign w:val="center"/>
           </w:tcPr>
           <w:p>
@@ -8855,7 +9303,8 @@
               <w:rPr>
                 <w:rFonts w:ascii="Times New Roman" w:hAnsi="Times New Roman" w:eastAsia="Times New Roman"/>
                 <w:b/>
-                <w:sz w:val="22"/>
+                <w:i w:val="0"/>
+                <w:sz w:val="20"/>
               </w:rPr>
               <w:t>Ожидаемый результат</w:t>
             </w:r>
@@ -8863,7 +9312,7 @@
         </w:tc>
         <w:tc>
           <w:tcPr>
-            <w:tcW w:type="dxa" w:w="1615"/>
+            <w:tcW w:type="dxa" w:w="3565"/>
             <w:vAlign w:val="center"/>
           </w:tcPr>
           <w:p>
@@ -8877,7 +9326,8 @@
               <w:rPr>
                 <w:rFonts w:ascii="Times New Roman" w:hAnsi="Times New Roman" w:eastAsia="Times New Roman"/>
                 <w:b/>
-                <w:sz w:val="22"/>
+                <w:i w:val="0"/>
+                <w:sz w:val="20"/>
               </w:rPr>
               <w:t>Фактический результат</w:t>
             </w:r>
@@ -8885,7 +9335,7 @@
         </w:tc>
         <w:tc>
           <w:tcPr>
-            <w:tcW w:type="dxa" w:w="1615"/>
+            <w:tcW w:type="dxa" w:w="2674"/>
             <w:vAlign w:val="center"/>
           </w:tcPr>
           <w:p>
@@ -8899,7 +9349,8 @@
               <w:rPr>
                 <w:rFonts w:ascii="Times New Roman" w:hAnsi="Times New Roman" w:eastAsia="Times New Roman"/>
                 <w:b/>
-                <w:sz w:val="22"/>
+                <w:i w:val="0"/>
+                <w:sz w:val="20"/>
               </w:rPr>
               <w:t>Вывод</w:t>
             </w:r>
@@ -8909,7 +9360,7 @@
       <w:tr>
         <w:tc>
           <w:tcPr>
-            <w:tcW w:type="dxa" w:w="1615"/>
+            <w:tcW w:type="dxa" w:w="2377"/>
             <w:vAlign w:val="center"/>
           </w:tcPr>
           <w:p>
@@ -8923,7 +9374,8 @@
               <w:rPr>
                 <w:rFonts w:ascii="Times New Roman" w:hAnsi="Times New Roman" w:eastAsia="Times New Roman"/>
                 <w:b w:val="0"/>
-                <w:sz w:val="22"/>
+                <w:i w:val="0"/>
+                <w:sz w:val="20"/>
               </w:rPr>
               <w:t>Multi-instance без backplane</w:t>
             </w:r>
@@ -8931,7 +9383,7 @@
         </w:tc>
         <w:tc>
           <w:tcPr>
-            <w:tcW w:type="dxa" w:w="1615"/>
+            <w:tcW w:type="dxa" w:w="1782"/>
             <w:vAlign w:val="center"/>
           </w:tcPr>
           <w:p>
@@ -8945,7 +9397,8 @@
               <w:rPr>
                 <w:rFonts w:ascii="Times New Roman" w:hAnsi="Times New Roman" w:eastAsia="Times New Roman"/>
                 <w:b w:val="0"/>
-                <w:sz w:val="22"/>
+                <w:i w:val="0"/>
+                <w:sz w:val="20"/>
               </w:rPr>
               <w:t>Да</w:t>
             </w:r>
@@ -8953,7 +9406,7 @@
         </w:tc>
         <w:tc>
           <w:tcPr>
-            <w:tcW w:type="dxa" w:w="1615"/>
+            <w:tcW w:type="dxa" w:w="1485"/>
             <w:vAlign w:val="center"/>
           </w:tcPr>
           <w:p>
@@ -8967,7 +9420,8 @@
               <w:rPr>
                 <w:rFonts w:ascii="Times New Roman" w:hAnsi="Times New Roman" w:eastAsia="Times New Roman"/>
                 <w:b w:val="0"/>
-                <w:sz w:val="22"/>
+                <w:i w:val="0"/>
+                <w:sz w:val="20"/>
               </w:rPr>
               <w:t>Нет</w:t>
             </w:r>
@@ -8975,7 +9429,7 @@
         </w:tc>
         <w:tc>
           <w:tcPr>
-            <w:tcW w:type="dxa" w:w="1615"/>
+            <w:tcW w:type="dxa" w:w="2971"/>
             <w:vAlign w:val="center"/>
           </w:tcPr>
           <w:p>
@@ -8989,7 +9443,8 @@
               <w:rPr>
                 <w:rFonts w:ascii="Times New Roman" w:hAnsi="Times New Roman" w:eastAsia="Times New Roman"/>
                 <w:b w:val="0"/>
-                <w:sz w:val="22"/>
+                <w:i w:val="0"/>
+                <w:sz w:val="20"/>
               </w:rPr>
               <w:t>Событие не доставляется между узлами</w:t>
             </w:r>
@@ -8997,7 +9452,7 @@
         </w:tc>
         <w:tc>
           <w:tcPr>
-            <w:tcW w:type="dxa" w:w="1615"/>
+            <w:tcW w:type="dxa" w:w="3565"/>
             <w:vAlign w:val="center"/>
           </w:tcPr>
           <w:p>
@@ -9011,7 +9466,8 @@
               <w:rPr>
                 <w:rFonts w:ascii="Times New Roman" w:hAnsi="Times New Roman" w:eastAsia="Times New Roman"/>
                 <w:b w:val="0"/>
-                <w:sz w:val="22"/>
+                <w:i w:val="0"/>
+                <w:sz w:val="20"/>
               </w:rPr>
               <w:t>Timeout после 10000 мс</w:t>
             </w:r>
@@ -9019,7 +9475,7 @@
         </w:tc>
         <w:tc>
           <w:tcPr>
-            <w:tcW w:type="dxa" w:w="1615"/>
+            <w:tcW w:type="dxa" w:w="2674"/>
             <w:vAlign w:val="center"/>
           </w:tcPr>
           <w:p>
@@ -9033,7 +9489,8 @@
               <w:rPr>
                 <w:rFonts w:ascii="Times New Roman" w:hAnsi="Times New Roman" w:eastAsia="Times New Roman"/>
                 <w:b w:val="0"/>
-                <w:sz w:val="22"/>
+                <w:i w:val="0"/>
+                <w:sz w:val="20"/>
               </w:rPr>
               <w:t>Исходное ограничение воспроизведено</w:t>
             </w:r>
@@ -9043,7 +9500,7 @@
       <w:tr>
         <w:tc>
           <w:tcPr>
-            <w:tcW w:type="dxa" w:w="1615"/>
+            <w:tcW w:type="dxa" w:w="2377"/>
             <w:vAlign w:val="center"/>
           </w:tcPr>
           <w:p>
@@ -9057,7 +9514,8 @@
               <w:rPr>
                 <w:rFonts w:ascii="Times New Roman" w:hAnsi="Times New Roman" w:eastAsia="Times New Roman"/>
                 <w:b w:val="0"/>
-                <w:sz w:val="22"/>
+                <w:i w:val="0"/>
+                <w:sz w:val="20"/>
               </w:rPr>
               <w:t>Multi-instance с backplane, одиночный запуск</w:t>
             </w:r>
@@ -9065,7 +9523,7 @@
         </w:tc>
         <w:tc>
           <w:tcPr>
-            <w:tcW w:type="dxa" w:w="1615"/>
+            <w:tcW w:type="dxa" w:w="1782"/>
             <w:vAlign w:val="center"/>
           </w:tcPr>
           <w:p>
@@ -9079,7 +9537,8 @@
               <w:rPr>
                 <w:rFonts w:ascii="Times New Roman" w:hAnsi="Times New Roman" w:eastAsia="Times New Roman"/>
                 <w:b w:val="0"/>
-                <w:sz w:val="22"/>
+                <w:i w:val="0"/>
+                <w:sz w:val="20"/>
               </w:rPr>
               <w:t>Да</w:t>
             </w:r>
@@ -9087,7 +9546,7 @@
         </w:tc>
         <w:tc>
           <w:tcPr>
-            <w:tcW w:type="dxa" w:w="1615"/>
+            <w:tcW w:type="dxa" w:w="1485"/>
             <w:vAlign w:val="center"/>
           </w:tcPr>
           <w:p>
@@ -9101,7 +9560,8 @@
               <w:rPr>
                 <w:rFonts w:ascii="Times New Roman" w:hAnsi="Times New Roman" w:eastAsia="Times New Roman"/>
                 <w:b w:val="0"/>
-                <w:sz w:val="22"/>
+                <w:i w:val="0"/>
+                <w:sz w:val="20"/>
               </w:rPr>
               <w:t>Да</w:t>
             </w:r>
@@ -9109,7 +9569,7 @@
         </w:tc>
         <w:tc>
           <w:tcPr>
-            <w:tcW w:type="dxa" w:w="1615"/>
+            <w:tcW w:type="dxa" w:w="2971"/>
             <w:vAlign w:val="center"/>
           </w:tcPr>
           <w:p>
@@ -9123,7 +9583,8 @@
               <w:rPr>
                 <w:rFonts w:ascii="Times New Roman" w:hAnsi="Times New Roman" w:eastAsia="Times New Roman"/>
                 <w:b w:val="0"/>
-                <w:sz w:val="22"/>
+                <w:i w:val="0"/>
+                <w:sz w:val="20"/>
               </w:rPr>
               <w:t>Событие доставляется между узлами</w:t>
             </w:r>
@@ -9131,7 +9592,48 @@
         </w:tc>
         <w:tc>
           <w:tcPr>
-            <w:tcW w:type="dxa" w:w="1615"/>
+            <w:tcW w:type="dxa" w:w="3565"/>
+            <w:vAlign w:val="center"/>
+          </w:tcPr>
+          <w:p>
+            <w:pPr>
+              <w:spacing w:line="240" w:lineRule="auto" w:before="0" w:after="0"/>
+              <w:ind w:firstLine="0"/>
+              <w:jc w:val="left"/>
+            </w:pPr>
+            <w:r/>
+            <w:r>
+              <w:rPr>
+                <w:rFonts w:ascii="Courier New" w:hAnsi="Courier New" w:eastAsia="Courier New"/>
+                <w:b w:val="0"/>
+                <w:i w:val="0"/>
+                <w:sz w:val="20"/>
+              </w:rPr>
+              <w:t>ok: true</w:t>
+            </w:r>
+            <w:r>
+              <w:rPr>
+                <w:rFonts w:ascii="Times New Roman" w:hAnsi="Times New Roman" w:eastAsia="Times New Roman"/>
+                <w:b w:val="0"/>
+                <w:i w:val="0"/>
+                <w:sz w:val="20"/>
+              </w:rPr>
+              <w:t xml:space="preserve">, получен </w:t>
+            </w:r>
+            <w:r>
+              <w:rPr>
+                <w:rFonts w:ascii="Courier New" w:hAnsi="Courier New" w:eastAsia="Courier New"/>
+                <w:b w:val="0"/>
+                <w:i w:val="0"/>
+                <w:sz w:val="20"/>
+              </w:rPr>
+              <w:t>ReceiveReportPatch</w:t>
+            </w:r>
+          </w:p>
+        </w:tc>
+        <w:tc>
+          <w:tcPr>
+            <w:tcW w:type="dxa" w:w="2674"/>
             <w:vAlign w:val="center"/>
           </w:tcPr>
           <w:p>
@@ -9145,15 +9647,18 @@
               <w:rPr>
                 <w:rFonts w:ascii="Times New Roman" w:hAnsi="Times New Roman" w:eastAsia="Times New Roman"/>
                 <w:b w:val="0"/>
-                <w:sz w:val="22"/>
+                <w:i w:val="0"/>
+                <w:sz w:val="20"/>
               </w:rPr>
-              <w:t>`ok: true`, получен `ReceiveReportPatch`</w:t>
+              <w:t>Ограничение устранено</w:t>
             </w:r>
           </w:p>
         </w:tc>
+      </w:tr>
+      <w:tr>
         <w:tc>
           <w:tcPr>
-            <w:tcW w:type="dxa" w:w="1615"/>
+            <w:tcW w:type="dxa" w:w="2377"/>
             <w:vAlign w:val="center"/>
           </w:tcPr>
           <w:p>
@@ -9167,17 +9672,16 @@
               <w:rPr>
                 <w:rFonts w:ascii="Times New Roman" w:hAnsi="Times New Roman" w:eastAsia="Times New Roman"/>
                 <w:b w:val="0"/>
-                <w:sz w:val="22"/>
+                <w:i w:val="0"/>
+                <w:sz w:val="20"/>
               </w:rPr>
-              <w:t>Ограничение устранено</w:t>
+              <w:t>Multi-instance с backplane, 5 итераций</w:t>
             </w:r>
           </w:p>
         </w:tc>
-      </w:tr>
-      <w:tr>
         <w:tc>
           <w:tcPr>
-            <w:tcW w:type="dxa" w:w="1615"/>
+            <w:tcW w:type="dxa" w:w="1782"/>
             <w:vAlign w:val="center"/>
           </w:tcPr>
           <w:p>
@@ -9191,15 +9695,16 @@
               <w:rPr>
                 <w:rFonts w:ascii="Times New Roman" w:hAnsi="Times New Roman" w:eastAsia="Times New Roman"/>
                 <w:b w:val="0"/>
-                <w:sz w:val="22"/>
+                <w:i w:val="0"/>
+                <w:sz w:val="20"/>
               </w:rPr>
-              <w:t>Multi-instance с backplane, 5 итераций</w:t>
+              <w:t>Да</w:t>
             </w:r>
           </w:p>
         </w:tc>
         <w:tc>
           <w:tcPr>
-            <w:tcW w:type="dxa" w:w="1615"/>
+            <w:tcW w:type="dxa" w:w="1485"/>
             <w:vAlign w:val="center"/>
           </w:tcPr>
           <w:p>
@@ -9213,7 +9718,8 @@
               <w:rPr>
                 <w:rFonts w:ascii="Times New Roman" w:hAnsi="Times New Roman" w:eastAsia="Times New Roman"/>
                 <w:b w:val="0"/>
-                <w:sz w:val="22"/>
+                <w:i w:val="0"/>
+                <w:sz w:val="20"/>
               </w:rPr>
               <w:t>Да</w:t>
             </w:r>
@@ -9221,7 +9727,7 @@
         </w:tc>
         <w:tc>
           <w:tcPr>
-            <w:tcW w:type="dxa" w:w="1615"/>
+            <w:tcW w:type="dxa" w:w="2971"/>
             <w:vAlign w:val="center"/>
           </w:tcPr>
           <w:p>
@@ -9235,15 +9741,16 @@
               <w:rPr>
                 <w:rFonts w:ascii="Times New Roman" w:hAnsi="Times New Roman" w:eastAsia="Times New Roman"/>
                 <w:b w:val="0"/>
-                <w:sz w:val="22"/>
+                <w:i w:val="0"/>
+                <w:sz w:val="20"/>
               </w:rPr>
-              <w:t>Да</w:t>
+              <w:t>Все события доставляются между узлами</w:t>
             </w:r>
           </w:p>
         </w:tc>
         <w:tc>
           <w:tcPr>
-            <w:tcW w:type="dxa" w:w="1615"/>
+            <w:tcW w:type="dxa" w:w="3565"/>
             <w:vAlign w:val="center"/>
           </w:tcPr>
           <w:p>
@@ -9257,15 +9764,16 @@
               <w:rPr>
                 <w:rFonts w:ascii="Times New Roman" w:hAnsi="Times New Roman" w:eastAsia="Times New Roman"/>
                 <w:b w:val="0"/>
-                <w:sz w:val="22"/>
+                <w:i w:val="0"/>
+                <w:sz w:val="20"/>
               </w:rPr>
-              <w:t>Все события доставляются между узлами</w:t>
+              <w:t>5 из 5 успешно, p95 = 11,6 мс</w:t>
             </w:r>
           </w:p>
         </w:tc>
         <w:tc>
           <w:tcPr>
-            <w:tcW w:type="dxa" w:w="1615"/>
+            <w:tcW w:type="dxa" w:w="2674"/>
             <w:vAlign w:val="center"/>
           </w:tcPr>
           <w:p>
@@ -9279,15 +9787,18 @@
               <w:rPr>
                 <w:rFonts w:ascii="Times New Roman" w:hAnsi="Times New Roman" w:eastAsia="Times New Roman"/>
                 <w:b w:val="0"/>
-                <w:sz w:val="22"/>
+                <w:i w:val="0"/>
+                <w:sz w:val="20"/>
               </w:rPr>
-              <w:t>5 из 5 успешно, p95 = 11,6 мс</w:t>
+              <w:t>Подтверждена повторяемость результата</w:t>
             </w:r>
           </w:p>
         </w:tc>
+      </w:tr>
+      <w:tr>
         <w:tc>
           <w:tcPr>
-            <w:tcW w:type="dxa" w:w="1615"/>
+            <w:tcW w:type="dxa" w:w="2377"/>
             <w:vAlign w:val="center"/>
           </w:tcPr>
           <w:p>
@@ -9301,17 +9812,16 @@
               <w:rPr>
                 <w:rFonts w:ascii="Times New Roman" w:hAnsi="Times New Roman" w:eastAsia="Times New Roman"/>
                 <w:b w:val="0"/>
-                <w:sz w:val="22"/>
+                <w:i w:val="0"/>
+                <w:sz w:val="20"/>
               </w:rPr>
-              <w:t>Подтверждена повторяемость результата</w:t>
+              <w:t>Rejoin после разрыва</w:t>
             </w:r>
           </w:p>
         </w:tc>
-      </w:tr>
-      <w:tr>
         <w:tc>
           <w:tcPr>
-            <w:tcW w:type="dxa" w:w="1615"/>
+            <w:tcW w:type="dxa" w:w="1782"/>
             <w:vAlign w:val="center"/>
           </w:tcPr>
           <w:p>
@@ -9325,15 +9835,16 @@
               <w:rPr>
                 <w:rFonts w:ascii="Times New Roman" w:hAnsi="Times New Roman" w:eastAsia="Times New Roman"/>
                 <w:b w:val="0"/>
-                <w:sz w:val="22"/>
+                <w:i w:val="0"/>
+                <w:sz w:val="20"/>
               </w:rPr>
-              <w:t>Rejoin после разрыва</w:t>
+              <w:t>Да</w:t>
             </w:r>
           </w:p>
         </w:tc>
         <w:tc>
           <w:tcPr>
-            <w:tcW w:type="dxa" w:w="1615"/>
+            <w:tcW w:type="dxa" w:w="1485"/>
             <w:vAlign w:val="center"/>
           </w:tcPr>
           <w:p>
@@ -9347,7 +9858,8 @@
               <w:rPr>
                 <w:rFonts w:ascii="Times New Roman" w:hAnsi="Times New Roman" w:eastAsia="Times New Roman"/>
                 <w:b w:val="0"/>
-                <w:sz w:val="22"/>
+                <w:i w:val="0"/>
+                <w:sz w:val="20"/>
               </w:rPr>
               <w:t>Да</w:t>
             </w:r>
@@ -9355,7 +9867,7 @@
         </w:tc>
         <w:tc>
           <w:tcPr>
-            <w:tcW w:type="dxa" w:w="1615"/>
+            <w:tcW w:type="dxa" w:w="2971"/>
             <w:vAlign w:val="center"/>
           </w:tcPr>
           <w:p>
@@ -9369,15 +9881,16 @@
               <w:rPr>
                 <w:rFonts w:ascii="Times New Roman" w:hAnsi="Times New Roman" w:eastAsia="Times New Roman"/>
                 <w:b w:val="0"/>
-                <w:sz w:val="22"/>
+                <w:i w:val="0"/>
+                <w:sz w:val="20"/>
               </w:rPr>
-              <w:t>Да</w:t>
+              <w:t>После нового подключения клиент повторно вступает в группу</w:t>
             </w:r>
           </w:p>
         </w:tc>
         <w:tc>
           <w:tcPr>
-            <w:tcW w:type="dxa" w:w="1615"/>
+            <w:tcW w:type="dxa" w:w="3565"/>
             <w:vAlign w:val="center"/>
           </w:tcPr>
           <w:p>
@@ -9391,15 +9904,16 @@
               <w:rPr>
                 <w:rFonts w:ascii="Times New Roman" w:hAnsi="Times New Roman" w:eastAsia="Times New Roman"/>
                 <w:b w:val="0"/>
-                <w:sz w:val="22"/>
+                <w:i w:val="0"/>
+                <w:sz w:val="20"/>
               </w:rPr>
-              <w:t>После нового подключения клиент повторно вступает в группу</w:t>
+              <w:t>Событие после rejoin получено, 6,6 мс</w:t>
             </w:r>
           </w:p>
         </w:tc>
         <w:tc>
           <w:tcPr>
-            <w:tcW w:type="dxa" w:w="1615"/>
+            <w:tcW w:type="dxa" w:w="2674"/>
             <w:vAlign w:val="center"/>
           </w:tcPr>
           <w:p>
@@ -9413,15 +9927,18 @@
               <w:rPr>
                 <w:rFonts w:ascii="Times New Roman" w:hAnsi="Times New Roman" w:eastAsia="Times New Roman"/>
                 <w:b w:val="0"/>
-                <w:sz w:val="22"/>
+                <w:i w:val="0"/>
+                <w:sz w:val="20"/>
               </w:rPr>
-              <w:t>Событие после rejoin получено, 6,6 мс</w:t>
+              <w:t>Подтверждена повторная подписка</w:t>
             </w:r>
           </w:p>
         </w:tc>
+      </w:tr>
+      <w:tr>
         <w:tc>
           <w:tcPr>
-            <w:tcW w:type="dxa" w:w="1615"/>
+            <w:tcW w:type="dxa" w:w="2377"/>
             <w:vAlign w:val="center"/>
           </w:tcPr>
           <w:p>
@@ -9435,17 +9952,16 @@
               <w:rPr>
                 <w:rFonts w:ascii="Times New Roman" w:hAnsi="Times New Roman" w:eastAsia="Times New Roman"/>
                 <w:b w:val="0"/>
-                <w:sz w:val="22"/>
+                <w:i w:val="0"/>
+                <w:sz w:val="20"/>
               </w:rPr>
-              <w:t>Подтверждена повторная подписка</w:t>
+              <w:t>Failover одного узла</w:t>
             </w:r>
           </w:p>
         </w:tc>
-      </w:tr>
-      <w:tr>
         <w:tc>
           <w:tcPr>
-            <w:tcW w:type="dxa" w:w="1615"/>
+            <w:tcW w:type="dxa" w:w="1782"/>
             <w:vAlign w:val="center"/>
           </w:tcPr>
           <w:p>
@@ -9459,15 +9975,16 @@
               <w:rPr>
                 <w:rFonts w:ascii="Times New Roman" w:hAnsi="Times New Roman" w:eastAsia="Times New Roman"/>
                 <w:b w:val="0"/>
-                <w:sz w:val="22"/>
+                <w:i w:val="0"/>
+                <w:sz w:val="20"/>
               </w:rPr>
-              <w:t>Failover одного узла</w:t>
+              <w:t>Да</w:t>
             </w:r>
           </w:p>
         </w:tc>
         <w:tc>
           <w:tcPr>
-            <w:tcW w:type="dxa" w:w="1615"/>
+            <w:tcW w:type="dxa" w:w="1485"/>
             <w:vAlign w:val="center"/>
           </w:tcPr>
           <w:p>
@@ -9481,7 +9998,8 @@
               <w:rPr>
                 <w:rFonts w:ascii="Times New Roman" w:hAnsi="Times New Roman" w:eastAsia="Times New Roman"/>
                 <w:b w:val="0"/>
-                <w:sz w:val="22"/>
+                <w:i w:val="0"/>
+                <w:sz w:val="20"/>
               </w:rPr>
               <w:t>Да</w:t>
             </w:r>
@@ -9489,7 +10007,7 @@
         </w:tc>
         <w:tc>
           <w:tcPr>
-            <w:tcW w:type="dxa" w:w="1615"/>
+            <w:tcW w:type="dxa" w:w="2971"/>
             <w:vAlign w:val="center"/>
           </w:tcPr>
           <w:p>
@@ -9503,15 +10021,66 @@
               <w:rPr>
                 <w:rFonts w:ascii="Times New Roman" w:hAnsi="Times New Roman" w:eastAsia="Times New Roman"/>
                 <w:b w:val="0"/>
-                <w:sz w:val="22"/>
+                <w:i w:val="0"/>
+                <w:sz w:val="20"/>
               </w:rPr>
-              <w:t>Да</w:t>
+              <w:t>Клиент переподключается через nginx к доступному узлу</w:t>
             </w:r>
           </w:p>
         </w:tc>
         <w:tc>
           <w:tcPr>
-            <w:tcW w:type="dxa" w:w="1615"/>
+            <w:tcW w:type="dxa" w:w="3565"/>
+            <w:vAlign w:val="center"/>
+          </w:tcPr>
+          <w:p>
+            <w:pPr>
+              <w:spacing w:line="240" w:lineRule="auto" w:before="0" w:after="0"/>
+              <w:ind w:firstLine="0"/>
+              <w:jc w:val="left"/>
+            </w:pPr>
+            <w:r/>
+            <w:r>
+              <w:rPr>
+                <w:rFonts w:ascii="Courier New" w:hAnsi="Courier New" w:eastAsia="Courier New"/>
+                <w:b w:val="0"/>
+                <w:i w:val="0"/>
+                <w:sz w:val="20"/>
+              </w:rPr>
+              <w:t>app-api-2</w:t>
+            </w:r>
+            <w:r>
+              <w:rPr>
+                <w:rFonts w:ascii="Times New Roman" w:hAnsi="Times New Roman" w:eastAsia="Times New Roman"/>
+                <w:b w:val="0"/>
+                <w:i w:val="0"/>
+                <w:sz w:val="20"/>
+              </w:rPr>
+              <w:t xml:space="preserve"> -&gt; </w:t>
+            </w:r>
+            <w:r>
+              <w:rPr>
+                <w:rFonts w:ascii="Courier New" w:hAnsi="Courier New" w:eastAsia="Courier New"/>
+                <w:b w:val="0"/>
+                <w:i w:val="0"/>
+                <w:sz w:val="20"/>
+              </w:rPr>
+              <w:t>app-api-1</w:t>
+            </w:r>
+            <w:r>
+              <w:rPr>
+                <w:rFonts w:ascii="Times New Roman" w:hAnsi="Times New Roman" w:eastAsia="Times New Roman"/>
+                <w:b w:val="0"/>
+                <w:i w:val="0"/>
+                <w:sz w:val="20"/>
+              </w:rPr>
+              <w:t>, событие получено</w:t>
+            </w:r>
+          </w:p>
+        </w:tc>
+        <w:tc>
+          <w:tcPr>
+            <w:tcW w:type="dxa" w:w="2674"/>
             <w:vAlign w:val="center"/>
           </w:tcPr>
           <w:p>
@@ -9525,51 +10094,8 @@
               <w:rPr>
                 <w:rFonts w:ascii="Times New Roman" w:hAnsi="Times New Roman" w:eastAsia="Times New Roman"/>
                 <w:b w:val="0"/>
-                <w:sz w:val="22"/>
-              </w:rPr>
-              <w:t>Клиент переподключается через nginx к доступному узлу</w:t>
-            </w:r>
-          </w:p>
-        </w:tc>
-        <w:tc>
-          <w:tcPr>
-            <w:tcW w:type="dxa" w:w="1615"/>
-            <w:vAlign w:val="center"/>
-          </w:tcPr>
-          <w:p>
-            <w:pPr>
-              <w:spacing w:line="240" w:lineRule="auto" w:before="0" w:after="0"/>
-              <w:ind w:firstLine="0"/>
-              <w:jc w:val="left"/>
-            </w:pPr>
-            <w:r/>
-            <w:r>
-              <w:rPr>
-                <w:rFonts w:ascii="Times New Roman" w:hAnsi="Times New Roman" w:eastAsia="Times New Roman"/>
-                <w:b w:val="0"/>
-                <w:sz w:val="22"/>
-              </w:rPr>
-              <w:t>`app-api-2` -&gt; `app-api-1`, событие получено</w:t>
-            </w:r>
-          </w:p>
-        </w:tc>
-        <w:tc>
-          <w:tcPr>
-            <w:tcW w:type="dxa" w:w="1615"/>
-            <w:vAlign w:val="center"/>
-          </w:tcPr>
-          <w:p>
-            <w:pPr>
-              <w:spacing w:line="240" w:lineRule="auto" w:before="0" w:after="0"/>
-              <w:ind w:firstLine="0"/>
-              <w:jc w:val="left"/>
-            </w:pPr>
-            <w:r/>
-            <w:r>
-              <w:rPr>
-                <w:rFonts w:ascii="Times New Roman" w:hAnsi="Times New Roman" w:eastAsia="Times New Roman"/>
-                <w:b w:val="0"/>
-                <w:sz w:val="22"/>
+                <w:i w:val="0"/>
+                <w:sz w:val="20"/>
               </w:rPr>
               <w:t>Подтверждено восстановление после отказа</w:t>
             </w:r>
@@ -9579,6 +10105,17 @@
     </w:tbl>
     <w:p>
       <w:pPr>
+        <w:sectPr>
+          <w:footerReference w:type="default" r:id="rId14"/>
+          <w:pgSz w:w="16838" w:h="11906" w:orient="landscape"/>
+          <w:pgMar w:top="1134" w:right="850" w:bottom="1134" w:left="1134" w:header="720" w:footer="720" w:gutter="0"/>
+          <w:cols w:space="720"/>
+          <w:docGrid w:linePitch="360"/>
+        </w:sectPr>
+      </w:pPr>
+    </w:p>
+    <w:p>
+      <w:pPr>
         <w:pStyle w:val="Heading2"/>
       </w:pPr>
       <w:r>
@@ -10764,12 +11301,11 @@
       </w:r>
     </w:p>
     <w:sectPr>
-      <w:footerReference w:type="default" r:id="rId10"/>
-      <w:pgSz w:w="12240" w:h="15840"/>
+      <w:footerReference w:type="default" r:id="rId15"/>
+      <w:pgSz w:w="11906" w:h="16838"/>
       <w:pgMar w:top="1134" w:right="850" w:bottom="1134" w:left="1701" w:header="720" w:footer="720" w:gutter="0"/>
       <w:cols w:space="720"/>
       <w:docGrid w:linePitch="360"/>
-      <w:pgNumType w:start="1"/>
     </w:sectPr>
   </w:body>
 </w:document>
@@ -10786,6 +11322,50 @@
 </file>
 
 <file path=word/footer2.xml><?xml version="1.0" encoding="utf-8"?>
+<w:ftr xmlns:m="http://schemas.openxmlformats.org/officeDocument/2006/math" xmlns:mc="http://schemas.openxmlformats.org/markup-compatibility/2006" xmlns:mo="http://schemas.microsoft.com/office/mac/office/2008/main" xmlns:mv="urn:schemas-microsoft-com:mac:vml" xmlns:o="urn:schemas-microsoft-com:office:office" xmlns:r="http://schemas.openxmlformats.org/officeDocument/2006/relationships" xmlns:v="urn:schemas-microsoft-com:vml" xmlns:w10="urn:schemas-microsoft-com:office:word" xmlns:w14="http://schemas.microsoft.com/office/word/2010/wordml" xmlns:w="http://schemas.openxmlformats.org/wordprocessingml/2006/main" xmlns:wne="http://schemas.microsoft.com/office/word/2006/wordml" xmlns:wp14="http://schemas.microsoft.com/office/word/2010/wordprocessingDrawing" xmlns:wp="http://schemas.openxmlformats.org/drawingml/2006/wordprocessingDrawing" xmlns:wpc="http://schemas.microsoft.com/office/word/2010/wordprocessingCanvas" xmlns:wpg="http://schemas.microsoft.com/office/word/2010/wordprocessingGroup" xmlns:wpi="http://schemas.microsoft.com/office/word/2010/wordprocessingInk" xmlns:wps="http://schemas.microsoft.com/office/word/2010/wordprocessingShape" mc:Ignorable="w14 wp14">
+  <w:p>
+    <w:pPr>
+      <w:pStyle w:val="Footer"/>
+      <w:jc w:val="center"/>
+    </w:pPr>
+    <w:r>
+      <w:rPr>
+        <w:rFonts w:ascii="Times New Roman" w:hAnsi="Times New Roman" w:eastAsia="Times New Roman"/>
+        <w:b w:val="0"/>
+        <w:i w:val="0"/>
+        <w:sz w:val="24"/>
+      </w:rPr>
+      <w:fldChar w:fldCharType="begin"/>
+      <w:instrText xml:space="preserve">PAGE</w:instrText>
+      <w:fldChar w:fldCharType="end"/>
+    </w:r>
+  </w:p>
+</w:ftr>
+</file>
+
+<file path=word/footer3.xml><?xml version="1.0" encoding="utf-8"?>
+<w:ftr xmlns:m="http://schemas.openxmlformats.org/officeDocument/2006/math" xmlns:mc="http://schemas.openxmlformats.org/markup-compatibility/2006" xmlns:mo="http://schemas.microsoft.com/office/mac/office/2008/main" xmlns:mv="urn:schemas-microsoft-com:mac:vml" xmlns:o="urn:schemas-microsoft-com:office:office" xmlns:r="http://schemas.openxmlformats.org/officeDocument/2006/relationships" xmlns:v="urn:schemas-microsoft-com:vml" xmlns:w10="urn:schemas-microsoft-com:office:word" xmlns:w14="http://schemas.microsoft.com/office/word/2010/wordml" xmlns:w="http://schemas.openxmlformats.org/wordprocessingml/2006/main" xmlns:wne="http://schemas.microsoft.com/office/word/2006/wordml" xmlns:wp14="http://schemas.microsoft.com/office/word/2010/wordprocessingDrawing" xmlns:wp="http://schemas.openxmlformats.org/drawingml/2006/wordprocessingDrawing" xmlns:wpc="http://schemas.microsoft.com/office/word/2010/wordprocessingCanvas" xmlns:wpg="http://schemas.microsoft.com/office/word/2010/wordprocessingGroup" xmlns:wpi="http://schemas.microsoft.com/office/word/2010/wordprocessingInk" xmlns:wps="http://schemas.microsoft.com/office/word/2010/wordprocessingShape" mc:Ignorable="w14 wp14">
+  <w:p>
+    <w:pPr>
+      <w:pStyle w:val="Footer"/>
+      <w:jc w:val="center"/>
+    </w:pPr>
+    <w:r>
+      <w:rPr>
+        <w:rFonts w:ascii="Times New Roman" w:hAnsi="Times New Roman" w:eastAsia="Times New Roman"/>
+        <w:b w:val="0"/>
+        <w:i w:val="0"/>
+        <w:sz w:val="24"/>
+      </w:rPr>
+      <w:fldChar w:fldCharType="begin"/>
+      <w:instrText xml:space="preserve">PAGE</w:instrText>
+      <w:fldChar w:fldCharType="end"/>
+    </w:r>
+  </w:p>
+</w:ftr>
+</file>
+
+<file path=word/footer4.xml><?xml version="1.0" encoding="utf-8"?>
 <w:ftr xmlns:m="http://schemas.openxmlformats.org/officeDocument/2006/math" xmlns:mc="http://schemas.openxmlformats.org/markup-compatibility/2006" xmlns:mo="http://schemas.microsoft.com/office/mac/office/2008/main" xmlns:mv="urn:schemas-microsoft-com:mac:vml" xmlns:o="urn:schemas-microsoft-com:office:office" xmlns:r="http://schemas.openxmlformats.org/officeDocument/2006/relationships" xmlns:v="urn:schemas-microsoft-com:vml" xmlns:w10="urn:schemas-microsoft-com:office:word" xmlns:w14="http://schemas.microsoft.com/office/word/2010/wordml" xmlns:w="http://schemas.openxmlformats.org/wordprocessingml/2006/main" xmlns:wne="http://schemas.microsoft.com/office/word/2006/wordml" xmlns:wp14="http://schemas.microsoft.com/office/word/2010/wordprocessingDrawing" xmlns:wp="http://schemas.openxmlformats.org/drawingml/2006/wordprocessingDrawing" xmlns:wpc="http://schemas.microsoft.com/office/word/2010/wordprocessingCanvas" xmlns:wpg="http://schemas.microsoft.com/office/word/2010/wordprocessingGroup" xmlns:wpi="http://schemas.microsoft.com/office/word/2010/wordprocessingInk" xmlns:wps="http://schemas.microsoft.com/office/word/2010/wordprocessingShape" mc:Ignorable="w14 wp14">
   <w:p>
     <w:pPr>

--- a/build/docx/practice-report-draft-1.docx
+++ b/build/docx/practice-report-draft-1.docx
@@ -3950,13 +3950,9 @@
       </w:r>
     </w:p>
     <w:p>
-      <w:r>
-        <w:br w:type="page"/>
-      </w:r>
-    </w:p>
-    <w:p>
       <w:pPr>
         <w:pStyle w:val="Heading1"/>
+        <w:pageBreakBefore/>
       </w:pPr>
       <w:r>
         <w:t>1. Анализ предметной области и существующих подходов</w:t>
@@ -4923,13 +4919,9 @@
       </w:r>
     </w:p>
     <w:p>
-      <w:r>
-        <w:br w:type="page"/>
-      </w:r>
-    </w:p>
-    <w:p>
       <w:pPr>
         <w:pStyle w:val="Heading1"/>
+        <w:pageBreakBefore/>
       </w:pPr>
       <w:r>
         <w:t>2. Анализ целевой системы и постановка задачи практики</w:t>
@@ -5536,13 +5528,9 @@
       </w:r>
     </w:p>
     <w:p>
-      <w:r>
-        <w:br w:type="page"/>
-      </w:r>
-    </w:p>
-    <w:p>
       <w:pPr>
         <w:pStyle w:val="Heading1"/>
+        <w:pageBreakBefore/>
       </w:pPr>
       <w:r>
         <w:t>3. Проектирование масштабируемого real-time контура</w:t>
@@ -6427,13 +6415,9 @@
       </w:r>
     </w:p>
     <w:p>
-      <w:r>
-        <w:br w:type="page"/>
-      </w:r>
-    </w:p>
-    <w:p>
       <w:pPr>
         <w:pStyle w:val="Heading1"/>
+        <w:pageBreakBefore/>
       </w:pPr>
       <w:r>
         <w:t>4. Выполнение индивидуального задания</w:t>
@@ -7703,13 +7687,9 @@
       </w:r>
     </w:p>
     <w:p>
-      <w:r>
-        <w:br w:type="page"/>
-      </w:r>
-    </w:p>
-    <w:p>
       <w:pPr>
         <w:pStyle w:val="Heading1"/>
+        <w:pageBreakBefore/>
       </w:pPr>
       <w:r>
         <w:t>5. Результаты практики и оценка решения</w:t>
@@ -9158,29 +9138,12 @@
       </w:r>
     </w:p>
     <w:p>
-      <w:r>
-        <w:br w:type="page"/>
-      </w:r>
-    </w:p>
-    <w:p>
       <w:pPr>
         <w:pStyle w:val="Heading2"/>
       </w:pPr>
       <w:r>
         <w:t>5.7 Сравнительная таблица результатов</w:t>
       </w:r>
-    </w:p>
-    <w:p>
-      <w:pPr>
-        <w:sectPr>
-          <w:footerReference w:type="default" r:id="rId10"/>
-          <w:pgSz w:w="12240" w:h="15840"/>
-          <w:pgMar w:top="1134" w:right="850" w:bottom="1134" w:left="1701" w:header="720" w:footer="720" w:gutter="0"/>
-          <w:cols w:space="720"/>
-          <w:docGrid w:linePitch="360"/>
-          <w:pgNumType w:start="1"/>
-        </w:sectPr>
-      </w:pPr>
     </w:p>
     <w:p>
       <w:pPr>
@@ -9207,12 +9170,11 @@
         <w:tblLook w:firstColumn="1" w:firstRow="1" w:lastColumn="0" w:lastRow="0" w:noHBand="0" w:noVBand="1" w:val="04A0"/>
       </w:tblPr>
       <w:tblGrid>
-        <w:gridCol w:w="2377"/>
-        <w:gridCol w:w="1782"/>
-        <w:gridCol w:w="1485"/>
-        <w:gridCol w:w="2971"/>
-        <w:gridCol w:w="3565"/>
-        <w:gridCol w:w="2674"/>
+        <w:gridCol w:w="2079"/>
+        <w:gridCol w:w="866"/>
+        <w:gridCol w:w="2252"/>
+        <w:gridCol w:w="2252"/>
+        <w:gridCol w:w="1906"/>
       </w:tblGrid>
       <w:tr>
         <w:trPr>
@@ -9220,7 +9182,7 @@
         </w:trPr>
         <w:tc>
           <w:tcPr>
-            <w:tcW w:type="dxa" w:w="2377"/>
+            <w:tcW w:type="dxa" w:w="2079"/>
             <w:vAlign w:val="center"/>
           </w:tcPr>
           <w:p>
@@ -9243,7 +9205,7 @@
         </w:tc>
         <w:tc>
           <w:tcPr>
-            <w:tcW w:type="dxa" w:w="1782"/>
+            <w:tcW w:type="dxa" w:w="866"/>
             <w:vAlign w:val="center"/>
           </w:tcPr>
           <w:p>
@@ -9260,36 +9222,13 @@
                 <w:i w:val="0"/>
                 <w:sz w:val="20"/>
               </w:rPr>
-              <w:t>Клиенты на разных узлах</w:t>
+              <w:t>Backplane</w:t>
             </w:r>
           </w:p>
         </w:tc>
         <w:tc>
           <w:tcPr>
-            <w:tcW w:type="dxa" w:w="1485"/>
-            <w:vAlign w:val="center"/>
-          </w:tcPr>
-          <w:p>
-            <w:pPr>
-              <w:spacing w:line="240" w:lineRule="auto" w:before="0" w:after="0"/>
-              <w:ind w:firstLine="0"/>
-              <w:jc w:val="center"/>
-            </w:pPr>
-            <w:r/>
-            <w:r>
-              <w:rPr>
-                <w:rFonts w:ascii="Times New Roman" w:hAnsi="Times New Roman" w:eastAsia="Times New Roman"/>
-                <w:b/>
-                <w:i w:val="0"/>
-                <w:sz w:val="20"/>
-              </w:rPr>
-              <w:t>Redis backplane</w:t>
-            </w:r>
-          </w:p>
-        </w:tc>
-        <w:tc>
-          <w:tcPr>
-            <w:tcW w:type="dxa" w:w="2971"/>
+            <w:tcW w:type="dxa" w:w="2252"/>
             <w:vAlign w:val="center"/>
           </w:tcPr>
           <w:p>
@@ -9312,7 +9251,7 @@
         </w:tc>
         <w:tc>
           <w:tcPr>
-            <w:tcW w:type="dxa" w:w="3565"/>
+            <w:tcW w:type="dxa" w:w="2252"/>
             <w:vAlign w:val="center"/>
           </w:tcPr>
           <w:p>
@@ -9335,7 +9274,7 @@
         </w:tc>
         <w:tc>
           <w:tcPr>
-            <w:tcW w:type="dxa" w:w="2674"/>
+            <w:tcW w:type="dxa" w:w="1906"/>
             <w:vAlign w:val="center"/>
           </w:tcPr>
           <w:p>
@@ -9360,7 +9299,7 @@
       <w:tr>
         <w:tc>
           <w:tcPr>
-            <w:tcW w:type="dxa" w:w="2377"/>
+            <w:tcW w:type="dxa" w:w="2079"/>
             <w:vAlign w:val="center"/>
           </w:tcPr>
           <w:p>
@@ -9383,7 +9322,124 @@
         </w:tc>
         <w:tc>
           <w:tcPr>
-            <w:tcW w:type="dxa" w:w="1782"/>
+            <w:tcW w:type="dxa" w:w="866"/>
+            <w:vAlign w:val="center"/>
+          </w:tcPr>
+          <w:p>
+            <w:pPr>
+              <w:spacing w:line="240" w:lineRule="auto" w:before="0" w:after="0"/>
+              <w:ind w:firstLine="0"/>
+              <w:jc w:val="left"/>
+            </w:pPr>
+            <w:r/>
+            <w:r>
+              <w:rPr>
+                <w:rFonts w:ascii="Times New Roman" w:hAnsi="Times New Roman" w:eastAsia="Times New Roman"/>
+                <w:b w:val="0"/>
+                <w:i w:val="0"/>
+                <w:sz w:val="20"/>
+              </w:rPr>
+              <w:t>Нет</w:t>
+            </w:r>
+          </w:p>
+        </w:tc>
+        <w:tc>
+          <w:tcPr>
+            <w:tcW w:type="dxa" w:w="2252"/>
+            <w:vAlign w:val="center"/>
+          </w:tcPr>
+          <w:p>
+            <w:pPr>
+              <w:spacing w:line="240" w:lineRule="auto" w:before="0" w:after="0"/>
+              <w:ind w:firstLine="0"/>
+              <w:jc w:val="left"/>
+            </w:pPr>
+            <w:r/>
+            <w:r>
+              <w:rPr>
+                <w:rFonts w:ascii="Times New Roman" w:hAnsi="Times New Roman" w:eastAsia="Times New Roman"/>
+                <w:b w:val="0"/>
+                <w:i w:val="0"/>
+                <w:sz w:val="20"/>
+              </w:rPr>
+              <w:t>Событие не доставляется на другой узел</w:t>
+            </w:r>
+          </w:p>
+        </w:tc>
+        <w:tc>
+          <w:tcPr>
+            <w:tcW w:type="dxa" w:w="2252"/>
+            <w:vAlign w:val="center"/>
+          </w:tcPr>
+          <w:p>
+            <w:pPr>
+              <w:spacing w:line="240" w:lineRule="auto" w:before="0" w:after="0"/>
+              <w:ind w:firstLine="0"/>
+              <w:jc w:val="left"/>
+            </w:pPr>
+            <w:r/>
+            <w:r>
+              <w:rPr>
+                <w:rFonts w:ascii="Times New Roman" w:hAnsi="Times New Roman" w:eastAsia="Times New Roman"/>
+                <w:b w:val="0"/>
+                <w:i w:val="0"/>
+                <w:sz w:val="20"/>
+              </w:rPr>
+              <w:t>Timeout 10 000 мс</w:t>
+            </w:r>
+          </w:p>
+        </w:tc>
+        <w:tc>
+          <w:tcPr>
+            <w:tcW w:type="dxa" w:w="1906"/>
+            <w:vAlign w:val="center"/>
+          </w:tcPr>
+          <w:p>
+            <w:pPr>
+              <w:spacing w:line="240" w:lineRule="auto" w:before="0" w:after="0"/>
+              <w:ind w:firstLine="0"/>
+              <w:jc w:val="left"/>
+            </w:pPr>
+            <w:r/>
+            <w:r>
+              <w:rPr>
+                <w:rFonts w:ascii="Times New Roman" w:hAnsi="Times New Roman" w:eastAsia="Times New Roman"/>
+                <w:b w:val="0"/>
+                <w:i w:val="0"/>
+                <w:sz w:val="20"/>
+              </w:rPr>
+              <w:t>Ограничение воспроизведено</w:t>
+            </w:r>
+          </w:p>
+        </w:tc>
+      </w:tr>
+      <w:tr>
+        <w:tc>
+          <w:tcPr>
+            <w:tcW w:type="dxa" w:w="2079"/>
+            <w:vAlign w:val="center"/>
+          </w:tcPr>
+          <w:p>
+            <w:pPr>
+              <w:spacing w:line="240" w:lineRule="auto" w:before="0" w:after="0"/>
+              <w:ind w:firstLine="0"/>
+              <w:jc w:val="left"/>
+            </w:pPr>
+            <w:r/>
+            <w:r>
+              <w:rPr>
+                <w:rFonts w:ascii="Times New Roman" w:hAnsi="Times New Roman" w:eastAsia="Times New Roman"/>
+                <w:b w:val="0"/>
+                <w:i w:val="0"/>
+                <w:sz w:val="20"/>
+              </w:rPr>
+              <w:t>Multi-instance с backplane</w:t>
+            </w:r>
+          </w:p>
+        </w:tc>
+        <w:tc>
+          <w:tcPr>
+            <w:tcW w:type="dxa" w:w="866"/>
             <w:vAlign w:val="center"/>
           </w:tcPr>
           <w:p>
@@ -9406,7 +9462,7 @@
         </w:tc>
         <w:tc>
           <w:tcPr>
-            <w:tcW w:type="dxa" w:w="1485"/>
+            <w:tcW w:type="dxa" w:w="2252"/>
             <w:vAlign w:val="center"/>
           </w:tcPr>
           <w:p>
@@ -9423,176 +9479,13 @@
                 <w:i w:val="0"/>
                 <w:sz w:val="20"/>
               </w:rPr>
-              <w:t>Нет</w:t>
+              <w:t>Событие доставлено между узлами</w:t>
             </w:r>
           </w:p>
         </w:tc>
         <w:tc>
           <w:tcPr>
-            <w:tcW w:type="dxa" w:w="2971"/>
-            <w:vAlign w:val="center"/>
-          </w:tcPr>
-          <w:p>
-            <w:pPr>
-              <w:spacing w:line="240" w:lineRule="auto" w:before="0" w:after="0"/>
-              <w:ind w:firstLine="0"/>
-              <w:jc w:val="left"/>
-            </w:pPr>
-            <w:r/>
-            <w:r>
-              <w:rPr>
-                <w:rFonts w:ascii="Times New Roman" w:hAnsi="Times New Roman" w:eastAsia="Times New Roman"/>
-                <w:b w:val="0"/>
-                <w:i w:val="0"/>
-                <w:sz w:val="20"/>
-              </w:rPr>
-              <w:t>Событие не доставляется между узлами</w:t>
-            </w:r>
-          </w:p>
-        </w:tc>
-        <w:tc>
-          <w:tcPr>
-            <w:tcW w:type="dxa" w:w="3565"/>
-            <w:vAlign w:val="center"/>
-          </w:tcPr>
-          <w:p>
-            <w:pPr>
-              <w:spacing w:line="240" w:lineRule="auto" w:before="0" w:after="0"/>
-              <w:ind w:firstLine="0"/>
-              <w:jc w:val="left"/>
-            </w:pPr>
-            <w:r/>
-            <w:r>
-              <w:rPr>
-                <w:rFonts w:ascii="Times New Roman" w:hAnsi="Times New Roman" w:eastAsia="Times New Roman"/>
-                <w:b w:val="0"/>
-                <w:i w:val="0"/>
-                <w:sz w:val="20"/>
-              </w:rPr>
-              <w:t>Timeout после 10000 мс</w:t>
-            </w:r>
-          </w:p>
-        </w:tc>
-        <w:tc>
-          <w:tcPr>
-            <w:tcW w:type="dxa" w:w="2674"/>
-            <w:vAlign w:val="center"/>
-          </w:tcPr>
-          <w:p>
-            <w:pPr>
-              <w:spacing w:line="240" w:lineRule="auto" w:before="0" w:after="0"/>
-              <w:ind w:firstLine="0"/>
-              <w:jc w:val="left"/>
-            </w:pPr>
-            <w:r/>
-            <w:r>
-              <w:rPr>
-                <w:rFonts w:ascii="Times New Roman" w:hAnsi="Times New Roman" w:eastAsia="Times New Roman"/>
-                <w:b w:val="0"/>
-                <w:i w:val="0"/>
-                <w:sz w:val="20"/>
-              </w:rPr>
-              <w:t>Исходное ограничение воспроизведено</w:t>
-            </w:r>
-          </w:p>
-        </w:tc>
-      </w:tr>
-      <w:tr>
-        <w:tc>
-          <w:tcPr>
-            <w:tcW w:type="dxa" w:w="2377"/>
-            <w:vAlign w:val="center"/>
-          </w:tcPr>
-          <w:p>
-            <w:pPr>
-              <w:spacing w:line="240" w:lineRule="auto" w:before="0" w:after="0"/>
-              <w:ind w:firstLine="0"/>
-              <w:jc w:val="left"/>
-            </w:pPr>
-            <w:r/>
-            <w:r>
-              <w:rPr>
-                <w:rFonts w:ascii="Times New Roman" w:hAnsi="Times New Roman" w:eastAsia="Times New Roman"/>
-                <w:b w:val="0"/>
-                <w:i w:val="0"/>
-                <w:sz w:val="20"/>
-              </w:rPr>
-              <w:t>Multi-instance с backplane, одиночный запуск</w:t>
-            </w:r>
-          </w:p>
-        </w:tc>
-        <w:tc>
-          <w:tcPr>
-            <w:tcW w:type="dxa" w:w="1782"/>
-            <w:vAlign w:val="center"/>
-          </w:tcPr>
-          <w:p>
-            <w:pPr>
-              <w:spacing w:line="240" w:lineRule="auto" w:before="0" w:after="0"/>
-              <w:ind w:firstLine="0"/>
-              <w:jc w:val="left"/>
-            </w:pPr>
-            <w:r/>
-            <w:r>
-              <w:rPr>
-                <w:rFonts w:ascii="Times New Roman" w:hAnsi="Times New Roman" w:eastAsia="Times New Roman"/>
-                <w:b w:val="0"/>
-                <w:i w:val="0"/>
-                <w:sz w:val="20"/>
-              </w:rPr>
-              <w:t>Да</w:t>
-            </w:r>
-          </w:p>
-        </w:tc>
-        <w:tc>
-          <w:tcPr>
-            <w:tcW w:type="dxa" w:w="1485"/>
-            <w:vAlign w:val="center"/>
-          </w:tcPr>
-          <w:p>
-            <w:pPr>
-              <w:spacing w:line="240" w:lineRule="auto" w:before="0" w:after="0"/>
-              <w:ind w:firstLine="0"/>
-              <w:jc w:val="left"/>
-            </w:pPr>
-            <w:r/>
-            <w:r>
-              <w:rPr>
-                <w:rFonts w:ascii="Times New Roman" w:hAnsi="Times New Roman" w:eastAsia="Times New Roman"/>
-                <w:b w:val="0"/>
-                <w:i w:val="0"/>
-                <w:sz w:val="20"/>
-              </w:rPr>
-              <w:t>Да</w:t>
-            </w:r>
-          </w:p>
-        </w:tc>
-        <w:tc>
-          <w:tcPr>
-            <w:tcW w:type="dxa" w:w="2971"/>
-            <w:vAlign w:val="center"/>
-          </w:tcPr>
-          <w:p>
-            <w:pPr>
-              <w:spacing w:line="240" w:lineRule="auto" w:before="0" w:after="0"/>
-              <w:ind w:firstLine="0"/>
-              <w:jc w:val="left"/>
-            </w:pPr>
-            <w:r/>
-            <w:r>
-              <w:rPr>
-                <w:rFonts w:ascii="Times New Roman" w:hAnsi="Times New Roman" w:eastAsia="Times New Roman"/>
-                <w:b w:val="0"/>
-                <w:i w:val="0"/>
-                <w:sz w:val="20"/>
-              </w:rPr>
-              <w:t>Событие доставляется между узлами</w:t>
-            </w:r>
-          </w:p>
-        </w:tc>
-        <w:tc>
-          <w:tcPr>
-            <w:tcW w:type="dxa" w:w="3565"/>
+            <w:tcW w:type="dxa" w:w="2252"/>
             <w:vAlign w:val="center"/>
           </w:tcPr>
           <w:p>
@@ -9633,7 +9526,7 @@
         </w:tc>
         <w:tc>
           <w:tcPr>
-            <w:tcW w:type="dxa" w:w="2674"/>
+            <w:tcW w:type="dxa" w:w="1906"/>
             <w:vAlign w:val="center"/>
           </w:tcPr>
           <w:p>
@@ -9658,7 +9551,7 @@
       <w:tr>
         <w:tc>
           <w:tcPr>
-            <w:tcW w:type="dxa" w:w="2377"/>
+            <w:tcW w:type="dxa" w:w="2079"/>
             <w:vAlign w:val="center"/>
           </w:tcPr>
           <w:p>
@@ -9675,13 +9568,13 @@
                 <w:i w:val="0"/>
                 <w:sz w:val="20"/>
               </w:rPr>
-              <w:t>Multi-instance с backplane, 5 итераций</w:t>
+              <w:t>Серия из 5 итераций</w:t>
             </w:r>
           </w:p>
         </w:tc>
         <w:tc>
           <w:tcPr>
-            <w:tcW w:type="dxa" w:w="1782"/>
+            <w:tcW w:type="dxa" w:w="866"/>
             <w:vAlign w:val="center"/>
           </w:tcPr>
           <w:p>
@@ -9704,7 +9597,101 @@
         </w:tc>
         <w:tc>
           <w:tcPr>
-            <w:tcW w:type="dxa" w:w="1485"/>
+            <w:tcW w:type="dxa" w:w="2252"/>
+            <w:vAlign w:val="center"/>
+          </w:tcPr>
+          <w:p>
+            <w:pPr>
+              <w:spacing w:line="240" w:lineRule="auto" w:before="0" w:after="0"/>
+              <w:ind w:firstLine="0"/>
+              <w:jc w:val="left"/>
+            </w:pPr>
+            <w:r/>
+            <w:r>
+              <w:rPr>
+                <w:rFonts w:ascii="Times New Roman" w:hAnsi="Times New Roman" w:eastAsia="Times New Roman"/>
+                <w:b w:val="0"/>
+                <w:i w:val="0"/>
+                <w:sz w:val="20"/>
+              </w:rPr>
+              <w:t>Все события доставлены</w:t>
+            </w:r>
+          </w:p>
+        </w:tc>
+        <w:tc>
+          <w:tcPr>
+            <w:tcW w:type="dxa" w:w="2252"/>
+            <w:vAlign w:val="center"/>
+          </w:tcPr>
+          <w:p>
+            <w:pPr>
+              <w:spacing w:line="240" w:lineRule="auto" w:before="0" w:after="0"/>
+              <w:ind w:firstLine="0"/>
+              <w:jc w:val="left"/>
+            </w:pPr>
+            <w:r/>
+            <w:r>
+              <w:rPr>
+                <w:rFonts w:ascii="Times New Roman" w:hAnsi="Times New Roman" w:eastAsia="Times New Roman"/>
+                <w:b w:val="0"/>
+                <w:i w:val="0"/>
+                <w:sz w:val="20"/>
+              </w:rPr>
+              <w:t>5 из 5, p95 = 11,6 мс</w:t>
+            </w:r>
+          </w:p>
+        </w:tc>
+        <w:tc>
+          <w:tcPr>
+            <w:tcW w:type="dxa" w:w="1906"/>
+            <w:vAlign w:val="center"/>
+          </w:tcPr>
+          <w:p>
+            <w:pPr>
+              <w:spacing w:line="240" w:lineRule="auto" w:before="0" w:after="0"/>
+              <w:ind w:firstLine="0"/>
+              <w:jc w:val="left"/>
+            </w:pPr>
+            <w:r/>
+            <w:r>
+              <w:rPr>
+                <w:rFonts w:ascii="Times New Roman" w:hAnsi="Times New Roman" w:eastAsia="Times New Roman"/>
+                <w:b w:val="0"/>
+                <w:i w:val="0"/>
+                <w:sz w:val="20"/>
+              </w:rPr>
+              <w:t>Подтверждена повторяемость</w:t>
+            </w:r>
+          </w:p>
+        </w:tc>
+      </w:tr>
+      <w:tr>
+        <w:tc>
+          <w:tcPr>
+            <w:tcW w:type="dxa" w:w="2079"/>
+            <w:vAlign w:val="center"/>
+          </w:tcPr>
+          <w:p>
+            <w:pPr>
+              <w:spacing w:line="240" w:lineRule="auto" w:before="0" w:after="0"/>
+              <w:ind w:firstLine="0"/>
+              <w:jc w:val="left"/>
+            </w:pPr>
+            <w:r/>
+            <w:r>
+              <w:rPr>
+                <w:rFonts w:ascii="Times New Roman" w:hAnsi="Times New Roman" w:eastAsia="Times New Roman"/>
+                <w:b w:val="0"/>
+                <w:i w:val="0"/>
+                <w:sz w:val="20"/>
+              </w:rPr>
+              <w:t>Rejoin после разрыва</w:t>
+            </w:r>
+          </w:p>
+        </w:tc>
+        <w:tc>
+          <w:tcPr>
+            <w:tcW w:type="dxa" w:w="866"/>
             <w:vAlign w:val="center"/>
           </w:tcPr>
           <w:p>
@@ -9727,7 +9714,7 @@
         </w:tc>
         <w:tc>
           <w:tcPr>
-            <w:tcW w:type="dxa" w:w="2971"/>
+            <w:tcW w:type="dxa" w:w="2252"/>
             <w:vAlign w:val="center"/>
           </w:tcPr>
           <w:p>
@@ -9744,153 +9731,13 @@
                 <w:i w:val="0"/>
                 <w:sz w:val="20"/>
               </w:rPr>
-              <w:t>Все события доставляются между узлами</w:t>
+              <w:t>Клиент повторно подписывается</w:t>
             </w:r>
           </w:p>
         </w:tc>
         <w:tc>
           <w:tcPr>
-            <w:tcW w:type="dxa" w:w="3565"/>
-            <w:vAlign w:val="center"/>
-          </w:tcPr>
-          <w:p>
-            <w:pPr>
-              <w:spacing w:line="240" w:lineRule="auto" w:before="0" w:after="0"/>
-              <w:ind w:firstLine="0"/>
-              <w:jc w:val="left"/>
-            </w:pPr>
-            <w:r/>
-            <w:r>
-              <w:rPr>
-                <w:rFonts w:ascii="Times New Roman" w:hAnsi="Times New Roman" w:eastAsia="Times New Roman"/>
-                <w:b w:val="0"/>
-                <w:i w:val="0"/>
-                <w:sz w:val="20"/>
-              </w:rPr>
-              <w:t>5 из 5 успешно, p95 = 11,6 мс</w:t>
-            </w:r>
-          </w:p>
-        </w:tc>
-        <w:tc>
-          <w:tcPr>
-            <w:tcW w:type="dxa" w:w="2674"/>
-            <w:vAlign w:val="center"/>
-          </w:tcPr>
-          <w:p>
-            <w:pPr>
-              <w:spacing w:line="240" w:lineRule="auto" w:before="0" w:after="0"/>
-              <w:ind w:firstLine="0"/>
-              <w:jc w:val="left"/>
-            </w:pPr>
-            <w:r/>
-            <w:r>
-              <w:rPr>
-                <w:rFonts w:ascii="Times New Roman" w:hAnsi="Times New Roman" w:eastAsia="Times New Roman"/>
-                <w:b w:val="0"/>
-                <w:i w:val="0"/>
-                <w:sz w:val="20"/>
-              </w:rPr>
-              <w:t>Подтверждена повторяемость результата</w:t>
-            </w:r>
-          </w:p>
-        </w:tc>
-      </w:tr>
-      <w:tr>
-        <w:tc>
-          <w:tcPr>
-            <w:tcW w:type="dxa" w:w="2377"/>
-            <w:vAlign w:val="center"/>
-          </w:tcPr>
-          <w:p>
-            <w:pPr>
-              <w:spacing w:line="240" w:lineRule="auto" w:before="0" w:after="0"/>
-              <w:ind w:firstLine="0"/>
-              <w:jc w:val="left"/>
-            </w:pPr>
-            <w:r/>
-            <w:r>
-              <w:rPr>
-                <w:rFonts w:ascii="Times New Roman" w:hAnsi="Times New Roman" w:eastAsia="Times New Roman"/>
-                <w:b w:val="0"/>
-                <w:i w:val="0"/>
-                <w:sz w:val="20"/>
-              </w:rPr>
-              <w:t>Rejoin после разрыва</w:t>
-            </w:r>
-          </w:p>
-        </w:tc>
-        <w:tc>
-          <w:tcPr>
-            <w:tcW w:type="dxa" w:w="1782"/>
-            <w:vAlign w:val="center"/>
-          </w:tcPr>
-          <w:p>
-            <w:pPr>
-              <w:spacing w:line="240" w:lineRule="auto" w:before="0" w:after="0"/>
-              <w:ind w:firstLine="0"/>
-              <w:jc w:val="left"/>
-            </w:pPr>
-            <w:r/>
-            <w:r>
-              <w:rPr>
-                <w:rFonts w:ascii="Times New Roman" w:hAnsi="Times New Roman" w:eastAsia="Times New Roman"/>
-                <w:b w:val="0"/>
-                <w:i w:val="0"/>
-                <w:sz w:val="20"/>
-              </w:rPr>
-              <w:t>Да</w:t>
-            </w:r>
-          </w:p>
-        </w:tc>
-        <w:tc>
-          <w:tcPr>
-            <w:tcW w:type="dxa" w:w="1485"/>
-            <w:vAlign w:val="center"/>
-          </w:tcPr>
-          <w:p>
-            <w:pPr>
-              <w:spacing w:line="240" w:lineRule="auto" w:before="0" w:after="0"/>
-              <w:ind w:firstLine="0"/>
-              <w:jc w:val="left"/>
-            </w:pPr>
-            <w:r/>
-            <w:r>
-              <w:rPr>
-                <w:rFonts w:ascii="Times New Roman" w:hAnsi="Times New Roman" w:eastAsia="Times New Roman"/>
-                <w:b w:val="0"/>
-                <w:i w:val="0"/>
-                <w:sz w:val="20"/>
-              </w:rPr>
-              <w:t>Да</w:t>
-            </w:r>
-          </w:p>
-        </w:tc>
-        <w:tc>
-          <w:tcPr>
-            <w:tcW w:type="dxa" w:w="2971"/>
-            <w:vAlign w:val="center"/>
-          </w:tcPr>
-          <w:p>
-            <w:pPr>
-              <w:spacing w:line="240" w:lineRule="auto" w:before="0" w:after="0"/>
-              <w:ind w:firstLine="0"/>
-              <w:jc w:val="left"/>
-            </w:pPr>
-            <w:r/>
-            <w:r>
-              <w:rPr>
-                <w:rFonts w:ascii="Times New Roman" w:hAnsi="Times New Roman" w:eastAsia="Times New Roman"/>
-                <w:b w:val="0"/>
-                <w:i w:val="0"/>
-                <w:sz w:val="20"/>
-              </w:rPr>
-              <w:t>После нового подключения клиент повторно вступает в группу</w:t>
-            </w:r>
-          </w:p>
-        </w:tc>
-        <w:tc>
-          <w:tcPr>
-            <w:tcW w:type="dxa" w:w="3565"/>
+            <w:tcW w:type="dxa" w:w="2252"/>
             <w:vAlign w:val="center"/>
           </w:tcPr>
           <w:p>
@@ -9913,7 +9760,7 @@
         </w:tc>
         <w:tc>
           <w:tcPr>
-            <w:tcW w:type="dxa" w:w="2674"/>
+            <w:tcW w:type="dxa" w:w="1906"/>
             <w:vAlign w:val="center"/>
           </w:tcPr>
           <w:p>
@@ -9938,7 +9785,7 @@
       <w:tr>
         <w:tc>
           <w:tcPr>
-            <w:tcW w:type="dxa" w:w="2377"/>
+            <w:tcW w:type="dxa" w:w="2079"/>
             <w:vAlign w:val="center"/>
           </w:tcPr>
           <w:p>
@@ -9955,13 +9802,13 @@
                 <w:i w:val="0"/>
                 <w:sz w:val="20"/>
               </w:rPr>
-              <w:t>Failover одного узла</w:t>
+              <w:t>Failover узла</w:t>
             </w:r>
           </w:p>
         </w:tc>
         <w:tc>
           <w:tcPr>
-            <w:tcW w:type="dxa" w:w="1782"/>
+            <w:tcW w:type="dxa" w:w="866"/>
             <w:vAlign w:val="center"/>
           </w:tcPr>
           <w:p>
@@ -9984,7 +9831,7 @@
         </w:tc>
         <w:tc>
           <w:tcPr>
-            <w:tcW w:type="dxa" w:w="1485"/>
+            <w:tcW w:type="dxa" w:w="2252"/>
             <w:vAlign w:val="center"/>
           </w:tcPr>
           <w:p>
@@ -10001,36 +9848,13 @@
                 <w:i w:val="0"/>
                 <w:sz w:val="20"/>
               </w:rPr>
-              <w:t>Да</w:t>
+              <w:t>Клиент переключается через nginx</w:t>
             </w:r>
           </w:p>
         </w:tc>
         <w:tc>
           <w:tcPr>
-            <w:tcW w:type="dxa" w:w="2971"/>
-            <w:vAlign w:val="center"/>
-          </w:tcPr>
-          <w:p>
-            <w:pPr>
-              <w:spacing w:line="240" w:lineRule="auto" w:before="0" w:after="0"/>
-              <w:ind w:firstLine="0"/>
-              <w:jc w:val="left"/>
-            </w:pPr>
-            <w:r/>
-            <w:r>
-              <w:rPr>
-                <w:rFonts w:ascii="Times New Roman" w:hAnsi="Times New Roman" w:eastAsia="Times New Roman"/>
-                <w:b w:val="0"/>
-                <w:i w:val="0"/>
-                <w:sz w:val="20"/>
-              </w:rPr>
-              <w:t>Клиент переподключается через nginx к доступному узлу</w:t>
-            </w:r>
-          </w:p>
-        </w:tc>
-        <w:tc>
-          <w:tcPr>
-            <w:tcW w:type="dxa" w:w="3565"/>
+            <w:tcW w:type="dxa" w:w="2252"/>
             <w:vAlign w:val="center"/>
           </w:tcPr>
           <w:p>
@@ -10056,7 +9880,7 @@
                 <w:i w:val="0"/>
                 <w:sz w:val="20"/>
               </w:rPr>
-              <w:t xml:space="preserve"> -&gt; </w:t>
+              <w:t xml:space="preserve"> → </w:t>
             </w:r>
             <w:r>
               <w:rPr>
@@ -10080,7 +9904,7 @@
         </w:tc>
         <w:tc>
           <w:tcPr>
-            <w:tcW w:type="dxa" w:w="2674"/>
+            <w:tcW w:type="dxa" w:w="1906"/>
             <w:vAlign w:val="center"/>
           </w:tcPr>
           <w:p>
@@ -10097,7 +9921,7 @@
                 <w:i w:val="0"/>
                 <w:sz w:val="20"/>
               </w:rPr>
-              <w:t>Подтверждено восстановление после отказа</w:t>
+              <w:t>Восстановление после отказа</w:t>
             </w:r>
           </w:p>
         </w:tc>
@@ -10105,17 +9929,6 @@
     </w:tbl>
     <w:p>
       <w:pPr>
-        <w:sectPr>
-          <w:footerReference w:type="default" r:id="rId14"/>
-          <w:pgSz w:w="16838" w:h="11906" w:orient="landscape"/>
-          <w:pgMar w:top="1134" w:right="850" w:bottom="1134" w:left="1134" w:header="720" w:footer="720" w:gutter="0"/>
-          <w:cols w:space="720"/>
-          <w:docGrid w:linePitch="360"/>
-        </w:sectPr>
-      </w:pPr>
-    </w:p>
-    <w:p>
-      <w:pPr>
         <w:pStyle w:val="Heading2"/>
       </w:pPr>
       <w:r>
@@ -11301,11 +11114,12 @@
       </w:r>
     </w:p>
     <w:sectPr>
-      <w:footerReference w:type="default" r:id="rId15"/>
-      <w:pgSz w:w="11906" w:h="16838"/>
+      <w:footerReference w:type="default" r:id="rId10"/>
+      <w:pgSz w:w="12240" w:h="15840"/>
       <w:pgMar w:top="1134" w:right="850" w:bottom="1134" w:left="1701" w:header="720" w:footer="720" w:gutter="0"/>
       <w:cols w:space="720"/>
       <w:docGrid w:linePitch="360"/>
+      <w:pgNumType w:start="1"/>
     </w:sectPr>
   </w:body>
 </w:document>
@@ -11322,50 +11136,6 @@
 </file>
 
 <file path=word/footer2.xml><?xml version="1.0" encoding="utf-8"?>
-<w:ftr xmlns:m="http://schemas.openxmlformats.org/officeDocument/2006/math" xmlns:mc="http://schemas.openxmlformats.org/markup-compatibility/2006" xmlns:mo="http://schemas.microsoft.com/office/mac/office/2008/main" xmlns:mv="urn:schemas-microsoft-com:mac:vml" xmlns:o="urn:schemas-microsoft-com:office:office" xmlns:r="http://schemas.openxmlformats.org/officeDocument/2006/relationships" xmlns:v="urn:schemas-microsoft-com:vml" xmlns:w10="urn:schemas-microsoft-com:office:word" xmlns:w14="http://schemas.microsoft.com/office/word/2010/wordml" xmlns:w="http://schemas.openxmlformats.org/wordprocessingml/2006/main" xmlns:wne="http://schemas.microsoft.com/office/word/2006/wordml" xmlns:wp14="http://schemas.microsoft.com/office/word/2010/wordprocessingDrawing" xmlns:wp="http://schemas.openxmlformats.org/drawingml/2006/wordprocessingDrawing" xmlns:wpc="http://schemas.microsoft.com/office/word/2010/wordprocessingCanvas" xmlns:wpg="http://schemas.microsoft.com/office/word/2010/wordprocessingGroup" xmlns:wpi="http://schemas.microsoft.com/office/word/2010/wordprocessingInk" xmlns:wps="http://schemas.microsoft.com/office/word/2010/wordprocessingShape" mc:Ignorable="w14 wp14">
-  <w:p>
-    <w:pPr>
-      <w:pStyle w:val="Footer"/>
-      <w:jc w:val="center"/>
-    </w:pPr>
-    <w:r>
-      <w:rPr>
-        <w:rFonts w:ascii="Times New Roman" w:hAnsi="Times New Roman" w:eastAsia="Times New Roman"/>
-        <w:b w:val="0"/>
-        <w:i w:val="0"/>
-        <w:sz w:val="24"/>
-      </w:rPr>
-      <w:fldChar w:fldCharType="begin"/>
-      <w:instrText xml:space="preserve">PAGE</w:instrText>
-      <w:fldChar w:fldCharType="end"/>
-    </w:r>
-  </w:p>
-</w:ftr>
-</file>
-
-<file path=word/footer3.xml><?xml version="1.0" encoding="utf-8"?>
-<w:ftr xmlns:m="http://schemas.openxmlformats.org/officeDocument/2006/math" xmlns:mc="http://schemas.openxmlformats.org/markup-compatibility/2006" xmlns:mo="http://schemas.microsoft.com/office/mac/office/2008/main" xmlns:mv="urn:schemas-microsoft-com:mac:vml" xmlns:o="urn:schemas-microsoft-com:office:office" xmlns:r="http://schemas.openxmlformats.org/officeDocument/2006/relationships" xmlns:v="urn:schemas-microsoft-com:vml" xmlns:w10="urn:schemas-microsoft-com:office:word" xmlns:w14="http://schemas.microsoft.com/office/word/2010/wordml" xmlns:w="http://schemas.openxmlformats.org/wordprocessingml/2006/main" xmlns:wne="http://schemas.microsoft.com/office/word/2006/wordml" xmlns:wp14="http://schemas.microsoft.com/office/word/2010/wordprocessingDrawing" xmlns:wp="http://schemas.openxmlformats.org/drawingml/2006/wordprocessingDrawing" xmlns:wpc="http://schemas.microsoft.com/office/word/2010/wordprocessingCanvas" xmlns:wpg="http://schemas.microsoft.com/office/word/2010/wordprocessingGroup" xmlns:wpi="http://schemas.microsoft.com/office/word/2010/wordprocessingInk" xmlns:wps="http://schemas.microsoft.com/office/word/2010/wordprocessingShape" mc:Ignorable="w14 wp14">
-  <w:p>
-    <w:pPr>
-      <w:pStyle w:val="Footer"/>
-      <w:jc w:val="center"/>
-    </w:pPr>
-    <w:r>
-      <w:rPr>
-        <w:rFonts w:ascii="Times New Roman" w:hAnsi="Times New Roman" w:eastAsia="Times New Roman"/>
-        <w:b w:val="0"/>
-        <w:i w:val="0"/>
-        <w:sz w:val="24"/>
-      </w:rPr>
-      <w:fldChar w:fldCharType="begin"/>
-      <w:instrText xml:space="preserve">PAGE</w:instrText>
-      <w:fldChar w:fldCharType="end"/>
-    </w:r>
-  </w:p>
-</w:ftr>
-</file>
-
-<file path=word/footer4.xml><?xml version="1.0" encoding="utf-8"?>
 <w:ftr xmlns:m="http://schemas.openxmlformats.org/officeDocument/2006/math" xmlns:mc="http://schemas.openxmlformats.org/markup-compatibility/2006" xmlns:mo="http://schemas.microsoft.com/office/mac/office/2008/main" xmlns:mv="urn:schemas-microsoft-com:mac:vml" xmlns:o="urn:schemas-microsoft-com:office:office" xmlns:r="http://schemas.openxmlformats.org/officeDocument/2006/relationships" xmlns:v="urn:schemas-microsoft-com:vml" xmlns:w10="urn:schemas-microsoft-com:office:word" xmlns:w14="http://schemas.microsoft.com/office/word/2010/wordml" xmlns:w="http://schemas.openxmlformats.org/wordprocessingml/2006/main" xmlns:wne="http://schemas.microsoft.com/office/word/2006/wordml" xmlns:wp14="http://schemas.microsoft.com/office/word/2010/wordprocessingDrawing" xmlns:wp="http://schemas.openxmlformats.org/drawingml/2006/wordprocessingDrawing" xmlns:wpc="http://schemas.microsoft.com/office/word/2010/wordprocessingCanvas" xmlns:wpg="http://schemas.microsoft.com/office/word/2010/wordprocessingGroup" xmlns:wpi="http://schemas.microsoft.com/office/word/2010/wordprocessingInk" xmlns:wps="http://schemas.microsoft.com/office/word/2010/wordprocessingShape" mc:Ignorable="w14 wp14">
   <w:p>
     <w:pPr>

--- a/build/docx/practice-report-draft-1.docx
+++ b/build/docx/practice-report-draft-1.docx
@@ -47,45 +47,92 @@
           <w:i w:val="0"/>
           <w:sz w:val="22"/>
         </w:rPr>
-        <w:t>«Санкт-Петербургский государственный университет</w:t>
+        <w:t>«Санкт–Петербургский государственный университет</w:t>
+      </w:r>
+    </w:p>
+    <w:p>
+      <w:pPr>
+        <w:spacing w:line="276" w:lineRule="auto" w:after="320"/>
+        <w:ind w:firstLine="0"/>
+        <w:jc w:val="center"/>
+      </w:pPr>
+      <w:r>
+        <w:rPr>
+          <w:rFonts w:ascii="Times New Roman" w:hAnsi="Times New Roman" w:eastAsia="Times New Roman"/>
+          <w:b w:val="0"/>
+          <w:i w:val="0"/>
+          <w:sz w:val="22"/>
+        </w:rPr>
+        <w:t>аэрокосмического приборостроения»</w:t>
+      </w:r>
+    </w:p>
+    <w:p>
+      <w:pPr>
+        <w:spacing w:line="276" w:lineRule="auto" w:after="320"/>
+        <w:ind w:firstLine="0"/>
+        <w:jc w:val="center"/>
+      </w:pPr>
+      <w:r>
+        <w:rPr>
+          <w:rFonts w:ascii="Times New Roman" w:hAnsi="Times New Roman" w:eastAsia="Times New Roman"/>
+          <w:b w:val="0"/>
+          <w:i w:val="0"/>
+          <w:sz w:val="22"/>
+        </w:rPr>
+        <w:t>Кафедра №43 «Компьютерных технологий и программной инженерии»</w:t>
       </w:r>
     </w:p>
     <w:p>
       <w:pPr>
         <w:spacing w:line="276" w:lineRule="auto" w:after="0"/>
         <w:ind w:firstLine="0"/>
-        <w:jc w:val="center"/>
+        <w:jc w:val="left"/>
       </w:pPr>
       <w:r>
         <w:rPr>
           <w:rFonts w:ascii="Times New Roman" w:hAnsi="Times New Roman" w:eastAsia="Times New Roman"/>
-          <w:b w:val="0"/>
-          <w:i w:val="0"/>
-          <w:sz w:val="22"/>
-        </w:rPr>
-        <w:t>аэрокосмического приборостроения»</w:t>
-      </w:r>
-    </w:p>
-    <w:p>
-      <w:pPr>
-        <w:spacing w:line="276" w:lineRule="auto" w:after="360"/>
+          <w:b/>
+          <w:i w:val="0"/>
+          <w:sz w:val="24"/>
+        </w:rPr>
+        <w:t>ОТЧЁТ ПО ПРАКТИКЕ</w:t>
+      </w:r>
+    </w:p>
+    <w:p>
+      <w:pPr>
+        <w:spacing w:line="276" w:lineRule="auto" w:after="0"/>
         <w:ind w:firstLine="0"/>
-        <w:jc w:val="center"/>
+        <w:jc w:val="left"/>
       </w:pPr>
       <w:r>
         <w:rPr>
           <w:rFonts w:ascii="Times New Roman" w:hAnsi="Times New Roman" w:eastAsia="Times New Roman"/>
           <w:b w:val="0"/>
           <w:i w:val="0"/>
-          <w:sz w:val="22"/>
-        </w:rPr>
-        <w:t>Кафедра № 43 «Компьютерных технологий и программной инженерии»</w:t>
+          <w:sz w:val="24"/>
+        </w:rPr>
+        <w:t>ЗАЩИЩЁН С ОЦЕНКОЙ</w:t>
+      </w:r>
+    </w:p>
+    <w:p>
+      <w:pPr>
+        <w:spacing w:line="276" w:lineRule="auto" w:after="40"/>
+        <w:ind w:firstLine="0"/>
+        <w:jc w:val="left"/>
+      </w:pPr>
+      <w:r>
+        <w:rPr>
+          <w:rFonts w:ascii="Times New Roman" w:hAnsi="Times New Roman" w:eastAsia="Times New Roman"/>
+          <w:b w:val="0"/>
+          <w:i w:val="0"/>
+          <w:sz w:val="24"/>
+        </w:rPr>
+        <w:t>РУКОВОДИТЕЛЬ</w:t>
       </w:r>
     </w:p>
     <w:tbl>
       <w:tblPr>
         <w:tblW w:type="auto" w:w="0"/>
-        <w:jc w:val="center"/>
         <w:tblLook w:firstColumn="1" w:firstRow="1" w:lastColumn="0" w:lastRow="0" w:noHBand="0" w:noVBand="1" w:val="04A0"/>
       </w:tblPr>
       <w:tblGrid>
@@ -96,48 +143,11 @@
       <w:tr>
         <w:tc>
           <w:tcPr>
-            <w:tcW w:type="dxa" w:w="3969"/>
+            <w:tcW w:type="dxa" w:w="3175"/>
             <w:tcBorders>
               <w:top w:val="nil"/>
               <w:left w:val="nil"/>
-              <w:bottom w:val="nil"/>
-              <w:right w:val="nil"/>
-              <w:insideH w:val="nil"/>
-              <w:insideV w:val="nil"/>
-            </w:tcBorders>
-            <w:tcMar>
-              <w:top w:w="0" w:type="dxa"/>
-              <w:left w:w="0" w:type="dxa"/>
-              <w:bottom w:w="0" w:type="dxa"/>
-              <w:right w:w="0" w:type="dxa"/>
-            </w:tcMar>
-            <w:vAlign w:val="center"/>
-          </w:tcPr>
-          <w:p>
-            <w:pPr>
-              <w:spacing w:line="240" w:lineRule="auto" w:before="0" w:after="0"/>
-              <w:ind w:firstLine="0"/>
-              <w:jc w:val="left"/>
-            </w:pPr>
-            <w:r/>
-            <w:r>
-              <w:rPr>
-                <w:rFonts w:ascii="Times New Roman" w:hAnsi="Times New Roman" w:eastAsia="Times New Roman"/>
-                <w:b/>
-                <w:i w:val="0"/>
-                <w:sz w:val="22"/>
-              </w:rPr>
-              <w:t>ОТЧЕТ ПО ПРАКТИКЕ</w:t>
-            </w:r>
-          </w:p>
-        </w:tc>
-        <w:tc>
-          <w:tcPr>
-            <w:tcW w:type="dxa" w:w="2268"/>
-            <w:tcBorders>
-              <w:top w:val="nil"/>
-              <w:left w:val="nil"/>
-              <w:bottom w:val="nil"/>
+              <w:bottom w:val="single" w:sz="6" w:space="0" w:color="000000"/>
               <w:right w:val="nil"/>
               <w:insideH w:val="nil"/>
               <w:insideV w:val="nil"/>
@@ -164,39 +174,17 @@
                 <w:i w:val="0"/>
                 <w:sz w:val="22"/>
               </w:rPr>
-              <w:t>ЗАЩИЩЕН С ОЦЕНКОЙ</w:t>
+              <w:t>Ст. преподаватель</w:t>
             </w:r>
           </w:p>
         </w:tc>
         <w:tc>
           <w:tcPr>
-            <w:tcW w:type="dxa" w:w="2835"/>
+            <w:tcW w:type="dxa" w:w="2154"/>
             <w:tcBorders>
               <w:top w:val="nil"/>
               <w:left w:val="nil"/>
-              <w:bottom w:val="nil"/>
-              <w:right w:val="nil"/>
-              <w:insideH w:val="nil"/>
-              <w:insideV w:val="nil"/>
-            </w:tcBorders>
-            <w:tcMar>
-              <w:top w:w="0" w:type="dxa"/>
-              <w:left w:w="0" w:type="dxa"/>
-              <w:bottom w:w="0" w:type="dxa"/>
-              <w:right w:w="0" w:type="dxa"/>
-            </w:tcMar>
-          </w:tcPr>
-          <w:p/>
-        </w:tc>
-      </w:tr>
-      <w:tr>
-        <w:tc>
-          <w:tcPr>
-            <w:tcW w:type="dxa" w:w="3969"/>
-            <w:tcBorders>
-              <w:top w:val="nil"/>
-              <w:left w:val="nil"/>
-              <w:bottom w:val="nil"/>
+              <w:bottom w:val="single" w:sz="6" w:space="0" w:color="000000"/>
               <w:right w:val="nil"/>
               <w:insideH w:val="nil"/>
               <w:insideV w:val="nil"/>
@@ -213,27 +201,18 @@
             <w:pPr>
               <w:spacing w:line="240" w:lineRule="auto" w:before="0" w:after="0"/>
               <w:ind w:firstLine="0"/>
-              <w:jc w:val="left"/>
+              <w:jc w:val="center"/>
             </w:pPr>
             <w:r/>
-            <w:r>
-              <w:rPr>
-                <w:rFonts w:ascii="Times New Roman" w:hAnsi="Times New Roman" w:eastAsia="Times New Roman"/>
-                <w:b w:val="0"/>
-                <w:i w:val="0"/>
-                <w:sz w:val="20"/>
-              </w:rPr>
-              <w:t>Руководитель</w:t>
-            </w:r>
           </w:p>
         </w:tc>
         <w:tc>
           <w:tcPr>
-            <w:tcW w:type="dxa" w:w="2268"/>
+            <w:tcW w:type="dxa" w:w="2721"/>
             <w:tcBorders>
               <w:top w:val="nil"/>
               <w:left w:val="nil"/>
-              <w:bottom w:val="nil"/>
+              <w:bottom w:val="single" w:sz="6" w:space="0" w:color="000000"/>
               <w:right w:val="nil"/>
               <w:insideH w:val="nil"/>
               <w:insideV w:val="nil"/>
@@ -258,44 +237,7 @@
                 <w:rFonts w:ascii="Times New Roman" w:hAnsi="Times New Roman" w:eastAsia="Times New Roman"/>
                 <w:b w:val="0"/>
                 <w:i w:val="0"/>
-                <w:sz w:val="20"/>
-              </w:rPr>
-              <w:t>____________________</w:t>
-            </w:r>
-          </w:p>
-        </w:tc>
-        <w:tc>
-          <w:tcPr>
-            <w:tcW w:type="dxa" w:w="2835"/>
-            <w:tcBorders>
-              <w:top w:val="nil"/>
-              <w:left w:val="nil"/>
-              <w:bottom w:val="nil"/>
-              <w:right w:val="nil"/>
-              <w:insideH w:val="nil"/>
-              <w:insideV w:val="nil"/>
-            </w:tcBorders>
-            <w:tcMar>
-              <w:top w:w="0" w:type="dxa"/>
-              <w:left w:w="0" w:type="dxa"/>
-              <w:bottom w:w="0" w:type="dxa"/>
-              <w:right w:w="0" w:type="dxa"/>
-            </w:tcMar>
-            <w:vAlign w:val="center"/>
-          </w:tcPr>
-          <w:p>
-            <w:pPr>
-              <w:spacing w:line="240" w:lineRule="auto" w:before="0" w:after="0"/>
-              <w:ind w:firstLine="0"/>
-              <w:jc w:val="center"/>
-            </w:pPr>
-            <w:r/>
-            <w:r>
-              <w:rPr>
-                <w:rFonts w:ascii="Times New Roman" w:hAnsi="Times New Roman" w:eastAsia="Times New Roman"/>
-                <w:b w:val="0"/>
-                <w:i w:val="0"/>
-                <w:sz w:val="20"/>
+                <w:sz w:val="22"/>
               </w:rPr>
               <w:t>С.А. Рогачев</w:t>
             </w:r>
@@ -305,7 +247,7 @@
       <w:tr>
         <w:tc>
           <w:tcPr>
-            <w:tcW w:type="dxa" w:w="3969"/>
+            <w:tcW w:type="dxa" w:w="3175"/>
             <w:tcBorders>
               <w:top w:val="nil"/>
               <w:left w:val="nil"/>
@@ -336,13 +278,13 @@
                 <w:i w:val="0"/>
                 <w:sz w:val="14"/>
               </w:rPr>
-              <w:t>ст. преподаватель</w:t>
+              <w:t>должность, уч. степень, звание</w:t>
             </w:r>
           </w:p>
         </w:tc>
         <w:tc>
           <w:tcPr>
-            <w:tcW w:type="dxa" w:w="2268"/>
+            <w:tcW w:type="dxa" w:w="2154"/>
             <w:tcBorders>
               <w:top w:val="nil"/>
               <w:left w:val="nil"/>
@@ -379,7 +321,7 @@
         </w:tc>
         <w:tc>
           <w:tcPr>
-            <w:tcW w:type="dxa" w:w="2835"/>
+            <w:tcW w:type="dxa" w:w="2721"/>
             <w:tcBorders>
               <w:top w:val="nil"/>
               <w:left w:val="nil"/>
@@ -418,7 +360,7 @@
     </w:tbl>
     <w:p>
       <w:pPr>
-        <w:spacing w:line="240" w:lineRule="auto" w:before="0" w:after="480"/>
+        <w:spacing w:line="240" w:lineRule="auto" w:before="0" w:after="240"/>
         <w:ind w:firstLine="0"/>
       </w:pPr>
     </w:p>
@@ -435,7 +377,7 @@
           <w:i w:val="0"/>
           <w:sz w:val="28"/>
         </w:rPr>
-        <w:t>ОТЧЕТ ПО ПРАКТИКЕ</w:t>
+        <w:t>ОТЧЁТ ПО ПРАКТИКЕ</w:t>
       </w:r>
     </w:p>
     <w:tbl>
@@ -2089,7 +2031,7 @@
           <w:i w:val="0"/>
           <w:sz w:val="20"/>
         </w:rPr>
-        <w:t>Санкт-Петербург 2026</w:t>
+        <w:t>Санкт–Петербург 2026</w:t>
       </w:r>
     </w:p>
     <w:p>
@@ -2192,7 +2134,7 @@
           <w:i w:val="0"/>
           <w:sz w:val="22"/>
         </w:rPr>
-        <w:t>1.1 Real-time взаимодействие в системах отслеживания задач</w:t>
+        <w:t>1.1 Описание использованной литературы</w:t>
         <w:tab/>
         <w:t>6</w:t>
       </w:r>
@@ -2212,9 +2154,9 @@
           <w:i w:val="0"/>
           <w:sz w:val="22"/>
         </w:rPr>
-        <w:t>1.2 WebSocket и SignalR как основа real-time контура</w:t>
+        <w:t>1.2 Real-time взаимодействие в системах отслеживания задач</w:t>
         <w:tab/>
-        <w:t>6</w:t>
+        <w:t>8</w:t>
       </w:r>
     </w:p>
     <w:p>
@@ -2232,9 +2174,9 @@
           <w:i w:val="0"/>
           <w:sz w:val="22"/>
         </w:rPr>
-        <w:t>1.3 Ограничение single-node WebSocket-архитектуры</w:t>
+        <w:t>1.3 WebSocket и SignalR как основа real-time контура</w:t>
         <w:tab/>
-        <w:t>7</w:t>
+        <w:t>9</w:t>
       </w:r>
     </w:p>
     <w:p>
@@ -2252,9 +2194,9 @@
           <w:i w:val="0"/>
           <w:sz w:val="22"/>
         </w:rPr>
-        <w:t>1.4 Сравнение подходов к масштабированию</w:t>
+        <w:t>1.4 Ограничение single-node WebSocket-архитектуры</w:t>
         <w:tab/>
-        <w:t>8</w:t>
+        <w:t>10</w:t>
       </w:r>
     </w:p>
     <w:p>
@@ -2272,9 +2214,29 @@
           <w:i w:val="0"/>
           <w:sz w:val="22"/>
         </w:rPr>
-        <w:t>1.5 Вывод по главе</w:t>
+        <w:t>1.5 Сравнение подходов к масштабированию</w:t>
         <w:tab/>
-        <w:t>9</w:t>
+        <w:t>11</w:t>
+      </w:r>
+    </w:p>
+    <w:p>
+      <w:pPr>
+        <w:tabs>
+          <w:tab w:pos="9071" w:val="center"/>
+        </w:tabs>
+        <w:spacing w:line="240" w:lineRule="auto" w:after="0"/>
+        <w:ind w:firstLine="0" w:left="425" w:right="0"/>
+      </w:pPr>
+      <w:r>
+        <w:rPr>
+          <w:rFonts w:ascii="Times New Roman" w:hAnsi="Times New Roman" w:eastAsia="Times New Roman"/>
+          <w:b w:val="0"/>
+          <w:i w:val="0"/>
+          <w:sz w:val="22"/>
+        </w:rPr>
+        <w:t>1.6 Вывод по главе</w:t>
+        <w:tab/>
+        <w:t>11</w:t>
       </w:r>
     </w:p>
     <w:p>
@@ -2294,7 +2256,7 @@
         </w:rPr>
         <w:t>2. Анализ целевой системы и постановка задачи практики</w:t>
         <w:tab/>
-        <w:t>10</w:t>
+        <w:t>13</w:t>
       </w:r>
     </w:p>
     <w:p>
@@ -2314,7 +2276,7 @@
         </w:rPr>
         <w:t>2.1 Характеристика целевой системы</w:t>
         <w:tab/>
-        <w:t>10</w:t>
+        <w:t>13</w:t>
       </w:r>
     </w:p>
     <w:p>
@@ -2334,7 +2296,7 @@
         </w:rPr>
         <w:t>2.2 Исходная реализация real-time взаимодействия</w:t>
         <w:tab/>
-        <w:t>10</w:t>
+        <w:t>13</w:t>
       </w:r>
     </w:p>
     <w:p>
@@ -2354,7 +2316,7 @@
         </w:rPr>
         <w:t>2.3 Требования к разрабатываемому решению</w:t>
         <w:tab/>
-        <w:t>11</w:t>
+        <w:t>14</w:t>
       </w:r>
     </w:p>
     <w:p>
@@ -2374,7 +2336,7 @@
         </w:rPr>
         <w:t>2.4 Выбор платформы и инструментальных средств</w:t>
         <w:tab/>
-        <w:t>12</w:t>
+        <w:t>15</w:t>
       </w:r>
     </w:p>
     <w:p>
@@ -2394,7 +2356,7 @@
         </w:rPr>
         <w:t>2.5 Постановка задачи</w:t>
         <w:tab/>
-        <w:t>12</w:t>
+        <w:t>15</w:t>
       </w:r>
     </w:p>
     <w:p>
@@ -2414,7 +2376,7 @@
         </w:rPr>
         <w:t>3. Проектирование масштабируемого real-time контура</w:t>
         <w:tab/>
-        <w:t>13</w:t>
+        <w:t>17</w:t>
       </w:r>
     </w:p>
     <w:p>
@@ -2434,7 +2396,7 @@
         </w:rPr>
         <w:t>3.1 Исходная архитектура</w:t>
         <w:tab/>
-        <w:t>13</w:t>
+        <w:t>17</w:t>
       </w:r>
     </w:p>
     <w:p>
@@ -2454,7 +2416,7 @@
         </w:rPr>
         <w:t>3.2 Целевая архитектура</w:t>
         <w:tab/>
-        <w:t>13</w:t>
+        <w:t>17</w:t>
       </w:r>
     </w:p>
     <w:p>
@@ -2474,7 +2436,7 @@
         </w:rPr>
         <w:t>3.3 Поток real-time события</w:t>
         <w:tab/>
-        <w:t>14</w:t>
+        <w:t>18</w:t>
       </w:r>
     </w:p>
     <w:p>
@@ -2494,7 +2456,7 @@
         </w:rPr>
         <w:t>3.4 Модель групп и повторной подписки</w:t>
         <w:tab/>
-        <w:t>15</w:t>
+        <w:t>19</w:t>
       </w:r>
     </w:p>
     <w:p>
@@ -2514,7 +2476,7 @@
         </w:rPr>
         <w:t>3.5 Диагностический контур</w:t>
         <w:tab/>
-        <w:t>16</w:t>
+        <w:t>20</w:t>
       </w:r>
     </w:p>
     <w:p>
@@ -2534,7 +2496,7 @@
         </w:rPr>
         <w:t>4. Выполнение индивидуального задания</w:t>
         <w:tab/>
-        <w:t>17</w:t>
+        <w:t>21</w:t>
       </w:r>
     </w:p>
     <w:p>
@@ -2554,7 +2516,7 @@
         </w:rPr>
         <w:t>4.1 Организация работ</w:t>
         <w:tab/>
-        <w:t>17</w:t>
+        <w:t>21</w:t>
       </w:r>
     </w:p>
     <w:p>
@@ -2574,7 +2536,7 @@
         </w:rPr>
         <w:t>4.2 Изменения backend</w:t>
         <w:tab/>
-        <w:t>17</w:t>
+        <w:t>21</w:t>
       </w:r>
     </w:p>
     <w:p>
@@ -2594,7 +2556,7 @@
         </w:rPr>
         <w:t>4.3 Проверочный клиент</w:t>
         <w:tab/>
-        <w:t>18</w:t>
+        <w:t>22</w:t>
       </w:r>
     </w:p>
     <w:p>
@@ -2614,7 +2576,7 @@
         </w:rPr>
         <w:t>4.4 Инфраструктурные изменения</w:t>
         <w:tab/>
-        <w:t>18</w:t>
+        <w:t>22</w:t>
       </w:r>
     </w:p>
     <w:p>
@@ -2634,7 +2596,7 @@
         </w:rPr>
         <w:t>4.5 Автоматизированный сценарий проверки</w:t>
         <w:tab/>
-        <w:t>19</w:t>
+        <w:t>23</w:t>
       </w:r>
     </w:p>
     <w:p>
@@ -2654,7 +2616,7 @@
         </w:rPr>
         <w:t>5. Результаты практики и оценка решения</w:t>
         <w:tab/>
-        <w:t>21</w:t>
+        <w:t>25</w:t>
       </w:r>
     </w:p>
     <w:p>
@@ -2674,7 +2636,7 @@
         </w:rPr>
         <w:t>5.1 Цель и программа испытаний</w:t>
         <w:tab/>
-        <w:t>21</w:t>
+        <w:t>25</w:t>
       </w:r>
     </w:p>
     <w:p>
@@ -2694,7 +2656,7 @@
         </w:rPr>
         <w:t>5.2 Стенд испытаний</w:t>
         <w:tab/>
-        <w:t>21</w:t>
+        <w:t>25</w:t>
       </w:r>
     </w:p>
     <w:p>
@@ -2714,7 +2676,7 @@
         </w:rPr>
         <w:t>5.3 Результат без Redis backplane</w:t>
         <w:tab/>
-        <w:t>22</w:t>
+        <w:t>26</w:t>
       </w:r>
     </w:p>
     <w:p>
@@ -2734,7 +2696,7 @@
         </w:rPr>
         <w:t>5.4 Результат с Redis backplane</w:t>
         <w:tab/>
-        <w:t>22</w:t>
+        <w:t>26</w:t>
       </w:r>
     </w:p>
     <w:p>
@@ -2754,7 +2716,7 @@
         </w:rPr>
         <w:t>5.5 Серийная проверка и задержка доставки</w:t>
         <w:tab/>
-        <w:t>23</w:t>
+        <w:t>27</w:t>
       </w:r>
     </w:p>
     <w:p>
@@ -2774,7 +2736,7 @@
         </w:rPr>
         <w:t>5.6 Проверка восстановления соединения и отказа узла</w:t>
         <w:tab/>
-        <w:t>24</w:t>
+        <w:t>28</w:t>
       </w:r>
     </w:p>
     <w:p>
@@ -2794,7 +2756,7 @@
         </w:rPr>
         <w:t>5.7 Сравнительная таблица результатов</w:t>
         <w:tab/>
-        <w:t>25</w:t>
+        <w:t>28</w:t>
       </w:r>
     </w:p>
     <w:p>
@@ -2814,7 +2776,7 @@
         </w:rPr>
         <w:t>5.8 Проверка входной точки стенда</w:t>
         <w:tab/>
-        <w:t>25</w:t>
+        <w:t>29</w:t>
       </w:r>
     </w:p>
     <w:p>
@@ -2834,7 +2796,7 @@
         </w:rPr>
         <w:t>5.9 Оценка достоверности результатов</w:t>
         <w:tab/>
-        <w:t>25</w:t>
+        <w:t>29</w:t>
       </w:r>
     </w:p>
     <w:p>
@@ -2854,7 +2816,7 @@
         </w:rPr>
         <w:t>5.10 Вывод по испытаниям</w:t>
         <w:tab/>
-        <w:t>26</w:t>
+        <w:t>30</w:t>
       </w:r>
     </w:p>
     <w:p>
@@ -2874,7 +2836,7 @@
         </w:rPr>
         <w:t>ЗАКЛЮЧЕНИЕ</w:t>
         <w:tab/>
-        <w:t>26</w:t>
+        <w:t>30</w:t>
       </w:r>
     </w:p>
     <w:p>
@@ -2894,7 +2856,7 @@
         </w:rPr>
         <w:t>СПИСОК ИСПОЛЬЗОВАННЫХ ИСТОЧНИКОВ</w:t>
         <w:tab/>
-        <w:t>28</w:t>
+        <w:t>32</w:t>
       </w:r>
     </w:p>
     <w:p>
@@ -2914,7 +2876,7 @@
         </w:rPr>
         <w:t>ПРИЛОЖЕНИЕ А</w:t>
         <w:tab/>
-        <w:t>30</w:t>
+        <w:t>34</w:t>
       </w:r>
     </w:p>
     <w:p>
@@ -3963,7 +3925,7 @@
         <w:pStyle w:val="Heading2"/>
       </w:pPr>
       <w:r>
-        <w:t>1.1 Real-time взаимодействие в системах отслеживания задач</w:t>
+        <w:t>1.1 Описание использованной литературы</w:t>
       </w:r>
     </w:p>
     <w:p>
@@ -3979,7 +3941,327 @@
           <w:i w:val="0"/>
           <w:sz w:val="28"/>
         </w:rPr>
-        <w:t>Системы отслеживания задач предназначены для фиксации, распределения и контроля выполнения работ. В таких системах ключевыми сущностями являются задачи, отчеты, комментарии, вложения, исполнители, статусы, команды и рабочие пространства. В отличие от статичных справочников, эти сущности часто изменяются несколькими пользователями в течение короткого времени. Один участник может изменить статус задачи, второй добавить комментарий, третий прикрепить файл или уточнить шаг воспроизведения ошибки [16], [18].</w:t>
+        <w:t>При подготовке отчета использовались нормативные документы, официальная техническая документация и учебные издания по программной инженерии, сетевым технологиям, базам данных и тестированию. Источники подбирались так, чтобы обосновать как предметную часть работы, так и выбранный способ реализации масштабируемого real-time контура.</w:t>
+      </w:r>
+    </w:p>
+    <w:p>
+      <w:pPr>
+        <w:spacing w:line="360" w:lineRule="auto" w:after="0"/>
+        <w:ind w:left="709" w:hanging="425"/>
+        <w:jc w:val="both"/>
+      </w:pPr>
+      <w:r>
+        <w:rPr>
+          <w:rFonts w:ascii="Times New Roman" w:hAnsi="Times New Roman" w:eastAsia="Times New Roman"/>
+          <w:b w:val="0"/>
+          <w:i w:val="0"/>
+          <w:sz w:val="28"/>
+        </w:rPr>
+        <w:t>1. RFC 6455 описывает протокол WebSocket и используется как базовый источник по сетевому механизму двустороннего обмена данными между клиентом и сервером.</w:t>
+      </w:r>
+    </w:p>
+    <w:p>
+      <w:pPr>
+        <w:spacing w:line="360" w:lineRule="auto" w:after="0"/>
+        <w:ind w:left="709" w:hanging="425"/>
+        <w:jc w:val="both"/>
+      </w:pPr>
+      <w:r>
+        <w:rPr>
+          <w:rFonts w:ascii="Times New Roman" w:hAnsi="Times New Roman" w:eastAsia="Times New Roman"/>
+          <w:b w:val="0"/>
+          <w:i w:val="0"/>
+          <w:sz w:val="28"/>
+        </w:rPr>
+        <w:t>2. Документация Microsoft по ASP.NET Core SignalR применяется для описания хабов, клиентских событий, групп и общей модели real-time взаимодействия.</w:t>
+      </w:r>
+    </w:p>
+    <w:p>
+      <w:pPr>
+        <w:spacing w:line="360" w:lineRule="auto" w:after="0"/>
+        <w:ind w:left="709" w:hanging="425"/>
+        <w:jc w:val="both"/>
+      </w:pPr>
+      <w:r>
+        <w:rPr>
+          <w:rFonts w:ascii="Times New Roman" w:hAnsi="Times New Roman" w:eastAsia="Times New Roman"/>
+          <w:b w:val="0"/>
+          <w:i w:val="0"/>
+          <w:sz w:val="28"/>
+        </w:rPr>
+        <w:t>3. Документация Microsoft по размещению и масштабированию SignalR используется при рассмотрении ограничений single-node архитектуры и условий работы в многосерверной конфигурации.</w:t>
+      </w:r>
+    </w:p>
+    <w:p>
+      <w:pPr>
+        <w:spacing w:line="360" w:lineRule="auto" w:after="0"/>
+        <w:ind w:left="709" w:hanging="425"/>
+        <w:jc w:val="both"/>
+      </w:pPr>
+      <w:r>
+        <w:rPr>
+          <w:rFonts w:ascii="Times New Roman" w:hAnsi="Times New Roman" w:eastAsia="Times New Roman"/>
+          <w:b w:val="0"/>
+          <w:i w:val="0"/>
+          <w:sz w:val="28"/>
+        </w:rPr>
+        <w:t>4. Документация Microsoft по Redis backplane для SignalR является основным источником при обосновании выбранного подхода к межузловой доставке событий.</w:t>
+      </w:r>
+    </w:p>
+    <w:p>
+      <w:pPr>
+        <w:spacing w:line="360" w:lineRule="auto" w:after="0"/>
+        <w:ind w:left="709" w:hanging="425"/>
+        <w:jc w:val="both"/>
+      </w:pPr>
+      <w:r>
+        <w:rPr>
+          <w:rFonts w:ascii="Times New Roman" w:hAnsi="Times New Roman" w:eastAsia="Times New Roman"/>
+          <w:b w:val="0"/>
+          <w:i w:val="0"/>
+          <w:sz w:val="28"/>
+        </w:rPr>
+        <w:t>5. Документация Microsoft по пользователям и группам SignalR применяется для описания модели подписки клиента на группу отчета и необходимости повторного вступления в группу после переподключения.</w:t>
+      </w:r>
+    </w:p>
+    <w:p>
+      <w:pPr>
+        <w:spacing w:line="360" w:lineRule="auto" w:after="0"/>
+        <w:ind w:left="709" w:hanging="425"/>
+        <w:jc w:val="both"/>
+      </w:pPr>
+      <w:r>
+        <w:rPr>
+          <w:rFonts w:ascii="Times New Roman" w:hAnsi="Times New Roman" w:eastAsia="Times New Roman"/>
+          <w:b w:val="0"/>
+          <w:i w:val="0"/>
+          <w:sz w:val="28"/>
+        </w:rPr>
+        <w:t>6. Документация Microsoft по JavaScript-клиенту SignalR используется при описании проверочного клиента, WebSocket-подключения и автоматического восстановления соединения.</w:t>
+      </w:r>
+    </w:p>
+    <w:p>
+      <w:pPr>
+        <w:spacing w:line="360" w:lineRule="auto" w:after="0"/>
+        <w:ind w:left="709" w:hanging="425"/>
+        <w:jc w:val="both"/>
+      </w:pPr>
+      <w:r>
+        <w:rPr>
+          <w:rFonts w:ascii="Times New Roman" w:hAnsi="Times New Roman" w:eastAsia="Times New Roman"/>
+          <w:b w:val="0"/>
+          <w:i w:val="0"/>
+          <w:sz w:val="28"/>
+        </w:rPr>
+        <w:t>7. Документация Microsoft по конфигурации SignalR применяется при описании настроек транспорта, подключения клиента и параметров, влияющих на проверочный стенд.</w:t>
+      </w:r>
+    </w:p>
+    <w:p>
+      <w:pPr>
+        <w:spacing w:line="360" w:lineRule="auto" w:after="0"/>
+        <w:ind w:left="709" w:hanging="425"/>
+        <w:jc w:val="both"/>
+      </w:pPr>
+      <w:r>
+        <w:rPr>
+          <w:rFonts w:ascii="Times New Roman" w:hAnsi="Times New Roman" w:eastAsia="Times New Roman"/>
+          <w:b w:val="0"/>
+          <w:i w:val="0"/>
+          <w:sz w:val="28"/>
+        </w:rPr>
+        <w:t>8. Документация Microsoft по диагностике SignalR используется для обоснования добавленного диагностического контура, логирования и фиксации идентификаторов соединений.</w:t>
+      </w:r>
+    </w:p>
+    <w:p>
+      <w:pPr>
+        <w:spacing w:line="360" w:lineRule="auto" w:after="0"/>
+        <w:ind w:left="709" w:hanging="425"/>
+        <w:jc w:val="both"/>
+      </w:pPr>
+      <w:r>
+        <w:rPr>
+          <w:rFonts w:ascii="Times New Roman" w:hAnsi="Times New Roman" w:eastAsia="Times New Roman"/>
+          <w:b w:val="0"/>
+          <w:i w:val="0"/>
+          <w:sz w:val="28"/>
+        </w:rPr>
+        <w:t>9. Документация Redis Pub/Sub используется для понимания роли Redis как механизма публикации и подписки при межузловой доставке transient UI-событий.</w:t>
+      </w:r>
+    </w:p>
+    <w:p>
+      <w:pPr>
+        <w:spacing w:line="360" w:lineRule="auto" w:after="0"/>
+        <w:ind w:left="709" w:hanging="425"/>
+        <w:jc w:val="both"/>
+      </w:pPr>
+      <w:r>
+        <w:rPr>
+          <w:rFonts w:ascii="Times New Roman" w:hAnsi="Times New Roman" w:eastAsia="Times New Roman"/>
+          <w:b w:val="0"/>
+          <w:i w:val="0"/>
+          <w:sz w:val="28"/>
+        </w:rPr>
+        <w:t>10. Документация nginx по WebSocket proxying применяется при описании reverse proxy, передачи заголовков Upgrade и балансировки WebSocket-трафика.</w:t>
+      </w:r>
+    </w:p>
+    <w:p>
+      <w:pPr>
+        <w:spacing w:line="360" w:lineRule="auto" w:after="0"/>
+        <w:ind w:left="709" w:hanging="425"/>
+        <w:jc w:val="both"/>
+      </w:pPr>
+      <w:r>
+        <w:rPr>
+          <w:rFonts w:ascii="Times New Roman" w:hAnsi="Times New Roman" w:eastAsia="Times New Roman"/>
+          <w:b w:val="0"/>
+          <w:i w:val="0"/>
+          <w:sz w:val="28"/>
+        </w:rPr>
+        <w:t>11. ГОСТ 7.32-2017 используется как нормативная основа структуры и оформления отчета.</w:t>
+      </w:r>
+    </w:p>
+    <w:p>
+      <w:pPr>
+        <w:spacing w:line="360" w:lineRule="auto" w:after="0"/>
+        <w:ind w:left="709" w:hanging="425"/>
+        <w:jc w:val="both"/>
+      </w:pPr>
+      <w:r>
+        <w:rPr>
+          <w:rFonts w:ascii="Times New Roman" w:hAnsi="Times New Roman" w:eastAsia="Times New Roman"/>
+          <w:b w:val="0"/>
+          <w:i w:val="0"/>
+          <w:sz w:val="28"/>
+        </w:rPr>
+        <w:t>12. ГОСТ Р 7.0.100-2018 используется как нормативная основа оформления библиографического списка.</w:t>
+      </w:r>
+    </w:p>
+    <w:p>
+      <w:pPr>
+        <w:spacing w:line="360" w:lineRule="auto" w:after="0"/>
+        <w:ind w:left="709" w:hanging="425"/>
+        <w:jc w:val="both"/>
+      </w:pPr>
+      <w:r>
+        <w:rPr>
+          <w:rFonts w:ascii="Times New Roman" w:hAnsi="Times New Roman" w:eastAsia="Times New Roman"/>
+          <w:b w:val="0"/>
+          <w:i w:val="0"/>
+          <w:sz w:val="28"/>
+        </w:rPr>
+        <w:t>13. Учебно-методическое пособие С.А. Рогачева и Ю. Бабюк используется для учета требований кафедры к отчету по преддипломной практике.</w:t>
+      </w:r>
+    </w:p>
+    <w:p>
+      <w:pPr>
+        <w:spacing w:line="360" w:lineRule="auto" w:after="0"/>
+        <w:ind w:left="709" w:hanging="425"/>
+        <w:jc w:val="both"/>
+      </w:pPr>
+      <w:r>
+        <w:rPr>
+          <w:rFonts w:ascii="Times New Roman" w:hAnsi="Times New Roman" w:eastAsia="Times New Roman"/>
+          <w:b w:val="0"/>
+          <w:i w:val="0"/>
+          <w:sz w:val="28"/>
+        </w:rPr>
+        <w:t>14. Учебник В.Г. Олифера и Н.А. Олифера применяется для общей сетевой терминологии и понимания принципов взаимодействия сетевых приложений.</w:t>
+      </w:r>
+    </w:p>
+    <w:p>
+      <w:pPr>
+        <w:spacing w:line="360" w:lineRule="auto" w:after="0"/>
+        <w:ind w:left="709" w:hanging="425"/>
+        <w:jc w:val="both"/>
+      </w:pPr>
+      <w:r>
+        <w:rPr>
+          <w:rFonts w:ascii="Times New Roman" w:hAnsi="Times New Roman" w:eastAsia="Times New Roman"/>
+          <w:b w:val="0"/>
+          <w:i w:val="0"/>
+          <w:sz w:val="28"/>
+        </w:rPr>
+        <w:t>15. Учебник С.А. Орлова используется для связи практической разработки с понятиями программной инженерии и жизненного цикла программного продукта.</w:t>
+      </w:r>
+    </w:p>
+    <w:p>
+      <w:pPr>
+        <w:spacing w:line="360" w:lineRule="auto" w:after="0"/>
+        <w:ind w:left="709" w:hanging="425"/>
+        <w:jc w:val="both"/>
+      </w:pPr>
+      <w:r>
+        <w:rPr>
+          <w:rFonts w:ascii="Times New Roman" w:hAnsi="Times New Roman" w:eastAsia="Times New Roman"/>
+          <w:b w:val="0"/>
+          <w:i w:val="0"/>
+          <w:sz w:val="28"/>
+        </w:rPr>
+        <w:t>16. Учебное пособие Л.Г. Гагариной, Е.В. Кокоревой и В.Д. Виснадул применяется при описании разработки программного обеспечения и фиксации требований.</w:t>
+      </w:r>
+    </w:p>
+    <w:p>
+      <w:pPr>
+        <w:spacing w:line="360" w:lineRule="auto" w:after="0"/>
+        <w:ind w:left="709" w:hanging="425"/>
+        <w:jc w:val="both"/>
+      </w:pPr>
+      <w:r>
+        <w:rPr>
+          <w:rFonts w:ascii="Times New Roman" w:hAnsi="Times New Roman" w:eastAsia="Times New Roman"/>
+          <w:b w:val="0"/>
+          <w:i w:val="0"/>
+          <w:sz w:val="28"/>
+        </w:rPr>
+        <w:t>17. Учебник Б.Я. Советова, В.В. Цехановского и В.Д. Чертовского используется как источник по роли базы данных в составе информационной системы.</w:t>
+      </w:r>
+    </w:p>
+    <w:p>
+      <w:pPr>
+        <w:spacing w:line="360" w:lineRule="auto" w:after="0"/>
+        <w:ind w:left="709" w:hanging="425"/>
+        <w:jc w:val="both"/>
+      </w:pPr>
+      <w:r>
+        <w:rPr>
+          <w:rFonts w:ascii="Times New Roman" w:hAnsi="Times New Roman" w:eastAsia="Times New Roman"/>
+          <w:b w:val="0"/>
+          <w:i w:val="0"/>
+          <w:sz w:val="28"/>
+        </w:rPr>
+        <w:t>18. Учебник В.А. Гвоздевой и Б.А. Баллода применяется при описании систем отслеживания задач как разновидности автоматизированной информационной системы.</w:t>
+      </w:r>
+    </w:p>
+    <w:p>
+      <w:pPr>
+        <w:spacing w:line="360" w:lineRule="auto" w:after="0"/>
+        <w:ind w:left="709" w:hanging="425"/>
+        <w:jc w:val="both"/>
+      </w:pPr>
+      <w:r>
+        <w:rPr>
+          <w:rFonts w:ascii="Times New Roman" w:hAnsi="Times New Roman" w:eastAsia="Times New Roman"/>
+          <w:b w:val="0"/>
+          <w:i w:val="0"/>
+          <w:sz w:val="28"/>
+        </w:rPr>
+        <w:t>19. Учебник В.В. Липаева используется для обоснования инженерного подхода к разработке, сопровождению и качеству программных систем.</w:t>
+      </w:r>
+    </w:p>
+    <w:p>
+      <w:pPr>
+        <w:spacing w:line="360" w:lineRule="auto" w:after="0"/>
+        <w:ind w:left="709" w:hanging="425"/>
+        <w:jc w:val="both"/>
+      </w:pPr>
+      <w:r>
+        <w:rPr>
+          <w:rFonts w:ascii="Times New Roman" w:hAnsi="Times New Roman" w:eastAsia="Times New Roman"/>
+          <w:b w:val="0"/>
+          <w:i w:val="0"/>
+          <w:sz w:val="28"/>
+        </w:rPr>
+        <w:t>20. Книга С.С. Куликова используется при описании проверки результата, тестовых сценариев и интерпретации результатов испытаний.</w:t>
       </w:r>
     </w:p>
     <w:p>
@@ -3995,7 +4277,15 @@
           <w:i w:val="0"/>
           <w:sz w:val="28"/>
         </w:rPr>
-        <w:t>Если изменения становятся видимыми только после ручного обновления страницы, у пользователей возникает рассогласованное представление о состоянии системы. Это приводит к дублированию действий, работе с устаревшими данными и дополнительным коммуникационным издержкам. Поэтому для систем отслеживания задач важна поддержка согласованного представления о состоянии объекта: пользователь должен понимать, что объект уже изменился, кто присоединился к работе, какие комментарии или вложения появились и какие поля были обновлены [15], [19].</w:t>
+        <w:t>Таким образом, использованная литература покрывает четыре смысловые группы: нормативные требования к отчету, теорию WebSocket и SignalR, инфраструктурные средства масштабирования и общие положения программной инженерии. Это позволяет рассматривать выполненную работу не только как настройку стенда, но и как инженерную разработку, связанную с архитектурой, реализацией и проверкой программной системы.</w:t>
+      </w:r>
+    </w:p>
+    <w:p>
+      <w:pPr>
+        <w:pStyle w:val="Heading2"/>
+      </w:pPr>
+      <w:r>
+        <w:t>1.2 Real-time взаимодействие в системах отслеживания задач</w:t>
       </w:r>
     </w:p>
     <w:p>
@@ -4011,15 +4301,7 @@
           <w:i w:val="0"/>
           <w:sz w:val="28"/>
         </w:rPr>
-        <w:t>В контексте данной работы real-time интерфейс определяется как интерфейсный и серверный контур, обеспечивающий оперативное распространение событий изменения сущностей между клиентами. Такой контур включает клиентское WebSocket-соединение, серверный хаб, модель подписок, механизм групп, доставку событий и обработку переподключений [1], [2], [5], [6], [14].</w:t>
-      </w:r>
-    </w:p>
-    <w:p>
-      <w:pPr>
-        <w:pStyle w:val="Heading2"/>
-      </w:pPr>
-      <w:r>
-        <w:t>1.2 WebSocket и SignalR как основа real-time контура</w:t>
+        <w:t>Системы отслеживания задач предназначены для фиксации, распределения и контроля выполнения работ. В таких системах ключевыми сущностями являются задачи, отчеты, комментарии, вложения, исполнители, статусы, команды и рабочие пространства. В отличие от статичных справочников, эти сущности часто изменяются несколькими пользователями в течение короткого времени. Один участник может изменить статус задачи, второй добавить комментарий, третий прикрепить файл или уточнить шаг воспроизведения ошибки [16], [18].</w:t>
       </w:r>
     </w:p>
     <w:p>
@@ -4035,7 +4317,7 @@
           <w:i w:val="0"/>
           <w:sz w:val="28"/>
         </w:rPr>
-        <w:t>WebSocket обеспечивает двусторонний обмен данными поверх одного длительно открытого соединения. Для web-интерфейсов совместной работы это удобнее, чем периодический polling, поскольку сервер может самостоятельно отправлять клиентам события сразу после изменения состояния. В платформе ASP.NET Core над WebSocket часто используется SignalR. Он предоставляет более высокоуровневую модель: серверные хабы, клиентские методы, группы, отправку событий конкретным пользователям или всем участникам группы [1], [2].</w:t>
+        <w:t>Если изменения становятся видимыми только после ручного обновления страницы, у пользователей возникает рассогласованное представление о состоянии системы. Это приводит к дублированию действий, работе с устаревшими данными и дополнительным коммуникационным издержкам. Поэтому для систем отслеживания задач важна поддержка согласованного представления о состоянии объекта: пользователь должен понимать, что объект уже изменился, кто присоединился к работе, какие комментарии или вложения появились и какие поля были обновлены [15], [19].</w:t>
       </w:r>
     </w:p>
     <w:p>
@@ -4051,7 +4333,15 @@
           <w:i w:val="0"/>
           <w:sz w:val="28"/>
         </w:rPr>
-        <w:t>Для системы отслеживания задач особенно полезна модель групп. Клиент может вступить в группу, соответствующую конкретному отчету или задаче, после чего сервер отправляет события изменения только заинтересованным участникам. Такой подход снижает лишний трафик и делает real-time контур предметно ориентированным: событие связано не с абстрактным каналом, а с конкретной сущностью системы [5].</w:t>
+        <w:t>В контексте данной работы real-time интерфейс определяется как интерфейсный и серверный контур, обеспечивающий оперативное распространение событий изменения сущностей между клиентами. Такой контур включает клиентское WebSocket-соединение, серверный хаб, модель подписок, механизм групп, доставку событий и обработку переподключений [1], [2], [5], [6], [14].</w:t>
+      </w:r>
+    </w:p>
+    <w:p>
+      <w:pPr>
+        <w:pStyle w:val="Heading2"/>
+      </w:pPr>
+      <w:r>
+        <w:t>1.3 WebSocket и SignalR как основа real-time контура</w:t>
       </w:r>
     </w:p>
     <w:p>
@@ -4067,15 +4357,7 @@
           <w:i w:val="0"/>
           <w:sz w:val="28"/>
         </w:rPr>
-        <w:t>В то же время группы SignalR являются оперативным механизмом доставки, а не долговременным источником истины. Сведения о членстве соединений в группах хранятся в памяти серверного процесса и не должны использоваться как единственная база для авторизации, аудита или долговременного учета присутствия. Это обстоятельство важно при проектировании масштабируемого контура, поскольку при переподключении клиент должен заново восстановить необходимые подписки [5], [6].</w:t>
-      </w:r>
-    </w:p>
-    <w:p>
-      <w:pPr>
-        <w:pStyle w:val="Heading2"/>
-      </w:pPr>
-      <w:r>
-        <w:t>1.3 Ограничение single-node WebSocket-архитектуры</w:t>
+        <w:t>WebSocket обеспечивает двусторонний обмен данными поверх одного длительно открытого соединения. Для web-интерфейсов совместной работы это удобнее, чем периодический polling, поскольку сервер может самостоятельно отправлять клиентам события сразу после изменения состояния. В платформе ASP.NET Core над WebSocket часто используется SignalR. Он предоставляет более высокоуровневую модель: серверные хабы, клиентские методы, группы, отправку событий конкретным пользователям или всем участникам группы [1], [2].</w:t>
       </w:r>
     </w:p>
     <w:p>
@@ -4091,7 +4373,7 @@
           <w:i w:val="0"/>
           <w:sz w:val="28"/>
         </w:rPr>
-        <w:t>Single-node архитектура означает, что все WebSocket-соединения обслуживаются одним экземпляром backend-сервиса. Такой вариант прост в реализации и достаточен для раннего прототипа. Сервер хранит локальную таблицу активных соединений и групп, а при изменении сущности отправляет событие клиентам, подключенным к этому же процессу [3], [5].</w:t>
+        <w:t>Для системы отслеживания задач особенно полезна модель групп. Клиент может вступить в группу, соответствующую конкретному отчету или задаче, после чего сервер отправляет события изменения только заинтересованным участникам. Такой подход снижает лишний трафик и делает real-time контур предметно ориентированным: событие связано не с абстрактным каналом, а с конкретной сущностью системы [5].</w:t>
       </w:r>
     </w:p>
     <w:p>
@@ -4107,43 +4389,15 @@
           <w:i w:val="0"/>
           <w:sz w:val="28"/>
         </w:rPr>
-        <w:t xml:space="preserve">Проблема возникает при горизонтальном масштабировании. Если приложение запускается в нескольких экземплярах, входящий трафик распределяется между ними балансировщиком. Клиент A может оказаться подключенным к </w:t>
-      </w:r>
-      <w:r>
-        <w:rPr>
-          <w:rFonts w:ascii="Courier New" w:hAnsi="Courier New" w:eastAsia="Courier New"/>
-          <w:b w:val="0"/>
-          <w:i w:val="0"/>
-          <w:sz w:val="28"/>
-        </w:rPr>
-        <w:t>app-api-1</w:t>
-      </w:r>
-      <w:r>
-        <w:rPr>
-          <w:rFonts w:ascii="Times New Roman" w:hAnsi="Times New Roman" w:eastAsia="Times New Roman"/>
-          <w:b w:val="0"/>
-          <w:i w:val="0"/>
-          <w:sz w:val="28"/>
-        </w:rPr>
-        <w:t xml:space="preserve">, а клиент B — к </w:t>
-      </w:r>
-      <w:r>
-        <w:rPr>
-          <w:rFonts w:ascii="Courier New" w:hAnsi="Courier New" w:eastAsia="Courier New"/>
-          <w:b w:val="0"/>
-          <w:i w:val="0"/>
-          <w:sz w:val="28"/>
-        </w:rPr>
-        <w:t>app-api-2</w:t>
-      </w:r>
-      <w:r>
-        <w:rPr>
-          <w:rFonts w:ascii="Times New Roman" w:hAnsi="Times New Roman" w:eastAsia="Times New Roman"/>
-          <w:b w:val="0"/>
-          <w:i w:val="0"/>
-          <w:sz w:val="28"/>
-        </w:rPr>
-        <w:t>. Если событие изменения отчета создано на первом узле, то без межузловой синхронизации второй узел не узнает, что нужно отправить событие своим клиентам. Формально система уже имеет два backend-экземпляра, но real-time пространство фрагментируется на независимые острова [3], [10].</w:t>
+        <w:t>В то же время группы SignalR являются оперативным механизмом доставки, а не долговременным источником истины. Сведения о членстве соединений в группах хранятся в памяти серверного процесса и не должны использоваться как единственная база для авторизации, аудита или долговременного учета присутствия. Это обстоятельство важно при проектировании масштабируемого контура, поскольку при переподключении клиент должен заново восстановить необходимые подписки [5], [6].</w:t>
+      </w:r>
+    </w:p>
+    <w:p>
+      <w:pPr>
+        <w:pStyle w:val="Heading2"/>
+      </w:pPr>
+      <w:r>
+        <w:t>1.4 Ограничение single-node WebSocket-архитектуры</w:t>
       </w:r>
     </w:p>
     <w:p>
@@ -4159,6 +4413,74 @@
           <w:i w:val="0"/>
           <w:sz w:val="28"/>
         </w:rPr>
+        <w:t>Single-node архитектура означает, что все WebSocket-соединения обслуживаются одним экземпляром backend-сервиса. Такой вариант прост в реализации и достаточен для раннего прототипа. Сервер хранит локальную таблицу активных соединений и групп, а при изменении сущности отправляет событие клиентам, подключенным к этому же процессу [3], [5].</w:t>
+      </w:r>
+    </w:p>
+    <w:p>
+      <w:pPr>
+        <w:spacing w:line="360" w:lineRule="auto"/>
+        <w:ind w:firstLine="709"/>
+        <w:jc w:val="both"/>
+      </w:pPr>
+      <w:r>
+        <w:rPr>
+          <w:rFonts w:ascii="Times New Roman" w:hAnsi="Times New Roman" w:eastAsia="Times New Roman"/>
+          <w:b w:val="0"/>
+          <w:i w:val="0"/>
+          <w:sz w:val="28"/>
+        </w:rPr>
+        <w:t xml:space="preserve">Проблема возникает при горизонтальном масштабировании. Если приложение запускается в нескольких экземплярах, входящий трафик распределяется между ними балансировщиком. Клиент A может оказаться подключенным к </w:t>
+      </w:r>
+      <w:r>
+        <w:rPr>
+          <w:rFonts w:ascii="Courier New" w:hAnsi="Courier New" w:eastAsia="Courier New"/>
+          <w:b w:val="0"/>
+          <w:i w:val="0"/>
+          <w:sz w:val="28"/>
+        </w:rPr>
+        <w:t>app-api-1</w:t>
+      </w:r>
+      <w:r>
+        <w:rPr>
+          <w:rFonts w:ascii="Times New Roman" w:hAnsi="Times New Roman" w:eastAsia="Times New Roman"/>
+          <w:b w:val="0"/>
+          <w:i w:val="0"/>
+          <w:sz w:val="28"/>
+        </w:rPr>
+        <w:t xml:space="preserve">, а клиент B — к </w:t>
+      </w:r>
+      <w:r>
+        <w:rPr>
+          <w:rFonts w:ascii="Courier New" w:hAnsi="Courier New" w:eastAsia="Courier New"/>
+          <w:b w:val="0"/>
+          <w:i w:val="0"/>
+          <w:sz w:val="28"/>
+        </w:rPr>
+        <w:t>app-api-2</w:t>
+      </w:r>
+      <w:r>
+        <w:rPr>
+          <w:rFonts w:ascii="Times New Roman" w:hAnsi="Times New Roman" w:eastAsia="Times New Roman"/>
+          <w:b w:val="0"/>
+          <w:i w:val="0"/>
+          <w:sz w:val="28"/>
+        </w:rPr>
+        <w:t>. Если событие изменения отчета создано на первом узле, то без межузловой синхронизации второй узел не узнает, что нужно отправить событие своим клиентам. Формально система уже имеет два backend-экземпляра, но real-time пространство фрагментируется на независимые острова [3], [10].</w:t>
+      </w:r>
+    </w:p>
+    <w:p>
+      <w:pPr>
+        <w:spacing w:line="360" w:lineRule="auto"/>
+        <w:ind w:firstLine="709"/>
+        <w:jc w:val="both"/>
+      </w:pPr>
+      <w:r>
+        <w:rPr>
+          <w:rFonts w:ascii="Times New Roman" w:hAnsi="Times New Roman" w:eastAsia="Times New Roman"/>
+          <w:b w:val="0"/>
+          <w:i w:val="0"/>
+          <w:sz w:val="28"/>
+        </w:rPr>
         <w:t>Для системы совместной работы это является функциональным дефектом. Пользователь не обязан знать, через какой серверный процесс он подключен. Ожидаемое свойство интерфейса состоит в том, что изменение сущности доставляется всем заинтересованным участникам. Следовательно, поддержка горизонтального масштабирования WebSocket-соединений должна включать не только запуск нескольких процессов, но и межузловую доставку событий [3], [15].</w:t>
       </w:r>
     </w:p>
@@ -4167,7 +4489,7 @@
         <w:pStyle w:val="Heading2"/>
       </w:pPr>
       <w:r>
-        <w:t>1.4 Сравнение подходов к масштабированию</w:t>
+        <w:t>1.5 Сравнение подходов к масштабированию</w:t>
       </w:r>
     </w:p>
     <w:p>
@@ -4899,7 +5221,7 @@
         <w:pStyle w:val="Heading2"/>
       </w:pPr>
       <w:r>
-        <w:t>1.5 Вывод по главе</w:t>
+        <w:t>1.6 Вывод по главе</w:t>
       </w:r>
     </w:p>
     <w:p>

--- a/build/docx/practice-report-draft-1.docx
+++ b/build/docx/practice-report-draft-1.docx
@@ -2076,7 +2076,7 @@
         </w:rPr>
         <w:t>ПЕРЕЧЕНЬ СОКРАЩЕНИЙ И ОБОЗНАЧЕНИЙ</w:t>
         <w:tab/>
-        <w:t>2</w:t>
+        <w:t>3</w:t>
       </w:r>
     </w:p>
     <w:p>
@@ -2096,7 +2096,7 @@
         </w:rPr>
         <w:t>ВВЕДЕНИЕ</w:t>
         <w:tab/>
-        <w:t>3</w:t>
+        <w:t>4</w:t>
       </w:r>
     </w:p>
     <w:p>
@@ -2116,7 +2116,7 @@
         </w:rPr>
         <w:t>1. Анализ предметной области и существующих подходов</w:t>
         <w:tab/>
-        <w:t>6</w:t>
+        <w:t>7</w:t>
       </w:r>
     </w:p>
     <w:p>
@@ -2136,7 +2136,7 @@
         </w:rPr>
         <w:t>1.1 Описание использованной литературы</w:t>
         <w:tab/>
-        <w:t>6</w:t>
+        <w:t>7</w:t>
       </w:r>
     </w:p>
     <w:p>
@@ -2156,7 +2156,7 @@
         </w:rPr>
         <w:t>1.2 Real-time взаимодействие в системах отслеживания задач</w:t>
         <w:tab/>
-        <w:t>8</w:t>
+        <w:t>9</w:t>
       </w:r>
     </w:p>
     <w:p>
@@ -2176,7 +2176,7 @@
         </w:rPr>
         <w:t>1.3 WebSocket и SignalR как основа real-time контура</w:t>
         <w:tab/>
-        <w:t>9</w:t>
+        <w:t>10</w:t>
       </w:r>
     </w:p>
     <w:p>
@@ -2196,7 +2196,7 @@
         </w:rPr>
         <w:t>1.4 Ограничение single-node WebSocket-архитектуры</w:t>
         <w:tab/>
-        <w:t>10</w:t>
+        <w:t>11</w:t>
       </w:r>
     </w:p>
     <w:p>
@@ -2216,7 +2216,7 @@
         </w:rPr>
         <w:t>1.5 Сравнение подходов к масштабированию</w:t>
         <w:tab/>
-        <w:t>11</w:t>
+        <w:t>12</w:t>
       </w:r>
     </w:p>
     <w:p>
@@ -2236,7 +2236,7 @@
         </w:rPr>
         <w:t>1.6 Вывод по главе</w:t>
         <w:tab/>
-        <w:t>11</w:t>
+        <w:t>12</w:t>
       </w:r>
     </w:p>
     <w:p>
@@ -2256,7 +2256,7 @@
         </w:rPr>
         <w:t>2. Анализ целевой системы и постановка задачи практики</w:t>
         <w:tab/>
-        <w:t>13</w:t>
+        <w:t>14</w:t>
       </w:r>
     </w:p>
     <w:p>
@@ -2276,7 +2276,7 @@
         </w:rPr>
         <w:t>2.1 Характеристика целевой системы</w:t>
         <w:tab/>
-        <w:t>13</w:t>
+        <w:t>14</w:t>
       </w:r>
     </w:p>
     <w:p>
@@ -2296,7 +2296,7 @@
         </w:rPr>
         <w:t>2.2 Исходная реализация real-time взаимодействия</w:t>
         <w:tab/>
-        <w:t>13</w:t>
+        <w:t>14</w:t>
       </w:r>
     </w:p>
     <w:p>
@@ -2316,7 +2316,7 @@
         </w:rPr>
         <w:t>2.3 Требования к разрабатываемому решению</w:t>
         <w:tab/>
-        <w:t>14</w:t>
+        <w:t>15</w:t>
       </w:r>
     </w:p>
     <w:p>
@@ -2336,7 +2336,7 @@
         </w:rPr>
         <w:t>2.4 Выбор платформы и инструментальных средств</w:t>
         <w:tab/>
-        <w:t>15</w:t>
+        <w:t>16</w:t>
       </w:r>
     </w:p>
     <w:p>
@@ -2356,7 +2356,7 @@
         </w:rPr>
         <w:t>2.5 Постановка задачи</w:t>
         <w:tab/>
-        <w:t>15</w:t>
+        <w:t>16</w:t>
       </w:r>
     </w:p>
     <w:p>
@@ -2376,7 +2376,7 @@
         </w:rPr>
         <w:t>3. Проектирование масштабируемого real-time контура</w:t>
         <w:tab/>
-        <w:t>17</w:t>
+        <w:t>18</w:t>
       </w:r>
     </w:p>
     <w:p>
@@ -2396,7 +2396,7 @@
         </w:rPr>
         <w:t>3.1 Исходная архитектура</w:t>
         <w:tab/>
-        <w:t>17</w:t>
+        <w:t>18</w:t>
       </w:r>
     </w:p>
     <w:p>
@@ -2416,7 +2416,7 @@
         </w:rPr>
         <w:t>3.2 Целевая архитектура</w:t>
         <w:tab/>
-        <w:t>17</w:t>
+        <w:t>18</w:t>
       </w:r>
     </w:p>
     <w:p>
@@ -2436,7 +2436,7 @@
         </w:rPr>
         <w:t>3.3 Поток real-time события</w:t>
         <w:tab/>
-        <w:t>18</w:t>
+        <w:t>19</w:t>
       </w:r>
     </w:p>
     <w:p>
@@ -2456,7 +2456,7 @@
         </w:rPr>
         <w:t>3.4 Модель групп и повторной подписки</w:t>
         <w:tab/>
-        <w:t>19</w:t>
+        <w:t>20</w:t>
       </w:r>
     </w:p>
     <w:p>
@@ -2476,7 +2476,7 @@
         </w:rPr>
         <w:t>3.5 Диагностический контур</w:t>
         <w:tab/>
-        <w:t>20</w:t>
+        <w:t>21</w:t>
       </w:r>
     </w:p>
     <w:p>
@@ -2496,7 +2496,7 @@
         </w:rPr>
         <w:t>4. Выполнение индивидуального задания</w:t>
         <w:tab/>
-        <w:t>21</w:t>
+        <w:t>22</w:t>
       </w:r>
     </w:p>
     <w:p>
@@ -2516,7 +2516,7 @@
         </w:rPr>
         <w:t>4.1 Организация работ</w:t>
         <w:tab/>
-        <w:t>21</w:t>
+        <w:t>22</w:t>
       </w:r>
     </w:p>
     <w:p>
@@ -2536,7 +2536,7 @@
         </w:rPr>
         <w:t>4.2 Изменения backend</w:t>
         <w:tab/>
-        <w:t>21</w:t>
+        <w:t>22</w:t>
       </w:r>
     </w:p>
     <w:p>
@@ -2556,7 +2556,7 @@
         </w:rPr>
         <w:t>4.3 Проверочный клиент</w:t>
         <w:tab/>
-        <w:t>22</w:t>
+        <w:t>23</w:t>
       </w:r>
     </w:p>
     <w:p>
@@ -2576,7 +2576,7 @@
         </w:rPr>
         <w:t>4.4 Инфраструктурные изменения</w:t>
         <w:tab/>
-        <w:t>22</w:t>
+        <w:t>23</w:t>
       </w:r>
     </w:p>
     <w:p>
@@ -2596,7 +2596,7 @@
         </w:rPr>
         <w:t>4.5 Автоматизированный сценарий проверки</w:t>
         <w:tab/>
-        <w:t>23</w:t>
+        <w:t>24</w:t>
       </w:r>
     </w:p>
     <w:p>
@@ -2616,7 +2616,7 @@
         </w:rPr>
         <w:t>5. Результаты практики и оценка решения</w:t>
         <w:tab/>
-        <w:t>25</w:t>
+        <w:t>26</w:t>
       </w:r>
     </w:p>
     <w:p>
@@ -2636,7 +2636,7 @@
         </w:rPr>
         <w:t>5.1 Цель и программа испытаний</w:t>
         <w:tab/>
-        <w:t>25</w:t>
+        <w:t>26</w:t>
       </w:r>
     </w:p>
     <w:p>
@@ -2656,7 +2656,7 @@
         </w:rPr>
         <w:t>5.2 Стенд испытаний</w:t>
         <w:tab/>
-        <w:t>25</w:t>
+        <w:t>26</w:t>
       </w:r>
     </w:p>
     <w:p>
@@ -2676,7 +2676,7 @@
         </w:rPr>
         <w:t>5.3 Результат без Redis backplane</w:t>
         <w:tab/>
-        <w:t>26</w:t>
+        <w:t>27</w:t>
       </w:r>
     </w:p>
     <w:p>
@@ -2696,7 +2696,7 @@
         </w:rPr>
         <w:t>5.4 Результат с Redis backplane</w:t>
         <w:tab/>
-        <w:t>26</w:t>
+        <w:t>27</w:t>
       </w:r>
     </w:p>
     <w:p>
@@ -2716,7 +2716,7 @@
         </w:rPr>
         <w:t>5.5 Серийная проверка и задержка доставки</w:t>
         <w:tab/>
-        <w:t>27</w:t>
+        <w:t>28</w:t>
       </w:r>
     </w:p>
     <w:p>
@@ -2736,7 +2736,7 @@
         </w:rPr>
         <w:t>5.6 Проверка восстановления соединения и отказа узла</w:t>
         <w:tab/>
-        <w:t>28</w:t>
+        <w:t>29</w:t>
       </w:r>
     </w:p>
     <w:p>
@@ -2756,7 +2756,7 @@
         </w:rPr>
         <w:t>5.7 Сравнительная таблица результатов</w:t>
         <w:tab/>
-        <w:t>28</w:t>
+        <w:t>29</w:t>
       </w:r>
     </w:p>
     <w:p>
@@ -2776,7 +2776,7 @@
         </w:rPr>
         <w:t>5.8 Проверка входной точки стенда</w:t>
         <w:tab/>
-        <w:t>29</w:t>
+        <w:t>30</w:t>
       </w:r>
     </w:p>
     <w:p>
@@ -2796,7 +2796,7 @@
         </w:rPr>
         <w:t>5.9 Оценка достоверности результатов</w:t>
         <w:tab/>
-        <w:t>29</w:t>
+        <w:t>30</w:t>
       </w:r>
     </w:p>
     <w:p>
@@ -2816,7 +2816,7 @@
         </w:rPr>
         <w:t>5.10 Вывод по испытаниям</w:t>
         <w:tab/>
-        <w:t>30</w:t>
+        <w:t>31</w:t>
       </w:r>
     </w:p>
     <w:p>
@@ -2836,7 +2836,7 @@
         </w:rPr>
         <w:t>ЗАКЛЮЧЕНИЕ</w:t>
         <w:tab/>
-        <w:t>30</w:t>
+        <w:t>31</w:t>
       </w:r>
     </w:p>
     <w:p>
@@ -2856,7 +2856,7 @@
         </w:rPr>
         <w:t>СПИСОК ИСПОЛЬЗОВАННЫХ ИСТОЧНИКОВ</w:t>
         <w:tab/>
-        <w:t>32</w:t>
+        <w:t>33</w:t>
       </w:r>
     </w:p>
     <w:p>
@@ -2876,13 +2876,24 @@
         </w:rPr>
         <w:t>ПРИЛОЖЕНИЕ А</w:t>
         <w:tab/>
-        <w:t>34</w:t>
+        <w:t>35</w:t>
       </w:r>
     </w:p>
     <w:p>
       <w:r>
         <w:br w:type="page"/>
       </w:r>
+    </w:p>
+    <w:p>
+      <w:pPr>
+        <w:sectPr>
+          <w:footerReference w:type="default" r:id="rId10"/>
+          <w:pgSz w:w="12240" w:h="15840"/>
+          <w:pgMar w:top="1134" w:right="850" w:bottom="1134" w:left="1701" w:header="720" w:footer="720" w:gutter="0"/>
+          <w:cols w:space="720"/>
+          <w:docGrid w:linePitch="360"/>
+        </w:sectPr>
+      </w:pPr>
     </w:p>
     <w:p>
       <w:pPr>
@@ -5937,172 +5948,6 @@
                     <pic:cNvPicPr/>
                   </pic:nvPicPr>
                   <pic:blipFill>
-                    <a:blip r:embed="rId11"/>
-                    <a:stretch>
-                      <a:fillRect/>
-                    </a:stretch>
-                  </pic:blipFill>
-                  <pic:spPr>
-                    <a:xfrm>
-                      <a:off x="0" y="0"/>
-                      <a:ext cx="5580000" cy="3138750"/>
-                    </a:xfrm>
-                    <a:prstGeom prst="rect"/>
-                  </pic:spPr>
-                </pic:pic>
-              </a:graphicData>
-            </a:graphic>
-          </wp:inline>
-        </w:drawing>
-      </w:r>
-    </w:p>
-    <w:p>
-      <w:pPr>
-        <w:spacing w:after="120"/>
-        <w:ind w:firstLine="0"/>
-        <w:jc w:val="center"/>
-      </w:pPr>
-      <w:r>
-        <w:rPr>
-          <w:rFonts w:ascii="Times New Roman" w:hAnsi="Times New Roman" w:eastAsia="Times New Roman"/>
-          <w:b w:val="0"/>
-          <w:i/>
-          <w:sz w:val="24"/>
-        </w:rPr>
-        <w:t>Рисунок 1 — Исходная single-node архитектура real-time контура</w:t>
-      </w:r>
-    </w:p>
-    <w:p>
-      <w:pPr>
-        <w:spacing w:line="360" w:lineRule="auto"/>
-        <w:ind w:firstLine="709"/>
-        <w:jc w:val="both"/>
-      </w:pPr>
-      <w:r>
-        <w:rPr>
-          <w:rFonts w:ascii="Times New Roman" w:hAnsi="Times New Roman" w:eastAsia="Times New Roman"/>
-          <w:b w:val="0"/>
-          <w:i w:val="0"/>
-          <w:sz w:val="28"/>
-        </w:rPr>
-        <w:t xml:space="preserve">Недостаток этой архитектуры состоит в том, что она не показывает, как система должна вести себя при нескольких экземплярах </w:t>
-      </w:r>
-      <w:r>
-        <w:rPr>
-          <w:rFonts w:ascii="Courier New" w:hAnsi="Courier New" w:eastAsia="Courier New"/>
-          <w:b w:val="0"/>
-          <w:i w:val="0"/>
-          <w:sz w:val="28"/>
-        </w:rPr>
-        <w:t>app-api</w:t>
-      </w:r>
-      <w:r>
-        <w:rPr>
-          <w:rFonts w:ascii="Times New Roman" w:hAnsi="Times New Roman" w:eastAsia="Times New Roman"/>
-          <w:b w:val="0"/>
-          <w:i w:val="0"/>
-          <w:sz w:val="28"/>
-        </w:rPr>
-        <w:t>. Если просто добавить второй экземпляр без backplane, каждый процесс будет иметь собственное локальное состояние соединений [3].</w:t>
-      </w:r>
-    </w:p>
-    <w:p>
-      <w:pPr>
-        <w:pStyle w:val="Heading2"/>
-      </w:pPr>
-      <w:r>
-        <w:t>3.2 Целевая архитектура</w:t>
-      </w:r>
-    </w:p>
-    <w:p>
-      <w:pPr>
-        <w:spacing w:line="360" w:lineRule="auto"/>
-        <w:ind w:firstLine="709"/>
-        <w:jc w:val="both"/>
-      </w:pPr>
-      <w:r>
-        <w:rPr>
-          <w:rFonts w:ascii="Times New Roman" w:hAnsi="Times New Roman" w:eastAsia="Times New Roman"/>
-          <w:b w:val="0"/>
-          <w:i w:val="0"/>
-          <w:sz w:val="28"/>
-        </w:rPr>
-        <w:t xml:space="preserve">В целевой архитектуре перед backend-сервисами находится nginx, а приложение запускается в двух экземплярах: </w:t>
-      </w:r>
-      <w:r>
-        <w:rPr>
-          <w:rFonts w:ascii="Courier New" w:hAnsi="Courier New" w:eastAsia="Courier New"/>
-          <w:b w:val="0"/>
-          <w:i w:val="0"/>
-          <w:sz w:val="28"/>
-        </w:rPr>
-        <w:t>app-api-1</w:t>
-      </w:r>
-      <w:r>
-        <w:rPr>
-          <w:rFonts w:ascii="Times New Roman" w:hAnsi="Times New Roman" w:eastAsia="Times New Roman"/>
-          <w:b w:val="0"/>
-          <w:i w:val="0"/>
-          <w:sz w:val="28"/>
-        </w:rPr>
-        <w:t xml:space="preserve"> и </w:t>
-      </w:r>
-      <w:r>
-        <w:rPr>
-          <w:rFonts w:ascii="Courier New" w:hAnsi="Courier New" w:eastAsia="Courier New"/>
-          <w:b w:val="0"/>
-          <w:i w:val="0"/>
-          <w:sz w:val="28"/>
-        </w:rPr>
-        <w:t>app-api-2</w:t>
-      </w:r>
-      <w:r>
-        <w:rPr>
-          <w:rFonts w:ascii="Times New Roman" w:hAnsi="Times New Roman" w:eastAsia="Times New Roman"/>
-          <w:b w:val="0"/>
-          <w:i w:val="0"/>
-          <w:sz w:val="28"/>
-        </w:rPr>
-        <w:t>. Оба экземпляра подключены к общей базе данных PostgreSQL [17] и к Redis. SignalR использует Redis backplane для межузловой доставки событий [4], [10], [14].</w:t>
-      </w:r>
-    </w:p>
-    <w:p>
-      <w:pPr>
-        <w:spacing w:line="360" w:lineRule="auto"/>
-        <w:ind w:firstLine="709"/>
-        <w:jc w:val="both"/>
-      </w:pPr>
-      <w:r>
-        <w:rPr>
-          <w:rFonts w:ascii="Times New Roman" w:hAnsi="Times New Roman" w:eastAsia="Times New Roman"/>
-          <w:b w:val="0"/>
-          <w:i w:val="0"/>
-          <w:sz w:val="28"/>
-        </w:rPr>
-        <w:t>Схема целевой архитектуры представлена на рисунке 2.</w:t>
-      </w:r>
-    </w:p>
-    <w:p>
-      <w:pPr>
-        <w:ind w:firstLine="0"/>
-        <w:jc w:val="center"/>
-      </w:pPr>
-      <w:r>
-        <w:drawing>
-          <wp:inline xmlns:a="http://schemas.openxmlformats.org/drawingml/2006/main" xmlns:pic="http://schemas.openxmlformats.org/drawingml/2006/picture">
-            <wp:extent cx="5580000" cy="3138750"/>
-            <wp:docPr id="2" name="Picture 2"/>
-            <wp:cNvGraphicFramePr>
-              <a:graphicFrameLocks noChangeAspect="1"/>
-            </wp:cNvGraphicFramePr>
-            <a:graphic>
-              <a:graphicData uri="http://schemas.openxmlformats.org/drawingml/2006/picture">
-                <pic:pic>
-                  <pic:nvPicPr>
-                    <pic:cNvPr id="0" name="figure-2-scaleout.png"/>
-                    <pic:cNvPicPr/>
-                  </pic:nvPicPr>
-                  <pic:blipFill>
                     <a:blip r:embed="rId12"/>
                     <a:stretch>
                       <a:fillRect/>
@@ -6135,6 +5980,172 @@
           <w:i/>
           <w:sz w:val="24"/>
         </w:rPr>
+        <w:t>Рисунок 1 — Исходная single-node архитектура real-time контура</w:t>
+      </w:r>
+    </w:p>
+    <w:p>
+      <w:pPr>
+        <w:spacing w:line="360" w:lineRule="auto"/>
+        <w:ind w:firstLine="709"/>
+        <w:jc w:val="both"/>
+      </w:pPr>
+      <w:r>
+        <w:rPr>
+          <w:rFonts w:ascii="Times New Roman" w:hAnsi="Times New Roman" w:eastAsia="Times New Roman"/>
+          <w:b w:val="0"/>
+          <w:i w:val="0"/>
+          <w:sz w:val="28"/>
+        </w:rPr>
+        <w:t xml:space="preserve">Недостаток этой архитектуры состоит в том, что она не показывает, как система должна вести себя при нескольких экземплярах </w:t>
+      </w:r>
+      <w:r>
+        <w:rPr>
+          <w:rFonts w:ascii="Courier New" w:hAnsi="Courier New" w:eastAsia="Courier New"/>
+          <w:b w:val="0"/>
+          <w:i w:val="0"/>
+          <w:sz w:val="28"/>
+        </w:rPr>
+        <w:t>app-api</w:t>
+      </w:r>
+      <w:r>
+        <w:rPr>
+          <w:rFonts w:ascii="Times New Roman" w:hAnsi="Times New Roman" w:eastAsia="Times New Roman"/>
+          <w:b w:val="0"/>
+          <w:i w:val="0"/>
+          <w:sz w:val="28"/>
+        </w:rPr>
+        <w:t>. Если просто добавить второй экземпляр без backplane, каждый процесс будет иметь собственное локальное состояние соединений [3].</w:t>
+      </w:r>
+    </w:p>
+    <w:p>
+      <w:pPr>
+        <w:pStyle w:val="Heading2"/>
+      </w:pPr>
+      <w:r>
+        <w:t>3.2 Целевая архитектура</w:t>
+      </w:r>
+    </w:p>
+    <w:p>
+      <w:pPr>
+        <w:spacing w:line="360" w:lineRule="auto"/>
+        <w:ind w:firstLine="709"/>
+        <w:jc w:val="both"/>
+      </w:pPr>
+      <w:r>
+        <w:rPr>
+          <w:rFonts w:ascii="Times New Roman" w:hAnsi="Times New Roman" w:eastAsia="Times New Roman"/>
+          <w:b w:val="0"/>
+          <w:i w:val="0"/>
+          <w:sz w:val="28"/>
+        </w:rPr>
+        <w:t xml:space="preserve">В целевой архитектуре перед backend-сервисами находится nginx, а приложение запускается в двух экземплярах: </w:t>
+      </w:r>
+      <w:r>
+        <w:rPr>
+          <w:rFonts w:ascii="Courier New" w:hAnsi="Courier New" w:eastAsia="Courier New"/>
+          <w:b w:val="0"/>
+          <w:i w:val="0"/>
+          <w:sz w:val="28"/>
+        </w:rPr>
+        <w:t>app-api-1</w:t>
+      </w:r>
+      <w:r>
+        <w:rPr>
+          <w:rFonts w:ascii="Times New Roman" w:hAnsi="Times New Roman" w:eastAsia="Times New Roman"/>
+          <w:b w:val="0"/>
+          <w:i w:val="0"/>
+          <w:sz w:val="28"/>
+        </w:rPr>
+        <w:t xml:space="preserve"> и </w:t>
+      </w:r>
+      <w:r>
+        <w:rPr>
+          <w:rFonts w:ascii="Courier New" w:hAnsi="Courier New" w:eastAsia="Courier New"/>
+          <w:b w:val="0"/>
+          <w:i w:val="0"/>
+          <w:sz w:val="28"/>
+        </w:rPr>
+        <w:t>app-api-2</w:t>
+      </w:r>
+      <w:r>
+        <w:rPr>
+          <w:rFonts w:ascii="Times New Roman" w:hAnsi="Times New Roman" w:eastAsia="Times New Roman"/>
+          <w:b w:val="0"/>
+          <w:i w:val="0"/>
+          <w:sz w:val="28"/>
+        </w:rPr>
+        <w:t>. Оба экземпляра подключены к общей базе данных PostgreSQL [17] и к Redis. SignalR использует Redis backplane для межузловой доставки событий [4], [10], [14].</w:t>
+      </w:r>
+    </w:p>
+    <w:p>
+      <w:pPr>
+        <w:spacing w:line="360" w:lineRule="auto"/>
+        <w:ind w:firstLine="709"/>
+        <w:jc w:val="both"/>
+      </w:pPr>
+      <w:r>
+        <w:rPr>
+          <w:rFonts w:ascii="Times New Roman" w:hAnsi="Times New Roman" w:eastAsia="Times New Roman"/>
+          <w:b w:val="0"/>
+          <w:i w:val="0"/>
+          <w:sz w:val="28"/>
+        </w:rPr>
+        <w:t>Схема целевой архитектуры представлена на рисунке 2.</w:t>
+      </w:r>
+    </w:p>
+    <w:p>
+      <w:pPr>
+        <w:ind w:firstLine="0"/>
+        <w:jc w:val="center"/>
+      </w:pPr>
+      <w:r>
+        <w:drawing>
+          <wp:inline xmlns:a="http://schemas.openxmlformats.org/drawingml/2006/main" xmlns:pic="http://schemas.openxmlformats.org/drawingml/2006/picture">
+            <wp:extent cx="5580000" cy="3138750"/>
+            <wp:docPr id="2" name="Picture 2"/>
+            <wp:cNvGraphicFramePr>
+              <a:graphicFrameLocks noChangeAspect="1"/>
+            </wp:cNvGraphicFramePr>
+            <a:graphic>
+              <a:graphicData uri="http://schemas.openxmlformats.org/drawingml/2006/picture">
+                <pic:pic>
+                  <pic:nvPicPr>
+                    <pic:cNvPr id="0" name="figure-2-scaleout.png"/>
+                    <pic:cNvPicPr/>
+                  </pic:nvPicPr>
+                  <pic:blipFill>
+                    <a:blip r:embed="rId13"/>
+                    <a:stretch>
+                      <a:fillRect/>
+                    </a:stretch>
+                  </pic:blipFill>
+                  <pic:spPr>
+                    <a:xfrm>
+                      <a:off x="0" y="0"/>
+                      <a:ext cx="5580000" cy="3138750"/>
+                    </a:xfrm>
+                    <a:prstGeom prst="rect"/>
+                  </pic:spPr>
+                </pic:pic>
+              </a:graphicData>
+            </a:graphic>
+          </wp:inline>
+        </w:drawing>
+      </w:r>
+    </w:p>
+    <w:p>
+      <w:pPr>
+        <w:spacing w:after="120"/>
+        <w:ind w:firstLine="0"/>
+        <w:jc w:val="center"/>
+      </w:pPr>
+      <w:r>
+        <w:rPr>
+          <w:rFonts w:ascii="Times New Roman" w:hAnsi="Times New Roman" w:eastAsia="Times New Roman"/>
+          <w:b w:val="0"/>
+          <w:i/>
+          <w:sz w:val="24"/>
+        </w:rPr>
         <w:t>Рисунок 2 — Целевая multi-instance архитектура с Redis backplane</w:t>
       </w:r>
     </w:p>
@@ -6415,7 +6426,7 @@
                     <pic:cNvPicPr/>
                   </pic:nvPicPr>
                   <pic:blipFill>
-                    <a:blip r:embed="rId13"/>
+                    <a:blip r:embed="rId14"/>
                     <a:stretch>
                       <a:fillRect/>
                     </a:stretch>
@@ -11436,12 +11447,12 @@
       </w:r>
     </w:p>
     <w:sectPr>
-      <w:footerReference w:type="default" r:id="rId10"/>
+      <w:footerReference w:type="default" r:id="rId11"/>
       <w:pgSz w:w="12240" w:h="15840"/>
       <w:pgMar w:top="1134" w:right="850" w:bottom="1134" w:left="1701" w:header="720" w:footer="720" w:gutter="0"/>
       <w:cols w:space="720"/>
       <w:docGrid w:linePitch="360"/>
-      <w:pgNumType w:start="1"/>
+      <w:pgNumType w:start="3"/>
     </w:sectPr>
   </w:body>
 </w:document>
@@ -11458,6 +11469,16 @@
 </file>
 
 <file path=word/footer2.xml><?xml version="1.0" encoding="utf-8"?>
+<w:ftr xmlns:m="http://schemas.openxmlformats.org/officeDocument/2006/math" xmlns:mc="http://schemas.openxmlformats.org/markup-compatibility/2006" xmlns:mo="http://schemas.microsoft.com/office/mac/office/2008/main" xmlns:mv="urn:schemas-microsoft-com:mac:vml" xmlns:o="urn:schemas-microsoft-com:office:office" xmlns:r="http://schemas.openxmlformats.org/officeDocument/2006/relationships" xmlns:v="urn:schemas-microsoft-com:vml" xmlns:w10="urn:schemas-microsoft-com:office:word" xmlns:w14="http://schemas.microsoft.com/office/word/2010/wordml" xmlns:w="http://schemas.openxmlformats.org/wordprocessingml/2006/main" xmlns:wne="http://schemas.microsoft.com/office/word/2006/wordml" xmlns:wp14="http://schemas.microsoft.com/office/word/2010/wordprocessingDrawing" xmlns:wp="http://schemas.openxmlformats.org/drawingml/2006/wordprocessingDrawing" xmlns:wpc="http://schemas.microsoft.com/office/word/2010/wordprocessingCanvas" xmlns:wpg="http://schemas.microsoft.com/office/word/2010/wordprocessingGroup" xmlns:wpi="http://schemas.microsoft.com/office/word/2010/wordprocessingInk" xmlns:wps="http://schemas.microsoft.com/office/word/2010/wordprocessingShape" mc:Ignorable="w14 wp14">
+  <w:p>
+    <w:pPr>
+      <w:pStyle w:val="Footer"/>
+    </w:pPr>
+  </w:p>
+</w:ftr>
+</file>
+
+<file path=word/footer3.xml><?xml version="1.0" encoding="utf-8"?>
 <w:ftr xmlns:m="http://schemas.openxmlformats.org/officeDocument/2006/math" xmlns:mc="http://schemas.openxmlformats.org/markup-compatibility/2006" xmlns:mo="http://schemas.microsoft.com/office/mac/office/2008/main" xmlns:mv="urn:schemas-microsoft-com:mac:vml" xmlns:o="urn:schemas-microsoft-com:office:office" xmlns:r="http://schemas.openxmlformats.org/officeDocument/2006/relationships" xmlns:v="urn:schemas-microsoft-com:vml" xmlns:w10="urn:schemas-microsoft-com:office:word" xmlns:w14="http://schemas.microsoft.com/office/word/2010/wordml" xmlns:w="http://schemas.openxmlformats.org/wordprocessingml/2006/main" xmlns:wne="http://schemas.microsoft.com/office/word/2006/wordml" xmlns:wp14="http://schemas.microsoft.com/office/word/2010/wordprocessingDrawing" xmlns:wp="http://schemas.openxmlformats.org/drawingml/2006/wordprocessingDrawing" xmlns:wpc="http://schemas.microsoft.com/office/word/2010/wordprocessingCanvas" xmlns:wpg="http://schemas.microsoft.com/office/word/2010/wordprocessingGroup" xmlns:wpi="http://schemas.microsoft.com/office/word/2010/wordprocessingInk" xmlns:wps="http://schemas.microsoft.com/office/word/2010/wordprocessingShape" mc:Ignorable="w14 wp14">
   <w:p>
     <w:pPr>

--- a/build/docx/practice-report-draft-1.docx
+++ b/build/docx/practice-report-draft-1.docx
@@ -2,2054 +2,6 @@
 <file path=word/document.xml><?xml version="1.0" encoding="utf-8"?>
 <w:document xmlns:wpc="http://schemas.microsoft.com/office/word/2010/wordprocessingCanvas" xmlns:mo="http://schemas.microsoft.com/office/mac/office/2008/main" xmlns:mc="http://schemas.openxmlformats.org/markup-compatibility/2006" xmlns:mv="urn:schemas-microsoft-com:mac:vml" xmlns:o="urn:schemas-microsoft-com:office:office" xmlns:r="http://schemas.openxmlformats.org/officeDocument/2006/relationships" xmlns:m="http://schemas.openxmlformats.org/officeDocument/2006/math" xmlns:v="urn:schemas-microsoft-com:vml" xmlns:wp14="http://schemas.microsoft.com/office/word/2010/wordprocessingDrawing" xmlns:wp="http://schemas.openxmlformats.org/drawingml/2006/wordprocessingDrawing" xmlns:w10="urn:schemas-microsoft-com:office:word" xmlns:w="http://schemas.openxmlformats.org/wordprocessingml/2006/main" xmlns:w14="http://schemas.microsoft.com/office/word/2010/wordml" xmlns:wpg="http://schemas.microsoft.com/office/word/2010/wordprocessingGroup" xmlns:wpi="http://schemas.microsoft.com/office/word/2010/wordprocessingInk" xmlns:wne="http://schemas.microsoft.com/office/word/2006/wordml" xmlns:wps="http://schemas.microsoft.com/office/word/2010/wordprocessingShape" mc:Ignorable="w14 wp14">
   <w:body>
-    <w:p>
-      <w:pPr>
-        <w:spacing w:line="276" w:lineRule="auto" w:after="0"/>
-        <w:ind w:firstLine="0"/>
-        <w:jc w:val="center"/>
-      </w:pPr>
-      <w:r>
-        <w:rPr>
-          <w:rFonts w:ascii="Times New Roman" w:hAnsi="Times New Roman" w:eastAsia="Times New Roman"/>
-          <w:b w:val="0"/>
-          <w:i w:val="0"/>
-          <w:sz w:val="22"/>
-        </w:rPr>
-        <w:t>МИНИСТЕРСТВО ОБРАЗОВАНИЯ И НАУКИ РОССИЙСКОЙ ФЕДЕРАЦИИ</w:t>
-      </w:r>
-    </w:p>
-    <w:p>
-      <w:pPr>
-        <w:spacing w:line="276" w:lineRule="auto" w:after="0"/>
-        <w:ind w:firstLine="0"/>
-        <w:jc w:val="center"/>
-      </w:pPr>
-      <w:r>
-        <w:rPr>
-          <w:rFonts w:ascii="Times New Roman" w:hAnsi="Times New Roman" w:eastAsia="Times New Roman"/>
-          <w:b w:val="0"/>
-          <w:i w:val="0"/>
-          <w:sz w:val="20"/>
-        </w:rPr>
-        <w:t>федеральное государственное автономное образовательное учреждение высшего образования</w:t>
-      </w:r>
-    </w:p>
-    <w:p>
-      <w:pPr>
-        <w:spacing w:line="276" w:lineRule="auto" w:after="0"/>
-        <w:ind w:firstLine="0"/>
-        <w:jc w:val="center"/>
-      </w:pPr>
-      <w:r>
-        <w:rPr>
-          <w:rFonts w:ascii="Times New Roman" w:hAnsi="Times New Roman" w:eastAsia="Times New Roman"/>
-          <w:b w:val="0"/>
-          <w:i w:val="0"/>
-          <w:sz w:val="22"/>
-        </w:rPr>
-        <w:t>«Санкт–Петербургский государственный университет</w:t>
-      </w:r>
-    </w:p>
-    <w:p>
-      <w:pPr>
-        <w:spacing w:line="276" w:lineRule="auto" w:after="320"/>
-        <w:ind w:firstLine="0"/>
-        <w:jc w:val="center"/>
-      </w:pPr>
-      <w:r>
-        <w:rPr>
-          <w:rFonts w:ascii="Times New Roman" w:hAnsi="Times New Roman" w:eastAsia="Times New Roman"/>
-          <w:b w:val="0"/>
-          <w:i w:val="0"/>
-          <w:sz w:val="22"/>
-        </w:rPr>
-        <w:t>аэрокосмического приборостроения»</w:t>
-      </w:r>
-    </w:p>
-    <w:p>
-      <w:pPr>
-        <w:spacing w:line="276" w:lineRule="auto" w:after="320"/>
-        <w:ind w:firstLine="0"/>
-        <w:jc w:val="center"/>
-      </w:pPr>
-      <w:r>
-        <w:rPr>
-          <w:rFonts w:ascii="Times New Roman" w:hAnsi="Times New Roman" w:eastAsia="Times New Roman"/>
-          <w:b w:val="0"/>
-          <w:i w:val="0"/>
-          <w:sz w:val="22"/>
-        </w:rPr>
-        <w:t>Кафедра №43 «Компьютерных технологий и программной инженерии»</w:t>
-      </w:r>
-    </w:p>
-    <w:p>
-      <w:pPr>
-        <w:spacing w:line="276" w:lineRule="auto" w:after="0"/>
-        <w:ind w:firstLine="0"/>
-        <w:jc w:val="left"/>
-      </w:pPr>
-      <w:r>
-        <w:rPr>
-          <w:rFonts w:ascii="Times New Roman" w:hAnsi="Times New Roman" w:eastAsia="Times New Roman"/>
-          <w:b/>
-          <w:i w:val="0"/>
-          <w:sz w:val="24"/>
-        </w:rPr>
-        <w:t>ОТЧЁТ ПО ПРАКТИКЕ</w:t>
-      </w:r>
-    </w:p>
-    <w:p>
-      <w:pPr>
-        <w:spacing w:line="276" w:lineRule="auto" w:after="0"/>
-        <w:ind w:firstLine="0"/>
-        <w:jc w:val="left"/>
-      </w:pPr>
-      <w:r>
-        <w:rPr>
-          <w:rFonts w:ascii="Times New Roman" w:hAnsi="Times New Roman" w:eastAsia="Times New Roman"/>
-          <w:b w:val="0"/>
-          <w:i w:val="0"/>
-          <w:sz w:val="24"/>
-        </w:rPr>
-        <w:t>ЗАЩИЩЁН С ОЦЕНКОЙ</w:t>
-      </w:r>
-    </w:p>
-    <w:p>
-      <w:pPr>
-        <w:spacing w:line="276" w:lineRule="auto" w:after="40"/>
-        <w:ind w:firstLine="0"/>
-        <w:jc w:val="left"/>
-      </w:pPr>
-      <w:r>
-        <w:rPr>
-          <w:rFonts w:ascii="Times New Roman" w:hAnsi="Times New Roman" w:eastAsia="Times New Roman"/>
-          <w:b w:val="0"/>
-          <w:i w:val="0"/>
-          <w:sz w:val="24"/>
-        </w:rPr>
-        <w:t>РУКОВОДИТЕЛЬ</w:t>
-      </w:r>
-    </w:p>
-    <w:tbl>
-      <w:tblPr>
-        <w:tblW w:type="auto" w:w="0"/>
-        <w:tblLook w:firstColumn="1" w:firstRow="1" w:lastColumn="0" w:lastRow="0" w:noHBand="0" w:noVBand="1" w:val="04A0"/>
-      </w:tblPr>
-      <w:tblGrid>
-        <w:gridCol w:w="3230"/>
-        <w:gridCol w:w="3230"/>
-        <w:gridCol w:w="3230"/>
-      </w:tblGrid>
-      <w:tr>
-        <w:tc>
-          <w:tcPr>
-            <w:tcW w:type="dxa" w:w="3175"/>
-            <w:tcBorders>
-              <w:top w:val="nil"/>
-              <w:left w:val="nil"/>
-              <w:bottom w:val="single" w:sz="6" w:space="0" w:color="000000"/>
-              <w:right w:val="nil"/>
-              <w:insideH w:val="nil"/>
-              <w:insideV w:val="nil"/>
-            </w:tcBorders>
-            <w:tcMar>
-              <w:top w:w="0" w:type="dxa"/>
-              <w:left w:w="0" w:type="dxa"/>
-              <w:bottom w:w="0" w:type="dxa"/>
-              <w:right w:w="0" w:type="dxa"/>
-            </w:tcMar>
-            <w:vAlign w:val="center"/>
-          </w:tcPr>
-          <w:p>
-            <w:pPr>
-              <w:spacing w:line="240" w:lineRule="auto" w:before="0" w:after="0"/>
-              <w:ind w:firstLine="0"/>
-              <w:jc w:val="center"/>
-            </w:pPr>
-            <w:r/>
-            <w:r>
-              <w:rPr>
-                <w:rFonts w:ascii="Times New Roman" w:hAnsi="Times New Roman" w:eastAsia="Times New Roman"/>
-                <w:b w:val="0"/>
-                <w:i w:val="0"/>
-                <w:sz w:val="22"/>
-              </w:rPr>
-              <w:t>Ст. преподаватель</w:t>
-            </w:r>
-          </w:p>
-        </w:tc>
-        <w:tc>
-          <w:tcPr>
-            <w:tcW w:type="dxa" w:w="2154"/>
-            <w:tcBorders>
-              <w:top w:val="nil"/>
-              <w:left w:val="nil"/>
-              <w:bottom w:val="single" w:sz="6" w:space="0" w:color="000000"/>
-              <w:right w:val="nil"/>
-              <w:insideH w:val="nil"/>
-              <w:insideV w:val="nil"/>
-            </w:tcBorders>
-            <w:tcMar>
-              <w:top w:w="0" w:type="dxa"/>
-              <w:left w:w="0" w:type="dxa"/>
-              <w:bottom w:w="0" w:type="dxa"/>
-              <w:right w:w="0" w:type="dxa"/>
-            </w:tcMar>
-            <w:vAlign w:val="center"/>
-          </w:tcPr>
-          <w:p>
-            <w:pPr>
-              <w:spacing w:line="240" w:lineRule="auto" w:before="0" w:after="0"/>
-              <w:ind w:firstLine="0"/>
-              <w:jc w:val="center"/>
-            </w:pPr>
-            <w:r/>
-          </w:p>
-        </w:tc>
-        <w:tc>
-          <w:tcPr>
-            <w:tcW w:type="dxa" w:w="2721"/>
-            <w:tcBorders>
-              <w:top w:val="nil"/>
-              <w:left w:val="nil"/>
-              <w:bottom w:val="single" w:sz="6" w:space="0" w:color="000000"/>
-              <w:right w:val="nil"/>
-              <w:insideH w:val="nil"/>
-              <w:insideV w:val="nil"/>
-            </w:tcBorders>
-            <w:tcMar>
-              <w:top w:w="0" w:type="dxa"/>
-              <w:left w:w="0" w:type="dxa"/>
-              <w:bottom w:w="0" w:type="dxa"/>
-              <w:right w:w="0" w:type="dxa"/>
-            </w:tcMar>
-            <w:vAlign w:val="center"/>
-          </w:tcPr>
-          <w:p>
-            <w:pPr>
-              <w:spacing w:line="240" w:lineRule="auto" w:before="0" w:after="0"/>
-              <w:ind w:firstLine="0"/>
-              <w:jc w:val="center"/>
-            </w:pPr>
-            <w:r/>
-            <w:r>
-              <w:rPr>
-                <w:rFonts w:ascii="Times New Roman" w:hAnsi="Times New Roman" w:eastAsia="Times New Roman"/>
-                <w:b w:val="0"/>
-                <w:i w:val="0"/>
-                <w:sz w:val="22"/>
-              </w:rPr>
-              <w:t>С.А. Рогачев</w:t>
-            </w:r>
-          </w:p>
-        </w:tc>
-      </w:tr>
-      <w:tr>
-        <w:tc>
-          <w:tcPr>
-            <w:tcW w:type="dxa" w:w="3175"/>
-            <w:tcBorders>
-              <w:top w:val="nil"/>
-              <w:left w:val="nil"/>
-              <w:bottom w:val="nil"/>
-              <w:right w:val="nil"/>
-              <w:insideH w:val="nil"/>
-              <w:insideV w:val="nil"/>
-            </w:tcBorders>
-            <w:tcMar>
-              <w:top w:w="0" w:type="dxa"/>
-              <w:left w:w="0" w:type="dxa"/>
-              <w:bottom w:w="0" w:type="dxa"/>
-              <w:right w:w="0" w:type="dxa"/>
-            </w:tcMar>
-            <w:vAlign w:val="center"/>
-          </w:tcPr>
-          <w:p>
-            <w:pPr>
-              <w:spacing w:line="240" w:lineRule="auto" w:before="0" w:after="0"/>
-              <w:ind w:firstLine="0"/>
-              <w:jc w:val="center"/>
-            </w:pPr>
-            <w:r/>
-            <w:r>
-              <w:rPr>
-                <w:rFonts w:ascii="Times New Roman" w:hAnsi="Times New Roman" w:eastAsia="Times New Roman"/>
-                <w:b w:val="0"/>
-                <w:i w:val="0"/>
-                <w:sz w:val="14"/>
-              </w:rPr>
-              <w:t>должность, уч. степень, звание</w:t>
-            </w:r>
-          </w:p>
-        </w:tc>
-        <w:tc>
-          <w:tcPr>
-            <w:tcW w:type="dxa" w:w="2154"/>
-            <w:tcBorders>
-              <w:top w:val="nil"/>
-              <w:left w:val="nil"/>
-              <w:bottom w:val="nil"/>
-              <w:right w:val="nil"/>
-              <w:insideH w:val="nil"/>
-              <w:insideV w:val="nil"/>
-            </w:tcBorders>
-            <w:tcMar>
-              <w:top w:w="0" w:type="dxa"/>
-              <w:left w:w="0" w:type="dxa"/>
-              <w:bottom w:w="0" w:type="dxa"/>
-              <w:right w:w="0" w:type="dxa"/>
-            </w:tcMar>
-            <w:vAlign w:val="center"/>
-          </w:tcPr>
-          <w:p>
-            <w:pPr>
-              <w:spacing w:line="240" w:lineRule="auto" w:before="0" w:after="0"/>
-              <w:ind w:firstLine="0"/>
-              <w:jc w:val="center"/>
-            </w:pPr>
-            <w:r/>
-            <w:r>
-              <w:rPr>
-                <w:rFonts w:ascii="Times New Roman" w:hAnsi="Times New Roman" w:eastAsia="Times New Roman"/>
-                <w:b w:val="0"/>
-                <w:i w:val="0"/>
-                <w:sz w:val="14"/>
-              </w:rPr>
-              <w:t>подпись, дата</w:t>
-            </w:r>
-          </w:p>
-        </w:tc>
-        <w:tc>
-          <w:tcPr>
-            <w:tcW w:type="dxa" w:w="2721"/>
-            <w:tcBorders>
-              <w:top w:val="nil"/>
-              <w:left w:val="nil"/>
-              <w:bottom w:val="nil"/>
-              <w:right w:val="nil"/>
-              <w:insideH w:val="nil"/>
-              <w:insideV w:val="nil"/>
-            </w:tcBorders>
-            <w:tcMar>
-              <w:top w:w="0" w:type="dxa"/>
-              <w:left w:w="0" w:type="dxa"/>
-              <w:bottom w:w="0" w:type="dxa"/>
-              <w:right w:w="0" w:type="dxa"/>
-            </w:tcMar>
-            <w:vAlign w:val="center"/>
-          </w:tcPr>
-          <w:p>
-            <w:pPr>
-              <w:spacing w:line="240" w:lineRule="auto" w:before="0" w:after="0"/>
-              <w:ind w:firstLine="0"/>
-              <w:jc w:val="center"/>
-            </w:pPr>
-            <w:r/>
-            <w:r>
-              <w:rPr>
-                <w:rFonts w:ascii="Times New Roman" w:hAnsi="Times New Roman" w:eastAsia="Times New Roman"/>
-                <w:b w:val="0"/>
-                <w:i w:val="0"/>
-                <w:sz w:val="14"/>
-              </w:rPr>
-              <w:t>инициалы, фамилия</w:t>
-            </w:r>
-          </w:p>
-        </w:tc>
-      </w:tr>
-    </w:tbl>
-    <w:p>
-      <w:pPr>
-        <w:spacing w:line="240" w:lineRule="auto" w:before="0" w:after="240"/>
-        <w:ind w:firstLine="0"/>
-      </w:pPr>
-    </w:p>
-    <w:p>
-      <w:pPr>
-        <w:spacing w:line="276" w:lineRule="auto" w:after="80"/>
-        <w:ind w:firstLine="0"/>
-        <w:jc w:val="center"/>
-      </w:pPr>
-      <w:r>
-        <w:rPr>
-          <w:rFonts w:ascii="Times New Roman" w:hAnsi="Times New Roman" w:eastAsia="Times New Roman"/>
-          <w:b/>
-          <w:i w:val="0"/>
-          <w:sz w:val="28"/>
-        </w:rPr>
-        <w:t>ОТЧЁТ ПО ПРАКТИКЕ</w:t>
-      </w:r>
-    </w:p>
-    <w:tbl>
-      <w:tblPr>
-        <w:tblW w:type="auto" w:w="0"/>
-        <w:tblLook w:firstColumn="1" w:firstRow="1" w:lastColumn="0" w:lastRow="0" w:noHBand="0" w:noVBand="1" w:val="04A0"/>
-      </w:tblPr>
-      <w:tblGrid>
-        <w:gridCol w:w="3230"/>
-        <w:gridCol w:w="3230"/>
-        <w:gridCol w:w="3230"/>
-      </w:tblGrid>
-      <w:tr>
-        <w:tc>
-          <w:tcPr>
-            <w:tcW w:type="dxa" w:w="2948"/>
-            <w:tcBorders>
-              <w:top w:val="nil"/>
-              <w:left w:val="nil"/>
-              <w:bottom w:val="nil"/>
-              <w:right w:val="nil"/>
-              <w:insideH w:val="nil"/>
-              <w:insideV w:val="nil"/>
-            </w:tcBorders>
-            <w:tcMar>
-              <w:top w:w="0" w:type="dxa"/>
-              <w:left w:w="0" w:type="dxa"/>
-              <w:bottom w:w="0" w:type="dxa"/>
-              <w:right w:w="0" w:type="dxa"/>
-            </w:tcMar>
-            <w:vAlign w:val="center"/>
-          </w:tcPr>
-          <w:p>
-            <w:pPr>
-              <w:spacing w:line="240" w:lineRule="auto" w:before="0" w:after="0"/>
-              <w:ind w:firstLine="0"/>
-              <w:jc w:val="center"/>
-            </w:pPr>
-            <w:r/>
-            <w:r>
-              <w:rPr>
-                <w:rFonts w:ascii="Times New Roman" w:hAnsi="Times New Roman" w:eastAsia="Times New Roman"/>
-                <w:b w:val="0"/>
-                <w:i w:val="0"/>
-                <w:sz w:val="20"/>
-              </w:rPr>
-              <w:t>вид практики</w:t>
-            </w:r>
-          </w:p>
-        </w:tc>
-        <w:tc>
-          <w:tcPr>
-            <w:tcW w:type="dxa" w:w="2948"/>
-            <w:tcBorders>
-              <w:top w:val="nil"/>
-              <w:left w:val="nil"/>
-              <w:bottom w:val="single" w:sz="6" w:space="0" w:color="000000"/>
-              <w:right w:val="nil"/>
-              <w:insideH w:val="nil"/>
-              <w:insideV w:val="nil"/>
-            </w:tcBorders>
-            <w:tcMar>
-              <w:top w:w="0" w:type="dxa"/>
-              <w:left w:w="0" w:type="dxa"/>
-              <w:bottom w:w="0" w:type="dxa"/>
-              <w:right w:w="0" w:type="dxa"/>
-            </w:tcMar>
-            <w:vAlign w:val="center"/>
-          </w:tcPr>
-          <w:p>
-            <w:pPr>
-              <w:spacing w:line="240" w:lineRule="auto" w:before="0" w:after="0"/>
-              <w:ind w:firstLine="0"/>
-              <w:jc w:val="center"/>
-            </w:pPr>
-            <w:r/>
-            <w:r>
-              <w:rPr>
-                <w:rFonts w:ascii="Times New Roman" w:hAnsi="Times New Roman" w:eastAsia="Times New Roman"/>
-                <w:b w:val="0"/>
-                <w:i w:val="0"/>
-                <w:sz w:val="20"/>
-              </w:rPr>
-              <w:t>производственная</w:t>
-            </w:r>
-          </w:p>
-        </w:tc>
-        <w:tc>
-          <w:tcPr>
-            <w:tcW w:type="dxa" w:w="2948"/>
-            <w:tcBorders>
-              <w:top w:val="nil"/>
-              <w:left w:val="nil"/>
-              <w:bottom w:val="single" w:sz="6" w:space="0" w:color="000000"/>
-              <w:right w:val="nil"/>
-              <w:insideH w:val="nil"/>
-              <w:insideV w:val="nil"/>
-            </w:tcBorders>
-            <w:tcMar>
-              <w:top w:w="0" w:type="dxa"/>
-              <w:left w:w="0" w:type="dxa"/>
-              <w:bottom w:w="0" w:type="dxa"/>
-              <w:right w:w="0" w:type="dxa"/>
-            </w:tcMar>
-            <w:vAlign w:val="center"/>
-          </w:tcPr>
-          <w:p>
-            <w:pPr>
-              <w:spacing w:line="240" w:lineRule="auto" w:before="0" w:after="0"/>
-              <w:ind w:firstLine="0"/>
-              <w:jc w:val="center"/>
-            </w:pPr>
-            <w:r/>
-          </w:p>
-        </w:tc>
-      </w:tr>
-      <w:tr>
-        <w:tc>
-          <w:tcPr>
-            <w:tcW w:type="dxa" w:w="2948"/>
-            <w:tcBorders>
-              <w:top w:val="nil"/>
-              <w:left w:val="nil"/>
-              <w:bottom w:val="nil"/>
-              <w:right w:val="nil"/>
-              <w:insideH w:val="nil"/>
-              <w:insideV w:val="nil"/>
-            </w:tcBorders>
-            <w:tcMar>
-              <w:top w:w="0" w:type="dxa"/>
-              <w:left w:w="0" w:type="dxa"/>
-              <w:bottom w:w="0" w:type="dxa"/>
-              <w:right w:w="0" w:type="dxa"/>
-            </w:tcMar>
-            <w:vAlign w:val="center"/>
-          </w:tcPr>
-          <w:p>
-            <w:pPr>
-              <w:spacing w:line="240" w:lineRule="auto" w:before="0" w:after="0"/>
-              <w:ind w:firstLine="0"/>
-              <w:jc w:val="center"/>
-            </w:pPr>
-            <w:r/>
-          </w:p>
-        </w:tc>
-        <w:tc>
-          <w:tcPr>
-            <w:tcW w:type="dxa" w:w="2948"/>
-            <w:tcBorders>
-              <w:top w:val="nil"/>
-              <w:left w:val="nil"/>
-              <w:bottom w:val="nil"/>
-              <w:right w:val="nil"/>
-              <w:insideH w:val="nil"/>
-              <w:insideV w:val="nil"/>
-            </w:tcBorders>
-            <w:tcMar>
-              <w:top w:w="0" w:type="dxa"/>
-              <w:left w:w="0" w:type="dxa"/>
-              <w:bottom w:w="0" w:type="dxa"/>
-              <w:right w:w="0" w:type="dxa"/>
-            </w:tcMar>
-            <w:vAlign w:val="center"/>
-          </w:tcPr>
-          <w:p>
-            <w:pPr>
-              <w:spacing w:line="240" w:lineRule="auto" w:before="0" w:after="0"/>
-              <w:ind w:firstLine="0"/>
-              <w:jc w:val="center"/>
-            </w:pPr>
-            <w:r/>
-            <w:r>
-              <w:rPr>
-                <w:rFonts w:ascii="Times New Roman" w:hAnsi="Times New Roman" w:eastAsia="Times New Roman"/>
-                <w:b w:val="0"/>
-                <w:i w:val="0"/>
-                <w:sz w:val="14"/>
-              </w:rPr>
-              <w:t>вид практики</w:t>
-            </w:r>
-          </w:p>
-        </w:tc>
-        <w:tc>
-          <w:tcPr>
-            <w:tcW w:type="dxa" w:w="2948"/>
-            <w:tcBorders>
-              <w:top w:val="nil"/>
-              <w:left w:val="nil"/>
-              <w:bottom w:val="nil"/>
-              <w:right w:val="nil"/>
-              <w:insideH w:val="nil"/>
-              <w:insideV w:val="nil"/>
-            </w:tcBorders>
-            <w:tcMar>
-              <w:top w:w="0" w:type="dxa"/>
-              <w:left w:w="0" w:type="dxa"/>
-              <w:bottom w:w="0" w:type="dxa"/>
-              <w:right w:w="0" w:type="dxa"/>
-            </w:tcMar>
-            <w:vAlign w:val="center"/>
-          </w:tcPr>
-          <w:p>
-            <w:pPr>
-              <w:spacing w:line="240" w:lineRule="auto" w:before="0" w:after="0"/>
-              <w:ind w:firstLine="0"/>
-              <w:jc w:val="center"/>
-            </w:pPr>
-            <w:r/>
-          </w:p>
-        </w:tc>
-      </w:tr>
-      <w:tr>
-        <w:tc>
-          <w:tcPr>
-            <w:tcW w:type="dxa" w:w="2948"/>
-            <w:tcBorders>
-              <w:top w:val="nil"/>
-              <w:left w:val="nil"/>
-              <w:bottom w:val="nil"/>
-              <w:right w:val="nil"/>
-              <w:insideH w:val="nil"/>
-              <w:insideV w:val="nil"/>
-            </w:tcBorders>
-            <w:tcMar>
-              <w:top w:w="0" w:type="dxa"/>
-              <w:left w:w="0" w:type="dxa"/>
-              <w:bottom w:w="0" w:type="dxa"/>
-              <w:right w:w="0" w:type="dxa"/>
-            </w:tcMar>
-            <w:vAlign w:val="center"/>
-          </w:tcPr>
-          <w:p>
-            <w:pPr>
-              <w:spacing w:line="240" w:lineRule="auto" w:before="0" w:after="0"/>
-              <w:ind w:firstLine="0"/>
-              <w:jc w:val="center"/>
-            </w:pPr>
-            <w:r/>
-            <w:r>
-              <w:rPr>
-                <w:rFonts w:ascii="Times New Roman" w:hAnsi="Times New Roman" w:eastAsia="Times New Roman"/>
-                <w:b w:val="0"/>
-                <w:i w:val="0"/>
-                <w:sz w:val="20"/>
-              </w:rPr>
-              <w:t>тип практики</w:t>
-            </w:r>
-          </w:p>
-        </w:tc>
-        <w:tc>
-          <w:tcPr>
-            <w:tcW w:type="dxa" w:w="2948"/>
-            <w:tcBorders>
-              <w:top w:val="nil"/>
-              <w:left w:val="nil"/>
-              <w:bottom w:val="single" w:sz="6" w:space="0" w:color="000000"/>
-              <w:right w:val="nil"/>
-              <w:insideH w:val="nil"/>
-              <w:insideV w:val="nil"/>
-            </w:tcBorders>
-            <w:tcMar>
-              <w:top w:w="0" w:type="dxa"/>
-              <w:left w:w="0" w:type="dxa"/>
-              <w:bottom w:w="0" w:type="dxa"/>
-              <w:right w:w="0" w:type="dxa"/>
-            </w:tcMar>
-            <w:vAlign w:val="center"/>
-          </w:tcPr>
-          <w:p>
-            <w:pPr>
-              <w:spacing w:line="240" w:lineRule="auto" w:before="0" w:after="0"/>
-              <w:ind w:firstLine="0"/>
-              <w:jc w:val="center"/>
-            </w:pPr>
-            <w:r/>
-            <w:r>
-              <w:rPr>
-                <w:rFonts w:ascii="Times New Roman" w:hAnsi="Times New Roman" w:eastAsia="Times New Roman"/>
-                <w:b w:val="0"/>
-                <w:i w:val="0"/>
-                <w:sz w:val="20"/>
-              </w:rPr>
-              <w:t>преддипломная</w:t>
-            </w:r>
-          </w:p>
-        </w:tc>
-        <w:tc>
-          <w:tcPr>
-            <w:tcW w:type="dxa" w:w="2948"/>
-            <w:tcBorders>
-              <w:top w:val="nil"/>
-              <w:left w:val="nil"/>
-              <w:bottom w:val="single" w:sz="6" w:space="0" w:color="000000"/>
-              <w:right w:val="nil"/>
-              <w:insideH w:val="nil"/>
-              <w:insideV w:val="nil"/>
-            </w:tcBorders>
-            <w:tcMar>
-              <w:top w:w="0" w:type="dxa"/>
-              <w:left w:w="0" w:type="dxa"/>
-              <w:bottom w:w="0" w:type="dxa"/>
-              <w:right w:w="0" w:type="dxa"/>
-            </w:tcMar>
-            <w:vAlign w:val="center"/>
-          </w:tcPr>
-          <w:p>
-            <w:pPr>
-              <w:spacing w:line="240" w:lineRule="auto" w:before="0" w:after="0"/>
-              <w:ind w:firstLine="0"/>
-              <w:jc w:val="center"/>
-            </w:pPr>
-            <w:r/>
-          </w:p>
-        </w:tc>
-      </w:tr>
-      <w:tr>
-        <w:tc>
-          <w:tcPr>
-            <w:tcW w:type="dxa" w:w="2948"/>
-            <w:tcBorders>
-              <w:top w:val="nil"/>
-              <w:left w:val="nil"/>
-              <w:bottom w:val="nil"/>
-              <w:right w:val="nil"/>
-              <w:insideH w:val="nil"/>
-              <w:insideV w:val="nil"/>
-            </w:tcBorders>
-            <w:tcMar>
-              <w:top w:w="0" w:type="dxa"/>
-              <w:left w:w="0" w:type="dxa"/>
-              <w:bottom w:w="0" w:type="dxa"/>
-              <w:right w:w="0" w:type="dxa"/>
-            </w:tcMar>
-            <w:vAlign w:val="center"/>
-          </w:tcPr>
-          <w:p>
-            <w:pPr>
-              <w:spacing w:line="240" w:lineRule="auto" w:before="0" w:after="0"/>
-              <w:ind w:firstLine="0"/>
-              <w:jc w:val="center"/>
-            </w:pPr>
-            <w:r/>
-          </w:p>
-        </w:tc>
-        <w:tc>
-          <w:tcPr>
-            <w:tcW w:type="dxa" w:w="2948"/>
-            <w:tcBorders>
-              <w:top w:val="nil"/>
-              <w:left w:val="nil"/>
-              <w:bottom w:val="nil"/>
-              <w:right w:val="nil"/>
-              <w:insideH w:val="nil"/>
-              <w:insideV w:val="nil"/>
-            </w:tcBorders>
-            <w:tcMar>
-              <w:top w:w="0" w:type="dxa"/>
-              <w:left w:w="0" w:type="dxa"/>
-              <w:bottom w:w="0" w:type="dxa"/>
-              <w:right w:w="0" w:type="dxa"/>
-            </w:tcMar>
-            <w:vAlign w:val="center"/>
-          </w:tcPr>
-          <w:p>
-            <w:pPr>
-              <w:spacing w:line="240" w:lineRule="auto" w:before="0" w:after="0"/>
-              <w:ind w:firstLine="0"/>
-              <w:jc w:val="center"/>
-            </w:pPr>
-            <w:r/>
-            <w:r>
-              <w:rPr>
-                <w:rFonts w:ascii="Times New Roman" w:hAnsi="Times New Roman" w:eastAsia="Times New Roman"/>
-                <w:b w:val="0"/>
-                <w:i w:val="0"/>
-                <w:sz w:val="14"/>
-              </w:rPr>
-              <w:t>тип практики</w:t>
-            </w:r>
-          </w:p>
-        </w:tc>
-        <w:tc>
-          <w:tcPr>
-            <w:tcW w:type="dxa" w:w="2948"/>
-            <w:tcBorders>
-              <w:top w:val="nil"/>
-              <w:left w:val="nil"/>
-              <w:bottom w:val="nil"/>
-              <w:right w:val="nil"/>
-              <w:insideH w:val="nil"/>
-              <w:insideV w:val="nil"/>
-            </w:tcBorders>
-            <w:tcMar>
-              <w:top w:w="0" w:type="dxa"/>
-              <w:left w:w="0" w:type="dxa"/>
-              <w:bottom w:w="0" w:type="dxa"/>
-              <w:right w:w="0" w:type="dxa"/>
-            </w:tcMar>
-            <w:vAlign w:val="center"/>
-          </w:tcPr>
-          <w:p>
-            <w:pPr>
-              <w:spacing w:line="240" w:lineRule="auto" w:before="0" w:after="0"/>
-              <w:ind w:firstLine="0"/>
-              <w:jc w:val="center"/>
-            </w:pPr>
-            <w:r/>
-          </w:p>
-        </w:tc>
-      </w:tr>
-      <w:tr>
-        <w:tc>
-          <w:tcPr>
-            <w:tcW w:type="dxa" w:w="2948"/>
-            <w:tcBorders>
-              <w:top w:val="nil"/>
-              <w:left w:val="nil"/>
-              <w:bottom w:val="nil"/>
-              <w:right w:val="nil"/>
-              <w:insideH w:val="nil"/>
-              <w:insideV w:val="nil"/>
-            </w:tcBorders>
-            <w:tcMar>
-              <w:top w:w="0" w:type="dxa"/>
-              <w:left w:w="0" w:type="dxa"/>
-              <w:bottom w:w="0" w:type="dxa"/>
-              <w:right w:w="0" w:type="dxa"/>
-            </w:tcMar>
-            <w:vAlign w:val="center"/>
-          </w:tcPr>
-          <w:p>
-            <w:pPr>
-              <w:spacing w:line="240" w:lineRule="auto" w:before="0" w:after="0"/>
-              <w:ind w:firstLine="0"/>
-              <w:jc w:val="center"/>
-            </w:pPr>
-            <w:r/>
-            <w:r>
-              <w:rPr>
-                <w:rFonts w:ascii="Times New Roman" w:hAnsi="Times New Roman" w:eastAsia="Times New Roman"/>
-                <w:b w:val="0"/>
-                <w:i w:val="0"/>
-                <w:sz w:val="20"/>
-              </w:rPr>
-              <w:t>на тему индивидуального задания</w:t>
-            </w:r>
-          </w:p>
-        </w:tc>
-        <w:tc>
-          <w:tcPr>
-            <w:tcW w:type="dxa" w:w="5896"/>
-            <w:gridSpan w:val="2"/>
-            <w:tcBorders>
-              <w:top w:val="nil"/>
-              <w:left w:val="nil"/>
-              <w:bottom w:val="single" w:sz="6" w:space="0" w:color="000000"/>
-              <w:right w:val="nil"/>
-              <w:insideH w:val="nil"/>
-              <w:insideV w:val="nil"/>
-            </w:tcBorders>
-            <w:tcMar>
-              <w:top w:w="0" w:type="dxa"/>
-              <w:left w:w="0" w:type="dxa"/>
-              <w:bottom w:w="0" w:type="dxa"/>
-              <w:right w:w="0" w:type="dxa"/>
-            </w:tcMar>
-            <w:vAlign w:val="center"/>
-          </w:tcPr>
-          <w:p>
-            <w:pPr>
-              <w:spacing w:line="240" w:lineRule="auto" w:before="0" w:after="0"/>
-              <w:ind w:firstLine="0"/>
-              <w:jc w:val="center"/>
-            </w:pPr>
-            <w:r/>
-            <w:r>
-              <w:rPr>
-                <w:rFonts w:ascii="Times New Roman" w:hAnsi="Times New Roman" w:eastAsia="Times New Roman"/>
-                <w:b w:val="0"/>
-                <w:i w:val="0"/>
-                <w:sz w:val="20"/>
-              </w:rPr>
-              <w:t>Разработка real-time интерфейса с поддержкой горизонтального масштабирования WebSocket-соединений для системы отслеживания задач</w:t>
-            </w:r>
-          </w:p>
-        </w:tc>
-      </w:tr>
-      <w:tr>
-        <w:tc>
-          <w:tcPr>
-            <w:tcW w:type="dxa" w:w="2948"/>
-            <w:tcBorders>
-              <w:top w:val="nil"/>
-              <w:left w:val="nil"/>
-              <w:bottom w:val="nil"/>
-              <w:right w:val="nil"/>
-              <w:insideH w:val="nil"/>
-              <w:insideV w:val="nil"/>
-            </w:tcBorders>
-            <w:tcMar>
-              <w:top w:w="0" w:type="dxa"/>
-              <w:left w:w="0" w:type="dxa"/>
-              <w:bottom w:w="0" w:type="dxa"/>
-              <w:right w:w="0" w:type="dxa"/>
-            </w:tcMar>
-            <w:vAlign w:val="center"/>
-          </w:tcPr>
-          <w:p>
-            <w:pPr>
-              <w:spacing w:line="240" w:lineRule="auto" w:before="0" w:after="0"/>
-              <w:ind w:firstLine="0"/>
-              <w:jc w:val="center"/>
-            </w:pPr>
-            <w:r/>
-          </w:p>
-        </w:tc>
-        <w:tc>
-          <w:tcPr>
-            <w:tcW w:type="dxa" w:w="2948"/>
-            <w:tcBorders>
-              <w:top w:val="nil"/>
-              <w:left w:val="nil"/>
-              <w:bottom w:val="nil"/>
-              <w:right w:val="nil"/>
-              <w:insideH w:val="nil"/>
-              <w:insideV w:val="nil"/>
-            </w:tcBorders>
-            <w:tcMar>
-              <w:top w:w="0" w:type="dxa"/>
-              <w:left w:w="0" w:type="dxa"/>
-              <w:bottom w:w="0" w:type="dxa"/>
-              <w:right w:w="0" w:type="dxa"/>
-            </w:tcMar>
-            <w:vAlign w:val="center"/>
-          </w:tcPr>
-          <w:p>
-            <w:pPr>
-              <w:spacing w:line="240" w:lineRule="auto" w:before="0" w:after="0"/>
-              <w:ind w:firstLine="0"/>
-              <w:jc w:val="center"/>
-            </w:pPr>
-            <w:r/>
-            <w:r>
-              <w:rPr>
-                <w:rFonts w:ascii="Times New Roman" w:hAnsi="Times New Roman" w:eastAsia="Times New Roman"/>
-                <w:b w:val="0"/>
-                <w:i w:val="0"/>
-                <w:sz w:val="14"/>
-              </w:rPr>
-              <w:t>на тему индивидуального задания</w:t>
-            </w:r>
-          </w:p>
-        </w:tc>
-        <w:tc>
-          <w:tcPr>
-            <w:tcW w:type="dxa" w:w="2948"/>
-            <w:tcBorders>
-              <w:top w:val="nil"/>
-              <w:left w:val="nil"/>
-              <w:bottom w:val="nil"/>
-              <w:right w:val="nil"/>
-              <w:insideH w:val="nil"/>
-              <w:insideV w:val="nil"/>
-            </w:tcBorders>
-            <w:tcMar>
-              <w:top w:w="0" w:type="dxa"/>
-              <w:left w:w="0" w:type="dxa"/>
-              <w:bottom w:w="0" w:type="dxa"/>
-              <w:right w:w="0" w:type="dxa"/>
-            </w:tcMar>
-            <w:vAlign w:val="center"/>
-          </w:tcPr>
-          <w:p>
-            <w:pPr>
-              <w:spacing w:line="240" w:lineRule="auto" w:before="0" w:after="0"/>
-              <w:ind w:firstLine="0"/>
-              <w:jc w:val="center"/>
-            </w:pPr>
-            <w:r/>
-          </w:p>
-        </w:tc>
-      </w:tr>
-      <w:tr>
-        <w:tc>
-          <w:tcPr>
-            <w:tcW w:type="dxa" w:w="2948"/>
-            <w:tcBorders>
-              <w:top w:val="nil"/>
-              <w:left w:val="nil"/>
-              <w:bottom w:val="nil"/>
-              <w:right w:val="nil"/>
-              <w:insideH w:val="nil"/>
-              <w:insideV w:val="nil"/>
-            </w:tcBorders>
-            <w:tcMar>
-              <w:top w:w="0" w:type="dxa"/>
-              <w:left w:w="0" w:type="dxa"/>
-              <w:bottom w:w="0" w:type="dxa"/>
-              <w:right w:w="0" w:type="dxa"/>
-            </w:tcMar>
-            <w:vAlign w:val="center"/>
-          </w:tcPr>
-          <w:p>
-            <w:pPr>
-              <w:spacing w:line="240" w:lineRule="auto" w:before="0" w:after="0"/>
-              <w:ind w:firstLine="0"/>
-              <w:jc w:val="center"/>
-            </w:pPr>
-            <w:r/>
-            <w:r>
-              <w:rPr>
-                <w:rFonts w:ascii="Times New Roman" w:hAnsi="Times New Roman" w:eastAsia="Times New Roman"/>
-                <w:b w:val="0"/>
-                <w:i w:val="0"/>
-                <w:sz w:val="20"/>
-              </w:rPr>
-              <w:t>выполнен</w:t>
-            </w:r>
-          </w:p>
-        </w:tc>
-        <w:tc>
-          <w:tcPr>
-            <w:tcW w:type="dxa" w:w="2948"/>
-            <w:tcBorders>
-              <w:top w:val="nil"/>
-              <w:left w:val="nil"/>
-              <w:bottom w:val="single" w:sz="6" w:space="0" w:color="000000"/>
-              <w:right w:val="nil"/>
-              <w:insideH w:val="nil"/>
-              <w:insideV w:val="nil"/>
-            </w:tcBorders>
-            <w:tcMar>
-              <w:top w:w="0" w:type="dxa"/>
-              <w:left w:w="0" w:type="dxa"/>
-              <w:bottom w:w="0" w:type="dxa"/>
-              <w:right w:w="0" w:type="dxa"/>
-            </w:tcMar>
-            <w:vAlign w:val="center"/>
-          </w:tcPr>
-          <w:p>
-            <w:pPr>
-              <w:spacing w:line="240" w:lineRule="auto" w:before="0" w:after="0"/>
-              <w:ind w:firstLine="0"/>
-              <w:jc w:val="center"/>
-            </w:pPr>
-            <w:r/>
-            <w:r>
-              <w:rPr>
-                <w:rFonts w:ascii="Times New Roman" w:hAnsi="Times New Roman" w:eastAsia="Times New Roman"/>
-                <w:b w:val="0"/>
-                <w:i w:val="0"/>
-                <w:sz w:val="20"/>
-              </w:rPr>
-              <w:t>Зайцевым Александром Сергеевичем</w:t>
-            </w:r>
-          </w:p>
-        </w:tc>
-        <w:tc>
-          <w:tcPr>
-            <w:tcW w:type="dxa" w:w="2948"/>
-            <w:tcBorders>
-              <w:top w:val="nil"/>
-              <w:left w:val="nil"/>
-              <w:bottom w:val="single" w:sz="6" w:space="0" w:color="000000"/>
-              <w:right w:val="nil"/>
-              <w:insideH w:val="nil"/>
-              <w:insideV w:val="nil"/>
-            </w:tcBorders>
-            <w:tcMar>
-              <w:top w:w="0" w:type="dxa"/>
-              <w:left w:w="0" w:type="dxa"/>
-              <w:bottom w:w="0" w:type="dxa"/>
-              <w:right w:w="0" w:type="dxa"/>
-            </w:tcMar>
-            <w:vAlign w:val="center"/>
-          </w:tcPr>
-          <w:p>
-            <w:pPr>
-              <w:spacing w:line="240" w:lineRule="auto" w:before="0" w:after="0"/>
-              <w:ind w:firstLine="0"/>
-              <w:jc w:val="center"/>
-            </w:pPr>
-            <w:r/>
-          </w:p>
-        </w:tc>
-      </w:tr>
-      <w:tr>
-        <w:tc>
-          <w:tcPr>
-            <w:tcW w:type="dxa" w:w="2948"/>
-            <w:tcBorders>
-              <w:top w:val="nil"/>
-              <w:left w:val="nil"/>
-              <w:bottom w:val="nil"/>
-              <w:right w:val="nil"/>
-              <w:insideH w:val="nil"/>
-              <w:insideV w:val="nil"/>
-            </w:tcBorders>
-            <w:tcMar>
-              <w:top w:w="0" w:type="dxa"/>
-              <w:left w:w="0" w:type="dxa"/>
-              <w:bottom w:w="0" w:type="dxa"/>
-              <w:right w:w="0" w:type="dxa"/>
-            </w:tcMar>
-            <w:vAlign w:val="center"/>
-          </w:tcPr>
-          <w:p>
-            <w:pPr>
-              <w:spacing w:line="240" w:lineRule="auto" w:before="0" w:after="0"/>
-              <w:ind w:firstLine="0"/>
-              <w:jc w:val="center"/>
-            </w:pPr>
-            <w:r/>
-          </w:p>
-        </w:tc>
-        <w:tc>
-          <w:tcPr>
-            <w:tcW w:type="dxa" w:w="2948"/>
-            <w:tcBorders>
-              <w:top w:val="nil"/>
-              <w:left w:val="nil"/>
-              <w:bottom w:val="nil"/>
-              <w:right w:val="nil"/>
-              <w:insideH w:val="nil"/>
-              <w:insideV w:val="nil"/>
-            </w:tcBorders>
-            <w:tcMar>
-              <w:top w:w="0" w:type="dxa"/>
-              <w:left w:w="0" w:type="dxa"/>
-              <w:bottom w:w="0" w:type="dxa"/>
-              <w:right w:w="0" w:type="dxa"/>
-            </w:tcMar>
-            <w:vAlign w:val="center"/>
-          </w:tcPr>
-          <w:p>
-            <w:pPr>
-              <w:spacing w:line="240" w:lineRule="auto" w:before="0" w:after="0"/>
-              <w:ind w:firstLine="0"/>
-              <w:jc w:val="center"/>
-            </w:pPr>
-            <w:r/>
-            <w:r>
-              <w:rPr>
-                <w:rFonts w:ascii="Times New Roman" w:hAnsi="Times New Roman" w:eastAsia="Times New Roman"/>
-                <w:b w:val="0"/>
-                <w:i w:val="0"/>
-                <w:sz w:val="14"/>
-              </w:rPr>
-              <w:t>фамилия, имя, отчество обучающегося в творительном падеже</w:t>
-            </w:r>
-          </w:p>
-        </w:tc>
-        <w:tc>
-          <w:tcPr>
-            <w:tcW w:type="dxa" w:w="2948"/>
-            <w:tcBorders>
-              <w:top w:val="nil"/>
-              <w:left w:val="nil"/>
-              <w:bottom w:val="nil"/>
-              <w:right w:val="nil"/>
-              <w:insideH w:val="nil"/>
-              <w:insideV w:val="nil"/>
-            </w:tcBorders>
-            <w:tcMar>
-              <w:top w:w="0" w:type="dxa"/>
-              <w:left w:w="0" w:type="dxa"/>
-              <w:bottom w:w="0" w:type="dxa"/>
-              <w:right w:w="0" w:type="dxa"/>
-            </w:tcMar>
-            <w:vAlign w:val="center"/>
-          </w:tcPr>
-          <w:p>
-            <w:pPr>
-              <w:spacing w:line="240" w:lineRule="auto" w:before="0" w:after="0"/>
-              <w:ind w:firstLine="0"/>
-              <w:jc w:val="center"/>
-            </w:pPr>
-            <w:r/>
-          </w:p>
-        </w:tc>
-      </w:tr>
-      <w:tr>
-        <w:tc>
-          <w:tcPr>
-            <w:tcW w:type="dxa" w:w="2948"/>
-            <w:tcBorders>
-              <w:top w:val="nil"/>
-              <w:left w:val="nil"/>
-              <w:bottom w:val="nil"/>
-              <w:right w:val="nil"/>
-              <w:insideH w:val="nil"/>
-              <w:insideV w:val="nil"/>
-            </w:tcBorders>
-            <w:tcMar>
-              <w:top w:w="0" w:type="dxa"/>
-              <w:left w:w="0" w:type="dxa"/>
-              <w:bottom w:w="0" w:type="dxa"/>
-              <w:right w:w="0" w:type="dxa"/>
-            </w:tcMar>
-            <w:vAlign w:val="center"/>
-          </w:tcPr>
-          <w:p>
-            <w:pPr>
-              <w:spacing w:line="240" w:lineRule="auto" w:before="0" w:after="0"/>
-              <w:ind w:firstLine="0"/>
-              <w:jc w:val="center"/>
-            </w:pPr>
-            <w:r/>
-            <w:r>
-              <w:rPr>
-                <w:rFonts w:ascii="Times New Roman" w:hAnsi="Times New Roman" w:eastAsia="Times New Roman"/>
-                <w:b w:val="0"/>
-                <w:i w:val="0"/>
-                <w:sz w:val="20"/>
-              </w:rPr>
-              <w:t>по направлению подготовки</w:t>
-            </w:r>
-          </w:p>
-        </w:tc>
-        <w:tc>
-          <w:tcPr>
-            <w:tcW w:type="dxa" w:w="2948"/>
-            <w:tcBorders>
-              <w:top w:val="nil"/>
-              <w:left w:val="nil"/>
-              <w:bottom w:val="single" w:sz="6" w:space="0" w:color="000000"/>
-              <w:right w:val="nil"/>
-              <w:insideH w:val="nil"/>
-              <w:insideV w:val="nil"/>
-            </w:tcBorders>
-            <w:tcMar>
-              <w:top w:w="0" w:type="dxa"/>
-              <w:left w:w="0" w:type="dxa"/>
-              <w:bottom w:w="0" w:type="dxa"/>
-              <w:right w:w="0" w:type="dxa"/>
-            </w:tcMar>
-            <w:vAlign w:val="center"/>
-          </w:tcPr>
-          <w:p>
-            <w:pPr>
-              <w:spacing w:line="240" w:lineRule="auto" w:before="0" w:after="0"/>
-              <w:ind w:firstLine="0"/>
-              <w:jc w:val="center"/>
-            </w:pPr>
-            <w:r/>
-            <w:r>
-              <w:rPr>
-                <w:rFonts w:ascii="Times New Roman" w:hAnsi="Times New Roman" w:eastAsia="Times New Roman"/>
-                <w:b w:val="0"/>
-                <w:i w:val="0"/>
-                <w:sz w:val="20"/>
-              </w:rPr>
-              <w:t>09.03.04</w:t>
-            </w:r>
-          </w:p>
-        </w:tc>
-        <w:tc>
-          <w:tcPr>
-            <w:tcW w:type="dxa" w:w="2948"/>
-            <w:tcBorders>
-              <w:top w:val="nil"/>
-              <w:left w:val="nil"/>
-              <w:bottom w:val="single" w:sz="6" w:space="0" w:color="000000"/>
-              <w:right w:val="nil"/>
-              <w:insideH w:val="nil"/>
-              <w:insideV w:val="nil"/>
-            </w:tcBorders>
-            <w:tcMar>
-              <w:top w:w="0" w:type="dxa"/>
-              <w:left w:w="0" w:type="dxa"/>
-              <w:bottom w:w="0" w:type="dxa"/>
-              <w:right w:w="0" w:type="dxa"/>
-            </w:tcMar>
-            <w:vAlign w:val="center"/>
-          </w:tcPr>
-          <w:p>
-            <w:pPr>
-              <w:spacing w:line="240" w:lineRule="auto" w:before="0" w:after="0"/>
-              <w:ind w:firstLine="0"/>
-              <w:jc w:val="center"/>
-            </w:pPr>
-            <w:r/>
-            <w:r>
-              <w:rPr>
-                <w:rFonts w:ascii="Times New Roman" w:hAnsi="Times New Roman" w:eastAsia="Times New Roman"/>
-                <w:b w:val="0"/>
-                <w:i w:val="0"/>
-                <w:sz w:val="20"/>
-              </w:rPr>
-              <w:t>Программная инженерия</w:t>
-            </w:r>
-          </w:p>
-        </w:tc>
-      </w:tr>
-      <w:tr>
-        <w:tc>
-          <w:tcPr>
-            <w:tcW w:type="dxa" w:w="2948"/>
-            <w:tcBorders>
-              <w:top w:val="nil"/>
-              <w:left w:val="nil"/>
-              <w:bottom w:val="nil"/>
-              <w:right w:val="nil"/>
-              <w:insideH w:val="nil"/>
-              <w:insideV w:val="nil"/>
-            </w:tcBorders>
-            <w:tcMar>
-              <w:top w:w="0" w:type="dxa"/>
-              <w:left w:w="0" w:type="dxa"/>
-              <w:bottom w:w="0" w:type="dxa"/>
-              <w:right w:w="0" w:type="dxa"/>
-            </w:tcMar>
-            <w:vAlign w:val="center"/>
-          </w:tcPr>
-          <w:p>
-            <w:pPr>
-              <w:spacing w:line="240" w:lineRule="auto" w:before="0" w:after="0"/>
-              <w:ind w:firstLine="0"/>
-              <w:jc w:val="center"/>
-            </w:pPr>
-            <w:r/>
-          </w:p>
-        </w:tc>
-        <w:tc>
-          <w:tcPr>
-            <w:tcW w:type="dxa" w:w="2948"/>
-            <w:tcBorders>
-              <w:top w:val="nil"/>
-              <w:left w:val="nil"/>
-              <w:bottom w:val="nil"/>
-              <w:right w:val="nil"/>
-              <w:insideH w:val="nil"/>
-              <w:insideV w:val="nil"/>
-            </w:tcBorders>
-            <w:tcMar>
-              <w:top w:w="0" w:type="dxa"/>
-              <w:left w:w="0" w:type="dxa"/>
-              <w:bottom w:w="0" w:type="dxa"/>
-              <w:right w:w="0" w:type="dxa"/>
-            </w:tcMar>
-            <w:vAlign w:val="center"/>
-          </w:tcPr>
-          <w:p>
-            <w:pPr>
-              <w:spacing w:line="240" w:lineRule="auto" w:before="0" w:after="0"/>
-              <w:ind w:firstLine="0"/>
-              <w:jc w:val="center"/>
-            </w:pPr>
-            <w:r/>
-            <w:r>
-              <w:rPr>
-                <w:rFonts w:ascii="Times New Roman" w:hAnsi="Times New Roman" w:eastAsia="Times New Roman"/>
-                <w:b w:val="0"/>
-                <w:i w:val="0"/>
-                <w:sz w:val="14"/>
-              </w:rPr>
-              <w:t>код</w:t>
-            </w:r>
-          </w:p>
-        </w:tc>
-        <w:tc>
-          <w:tcPr>
-            <w:tcW w:type="dxa" w:w="2948"/>
-            <w:tcBorders>
-              <w:top w:val="nil"/>
-              <w:left w:val="nil"/>
-              <w:bottom w:val="nil"/>
-              <w:right w:val="nil"/>
-              <w:insideH w:val="nil"/>
-              <w:insideV w:val="nil"/>
-            </w:tcBorders>
-            <w:tcMar>
-              <w:top w:w="0" w:type="dxa"/>
-              <w:left w:w="0" w:type="dxa"/>
-              <w:bottom w:w="0" w:type="dxa"/>
-              <w:right w:w="0" w:type="dxa"/>
-            </w:tcMar>
-            <w:vAlign w:val="center"/>
-          </w:tcPr>
-          <w:p>
-            <w:pPr>
-              <w:spacing w:line="240" w:lineRule="auto" w:before="0" w:after="0"/>
-              <w:ind w:firstLine="0"/>
-              <w:jc w:val="center"/>
-            </w:pPr>
-            <w:r/>
-            <w:r>
-              <w:rPr>
-                <w:rFonts w:ascii="Times New Roman" w:hAnsi="Times New Roman" w:eastAsia="Times New Roman"/>
-                <w:b w:val="0"/>
-                <w:i w:val="0"/>
-                <w:sz w:val="14"/>
-              </w:rPr>
-              <w:t>наименование направления</w:t>
-            </w:r>
-          </w:p>
-        </w:tc>
-      </w:tr>
-      <w:tr>
-        <w:tc>
-          <w:tcPr>
-            <w:tcW w:type="dxa" w:w="2948"/>
-            <w:tcBorders>
-              <w:top w:val="nil"/>
-              <w:left w:val="nil"/>
-              <w:bottom w:val="nil"/>
-              <w:right w:val="nil"/>
-              <w:insideH w:val="nil"/>
-              <w:insideV w:val="nil"/>
-            </w:tcBorders>
-            <w:tcMar>
-              <w:top w:w="0" w:type="dxa"/>
-              <w:left w:w="0" w:type="dxa"/>
-              <w:bottom w:w="0" w:type="dxa"/>
-              <w:right w:w="0" w:type="dxa"/>
-            </w:tcMar>
-            <w:vAlign w:val="center"/>
-          </w:tcPr>
-          <w:p>
-            <w:pPr>
-              <w:spacing w:line="240" w:lineRule="auto" w:before="0" w:after="0"/>
-              <w:ind w:firstLine="0"/>
-              <w:jc w:val="center"/>
-            </w:pPr>
-            <w:r/>
-            <w:r>
-              <w:rPr>
-                <w:rFonts w:ascii="Times New Roman" w:hAnsi="Times New Roman" w:eastAsia="Times New Roman"/>
-                <w:b w:val="0"/>
-                <w:i w:val="0"/>
-                <w:sz w:val="20"/>
-              </w:rPr>
-              <w:t>направленности</w:t>
-            </w:r>
-          </w:p>
-        </w:tc>
-        <w:tc>
-          <w:tcPr>
-            <w:tcW w:type="dxa" w:w="2948"/>
-            <w:tcBorders>
-              <w:top w:val="nil"/>
-              <w:left w:val="nil"/>
-              <w:bottom w:val="single" w:sz="6" w:space="0" w:color="000000"/>
-              <w:right w:val="nil"/>
-              <w:insideH w:val="nil"/>
-              <w:insideV w:val="nil"/>
-            </w:tcBorders>
-            <w:tcMar>
-              <w:top w:w="0" w:type="dxa"/>
-              <w:left w:w="0" w:type="dxa"/>
-              <w:bottom w:w="0" w:type="dxa"/>
-              <w:right w:w="0" w:type="dxa"/>
-            </w:tcMar>
-            <w:vAlign w:val="center"/>
-          </w:tcPr>
-          <w:p>
-            <w:pPr>
-              <w:spacing w:line="240" w:lineRule="auto" w:before="0" w:after="0"/>
-              <w:ind w:firstLine="0"/>
-              <w:jc w:val="center"/>
-            </w:pPr>
-            <w:r/>
-            <w:r>
-              <w:rPr>
-                <w:rFonts w:ascii="Times New Roman" w:hAnsi="Times New Roman" w:eastAsia="Times New Roman"/>
-                <w:b w:val="0"/>
-                <w:i w:val="0"/>
-                <w:sz w:val="20"/>
-              </w:rPr>
-              <w:t>02</w:t>
-            </w:r>
-          </w:p>
-        </w:tc>
-        <w:tc>
-          <w:tcPr>
-            <w:tcW w:type="dxa" w:w="2948"/>
-            <w:tcBorders>
-              <w:top w:val="nil"/>
-              <w:left w:val="nil"/>
-              <w:bottom w:val="single" w:sz="6" w:space="0" w:color="000000"/>
-              <w:right w:val="nil"/>
-              <w:insideH w:val="nil"/>
-              <w:insideV w:val="nil"/>
-            </w:tcBorders>
-            <w:tcMar>
-              <w:top w:w="0" w:type="dxa"/>
-              <w:left w:w="0" w:type="dxa"/>
-              <w:bottom w:w="0" w:type="dxa"/>
-              <w:right w:w="0" w:type="dxa"/>
-            </w:tcMar>
-            <w:vAlign w:val="center"/>
-          </w:tcPr>
-          <w:p>
-            <w:pPr>
-              <w:spacing w:line="240" w:lineRule="auto" w:before="0" w:after="0"/>
-              <w:ind w:firstLine="0"/>
-              <w:jc w:val="center"/>
-            </w:pPr>
-            <w:r/>
-            <w:r>
-              <w:rPr>
-                <w:rFonts w:ascii="Times New Roman" w:hAnsi="Times New Roman" w:eastAsia="Times New Roman"/>
-                <w:b w:val="0"/>
-                <w:i w:val="0"/>
-                <w:sz w:val="20"/>
-              </w:rPr>
-              <w:t>Проектирование программных систем</w:t>
-            </w:r>
-          </w:p>
-        </w:tc>
-      </w:tr>
-      <w:tr>
-        <w:tc>
-          <w:tcPr>
-            <w:tcW w:type="dxa" w:w="2948"/>
-            <w:tcBorders>
-              <w:top w:val="nil"/>
-              <w:left w:val="nil"/>
-              <w:bottom w:val="nil"/>
-              <w:right w:val="nil"/>
-              <w:insideH w:val="nil"/>
-              <w:insideV w:val="nil"/>
-            </w:tcBorders>
-            <w:tcMar>
-              <w:top w:w="0" w:type="dxa"/>
-              <w:left w:w="0" w:type="dxa"/>
-              <w:bottom w:w="0" w:type="dxa"/>
-              <w:right w:w="0" w:type="dxa"/>
-            </w:tcMar>
-            <w:vAlign w:val="center"/>
-          </w:tcPr>
-          <w:p>
-            <w:pPr>
-              <w:spacing w:line="240" w:lineRule="auto" w:before="0" w:after="0"/>
-              <w:ind w:firstLine="0"/>
-              <w:jc w:val="center"/>
-            </w:pPr>
-            <w:r/>
-          </w:p>
-        </w:tc>
-        <w:tc>
-          <w:tcPr>
-            <w:tcW w:type="dxa" w:w="2948"/>
-            <w:tcBorders>
-              <w:top w:val="nil"/>
-              <w:left w:val="nil"/>
-              <w:bottom w:val="nil"/>
-              <w:right w:val="nil"/>
-              <w:insideH w:val="nil"/>
-              <w:insideV w:val="nil"/>
-            </w:tcBorders>
-            <w:tcMar>
-              <w:top w:w="0" w:type="dxa"/>
-              <w:left w:w="0" w:type="dxa"/>
-              <w:bottom w:w="0" w:type="dxa"/>
-              <w:right w:w="0" w:type="dxa"/>
-            </w:tcMar>
-            <w:vAlign w:val="center"/>
-          </w:tcPr>
-          <w:p>
-            <w:pPr>
-              <w:spacing w:line="240" w:lineRule="auto" w:before="0" w:after="0"/>
-              <w:ind w:firstLine="0"/>
-              <w:jc w:val="center"/>
-            </w:pPr>
-            <w:r/>
-            <w:r>
-              <w:rPr>
-                <w:rFonts w:ascii="Times New Roman" w:hAnsi="Times New Roman" w:eastAsia="Times New Roman"/>
-                <w:b w:val="0"/>
-                <w:i w:val="0"/>
-                <w:sz w:val="14"/>
-              </w:rPr>
-              <w:t>код</w:t>
-            </w:r>
-          </w:p>
-        </w:tc>
-        <w:tc>
-          <w:tcPr>
-            <w:tcW w:type="dxa" w:w="2948"/>
-            <w:tcBorders>
-              <w:top w:val="nil"/>
-              <w:left w:val="nil"/>
-              <w:bottom w:val="nil"/>
-              <w:right w:val="nil"/>
-              <w:insideH w:val="nil"/>
-              <w:insideV w:val="nil"/>
-            </w:tcBorders>
-            <w:tcMar>
-              <w:top w:w="0" w:type="dxa"/>
-              <w:left w:w="0" w:type="dxa"/>
-              <w:bottom w:w="0" w:type="dxa"/>
-              <w:right w:w="0" w:type="dxa"/>
-            </w:tcMar>
-            <w:vAlign w:val="center"/>
-          </w:tcPr>
-          <w:p>
-            <w:pPr>
-              <w:spacing w:line="240" w:lineRule="auto" w:before="0" w:after="0"/>
-              <w:ind w:firstLine="0"/>
-              <w:jc w:val="center"/>
-            </w:pPr>
-            <w:r/>
-            <w:r>
-              <w:rPr>
-                <w:rFonts w:ascii="Times New Roman" w:hAnsi="Times New Roman" w:eastAsia="Times New Roman"/>
-                <w:b w:val="0"/>
-                <w:i w:val="0"/>
-                <w:sz w:val="14"/>
-              </w:rPr>
-              <w:t>наименование направленности</w:t>
-            </w:r>
-          </w:p>
-        </w:tc>
-      </w:tr>
-      <w:tr>
-        <w:tc>
-          <w:tcPr>
-            <w:tcW w:type="dxa" w:w="2948"/>
-            <w:tcBorders>
-              <w:top w:val="nil"/>
-              <w:left w:val="nil"/>
-              <w:bottom w:val="nil"/>
-              <w:right w:val="nil"/>
-              <w:insideH w:val="nil"/>
-              <w:insideV w:val="nil"/>
-            </w:tcBorders>
-            <w:tcMar>
-              <w:top w:w="0" w:type="dxa"/>
-              <w:left w:w="0" w:type="dxa"/>
-              <w:bottom w:w="0" w:type="dxa"/>
-              <w:right w:w="0" w:type="dxa"/>
-            </w:tcMar>
-            <w:vAlign w:val="center"/>
-          </w:tcPr>
-          <w:p>
-            <w:pPr>
-              <w:spacing w:line="240" w:lineRule="auto" w:before="0" w:after="0"/>
-              <w:ind w:firstLine="0"/>
-              <w:jc w:val="center"/>
-            </w:pPr>
-            <w:r/>
-            <w:r>
-              <w:rPr>
-                <w:rFonts w:ascii="Times New Roman" w:hAnsi="Times New Roman" w:eastAsia="Times New Roman"/>
-                <w:b w:val="0"/>
-                <w:i w:val="0"/>
-                <w:sz w:val="20"/>
-              </w:rPr>
-              <w:t>Обучающийся группы №</w:t>
-            </w:r>
-          </w:p>
-        </w:tc>
-        <w:tc>
-          <w:tcPr>
-            <w:tcW w:type="dxa" w:w="2948"/>
-            <w:tcBorders>
-              <w:top w:val="nil"/>
-              <w:left w:val="nil"/>
-              <w:bottom w:val="single" w:sz="6" w:space="0" w:color="000000"/>
-              <w:right w:val="nil"/>
-              <w:insideH w:val="nil"/>
-              <w:insideV w:val="nil"/>
-            </w:tcBorders>
-            <w:tcMar>
-              <w:top w:w="0" w:type="dxa"/>
-              <w:left w:w="0" w:type="dxa"/>
-              <w:bottom w:w="0" w:type="dxa"/>
-              <w:right w:w="0" w:type="dxa"/>
-            </w:tcMar>
-            <w:vAlign w:val="center"/>
-          </w:tcPr>
-          <w:p>
-            <w:pPr>
-              <w:spacing w:line="240" w:lineRule="auto" w:before="0" w:after="0"/>
-              <w:ind w:firstLine="0"/>
-              <w:jc w:val="center"/>
-            </w:pPr>
-            <w:r/>
-            <w:r>
-              <w:rPr>
-                <w:rFonts w:ascii="Times New Roman" w:hAnsi="Times New Roman" w:eastAsia="Times New Roman"/>
-                <w:b w:val="0"/>
-                <w:i w:val="0"/>
-                <w:sz w:val="20"/>
-              </w:rPr>
-              <w:t>4131з</w:t>
-            </w:r>
-          </w:p>
-        </w:tc>
-        <w:tc>
-          <w:tcPr>
-            <w:tcW w:type="dxa" w:w="2948"/>
-            <w:tcBorders>
-              <w:top w:val="nil"/>
-              <w:left w:val="nil"/>
-              <w:bottom w:val="single" w:sz="6" w:space="0" w:color="000000"/>
-              <w:right w:val="nil"/>
-              <w:insideH w:val="nil"/>
-              <w:insideV w:val="nil"/>
-            </w:tcBorders>
-            <w:tcMar>
-              <w:top w:w="0" w:type="dxa"/>
-              <w:left w:w="0" w:type="dxa"/>
-              <w:bottom w:w="0" w:type="dxa"/>
-              <w:right w:w="0" w:type="dxa"/>
-            </w:tcMar>
-            <w:vAlign w:val="center"/>
-          </w:tcPr>
-          <w:p>
-            <w:pPr>
-              <w:spacing w:line="240" w:lineRule="auto" w:before="0" w:after="0"/>
-              <w:ind w:firstLine="0"/>
-              <w:jc w:val="center"/>
-            </w:pPr>
-            <w:r/>
-            <w:r>
-              <w:rPr>
-                <w:rFonts w:ascii="Times New Roman" w:hAnsi="Times New Roman" w:eastAsia="Times New Roman"/>
-                <w:b w:val="0"/>
-                <w:i w:val="0"/>
-                <w:sz w:val="20"/>
-              </w:rPr>
-              <w:t>____________________</w:t>
-            </w:r>
-          </w:p>
-        </w:tc>
-      </w:tr>
-      <w:tr>
-        <w:tc>
-          <w:tcPr>
-            <w:tcW w:type="dxa" w:w="2948"/>
-            <w:tcBorders>
-              <w:top w:val="nil"/>
-              <w:left w:val="nil"/>
-              <w:bottom w:val="nil"/>
-              <w:right w:val="nil"/>
-              <w:insideH w:val="nil"/>
-              <w:insideV w:val="nil"/>
-            </w:tcBorders>
-            <w:tcMar>
-              <w:top w:w="0" w:type="dxa"/>
-              <w:left w:w="0" w:type="dxa"/>
-              <w:bottom w:w="0" w:type="dxa"/>
-              <w:right w:w="0" w:type="dxa"/>
-            </w:tcMar>
-            <w:vAlign w:val="center"/>
-          </w:tcPr>
-          <w:p>
-            <w:pPr>
-              <w:spacing w:line="240" w:lineRule="auto" w:before="0" w:after="0"/>
-              <w:ind w:firstLine="0"/>
-              <w:jc w:val="center"/>
-            </w:pPr>
-            <w:r/>
-          </w:p>
-        </w:tc>
-        <w:tc>
-          <w:tcPr>
-            <w:tcW w:type="dxa" w:w="2948"/>
-            <w:tcBorders>
-              <w:top w:val="nil"/>
-              <w:left w:val="nil"/>
-              <w:bottom w:val="nil"/>
-              <w:right w:val="nil"/>
-              <w:insideH w:val="nil"/>
-              <w:insideV w:val="nil"/>
-            </w:tcBorders>
-            <w:tcMar>
-              <w:top w:w="0" w:type="dxa"/>
-              <w:left w:w="0" w:type="dxa"/>
-              <w:bottom w:w="0" w:type="dxa"/>
-              <w:right w:w="0" w:type="dxa"/>
-            </w:tcMar>
-            <w:vAlign w:val="center"/>
-          </w:tcPr>
-          <w:p>
-            <w:pPr>
-              <w:spacing w:line="240" w:lineRule="auto" w:before="0" w:after="0"/>
-              <w:ind w:firstLine="0"/>
-              <w:jc w:val="center"/>
-            </w:pPr>
-            <w:r/>
-            <w:r>
-              <w:rPr>
-                <w:rFonts w:ascii="Times New Roman" w:hAnsi="Times New Roman" w:eastAsia="Times New Roman"/>
-                <w:b w:val="0"/>
-                <w:i w:val="0"/>
-                <w:sz w:val="14"/>
-              </w:rPr>
-              <w:t>номер</w:t>
-            </w:r>
-          </w:p>
-        </w:tc>
-        <w:tc>
-          <w:tcPr>
-            <w:tcW w:type="dxa" w:w="2948"/>
-            <w:tcBorders>
-              <w:top w:val="nil"/>
-              <w:left w:val="nil"/>
-              <w:bottom w:val="nil"/>
-              <w:right w:val="nil"/>
-              <w:insideH w:val="nil"/>
-              <w:insideV w:val="nil"/>
-            </w:tcBorders>
-            <w:tcMar>
-              <w:top w:w="0" w:type="dxa"/>
-              <w:left w:w="0" w:type="dxa"/>
-              <w:bottom w:w="0" w:type="dxa"/>
-              <w:right w:w="0" w:type="dxa"/>
-            </w:tcMar>
-            <w:vAlign w:val="center"/>
-          </w:tcPr>
-          <w:p>
-            <w:pPr>
-              <w:spacing w:line="240" w:lineRule="auto" w:before="0" w:after="0"/>
-              <w:ind w:firstLine="0"/>
-              <w:jc w:val="center"/>
-            </w:pPr>
-            <w:r/>
-            <w:r>
-              <w:rPr>
-                <w:rFonts w:ascii="Times New Roman" w:hAnsi="Times New Roman" w:eastAsia="Times New Roman"/>
-                <w:b w:val="0"/>
-                <w:i w:val="0"/>
-                <w:sz w:val="14"/>
-              </w:rPr>
-              <w:t>подпись, дата</w:t>
-            </w:r>
-          </w:p>
-        </w:tc>
-      </w:tr>
-    </w:tbl>
-    <w:tbl>
-      <w:tblPr>
-        <w:tblW w:type="auto" w:w="0"/>
-        <w:tblLook w:firstColumn="1" w:firstRow="1" w:lastColumn="0" w:lastRow="0" w:noHBand="0" w:noVBand="1" w:val="04A0"/>
-      </w:tblPr>
-      <w:tblGrid>
-        <w:gridCol w:w="3230"/>
-        <w:gridCol w:w="3230"/>
-        <w:gridCol w:w="3230"/>
-      </w:tblGrid>
-      <w:tr>
-        <w:tc>
-          <w:tcPr>
-            <w:tcW w:type="dxa" w:w="2835"/>
-            <w:tcBorders>
-              <w:top w:val="nil"/>
-              <w:left w:val="nil"/>
-              <w:bottom w:val="nil"/>
-              <w:right w:val="nil"/>
-              <w:insideH w:val="nil"/>
-              <w:insideV w:val="nil"/>
-            </w:tcBorders>
-            <w:tcMar>
-              <w:top w:w="0" w:type="dxa"/>
-              <w:left w:w="0" w:type="dxa"/>
-              <w:bottom w:w="0" w:type="dxa"/>
-              <w:right w:w="0" w:type="dxa"/>
-            </w:tcMar>
-            <w:vAlign w:val="center"/>
-          </w:tcPr>
-          <w:p>
-            <w:pPr>
-              <w:spacing w:line="240" w:lineRule="auto" w:before="0" w:after="0"/>
-              <w:ind w:firstLine="0"/>
-              <w:jc w:val="center"/>
-            </w:pPr>
-            <w:r/>
-          </w:p>
-        </w:tc>
-        <w:tc>
-          <w:tcPr>
-            <w:tcW w:type="dxa" w:w="2835"/>
-            <w:tcBorders>
-              <w:top w:val="nil"/>
-              <w:left w:val="nil"/>
-              <w:bottom w:val="nil"/>
-              <w:right w:val="nil"/>
-              <w:insideH w:val="nil"/>
-              <w:insideV w:val="nil"/>
-            </w:tcBorders>
-            <w:tcMar>
-              <w:top w:w="0" w:type="dxa"/>
-              <w:left w:w="0" w:type="dxa"/>
-              <w:bottom w:w="0" w:type="dxa"/>
-              <w:right w:w="0" w:type="dxa"/>
-            </w:tcMar>
-            <w:vAlign w:val="center"/>
-          </w:tcPr>
-          <w:p>
-            <w:pPr>
-              <w:spacing w:line="240" w:lineRule="auto" w:before="0" w:after="0"/>
-              <w:ind w:firstLine="0"/>
-              <w:jc w:val="center"/>
-            </w:pPr>
-            <w:r/>
-          </w:p>
-        </w:tc>
-        <w:tc>
-          <w:tcPr>
-            <w:tcW w:type="dxa" w:w="2835"/>
-            <w:tcBorders>
-              <w:top w:val="nil"/>
-              <w:left w:val="nil"/>
-              <w:bottom w:val="nil"/>
-              <w:right w:val="nil"/>
-              <w:insideH w:val="nil"/>
-              <w:insideV w:val="nil"/>
-            </w:tcBorders>
-            <w:tcMar>
-              <w:top w:w="0" w:type="dxa"/>
-              <w:left w:w="0" w:type="dxa"/>
-              <w:bottom w:w="0" w:type="dxa"/>
-              <w:right w:w="0" w:type="dxa"/>
-            </w:tcMar>
-            <w:vAlign w:val="center"/>
-          </w:tcPr>
-          <w:p>
-            <w:pPr>
-              <w:spacing w:line="240" w:lineRule="auto" w:before="0" w:after="0"/>
-              <w:ind w:firstLine="0"/>
-              <w:jc w:val="center"/>
-            </w:pPr>
-            <w:r/>
-            <w:r>
-              <w:rPr>
-                <w:rFonts w:ascii="Times New Roman" w:hAnsi="Times New Roman" w:eastAsia="Times New Roman"/>
-                <w:b w:val="0"/>
-                <w:i w:val="0"/>
-                <w:sz w:val="14"/>
-              </w:rPr>
-              <w:t>инициалы, фамилия</w:t>
-            </w:r>
-          </w:p>
-        </w:tc>
-      </w:tr>
-      <w:tr>
-        <w:tc>
-          <w:tcPr>
-            <w:tcW w:type="dxa" w:w="2835"/>
-            <w:tcBorders>
-              <w:top w:val="nil"/>
-              <w:left w:val="nil"/>
-              <w:bottom w:val="nil"/>
-              <w:right w:val="nil"/>
-              <w:insideH w:val="nil"/>
-              <w:insideV w:val="nil"/>
-            </w:tcBorders>
-            <w:tcMar>
-              <w:top w:w="0" w:type="dxa"/>
-              <w:left w:w="0" w:type="dxa"/>
-              <w:bottom w:w="0" w:type="dxa"/>
-              <w:right w:w="0" w:type="dxa"/>
-            </w:tcMar>
-            <w:vAlign w:val="center"/>
-          </w:tcPr>
-          <w:p>
-            <w:pPr>
-              <w:spacing w:line="240" w:lineRule="auto" w:before="0" w:after="0"/>
-              <w:ind w:firstLine="0"/>
-              <w:jc w:val="center"/>
-            </w:pPr>
-            <w:r/>
-          </w:p>
-        </w:tc>
-        <w:tc>
-          <w:tcPr>
-            <w:tcW w:type="dxa" w:w="2835"/>
-            <w:tcBorders>
-              <w:top w:val="nil"/>
-              <w:left w:val="nil"/>
-              <w:bottom w:val="nil"/>
-              <w:right w:val="nil"/>
-              <w:insideH w:val="nil"/>
-              <w:insideV w:val="nil"/>
-            </w:tcBorders>
-            <w:tcMar>
-              <w:top w:w="0" w:type="dxa"/>
-              <w:left w:w="0" w:type="dxa"/>
-              <w:bottom w:w="0" w:type="dxa"/>
-              <w:right w:w="0" w:type="dxa"/>
-            </w:tcMar>
-            <w:vAlign w:val="center"/>
-          </w:tcPr>
-          <w:p>
-            <w:pPr>
-              <w:spacing w:line="240" w:lineRule="auto" w:before="0" w:after="0"/>
-              <w:ind w:firstLine="0"/>
-              <w:jc w:val="center"/>
-            </w:pPr>
-            <w:r/>
-          </w:p>
-        </w:tc>
-        <w:tc>
-          <w:tcPr>
-            <w:tcW w:type="dxa" w:w="2835"/>
-            <w:tcBorders>
-              <w:top w:val="nil"/>
-              <w:left w:val="nil"/>
-              <w:bottom w:val="single" w:sz="6" w:space="0" w:color="000000"/>
-              <w:right w:val="nil"/>
-              <w:insideH w:val="nil"/>
-              <w:insideV w:val="nil"/>
-            </w:tcBorders>
-            <w:tcMar>
-              <w:top w:w="0" w:type="dxa"/>
-              <w:left w:w="0" w:type="dxa"/>
-              <w:bottom w:w="0" w:type="dxa"/>
-              <w:right w:w="0" w:type="dxa"/>
-            </w:tcMar>
-            <w:vAlign w:val="center"/>
-          </w:tcPr>
-          <w:p>
-            <w:pPr>
-              <w:spacing w:line="240" w:lineRule="auto" w:before="0" w:after="0"/>
-              <w:ind w:firstLine="0"/>
-              <w:jc w:val="center"/>
-            </w:pPr>
-            <w:r/>
-            <w:r>
-              <w:rPr>
-                <w:rFonts w:ascii="Times New Roman" w:hAnsi="Times New Roman" w:eastAsia="Times New Roman"/>
-                <w:b w:val="0"/>
-                <w:i w:val="0"/>
-                <w:sz w:val="20"/>
-              </w:rPr>
-              <w:t>А.С. Зайцев</w:t>
-            </w:r>
-          </w:p>
-        </w:tc>
-      </w:tr>
-    </w:tbl>
-    <w:p>
-      <w:pPr>
-        <w:spacing w:line="240" w:lineRule="auto" w:before="0" w:after="400"/>
-        <w:ind w:firstLine="0"/>
-      </w:pPr>
-    </w:p>
-    <w:p>
-      <w:pPr>
-        <w:spacing w:line="276" w:lineRule="auto" w:after="0"/>
-        <w:ind w:firstLine="0"/>
-        <w:jc w:val="center"/>
-      </w:pPr>
-      <w:r>
-        <w:rPr>
-          <w:rFonts w:ascii="Times New Roman" w:hAnsi="Times New Roman" w:eastAsia="Times New Roman"/>
-          <w:b w:val="0"/>
-          <w:i w:val="0"/>
-          <w:sz w:val="20"/>
-        </w:rPr>
-        <w:t>Санкт–Петербург 2026</w:t>
-      </w:r>
-    </w:p>
-    <w:p>
-      <w:r>
-        <w:br w:type="page"/>
-      </w:r>
-    </w:p>
-    <w:p>
-      <w:pPr>
-        <w:sectPr>
-          <w:footerReference w:type="default" r:id="rId9"/>
-          <w:pgSz w:w="12240" w:h="15840"/>
-          <w:pgMar w:top="1134" w:right="850" w:bottom="1134" w:left="1701" w:header="720" w:footer="720" w:gutter="0"/>
-          <w:cols w:space="720"/>
-          <w:docGrid w:linePitch="360"/>
-        </w:sectPr>
-      </w:pPr>
-    </w:p>
     <w:p>
       <w:pPr>
         <w:pStyle w:val="Heading1"/>
@@ -2876,7 +828,7 @@
         </w:rPr>
         <w:t>ПРИЛОЖЕНИЕ А</w:t>
         <w:tab/>
-        <w:t>35</w:t>
+        <w:t>34</w:t>
       </w:r>
     </w:p>
     <w:p>
@@ -2887,7 +839,7 @@
     <w:p>
       <w:pPr>
         <w:sectPr>
-          <w:footerReference w:type="default" r:id="rId10"/>
+          <w:footerReference w:type="default" r:id="rId9"/>
           <w:pgSz w:w="12240" w:h="15840"/>
           <w:pgMar w:top="1134" w:right="850" w:bottom="1134" w:left="1701" w:header="720" w:footer="720" w:gutter="0"/>
           <w:cols w:space="720"/>
@@ -5948,6 +3900,172 @@
                     <pic:cNvPicPr/>
                   </pic:nvPicPr>
                   <pic:blipFill>
+                    <a:blip r:embed="rId11"/>
+                    <a:stretch>
+                      <a:fillRect/>
+                    </a:stretch>
+                  </pic:blipFill>
+                  <pic:spPr>
+                    <a:xfrm>
+                      <a:off x="0" y="0"/>
+                      <a:ext cx="5580000" cy="3138750"/>
+                    </a:xfrm>
+                    <a:prstGeom prst="rect"/>
+                  </pic:spPr>
+                </pic:pic>
+              </a:graphicData>
+            </a:graphic>
+          </wp:inline>
+        </w:drawing>
+      </w:r>
+    </w:p>
+    <w:p>
+      <w:pPr>
+        <w:spacing w:after="120"/>
+        <w:ind w:firstLine="0"/>
+        <w:jc w:val="center"/>
+      </w:pPr>
+      <w:r>
+        <w:rPr>
+          <w:rFonts w:ascii="Times New Roman" w:hAnsi="Times New Roman" w:eastAsia="Times New Roman"/>
+          <w:b w:val="0"/>
+          <w:i/>
+          <w:sz w:val="24"/>
+        </w:rPr>
+        <w:t>Рисунок 1 — Исходная single-node архитектура real-time контура</w:t>
+      </w:r>
+    </w:p>
+    <w:p>
+      <w:pPr>
+        <w:spacing w:line="360" w:lineRule="auto"/>
+        <w:ind w:firstLine="709"/>
+        <w:jc w:val="both"/>
+      </w:pPr>
+      <w:r>
+        <w:rPr>
+          <w:rFonts w:ascii="Times New Roman" w:hAnsi="Times New Roman" w:eastAsia="Times New Roman"/>
+          <w:b w:val="0"/>
+          <w:i w:val="0"/>
+          <w:sz w:val="28"/>
+        </w:rPr>
+        <w:t xml:space="preserve">Недостаток этой архитектуры состоит в том, что она не показывает, как система должна вести себя при нескольких экземплярах </w:t>
+      </w:r>
+      <w:r>
+        <w:rPr>
+          <w:rFonts w:ascii="Courier New" w:hAnsi="Courier New" w:eastAsia="Courier New"/>
+          <w:b w:val="0"/>
+          <w:i w:val="0"/>
+          <w:sz w:val="28"/>
+        </w:rPr>
+        <w:t>app-api</w:t>
+      </w:r>
+      <w:r>
+        <w:rPr>
+          <w:rFonts w:ascii="Times New Roman" w:hAnsi="Times New Roman" w:eastAsia="Times New Roman"/>
+          <w:b w:val="0"/>
+          <w:i w:val="0"/>
+          <w:sz w:val="28"/>
+        </w:rPr>
+        <w:t>. Если просто добавить второй экземпляр без backplane, каждый процесс будет иметь собственное локальное состояние соединений [3].</w:t>
+      </w:r>
+    </w:p>
+    <w:p>
+      <w:pPr>
+        <w:pStyle w:val="Heading2"/>
+      </w:pPr>
+      <w:r>
+        <w:t>3.2 Целевая архитектура</w:t>
+      </w:r>
+    </w:p>
+    <w:p>
+      <w:pPr>
+        <w:spacing w:line="360" w:lineRule="auto"/>
+        <w:ind w:firstLine="709"/>
+        <w:jc w:val="both"/>
+      </w:pPr>
+      <w:r>
+        <w:rPr>
+          <w:rFonts w:ascii="Times New Roman" w:hAnsi="Times New Roman" w:eastAsia="Times New Roman"/>
+          <w:b w:val="0"/>
+          <w:i w:val="0"/>
+          <w:sz w:val="28"/>
+        </w:rPr>
+        <w:t xml:space="preserve">В целевой архитектуре перед backend-сервисами находится nginx, а приложение запускается в двух экземплярах: </w:t>
+      </w:r>
+      <w:r>
+        <w:rPr>
+          <w:rFonts w:ascii="Courier New" w:hAnsi="Courier New" w:eastAsia="Courier New"/>
+          <w:b w:val="0"/>
+          <w:i w:val="0"/>
+          <w:sz w:val="28"/>
+        </w:rPr>
+        <w:t>app-api-1</w:t>
+      </w:r>
+      <w:r>
+        <w:rPr>
+          <w:rFonts w:ascii="Times New Roman" w:hAnsi="Times New Roman" w:eastAsia="Times New Roman"/>
+          <w:b w:val="0"/>
+          <w:i w:val="0"/>
+          <w:sz w:val="28"/>
+        </w:rPr>
+        <w:t xml:space="preserve"> и </w:t>
+      </w:r>
+      <w:r>
+        <w:rPr>
+          <w:rFonts w:ascii="Courier New" w:hAnsi="Courier New" w:eastAsia="Courier New"/>
+          <w:b w:val="0"/>
+          <w:i w:val="0"/>
+          <w:sz w:val="28"/>
+        </w:rPr>
+        <w:t>app-api-2</w:t>
+      </w:r>
+      <w:r>
+        <w:rPr>
+          <w:rFonts w:ascii="Times New Roman" w:hAnsi="Times New Roman" w:eastAsia="Times New Roman"/>
+          <w:b w:val="0"/>
+          <w:i w:val="0"/>
+          <w:sz w:val="28"/>
+        </w:rPr>
+        <w:t>. Оба экземпляра подключены к общей базе данных PostgreSQL [17] и к Redis. SignalR использует Redis backplane для межузловой доставки событий [4], [10], [14].</w:t>
+      </w:r>
+    </w:p>
+    <w:p>
+      <w:pPr>
+        <w:spacing w:line="360" w:lineRule="auto"/>
+        <w:ind w:firstLine="709"/>
+        <w:jc w:val="both"/>
+      </w:pPr>
+      <w:r>
+        <w:rPr>
+          <w:rFonts w:ascii="Times New Roman" w:hAnsi="Times New Roman" w:eastAsia="Times New Roman"/>
+          <w:b w:val="0"/>
+          <w:i w:val="0"/>
+          <w:sz w:val="28"/>
+        </w:rPr>
+        <w:t>Схема целевой архитектуры представлена на рисунке 2.</w:t>
+      </w:r>
+    </w:p>
+    <w:p>
+      <w:pPr>
+        <w:ind w:firstLine="0"/>
+        <w:jc w:val="center"/>
+      </w:pPr>
+      <w:r>
+        <w:drawing>
+          <wp:inline xmlns:a="http://schemas.openxmlformats.org/drawingml/2006/main" xmlns:pic="http://schemas.openxmlformats.org/drawingml/2006/picture">
+            <wp:extent cx="5580000" cy="3138750"/>
+            <wp:docPr id="2" name="Picture 2"/>
+            <wp:cNvGraphicFramePr>
+              <a:graphicFrameLocks noChangeAspect="1"/>
+            </wp:cNvGraphicFramePr>
+            <a:graphic>
+              <a:graphicData uri="http://schemas.openxmlformats.org/drawingml/2006/picture">
+                <pic:pic>
+                  <pic:nvPicPr>
+                    <pic:cNvPr id="0" name="figure-2-scaleout.png"/>
+                    <pic:cNvPicPr/>
+                  </pic:nvPicPr>
+                  <pic:blipFill>
                     <a:blip r:embed="rId12"/>
                     <a:stretch>
                       <a:fillRect/>
@@ -5980,172 +4098,6 @@
           <w:i/>
           <w:sz w:val="24"/>
         </w:rPr>
-        <w:t>Рисунок 1 — Исходная single-node архитектура real-time контура</w:t>
-      </w:r>
-    </w:p>
-    <w:p>
-      <w:pPr>
-        <w:spacing w:line="360" w:lineRule="auto"/>
-        <w:ind w:firstLine="709"/>
-        <w:jc w:val="both"/>
-      </w:pPr>
-      <w:r>
-        <w:rPr>
-          <w:rFonts w:ascii="Times New Roman" w:hAnsi="Times New Roman" w:eastAsia="Times New Roman"/>
-          <w:b w:val="0"/>
-          <w:i w:val="0"/>
-          <w:sz w:val="28"/>
-        </w:rPr>
-        <w:t xml:space="preserve">Недостаток этой архитектуры состоит в том, что она не показывает, как система должна вести себя при нескольких экземплярах </w:t>
-      </w:r>
-      <w:r>
-        <w:rPr>
-          <w:rFonts w:ascii="Courier New" w:hAnsi="Courier New" w:eastAsia="Courier New"/>
-          <w:b w:val="0"/>
-          <w:i w:val="0"/>
-          <w:sz w:val="28"/>
-        </w:rPr>
-        <w:t>app-api</w:t>
-      </w:r>
-      <w:r>
-        <w:rPr>
-          <w:rFonts w:ascii="Times New Roman" w:hAnsi="Times New Roman" w:eastAsia="Times New Roman"/>
-          <w:b w:val="0"/>
-          <w:i w:val="0"/>
-          <w:sz w:val="28"/>
-        </w:rPr>
-        <w:t>. Если просто добавить второй экземпляр без backplane, каждый процесс будет иметь собственное локальное состояние соединений [3].</w:t>
-      </w:r>
-    </w:p>
-    <w:p>
-      <w:pPr>
-        <w:pStyle w:val="Heading2"/>
-      </w:pPr>
-      <w:r>
-        <w:t>3.2 Целевая архитектура</w:t>
-      </w:r>
-    </w:p>
-    <w:p>
-      <w:pPr>
-        <w:spacing w:line="360" w:lineRule="auto"/>
-        <w:ind w:firstLine="709"/>
-        <w:jc w:val="both"/>
-      </w:pPr>
-      <w:r>
-        <w:rPr>
-          <w:rFonts w:ascii="Times New Roman" w:hAnsi="Times New Roman" w:eastAsia="Times New Roman"/>
-          <w:b w:val="0"/>
-          <w:i w:val="0"/>
-          <w:sz w:val="28"/>
-        </w:rPr>
-        <w:t xml:space="preserve">В целевой архитектуре перед backend-сервисами находится nginx, а приложение запускается в двух экземплярах: </w:t>
-      </w:r>
-      <w:r>
-        <w:rPr>
-          <w:rFonts w:ascii="Courier New" w:hAnsi="Courier New" w:eastAsia="Courier New"/>
-          <w:b w:val="0"/>
-          <w:i w:val="0"/>
-          <w:sz w:val="28"/>
-        </w:rPr>
-        <w:t>app-api-1</w:t>
-      </w:r>
-      <w:r>
-        <w:rPr>
-          <w:rFonts w:ascii="Times New Roman" w:hAnsi="Times New Roman" w:eastAsia="Times New Roman"/>
-          <w:b w:val="0"/>
-          <w:i w:val="0"/>
-          <w:sz w:val="28"/>
-        </w:rPr>
-        <w:t xml:space="preserve"> и </w:t>
-      </w:r>
-      <w:r>
-        <w:rPr>
-          <w:rFonts w:ascii="Courier New" w:hAnsi="Courier New" w:eastAsia="Courier New"/>
-          <w:b w:val="0"/>
-          <w:i w:val="0"/>
-          <w:sz w:val="28"/>
-        </w:rPr>
-        <w:t>app-api-2</w:t>
-      </w:r>
-      <w:r>
-        <w:rPr>
-          <w:rFonts w:ascii="Times New Roman" w:hAnsi="Times New Roman" w:eastAsia="Times New Roman"/>
-          <w:b w:val="0"/>
-          <w:i w:val="0"/>
-          <w:sz w:val="28"/>
-        </w:rPr>
-        <w:t>. Оба экземпляра подключены к общей базе данных PostgreSQL [17] и к Redis. SignalR использует Redis backplane для межузловой доставки событий [4], [10], [14].</w:t>
-      </w:r>
-    </w:p>
-    <w:p>
-      <w:pPr>
-        <w:spacing w:line="360" w:lineRule="auto"/>
-        <w:ind w:firstLine="709"/>
-        <w:jc w:val="both"/>
-      </w:pPr>
-      <w:r>
-        <w:rPr>
-          <w:rFonts w:ascii="Times New Roman" w:hAnsi="Times New Roman" w:eastAsia="Times New Roman"/>
-          <w:b w:val="0"/>
-          <w:i w:val="0"/>
-          <w:sz w:val="28"/>
-        </w:rPr>
-        <w:t>Схема целевой архитектуры представлена на рисунке 2.</w:t>
-      </w:r>
-    </w:p>
-    <w:p>
-      <w:pPr>
-        <w:ind w:firstLine="0"/>
-        <w:jc w:val="center"/>
-      </w:pPr>
-      <w:r>
-        <w:drawing>
-          <wp:inline xmlns:a="http://schemas.openxmlformats.org/drawingml/2006/main" xmlns:pic="http://schemas.openxmlformats.org/drawingml/2006/picture">
-            <wp:extent cx="5580000" cy="3138750"/>
-            <wp:docPr id="2" name="Picture 2"/>
-            <wp:cNvGraphicFramePr>
-              <a:graphicFrameLocks noChangeAspect="1"/>
-            </wp:cNvGraphicFramePr>
-            <a:graphic>
-              <a:graphicData uri="http://schemas.openxmlformats.org/drawingml/2006/picture">
-                <pic:pic>
-                  <pic:nvPicPr>
-                    <pic:cNvPr id="0" name="figure-2-scaleout.png"/>
-                    <pic:cNvPicPr/>
-                  </pic:nvPicPr>
-                  <pic:blipFill>
-                    <a:blip r:embed="rId13"/>
-                    <a:stretch>
-                      <a:fillRect/>
-                    </a:stretch>
-                  </pic:blipFill>
-                  <pic:spPr>
-                    <a:xfrm>
-                      <a:off x="0" y="0"/>
-                      <a:ext cx="5580000" cy="3138750"/>
-                    </a:xfrm>
-                    <a:prstGeom prst="rect"/>
-                  </pic:spPr>
-                </pic:pic>
-              </a:graphicData>
-            </a:graphic>
-          </wp:inline>
-        </w:drawing>
-      </w:r>
-    </w:p>
-    <w:p>
-      <w:pPr>
-        <w:spacing w:after="120"/>
-        <w:ind w:firstLine="0"/>
-        <w:jc w:val="center"/>
-      </w:pPr>
-      <w:r>
-        <w:rPr>
-          <w:rFonts w:ascii="Times New Roman" w:hAnsi="Times New Roman" w:eastAsia="Times New Roman"/>
-          <w:b w:val="0"/>
-          <w:i/>
-          <w:sz w:val="24"/>
-        </w:rPr>
         <w:t>Рисунок 2 — Целевая multi-instance архитектура с Redis backplane</w:t>
       </w:r>
     </w:p>
@@ -6426,7 +4378,7 @@
                     <pic:cNvPicPr/>
                   </pic:nvPicPr>
                   <pic:blipFill>
-                    <a:blip r:embed="rId14"/>
+                    <a:blip r:embed="rId13"/>
                     <a:stretch>
                       <a:fillRect/>
                     </a:stretch>
@@ -11447,12 +9399,12 @@
       </w:r>
     </w:p>
     <w:sectPr>
-      <w:footerReference w:type="default" r:id="rId11"/>
+      <w:footerReference w:type="default" r:id="rId10"/>
       <w:pgSz w:w="12240" w:h="15840"/>
       <w:pgMar w:top="1134" w:right="850" w:bottom="1134" w:left="1701" w:header="720" w:footer="720" w:gutter="0"/>
       <w:cols w:space="720"/>
       <w:docGrid w:linePitch="360"/>
-      <w:pgNumType w:start="3"/>
+      <w:pgNumType w:start="4"/>
     </w:sectPr>
   </w:body>
 </w:document>
@@ -11469,16 +9421,6 @@
 </file>
 
 <file path=word/footer2.xml><?xml version="1.0" encoding="utf-8"?>
-<w:ftr xmlns:m="http://schemas.openxmlformats.org/officeDocument/2006/math" xmlns:mc="http://schemas.openxmlformats.org/markup-compatibility/2006" xmlns:mo="http://schemas.microsoft.com/office/mac/office/2008/main" xmlns:mv="urn:schemas-microsoft-com:mac:vml" xmlns:o="urn:schemas-microsoft-com:office:office" xmlns:r="http://schemas.openxmlformats.org/officeDocument/2006/relationships" xmlns:v="urn:schemas-microsoft-com:vml" xmlns:w10="urn:schemas-microsoft-com:office:word" xmlns:w14="http://schemas.microsoft.com/office/word/2010/wordml" xmlns:w="http://schemas.openxmlformats.org/wordprocessingml/2006/main" xmlns:wne="http://schemas.microsoft.com/office/word/2006/wordml" xmlns:wp14="http://schemas.microsoft.com/office/word/2010/wordprocessingDrawing" xmlns:wp="http://schemas.openxmlformats.org/drawingml/2006/wordprocessingDrawing" xmlns:wpc="http://schemas.microsoft.com/office/word/2010/wordprocessingCanvas" xmlns:wpg="http://schemas.microsoft.com/office/word/2010/wordprocessingGroup" xmlns:wpi="http://schemas.microsoft.com/office/word/2010/wordprocessingInk" xmlns:wps="http://schemas.microsoft.com/office/word/2010/wordprocessingShape" mc:Ignorable="w14 wp14">
-  <w:p>
-    <w:pPr>
-      <w:pStyle w:val="Footer"/>
-    </w:pPr>
-  </w:p>
-</w:ftr>
-</file>
-
-<file path=word/footer3.xml><?xml version="1.0" encoding="utf-8"?>
 <w:ftr xmlns:m="http://schemas.openxmlformats.org/officeDocument/2006/math" xmlns:mc="http://schemas.openxmlformats.org/markup-compatibility/2006" xmlns:mo="http://schemas.microsoft.com/office/mac/office/2008/main" xmlns:mv="urn:schemas-microsoft-com:mac:vml" xmlns:o="urn:schemas-microsoft-com:office:office" xmlns:r="http://schemas.openxmlformats.org/officeDocument/2006/relationships" xmlns:v="urn:schemas-microsoft-com:vml" xmlns:w10="urn:schemas-microsoft-com:office:word" xmlns:w14="http://schemas.microsoft.com/office/word/2010/wordml" xmlns:w="http://schemas.openxmlformats.org/wordprocessingml/2006/main" xmlns:wne="http://schemas.microsoft.com/office/word/2006/wordml" xmlns:wp14="http://schemas.microsoft.com/office/word/2010/wordprocessingDrawing" xmlns:wp="http://schemas.openxmlformats.org/drawingml/2006/wordprocessingDrawing" xmlns:wpc="http://schemas.microsoft.com/office/word/2010/wordprocessingCanvas" xmlns:wpg="http://schemas.microsoft.com/office/word/2010/wordprocessingGroup" xmlns:wpi="http://schemas.microsoft.com/office/word/2010/wordprocessingInk" xmlns:wps="http://schemas.microsoft.com/office/word/2010/wordprocessingShape" mc:Ignorable="w14 wp14">
   <w:p>
     <w:pPr>
